--- a/documents/3as_ge/modhakirat/modhakira_wahda7_3as_ge.docx
+++ b/documents/3as_ge/modhakirat/modhakira_wahda7_3as_ge.docx
@@ -1051,7 +1051,7 @@
               </w:rPr>
               <w:drawing>
                 <wp:inline>
-                  <wp:extent cx="2423160" cy="416052"/>
+                  <wp:extent cx="2772554" cy="179192"/>
                   <wp:docPr id="1" name="Picture 1"/>
                   <wp:cNvGraphicFramePr>
                     <a:graphicFrameLocks noChangeAspect="1"/>
@@ -1060,7 +1060,7 @@
                     <a:graphicData uri="http://schemas.openxmlformats.org/drawingml/2006/picture">
                       <pic:pic>
                         <pic:nvPicPr>
-                          <pic:cNvPr id="0" name="cba9130d1d758ef2.png"/>
+                          <pic:cNvPr id="0" name="e58fedb705a73969.png"/>
                           <pic:cNvPicPr/>
                         </pic:nvPicPr>
                         <pic:blipFill>
@@ -1072,7 +1072,7 @@
                         <pic:spPr>
                           <a:xfrm>
                             <a:off x="0" y="0"/>
-                            <a:ext cx="2423160" cy="416052"/>
+                            <a:ext cx="2772554" cy="179192"/>
                           </a:xfrm>
                           <a:prstGeom prst="rect"/>
                         </pic:spPr>
@@ -1331,7 +1331,7 @@
                     <a:graphicData uri="http://schemas.openxmlformats.org/drawingml/2006/picture">
                       <pic:pic>
                         <pic:nvPicPr>
-                          <pic:cNvPr id="0" name="d0e576360e2b7428.png"/>
+                          <pic:cNvPr id="0" name="0f95a5d246d31adf.png"/>
                           <pic:cNvPicPr/>
                         </pic:nvPicPr>
                         <pic:blipFill>
@@ -1920,6 +1920,57 @@
               <w:t xml:space="preserve">.</w:t>
             </w:r>
           </w:p>
+        </w:tc>
+        <w:tc>
+          <w:tcPr>
+            <w:shd w:val="clear" w:color="auto" w:fill="E4E7ED"/>
+          </w:tcPr>
+          <w:p>
+            <w:pPr>
+              <w:pStyle w:val="Compact"/>
+              <w:bidi/>
+              <w:jc w:val="left"/>
+            </w:pPr>
+            <w:r>
+              <w:rPr>
+                <w:rtl/>
+              </w:rPr>
+              <w:t xml:space="preserve"/>
+            </w:r>
+            <w:r>
+              <w:rPr>
+                <w:b/>
+                <w:bCs/>
+                <w:rtl/>
+              </w:rPr>
+              <w:t xml:space="preserve">بناء المعارف</w:t>
+            </w:r>
+          </w:p>
+        </w:tc>
+      </w:tr>
+      <w:tr>
+        <w:tc>
+          <w:tcPr/>
+          <w:p>
+            <w:pPr>
+              <w:pStyle w:val="Compact"/>
+              <w:bidi/>
+              <w:jc w:val="center"/>
+            </w:pPr>
+          </w:p>
+        </w:tc>
+        <w:tc>
+          <w:tcPr/>
+          <w:p>
+            <w:pPr>
+              <w:pStyle w:val="Compact"/>
+              <w:bidi/>
+              <w:jc w:val="center"/>
+            </w:pPr>
+          </w:p>
+        </w:tc>
+        <w:tc>
+          <w:tcPr/>
           <w:p>
             <w:pPr>
               <w:bidi/>
@@ -2015,7 +2066,7 @@
               </w:rPr>
               <w:drawing>
                 <wp:inline>
-                  <wp:extent cx="2318004" cy="416052"/>
+                  <wp:extent cx="2772554" cy="174967"/>
                   <wp:docPr id="3" name="Picture 3"/>
                   <wp:cNvGraphicFramePr>
                     <a:graphicFrameLocks noChangeAspect="1"/>
@@ -2024,7 +2075,7 @@
                     <a:graphicData uri="http://schemas.openxmlformats.org/drawingml/2006/picture">
                       <pic:pic>
                         <pic:nvPicPr>
-                          <pic:cNvPr id="0" name="8ba2e1f95733b9ef.png"/>
+                          <pic:cNvPr id="0" name="637a75abf36852f3.png"/>
                           <pic:cNvPicPr/>
                         </pic:nvPicPr>
                         <pic:blipFill>
@@ -2036,7 +2087,7 @@
                         <pic:spPr>
                           <a:xfrm>
                             <a:off x="0" y="0"/>
-                            <a:ext cx="2318004" cy="416052"/>
+                            <a:ext cx="2772554" cy="174967"/>
                           </a:xfrm>
                           <a:prstGeom prst="rect"/>
                         </pic:spPr>
@@ -2214,14 +2265,6 @@
               </w:rPr>
               <w:t xml:space="preserve"/>
             </w:r>
-            <w:r>
-              <w:rPr>
-                <w:b/>
-                <w:bCs/>
-                <w:rtl/>
-              </w:rPr>
-              <w:t xml:space="preserve">بناء المعارف</w:t>
-            </w:r>
           </w:p>
         </w:tc>
       </w:tr>
@@ -2250,6 +2293,7 @@
           <w:tcPr/>
           <w:p>
             <w:pPr>
+              <w:pStyle w:val="Compact"/>
               <w:bidi/>
               <w:jc w:val="left"/>
             </w:pPr>
@@ -2400,26 +2444,6 @@
               <w:t xml:space="preserve">(خطية الوسط الحسابي).</w:t>
             </w:r>
           </w:p>
-          <w:p>
-            <w:pPr>
-              <w:bidi/>
-              <w:jc w:val="left"/>
-            </w:pPr>
-            <w:r>
-              <w:rPr>
-                <w:b/>
-                <w:bCs/>
-                <w:rtl/>
-              </w:rPr>
-              <w:t xml:space="preserve">[حذار]</w:t>
-            </w:r>
-            <w:r>
-              <w:rPr>
-                <w:rtl/>
-              </w:rPr>
-              <w:t xml:space="preserve"> نختار وحدات ومبدأً مناسبين للمعلم حتى تظهر السحابة جيداً.</w:t>
-            </w:r>
-          </w:p>
         </w:tc>
         <w:tc>
           <w:tcPr>
@@ -2447,6 +2471,70 @@
             <w:pPr>
               <w:pStyle w:val="Compact"/>
               <w:bidi/>
+              <w:jc w:val="center"/>
+            </w:pPr>
+          </w:p>
+        </w:tc>
+        <w:tc>
+          <w:tcPr/>
+          <w:p>
+            <w:pPr>
+              <w:pStyle w:val="Compact"/>
+              <w:bidi/>
+              <w:jc w:val="center"/>
+            </w:pPr>
+          </w:p>
+        </w:tc>
+        <w:tc>
+          <w:tcPr/>
+          <w:p>
+            <w:pPr>
+              <w:pStyle w:val="Compact"/>
+              <w:bidi/>
+              <w:jc w:val="left"/>
+            </w:pPr>
+            <w:r>
+              <w:rPr>
+                <w:b/>
+                <w:bCs/>
+                <w:rtl/>
+              </w:rPr>
+              <w:t xml:space="preserve">[حذار]</w:t>
+            </w:r>
+            <w:r>
+              <w:rPr>
+                <w:rtl/>
+              </w:rPr>
+              <w:t xml:space="preserve"> نختار وحدات ومبدأً مناسبين للمعلم حتى تظهر السحابة جيداً.</w:t>
+            </w:r>
+          </w:p>
+        </w:tc>
+        <w:tc>
+          <w:tcPr>
+            <w:shd w:val="clear" w:color="auto" w:fill="E4E7ED"/>
+          </w:tcPr>
+          <w:p>
+            <w:pPr>
+              <w:pStyle w:val="Compact"/>
+              <w:bidi/>
+              <w:jc w:val="left"/>
+            </w:pPr>
+            <w:r>
+              <w:rPr>
+                <w:rtl/>
+              </w:rPr>
+              <w:t xml:space="preserve"/>
+            </w:r>
+          </w:p>
+        </w:tc>
+      </w:tr>
+      <w:tr>
+        <w:tc>
+          <w:tcPr/>
+          <w:p>
+            <w:pPr>
+              <w:pStyle w:val="Compact"/>
+              <w:bidi/>
               <w:jc w:val="left"/>
             </w:pPr>
             <w:r>
@@ -2570,7 +2658,7 @@
               </w:rPr>
               <w:drawing>
                 <wp:inline>
-                  <wp:extent cx="2318004" cy="416052"/>
+                  <wp:extent cx="2772554" cy="174967"/>
                   <wp:docPr id="4" name="Picture 4"/>
                   <wp:cNvGraphicFramePr>
                     <a:graphicFrameLocks noChangeAspect="1"/>
@@ -2579,7 +2667,7 @@
                     <a:graphicData uri="http://schemas.openxmlformats.org/drawingml/2006/picture">
                       <pic:pic>
                         <pic:nvPicPr>
-                          <pic:cNvPr id="0" name="7f95c1fceabff860.png"/>
+                          <pic:cNvPr id="0" name="45ebb454cda9c613.png"/>
                           <pic:cNvPicPr/>
                         </pic:nvPicPr>
                         <pic:blipFill>
@@ -2591,7 +2679,7 @@
                         <pic:spPr>
                           <a:xfrm>
                             <a:off x="0" y="0"/>
-                            <a:ext cx="2318004" cy="416052"/>
+                            <a:ext cx="2772554" cy="174967"/>
                           </a:xfrm>
                           <a:prstGeom prst="rect"/>
                         </pic:spPr>
@@ -2650,96 +2738,24 @@
               </w:rPr>
               <w:t xml:space="preserve"> </w:t>
             </w:r>
-            <m:oMath>
-              <m:acc>
-                <m:accPr>
-                  <m:chr m:val="‾"/>
-                </m:accPr>
-                <m:e>
-                  <m:r>
-                    <m:t>x</m:t>
-                  </m:r>
-                </m:e>
-              </m:acc>
-              <m:r>
-                <m:rPr>
-                  <m:sty m:val="p"/>
-                </m:rPr>
-                <m:t>=</m:t>
-              </m:r>
-              <m:r>
-                <m:t>3</m:t>
-              </m:r>
-              <m:r>
-                <m:rPr>
-                  <m:sty m:val="p"/>
-                </m:rPr>
-                <m:t>,</m:t>
-              </m:r>
-              <m:r>
-                <m:t>5</m:t>
-              </m:r>
-            </m:oMath>
-            <w:r>
-              <w:rPr>
-                <w:rtl/>
-              </w:rPr>
-              <w:t xml:space="preserve"> </w:t>
-            </w:r>
-            <w:r>
-              <w:rPr>
-                <w:rtl/>
-              </w:rPr>
-              <w:t xml:space="preserve">،</w:t>
-            </w:r>
-            <w:r>
-              <w:rPr>
-                <w:rtl/>
-              </w:rPr>
-              <w:t xml:space="preserve"> </w:t>
-            </w:r>
-            <m:oMath>
-              <m:acc>
-                <m:accPr>
-                  <m:chr m:val="‾"/>
-                </m:accPr>
-                <m:e>
-                  <m:r>
-                    <m:t>y</m:t>
-                  </m:r>
-                </m:e>
-              </m:acc>
-              <m:r>
-                <m:rPr>
-                  <m:sty m:val="p"/>
-                </m:rPr>
-                <m:t>=</m:t>
-              </m:r>
-              <m:f>
-                <m:fPr>
-                  <m:type m:val="bar"/>
-                </m:fPr>
-                <m:num>
-                  <m:r>
-                    <m:t>126</m:t>
-                  </m:r>
-                </m:num>
-                <m:den>
-                  <m:r>
-                    <m:t>6</m:t>
-                  </m:r>
-                </m:den>
-              </m:f>
-              <m:r>
-                <m:rPr>
-                  <m:sty m:val="p"/>
-                </m:rPr>
-                <m:t>=</m:t>
-              </m:r>
-              <m:r>
-                <m:t>21</m:t>
-              </m:r>
-            </m:oMath>
+            <w:r>
+              <w:rPr>
+                <w:rtl/>
+              </w:rPr>
+              <w:t xml:space="preserve">‎$\RR{\bar x=3{,}5}$</w:t>
+            </w:r>
+            <w:r>
+              <w:rPr>
+                <w:rtl/>
+              </w:rPr>
+              <w:t xml:space="preserve"> </w:t>
+            </w:r>
+            <w:r>
+              <w:rPr>
+                <w:rtl/>
+              </w:rPr>
+              <w:t xml:space="preserve">‎$\RR{\bar y=\dfrac{126}6=21}$</w:t>
+            </w:r>
             <w:r>
               <w:rPr>
                 <w:rtl/>
@@ -2752,42 +2768,12 @@
               </w:rPr>
               <w:t xml:space="preserve"> </w:t>
             </w:r>
-            <m:oMath>
-              <m:r>
-                <m:t>G</m:t>
-              </m:r>
-              <m:d>
-                <m:dPr>
-                  <m:begChr m:val="("/>
-                  <m:endChr m:val=")"/>
-                  <m:sepChr m:val=""/>
-                  <m:grow/>
-                </m:dPr>
-                <m:e>
-                  <m:r>
-                    <m:t>3</m:t>
-                  </m:r>
-                  <m:r>
-                    <m:rPr>
-                      <m:sty m:val="p"/>
-                    </m:rPr>
-                    <m:t>,</m:t>
-                  </m:r>
-                  <m:r>
-                    <m:t>5</m:t>
-                  </m:r>
-                  <m:r>
-                    <m:rPr>
-                      <m:sty m:val="p"/>
-                    </m:rPr>
-                    <m:t>;</m:t>
-                  </m:r>
-                  <m:r>
-                    <m:t>21</m:t>
-                  </m:r>
-                </m:e>
-              </m:d>
-            </m:oMath>
+            <w:r>
+              <w:rPr>
+                <w:rtl/>
+              </w:rPr>
+              <w:t xml:space="preserve">‎$\RR{G(3{,}5;21)}$</w:t>
+            </w:r>
             <w:r>
               <w:rPr>
                 <w:rtl/>
@@ -3895,6 +3881,7 @@
           <w:tcPr/>
           <w:p>
             <w:pPr>
+              <w:pStyle w:val="Compact"/>
               <w:bidi/>
               <w:jc w:val="left"/>
             </w:pPr>
@@ -4017,6 +4004,57 @@
               <w:t xml:space="preserve">.</w:t>
             </w:r>
           </w:p>
+        </w:tc>
+        <w:tc>
+          <w:tcPr>
+            <w:shd w:val="clear" w:color="auto" w:fill="E4E7ED"/>
+          </w:tcPr>
+          <w:p>
+            <w:pPr>
+              <w:pStyle w:val="Compact"/>
+              <w:bidi/>
+              <w:jc w:val="left"/>
+            </w:pPr>
+            <w:r>
+              <w:rPr>
+                <w:rtl/>
+              </w:rPr>
+              <w:t xml:space="preserve"/>
+            </w:r>
+            <w:r>
+              <w:rPr>
+                <w:b/>
+                <w:bCs/>
+                <w:rtl/>
+              </w:rPr>
+              <w:t xml:space="preserve">بناء المعارف</w:t>
+            </w:r>
+          </w:p>
+        </w:tc>
+      </w:tr>
+      <w:tr>
+        <w:tc>
+          <w:tcPr/>
+          <w:p>
+            <w:pPr>
+              <w:pStyle w:val="Compact"/>
+              <w:bidi/>
+              <w:jc w:val="center"/>
+            </w:pPr>
+          </w:p>
+        </w:tc>
+        <w:tc>
+          <w:tcPr/>
+          <w:p>
+            <w:pPr>
+              <w:pStyle w:val="Compact"/>
+              <w:bidi/>
+              <w:jc w:val="center"/>
+            </w:pPr>
+          </w:p>
+        </w:tc>
+        <w:tc>
+          <w:tcPr/>
           <w:p>
             <w:pPr>
               <w:bidi/>
@@ -4390,51 +4428,43 @@
               </w:rPr>
               <w:t xml:space="preserve"/>
             </w:r>
+          </w:p>
+        </w:tc>
+      </w:tr>
+      <w:tr>
+        <w:tc>
+          <w:tcPr/>
+          <w:p>
+            <w:pPr>
+              <w:pStyle w:val="Compact"/>
+              <w:bidi/>
+              <w:jc w:val="center"/>
+            </w:pPr>
+          </w:p>
+        </w:tc>
+        <w:tc>
+          <w:tcPr/>
+          <w:p>
+            <w:pPr>
+              <w:pStyle w:val="Compact"/>
+              <w:bidi/>
+              <w:jc w:val="center"/>
+            </w:pPr>
+          </w:p>
+        </w:tc>
+        <w:tc>
+          <w:tcPr/>
+          <w:p>
+            <w:pPr>
+              <w:bidi/>
+              <w:jc w:val="left"/>
+            </w:pPr>
             <w:r>
               <w:rPr>
                 <w:b/>
                 <w:bCs/>
                 <w:rtl/>
               </w:rPr>
-              <w:t xml:space="preserve">بناء المعارف</w:t>
-            </w:r>
-          </w:p>
-        </w:tc>
-      </w:tr>
-      <w:tr>
-        <w:tc>
-          <w:tcPr/>
-          <w:p>
-            <w:pPr>
-              <w:pStyle w:val="Compact"/>
-              <w:bidi/>
-              <w:jc w:val="center"/>
-            </w:pPr>
-          </w:p>
-        </w:tc>
-        <w:tc>
-          <w:tcPr/>
-          <w:p>
-            <w:pPr>
-              <w:pStyle w:val="Compact"/>
-              <w:bidi/>
-              <w:jc w:val="center"/>
-            </w:pPr>
-          </w:p>
-        </w:tc>
-        <w:tc>
-          <w:tcPr/>
-          <w:p>
-            <w:pPr>
-              <w:bidi/>
-              <w:jc w:val="left"/>
-            </w:pPr>
-            <w:r>
-              <w:rPr>
-                <w:b/>
-                <w:bCs/>
-                <w:rtl/>
-              </w:rPr>
               <w:t xml:space="preserve">[مثال]</w:t>
             </w:r>
             <w:r>
@@ -4455,7 +4485,7 @@
               </w:rPr>
               <w:drawing>
                 <wp:inline>
-                  <wp:extent cx="2772554" cy="653009"/>
+                  <wp:extent cx="2772554" cy="344166"/>
                   <wp:docPr id="5" name="Picture 5"/>
                   <wp:cNvGraphicFramePr>
                     <a:graphicFrameLocks noChangeAspect="1"/>
@@ -4464,7 +4494,7 @@
                     <a:graphicData uri="http://schemas.openxmlformats.org/drawingml/2006/picture">
                       <pic:pic>
                         <pic:nvPicPr>
-                          <pic:cNvPr id="0" name="f0e036a90dc34d20.png"/>
+                          <pic:cNvPr id="0" name="ac713861862989ea.png"/>
                           <pic:cNvPicPr/>
                         </pic:nvPicPr>
                         <pic:blipFill>
@@ -4476,7 +4506,7 @@
                         <pic:spPr>
                           <a:xfrm>
                             <a:off x="0" y="0"/>
-                            <a:ext cx="2772554" cy="653009"/>
+                            <a:ext cx="2772554" cy="344166"/>
                           </a:xfrm>
                           <a:prstGeom prst="rect"/>
                         </pic:spPr>
@@ -4679,7 +4709,7 @@
                     <a:graphicData uri="http://schemas.openxmlformats.org/drawingml/2006/picture">
                       <pic:pic>
                         <pic:nvPicPr>
-                          <pic:cNvPr id="0" name="131227e807504ed4.png"/>
+                          <pic:cNvPr id="0" name="4de6349e6c714361.png"/>
                           <pic:cNvPicPr/>
                         </pic:nvPicPr>
                         <pic:blipFill>
@@ -4702,8 +4732,52 @@
               </w:drawing>
             </w:r>
           </w:p>
-          <w:p>
-            <w:pPr>
+        </w:tc>
+        <w:tc>
+          <w:tcPr>
+            <w:shd w:val="clear" w:color="auto" w:fill="E4E7ED"/>
+          </w:tcPr>
+          <w:p>
+            <w:pPr>
+              <w:pStyle w:val="Compact"/>
+              <w:bidi/>
+              <w:jc w:val="left"/>
+            </w:pPr>
+            <w:r>
+              <w:rPr>
+                <w:rtl/>
+              </w:rPr>
+              <w:t xml:space="preserve"/>
+            </w:r>
+          </w:p>
+        </w:tc>
+      </w:tr>
+      <w:tr>
+        <w:tc>
+          <w:tcPr/>
+          <w:p>
+            <w:pPr>
+              <w:pStyle w:val="Compact"/>
+              <w:bidi/>
+              <w:jc w:val="center"/>
+            </w:pPr>
+          </w:p>
+        </w:tc>
+        <w:tc>
+          <w:tcPr/>
+          <w:p>
+            <w:pPr>
+              <w:pStyle w:val="Compact"/>
+              <w:bidi/>
+              <w:jc w:val="center"/>
+            </w:pPr>
+          </w:p>
+        </w:tc>
+        <w:tc>
+          <w:tcPr/>
+          <w:p>
+            <w:pPr>
+              <w:pStyle w:val="Compact"/>
               <w:bidi/>
               <w:jc w:val="left"/>
             </w:pPr>
@@ -4968,7 +5042,7 @@
               </w:rPr>
               <w:drawing>
                 <wp:inline>
-                  <wp:extent cx="2510028" cy="416052"/>
+                  <wp:extent cx="2772554" cy="174967"/>
                   <wp:docPr id="7" name="Picture 7"/>
                   <wp:cNvGraphicFramePr>
                     <a:graphicFrameLocks noChangeAspect="1"/>
@@ -4977,7 +5051,7 @@
                     <a:graphicData uri="http://schemas.openxmlformats.org/drawingml/2006/picture">
                       <pic:pic>
                         <pic:nvPicPr>
-                          <pic:cNvPr id="0" name="e81438e0cbf24571.png"/>
+                          <pic:cNvPr id="0" name="d179f72d7d33fa63.png"/>
                           <pic:cNvPicPr/>
                         </pic:nvPicPr>
                         <pic:blipFill>
@@ -4989,7 +5063,7 @@
                         <pic:spPr>
                           <a:xfrm>
                             <a:off x="0" y="0"/>
-                            <a:ext cx="2510028" cy="416052"/>
+                            <a:ext cx="2772554" cy="174967"/>
                           </a:xfrm>
                           <a:prstGeom prst="rect"/>
                         </pic:spPr>
@@ -5063,273 +5137,48 @@
               </w:rPr>
               <w:t xml:space="preserve"> </w:t>
             </w:r>
-            <m:oMath>
-              <m:acc>
-                <m:accPr>
-                  <m:chr m:val="‾"/>
-                </m:accPr>
-                <m:e>
-                  <m:r>
-                    <m:t>x</m:t>
-                  </m:r>
-                </m:e>
-              </m:acc>
-              <m:r>
-                <m:rPr>
-                  <m:sty m:val="p"/>
-                </m:rPr>
-                <m:t>=</m:t>
-              </m:r>
-              <m:r>
-                <m:t>3</m:t>
-              </m:r>
-              <m:r>
-                <m:rPr>
-                  <m:sty m:val="p"/>
-                </m:rPr>
-                <m:t>,</m:t>
-              </m:r>
-              <m:r>
-                <m:t>5</m:t>
-              </m:r>
-            </m:oMath>
-            <w:r>
-              <w:rPr>
-                <w:rtl/>
-              </w:rPr>
-              <w:t xml:space="preserve"> </w:t>
-            </w:r>
-            <w:r>
-              <w:rPr>
-                <w:rtl/>
-              </w:rPr>
-              <w:t xml:space="preserve">،</w:t>
-            </w:r>
-            <w:r>
-              <w:rPr>
-                <w:rtl/>
-              </w:rPr>
-              <w:t xml:space="preserve"> </w:t>
-            </w:r>
-            <m:oMath>
-              <m:acc>
-                <m:accPr>
-                  <m:chr m:val="‾"/>
-                </m:accPr>
-                <m:e>
-                  <m:r>
-                    <m:t>y</m:t>
-                  </m:r>
-                </m:e>
-              </m:acc>
-              <m:r>
-                <m:rPr>
-                  <m:sty m:val="p"/>
-                </m:rPr>
-                <m:t>=</m:t>
-              </m:r>
-              <m:r>
-                <m:t>3</m:t>
-              </m:r>
-              <m:r>
-                <m:rPr>
-                  <m:sty m:val="p"/>
-                </m:rPr>
-                <m:t>,</m:t>
-              </m:r>
-              <m:r>
-                <m:t>1</m:t>
-              </m:r>
-            </m:oMath>
-            <w:r>
-              <w:rPr>
-                <w:rtl/>
-              </w:rPr>
-              <w:t xml:space="preserve"> </w:t>
-            </w:r>
-            <w:r>
-              <w:rPr>
-                <w:rtl/>
-              </w:rPr>
-              <w:t xml:space="preserve">،</w:t>
-            </w:r>
-            <w:r>
-              <w:rPr>
-                <w:rtl/>
-              </w:rPr>
-              <w:t xml:space="preserve"> </w:t>
-            </w:r>
-            <m:oMath>
-              <m:f>
-                <m:fPr>
-                  <m:type m:val="bar"/>
-                </m:fPr>
-                <m:num>
-                  <m:r>
-                    <m:t>1</m:t>
-                  </m:r>
-                </m:num>
-                <m:den>
-                  <m:r>
-                    <m:t>6</m:t>
-                  </m:r>
-                </m:den>
-              </m:f>
-              <m:r>
-                <m:rPr>
-                  <m:sty m:val="p"/>
-                </m:rPr>
-                <m:t>∑</m:t>
-              </m:r>
-              <m:sSub>
-                <m:e>
-                  <m:r>
-                    <m:t>x</m:t>
-                  </m:r>
-                </m:e>
-                <m:sub>
-                  <m:r>
-                    <m:t>i</m:t>
-                  </m:r>
-                </m:sub>
-              </m:sSub>
-              <m:sSub>
-                <m:e>
-                  <m:r>
-                    <m:t>y</m:t>
-                  </m:r>
-                </m:e>
-                <m:sub>
-                  <m:r>
-                    <m:t>i</m:t>
-                  </m:r>
-                </m:sub>
-              </m:sSub>
-              <m:r>
-                <m:rPr>
-                  <m:sty m:val="p"/>
-                </m:rPr>
-                <m:t>≈</m:t>
-              </m:r>
-              <m:r>
-                <m:t>12</m:t>
-              </m:r>
-              <m:r>
-                <m:rPr>
-                  <m:sty m:val="p"/>
-                </m:rPr>
-                <m:t>,</m:t>
-              </m:r>
-              <m:r>
-                <m:t>033</m:t>
-              </m:r>
-            </m:oMath>
-            <w:r>
-              <w:rPr>
-                <w:rtl/>
-              </w:rPr>
-              <w:t xml:space="preserve"> </w:t>
-            </w:r>
-            <w:r>
-              <w:rPr>
-                <w:rtl/>
-              </w:rPr>
-              <w:t xml:space="preserve">،</w:t>
-            </w:r>
-            <w:r>
-              <w:rPr>
-                <w:rtl/>
-              </w:rPr>
-              <w:t xml:space="preserve"> </w:t>
-            </w:r>
-            <m:oMath>
-              <m:f>
-                <m:fPr>
-                  <m:type m:val="bar"/>
-                </m:fPr>
-                <m:num>
-                  <m:r>
-                    <m:t>1</m:t>
-                  </m:r>
-                </m:num>
-                <m:den>
-                  <m:r>
-                    <m:t>6</m:t>
-                  </m:r>
-                </m:den>
-              </m:f>
-              <m:r>
-                <m:rPr>
-                  <m:sty m:val="p"/>
-                </m:rPr>
-                <m:t>∑</m:t>
-              </m:r>
-              <m:sSup>
-                <m:e>
-                  <m:d>
-                    <m:dPr>
-                      <m:begChr m:val="("/>
-                      <m:endChr m:val=")"/>
-                      <m:sepChr m:val=""/>
-                      <m:grow/>
-                    </m:dPr>
-                    <m:e>
-                      <m:sSub>
-                        <m:e>
-                          <m:r>
-                            <m:t>x</m:t>
-                          </m:r>
-                        </m:e>
-                        <m:sub>
-                          <m:r>
-                            <m:t>i</m:t>
-                          </m:r>
-                        </m:sub>
-                      </m:sSub>
-                      <m:r>
-                        <m:rPr>
-                          <m:sty m:val="p"/>
-                        </m:rPr>
-                        <m:t>−</m:t>
-                      </m:r>
-                      <m:acc>
-                        <m:accPr>
-                          <m:chr m:val="‾"/>
-                        </m:accPr>
-                        <m:e>
-                          <m:r>
-                            <m:t>x</m:t>
-                          </m:r>
-                        </m:e>
-                      </m:acc>
-                    </m:e>
-                  </m:d>
-                </m:e>
-                <m:sup>
-                  <m:r>
-                    <m:t>2</m:t>
-                  </m:r>
-                </m:sup>
-              </m:sSup>
-              <m:r>
-                <m:rPr>
-                  <m:sty m:val="p"/>
-                </m:rPr>
-                <m:t>≈</m:t>
-              </m:r>
-              <m:r>
-                <m:t>2</m:t>
-              </m:r>
-              <m:r>
-                <m:rPr>
-                  <m:sty m:val="p"/>
-                </m:rPr>
-                <m:t>,</m:t>
-              </m:r>
-              <m:r>
-                <m:t>917</m:t>
-              </m:r>
-            </m:oMath>
+            <w:r>
+              <w:rPr>
+                <w:rtl/>
+              </w:rPr>
+              <w:t xml:space="preserve">‎$\RR{\bar x=3{,}5}$</w:t>
+            </w:r>
+            <w:r>
+              <w:rPr>
+                <w:rtl/>
+              </w:rPr>
+              <w:t xml:space="preserve"> </w:t>
+            </w:r>
+            <w:r>
+              <w:rPr>
+                <w:rtl/>
+              </w:rPr>
+              <w:t xml:space="preserve">‎$\RR{\bar y=3{,}1}$</w:t>
+            </w:r>
+            <w:r>
+              <w:rPr>
+                <w:rtl/>
+              </w:rPr>
+              <w:t xml:space="preserve"> </w:t>
+            </w:r>
+            <w:r>
+              <w:rPr>
+                <w:rtl/>
+              </w:rPr>
+              <w:t xml:space="preserve">‎$\RR{\frac16\sum x_iy_i\approx12{,}033}$</w:t>
+            </w:r>
+            <w:r>
+              <w:rPr>
+                <w:rtl/>
+              </w:rPr>
+              <w:t xml:space="preserve"> </w:t>
+            </w:r>
+            <w:r>
+              <w:rPr>
+                <w:rtl/>
+              </w:rPr>
+              <w:t xml:space="preserve">‎$\RR{\frac16\sum(x_i-\bar x)^2\approx2{,}917}$</w:t>
+            </w:r>
             <w:r>
               <w:rPr>
                 <w:rtl/>
@@ -5342,70 +5191,24 @@
               </w:rPr>
               <w:t xml:space="preserve"> </w:t>
             </w:r>
-            <m:oMath>
-              <m:r>
-                <m:t>a</m:t>
-              </m:r>
-              <m:r>
-                <m:rPr>
-                  <m:sty m:val="p"/>
-                </m:rPr>
-                <m:t>≈</m:t>
-              </m:r>
-              <m:r>
-                <m:t>0</m:t>
-              </m:r>
-              <m:r>
-                <m:rPr>
-                  <m:sty m:val="p"/>
-                </m:rPr>
-                <m:t>,</m:t>
-              </m:r>
-              <m:r>
-                <m:t>406</m:t>
-              </m:r>
-            </m:oMath>
-            <w:r>
-              <w:rPr>
-                <w:rtl/>
-              </w:rPr>
-              <w:t xml:space="preserve"> </w:t>
-            </w:r>
-            <w:r>
-              <w:rPr>
-                <w:rtl/>
-              </w:rPr>
-              <w:t xml:space="preserve">،</w:t>
-            </w:r>
-            <w:r>
-              <w:rPr>
-                <w:rtl/>
-              </w:rPr>
-              <w:t xml:space="preserve"> </w:t>
-            </w:r>
-            <m:oMath>
-              <m:r>
-                <m:t>b</m:t>
-              </m:r>
-              <m:r>
-                <m:rPr>
-                  <m:sty m:val="p"/>
-                </m:rPr>
-                <m:t>=</m:t>
-              </m:r>
-              <m:r>
-                <m:t>1</m:t>
-              </m:r>
-              <m:r>
-                <m:rPr>
-                  <m:sty m:val="p"/>
-                </m:rPr>
-                <m:t>,</m:t>
-              </m:r>
-              <m:r>
-                <m:t>68</m:t>
-              </m:r>
-            </m:oMath>
+            <w:r>
+              <w:rPr>
+                <w:rtl/>
+              </w:rPr>
+              <w:t xml:space="preserve">‎$\RR{a\approx0{,}406}$</w:t>
+            </w:r>
+            <w:r>
+              <w:rPr>
+                <w:rtl/>
+              </w:rPr>
+              <w:t xml:space="preserve"> </w:t>
+            </w:r>
+            <w:r>
+              <w:rPr>
+                <w:rtl/>
+              </w:rPr>
+              <w:t xml:space="preserve">‎$\RR{b=1{,}68}$</w:t>
+            </w:r>
             <w:r>
               <w:rPr>
                 <w:rtl/>
@@ -6700,6 +6503,7 @@
           <w:tcPr/>
           <w:p>
             <w:pPr>
+              <w:pStyle w:val="Compact"/>
               <w:bidi/>
               <w:jc w:val="left"/>
             </w:pPr>
@@ -6775,8 +6579,60 @@
               <w:t xml:space="preserve">: خارجه (تقدير مستقبلي ، أقل دقة).</w:t>
             </w:r>
           </w:p>
-          <w:p>
-            <w:pPr>
+        </w:tc>
+        <w:tc>
+          <w:tcPr>
+            <w:shd w:val="clear" w:color="auto" w:fill="E4E7ED"/>
+          </w:tcPr>
+          <w:p>
+            <w:pPr>
+              <w:pStyle w:val="Compact"/>
+              <w:bidi/>
+              <w:jc w:val="left"/>
+            </w:pPr>
+            <w:r>
+              <w:rPr>
+                <w:rtl/>
+              </w:rPr>
+              <w:t xml:space="preserve"/>
+            </w:r>
+            <w:r>
+              <w:rPr>
+                <w:b/>
+                <w:bCs/>
+                <w:rtl/>
+              </w:rPr>
+              <w:t xml:space="preserve">بناء المعارف</w:t>
+            </w:r>
+          </w:p>
+        </w:tc>
+      </w:tr>
+      <w:tr>
+        <w:tc>
+          <w:tcPr/>
+          <w:p>
+            <w:pPr>
+              <w:pStyle w:val="Compact"/>
+              <w:bidi/>
+              <w:jc w:val="center"/>
+            </w:pPr>
+          </w:p>
+        </w:tc>
+        <w:tc>
+          <w:tcPr/>
+          <w:p>
+            <w:pPr>
+              <w:pStyle w:val="Compact"/>
+              <w:bidi/>
+              <w:jc w:val="center"/>
+            </w:pPr>
+          </w:p>
+        </w:tc>
+        <w:tc>
+          <w:tcPr/>
+          <w:p>
+            <w:pPr>
+              <w:pStyle w:val="Compact"/>
               <w:bidi/>
               <w:jc w:val="left"/>
             </w:pPr>
@@ -7042,51 +6898,43 @@
               </w:rPr>
               <w:t xml:space="preserve"/>
             </w:r>
+          </w:p>
+        </w:tc>
+      </w:tr>
+      <w:tr>
+        <w:tc>
+          <w:tcPr/>
+          <w:p>
+            <w:pPr>
+              <w:pStyle w:val="Compact"/>
+              <w:bidi/>
+              <w:jc w:val="center"/>
+            </w:pPr>
+          </w:p>
+        </w:tc>
+        <w:tc>
+          <w:tcPr/>
+          <w:p>
+            <w:pPr>
+              <w:pStyle w:val="Compact"/>
+              <w:bidi/>
+              <w:jc w:val="center"/>
+            </w:pPr>
+          </w:p>
+        </w:tc>
+        <w:tc>
+          <w:tcPr/>
+          <w:p>
+            <w:pPr>
+              <w:bidi/>
+              <w:jc w:val="left"/>
+            </w:pPr>
             <w:r>
               <w:rPr>
                 <w:b/>
                 <w:bCs/>
                 <w:rtl/>
               </w:rPr>
-              <w:t xml:space="preserve">بناء المعارف</w:t>
-            </w:r>
-          </w:p>
-        </w:tc>
-      </w:tr>
-      <w:tr>
-        <w:tc>
-          <w:tcPr/>
-          <w:p>
-            <w:pPr>
-              <w:pStyle w:val="Compact"/>
-              <w:bidi/>
-              <w:jc w:val="center"/>
-            </w:pPr>
-          </w:p>
-        </w:tc>
-        <w:tc>
-          <w:tcPr/>
-          <w:p>
-            <w:pPr>
-              <w:pStyle w:val="Compact"/>
-              <w:bidi/>
-              <w:jc w:val="center"/>
-            </w:pPr>
-          </w:p>
-        </w:tc>
-        <w:tc>
-          <w:tcPr/>
-          <w:p>
-            <w:pPr>
-              <w:bidi/>
-              <w:jc w:val="left"/>
-            </w:pPr>
-            <w:r>
-              <w:rPr>
-                <w:b/>
-                <w:bCs/>
-                <w:rtl/>
-              </w:rPr>
               <w:t xml:space="preserve">[مثال]</w:t>
             </w:r>
             <w:r>
@@ -7107,7 +6955,7 @@
               </w:rPr>
               <w:drawing>
                 <wp:inline>
-                  <wp:extent cx="2772554" cy="483923"/>
+                  <wp:extent cx="2772554" cy="255721"/>
                   <wp:docPr id="8" name="Picture 8"/>
                   <wp:cNvGraphicFramePr>
                     <a:graphicFrameLocks noChangeAspect="1"/>
@@ -7116,7 +6964,7 @@
                     <a:graphicData uri="http://schemas.openxmlformats.org/drawingml/2006/picture">
                       <pic:pic>
                         <pic:nvPicPr>
-                          <pic:cNvPr id="0" name="049d1bf024f8f637.png"/>
+                          <pic:cNvPr id="0" name="98f98c09950be797.png"/>
                           <pic:cNvPicPr/>
                         </pic:nvPicPr>
                         <pic:blipFill>
@@ -7128,7 +6976,7 @@
                         <pic:spPr>
                           <a:xfrm>
                             <a:off x="0" y="0"/>
-                            <a:ext cx="2772554" cy="483923"/>
+                            <a:ext cx="2772554" cy="255721"/>
                           </a:xfrm>
                           <a:prstGeom prst="rect"/>
                         </pic:spPr>
@@ -7546,7 +7394,7 @@
                     <a:graphicData uri="http://schemas.openxmlformats.org/drawingml/2006/picture">
                       <pic:pic>
                         <pic:nvPicPr>
-                          <pic:cNvPr id="0" name="9a8c08de85882ce6.png"/>
+                          <pic:cNvPr id="0" name="ec7c802c2162cec7.png"/>
                           <pic:cNvPicPr/>
                         </pic:nvPicPr>
                         <pic:blipFill>
@@ -7581,8 +7429,52 @@
               <w:t xml:space="preserve">النقط تتبع المنحني الأسي أحسن: التعديل الأسي أنسب هنا.</w:t>
             </w:r>
           </w:p>
-          <w:p>
-            <w:pPr>
+        </w:tc>
+        <w:tc>
+          <w:tcPr>
+            <w:shd w:val="clear" w:color="auto" w:fill="E4E7ED"/>
+          </w:tcPr>
+          <w:p>
+            <w:pPr>
+              <w:pStyle w:val="Compact"/>
+              <w:bidi/>
+              <w:jc w:val="left"/>
+            </w:pPr>
+            <w:r>
+              <w:rPr>
+                <w:rtl/>
+              </w:rPr>
+              <w:t xml:space="preserve"/>
+            </w:r>
+          </w:p>
+        </w:tc>
+      </w:tr>
+      <w:tr>
+        <w:tc>
+          <w:tcPr/>
+          <w:p>
+            <w:pPr>
+              <w:pStyle w:val="Compact"/>
+              <w:bidi/>
+              <w:jc w:val="center"/>
+            </w:pPr>
+          </w:p>
+        </w:tc>
+        <w:tc>
+          <w:tcPr/>
+          <w:p>
+            <w:pPr>
+              <w:pStyle w:val="Compact"/>
+              <w:bidi/>
+              <w:jc w:val="center"/>
+            </w:pPr>
+          </w:p>
+        </w:tc>
+        <w:tc>
+          <w:tcPr/>
+          <w:p>
+            <w:pPr>
+              <w:pStyle w:val="Compact"/>
               <w:bidi/>
               <w:jc w:val="left"/>
             </w:pPr>
@@ -7774,127 +7666,24 @@
               </w:rPr>
               <w:t xml:space="preserve"> </w:t>
             </w:r>
-            <m:oMath>
-              <m:r>
-                <m:t>0</m:t>
-              </m:r>
-              <m:r>
-                <m:rPr>
-                  <m:sty m:val="p"/>
-                </m:rPr>
-                <m:t>,</m:t>
-              </m:r>
-              <m:r>
-                <m:t>406</m:t>
-              </m:r>
-              <m:r>
-                <m:rPr>
-                  <m:sty m:val="p"/>
-                </m:rPr>
-                <m:t>×</m:t>
-              </m:r>
-              <m:r>
-                <m:t>8</m:t>
-              </m:r>
-              <m:r>
-                <m:rPr>
-                  <m:sty m:val="p"/>
-                </m:rPr>
-                <m:t>+</m:t>
-              </m:r>
-              <m:r>
-                <m:t>1</m:t>
-              </m:r>
-              <m:r>
-                <m:rPr>
-                  <m:sty m:val="p"/>
-                </m:rPr>
-                <m:t>,</m:t>
-              </m:r>
-              <m:r>
-                <m:t>68</m:t>
-              </m:r>
-              <m:r>
-                <m:rPr>
-                  <m:sty m:val="p"/>
-                </m:rPr>
-                <m:t>≈</m:t>
-              </m:r>
-              <m:r>
-                <m:t>4</m:t>
-              </m:r>
-              <m:r>
-                <m:rPr>
-                  <m:sty m:val="p"/>
-                </m:rPr>
-                <m:t>,</m:t>
-              </m:r>
-              <m:r>
-                <m:t>93</m:t>
-              </m:r>
-            </m:oMath>
-            <w:r>
-              <w:rPr>
-                <w:rtl/>
-              </w:rPr>
-              <w:t xml:space="preserve"> </w:t>
-            </w:r>
-            <w:r>
-              <w:rPr>
-                <w:rtl/>
-              </w:rPr>
-              <w:t xml:space="preserve">؛</w:t>
-            </w:r>
-            <w:r>
-              <w:rPr>
-                <w:rtl/>
-              </w:rPr>
-              <w:t xml:space="preserve"> </w:t>
-            </w:r>
-            <m:oMath>
-              <m:r>
-                <m:t>0</m:t>
-              </m:r>
-              <m:r>
-                <m:rPr>
-                  <m:sty m:val="p"/>
-                </m:rPr>
-                <m:t>,</m:t>
-              </m:r>
-              <m:r>
-                <m:t>406</m:t>
-              </m:r>
-              <m:r>
-                <m:t>x</m:t>
-              </m:r>
-              <m:r>
-                <m:rPr>
-                  <m:sty m:val="p"/>
-                </m:rPr>
-                <m:t>+</m:t>
-              </m:r>
-              <m:r>
-                <m:t>1</m:t>
-              </m:r>
-              <m:r>
-                <m:rPr>
-                  <m:sty m:val="p"/>
-                </m:rPr>
-                <m:t>,</m:t>
-              </m:r>
-              <m:r>
-                <m:t>68</m:t>
-              </m:r>
-              <m:r>
-                <m:rPr>
-                  <m:sty m:val="p"/>
-                </m:rPr>
-                <m:t>&gt;</m:t>
-              </m:r>
-              <m:r>
-                <m:t>5</m:t>
-              </m:r>
-            </m:oMath>
+            <w:r>
+              <w:rPr>
+                <w:rtl/>
+              </w:rPr>
+              <w:t xml:space="preserve">‎$\RR{0{,}406\times8+1{,}68\approx4{,}93}$</w:t>
+            </w:r>
+            <w:r>
+              <w:rPr>
+                <w:rtl/>
+              </w:rPr>
+              <w:t xml:space="preserve"> </w:t>
+            </w:r>
+            <w:r>
+              <w:rPr>
+                <w:rtl/>
+              </w:rPr>
+              <w:t xml:space="preserve">‎$\RR{0{,}406x+1{,}68&gt;5}$</w:t>
+            </w:r>
             <w:r>
               <w:rPr>
                 <w:rtl/>
@@ -7907,34 +7696,17 @@
               </w:rPr>
               <w:t xml:space="preserve"> </w:t>
             </w:r>
-            <m:oMath>
-              <m:r>
-                <m:t>x</m:t>
-              </m:r>
-              <m:r>
-                <m:rPr>
-                  <m:sty m:val="p"/>
-                </m:rPr>
-                <m:t>&gt;</m:t>
-              </m:r>
-              <m:r>
-                <m:t>8</m:t>
-              </m:r>
-              <m:r>
-                <m:rPr>
-                  <m:sty m:val="p"/>
-                </m:rPr>
-                <m:t>,</m:t>
-              </m:r>
-              <m:r>
-                <m:t>18</m:t>
-              </m:r>
-            </m:oMath>
-            <w:r>
-              <w:rPr>
-                <w:rtl/>
-              </w:rPr>
-              <w:t xml:space="preserve">: السنة التاسعة.</w:t>
+            <w:r>
+              <w:rPr>
+                <w:rtl/>
+              </w:rPr>
+              <w:t xml:space="preserve">‎$\RR{x&gt;8{,}18}$</w:t>
+            </w:r>
+            <w:r>
+              <w:rPr>
+                <w:rtl/>
+              </w:rPr>
+              <w:t xml:space="preserve">:</w:t>
             </w:r>
           </w:p>
           <w:p>
@@ -8811,7 +8583,7 @@
               </w:rPr>
               <w:drawing>
                 <wp:inline>
-                  <wp:extent cx="2318004" cy="416052"/>
+                  <wp:extent cx="2772554" cy="174967"/>
                   <wp:docPr id="10" name="Picture 10"/>
                   <wp:cNvGraphicFramePr>
                     <a:graphicFrameLocks noChangeAspect="1"/>
@@ -8820,7 +8592,7 @@
                     <a:graphicData uri="http://schemas.openxmlformats.org/drawingml/2006/picture">
                       <pic:pic>
                         <pic:nvPicPr>
-                          <pic:cNvPr id="0" name="2e60bef8fe573e29.png"/>
+                          <pic:cNvPr id="0" name="0b35685ba4b7ef6d.png"/>
                           <pic:cNvPicPr/>
                         </pic:nvPicPr>
                         <pic:blipFill>
@@ -8832,7 +8604,7 @@
                         <pic:spPr>
                           <a:xfrm>
                             <a:off x="0" y="0"/>
-                            <a:ext cx="2318004" cy="416052"/>
+                            <a:ext cx="2772554" cy="174967"/>
                           </a:xfrm>
                           <a:prstGeom prst="rect"/>
                         </pic:spPr>
@@ -8869,7 +8641,33 @@
               <w:rPr>
                 <w:rtl/>
               </w:rPr>
-              <w:t xml:space="preserve">. 2) عيّن مستقيم الانحدار (إلى</w:t>
+              <w:t xml:space="preserve">.</w:t>
+            </w:r>
+          </w:p>
+          <w:p>
+            <w:pPr>
+              <w:bidi/>
+              <w:jc w:val="left"/>
+            </w:pPr>
+            <w:r>
+              <w:rPr>
+                <w:b/>
+                <w:bCs/>
+                <w:rtl/>
+              </w:rPr>
+              <w:t xml:space="preserve">(2)</w:t>
+            </w:r>
+            <w:r>
+              <w:rPr>
+                <w:rtl/>
+              </w:rPr>
+              <w:t xml:space="preserve"> </w:t>
+            </w:r>
+            <w:r>
+              <w:rPr>
+                <w:rtl/>
+              </w:rPr>
+              <w:t xml:space="preserve">عيّن مستقيم الانحدار (إلى</w:t>
             </w:r>
             <w:r>
               <w:rPr>
@@ -8901,7 +8699,33 @@
               <w:rPr>
                 <w:rtl/>
               </w:rPr>
-              <w:t xml:space="preserve">). 3) قدّر كلفة</w:t>
+              <w:t xml:space="preserve">).</w:t>
+            </w:r>
+          </w:p>
+          <w:p>
+            <w:pPr>
+              <w:bidi/>
+              <w:jc w:val="left"/>
+            </w:pPr>
+            <w:r>
+              <w:rPr>
+                <w:b/>
+                <w:bCs/>
+                <w:rtl/>
+              </w:rPr>
+              <w:t xml:space="preserve">(3)</w:t>
+            </w:r>
+            <w:r>
+              <w:rPr>
+                <w:rtl/>
+              </w:rPr>
+              <w:t xml:space="preserve"> </w:t>
+            </w:r>
+            <w:r>
+              <w:rPr>
+                <w:rtl/>
+              </w:rPr>
+              <w:t xml:space="preserve">قدّر كلفة</w:t>
             </w:r>
             <w:r>
               <w:rPr>
@@ -8924,7 +8748,33 @@
               <w:rPr>
                 <w:rtl/>
               </w:rPr>
-              <w:t xml:space="preserve">وحدة. 4) ابتداءً من أي كمية تتجاوز الكلفة</w:t>
+              <w:t xml:space="preserve">وحدة.</w:t>
+            </w:r>
+          </w:p>
+          <w:p>
+            <w:pPr>
+              <w:bidi/>
+              <w:jc w:val="left"/>
+            </w:pPr>
+            <w:r>
+              <w:rPr>
+                <w:b/>
+                <w:bCs/>
+                <w:rtl/>
+              </w:rPr>
+              <w:t xml:space="preserve">(4)</w:t>
+            </w:r>
+            <w:r>
+              <w:rPr>
+                <w:rtl/>
+              </w:rPr>
+              <w:t xml:space="preserve"> </w:t>
+            </w:r>
+            <w:r>
+              <w:rPr>
+                <w:rtl/>
+              </w:rPr>
+              <w:t xml:space="preserve">ابتداءً من أي كمية تتجاوز الكلفة</w:t>
             </w:r>
             <w:r>
               <w:rPr>
@@ -9591,7 +9441,7 @@
                     <a:graphicData uri="http://schemas.openxmlformats.org/drawingml/2006/picture">
                       <pic:pic>
                         <pic:nvPicPr>
-                          <pic:cNvPr id="0" name="a4844d79ca6c6c57.png"/>
+                          <pic:cNvPr id="0" name="926f79806b6242e6.png"/>
                           <pic:cNvPicPr/>
                         </pic:nvPicPr>
                         <pic:blipFill>
@@ -9852,8 +9702,60 @@
               <w:t xml:space="preserve">وحدة.</w:t>
             </w:r>
           </w:p>
-          <w:p>
-            <w:pPr>
+        </w:tc>
+        <w:tc>
+          <w:tcPr>
+            <w:shd w:val="clear" w:color="auto" w:fill="E4E7ED"/>
+          </w:tcPr>
+          <w:p>
+            <w:pPr>
+              <w:pStyle w:val="Compact"/>
+              <w:bidi/>
+              <w:jc w:val="left"/>
+            </w:pPr>
+            <w:r>
+              <w:rPr>
+                <w:rtl/>
+              </w:rPr>
+              <w:t xml:space="preserve"/>
+            </w:r>
+            <w:r>
+              <w:rPr>
+                <w:b/>
+                <w:bCs/>
+                <w:rtl/>
+              </w:rPr>
+              <w:t xml:space="preserve">بناء المعارف</w:t>
+            </w:r>
+          </w:p>
+        </w:tc>
+      </w:tr>
+      <w:tr>
+        <w:tc>
+          <w:tcPr/>
+          <w:p>
+            <w:pPr>
+              <w:pStyle w:val="Compact"/>
+              <w:bidi/>
+              <w:jc w:val="center"/>
+            </w:pPr>
+          </w:p>
+        </w:tc>
+        <w:tc>
+          <w:tcPr/>
+          <w:p>
+            <w:pPr>
+              <w:pStyle w:val="Compact"/>
+              <w:bidi/>
+              <w:jc w:val="center"/>
+            </w:pPr>
+          </w:p>
+        </w:tc>
+        <w:tc>
+          <w:tcPr/>
+          <w:p>
+            <w:pPr>
+              <w:pStyle w:val="Compact"/>
               <w:bidi/>
               <w:jc w:val="left"/>
             </w:pPr>
@@ -9953,14 +9855,6 @@
               </w:rPr>
               <w:t xml:space="preserve"/>
             </w:r>
-            <w:r>
-              <w:rPr>
-                <w:b/>
-                <w:bCs/>
-                <w:rtl/>
-              </w:rPr>
-              <w:t xml:space="preserve">بناء المعارف</w:t>
-            </w:r>
           </w:p>
         </w:tc>
       </w:tr>
@@ -10439,149 +10333,36 @@
               </w:rPr>
               <w:t xml:space="preserve"> </w:t>
             </w:r>
-            <m:oMath>
-              <m:r>
-                <m:t>G</m:t>
-              </m:r>
-              <m:d>
-                <m:dPr>
-                  <m:begChr m:val="("/>
-                  <m:endChr m:val=")"/>
-                  <m:sepChr m:val=""/>
-                  <m:grow/>
-                </m:dPr>
-                <m:e>
-                  <m:r>
-                    <m:t>3</m:t>
-                  </m:r>
-                  <m:r>
-                    <m:rPr>
-                      <m:sty m:val="p"/>
-                    </m:rPr>
-                    <m:t>;</m:t>
-                  </m:r>
-                  <m:r>
-                    <m:t>175</m:t>
-                  </m:r>
-                </m:e>
-              </m:d>
-            </m:oMath>
-            <w:r>
-              <w:rPr>
-                <w:rtl/>
-              </w:rPr>
-              <w:t xml:space="preserve"> </w:t>
-            </w:r>
-            <w:r>
-              <w:rPr>
-                <w:rtl/>
-              </w:rPr>
-              <w:t xml:space="preserve">،</w:t>
-            </w:r>
-            <w:r>
-              <w:rPr>
-                <w:rtl/>
-              </w:rPr>
-              <w:t xml:space="preserve"> </w:t>
-            </w:r>
-            <m:oMath>
-              <m:r>
-                <m:t>y</m:t>
-              </m:r>
-              <m:r>
-                <m:rPr>
-                  <m:sty m:val="p"/>
-                </m:rPr>
-                <m:t>=</m:t>
-              </m:r>
-              <m:r>
-                <m:t>27</m:t>
-              </m:r>
-              <m:r>
-                <m:rPr>
-                  <m:sty m:val="p"/>
-                </m:rPr>
-                <m:t>,</m:t>
-              </m:r>
-              <m:r>
-                <m:t>5</m:t>
-              </m:r>
-              <m:r>
-                <m:t>x</m:t>
-              </m:r>
-              <m:r>
-                <m:rPr>
-                  <m:sty m:val="p"/>
-                </m:rPr>
-                <m:t>+</m:t>
-              </m:r>
-              <m:r>
-                <m:t>92</m:t>
-              </m:r>
-              <m:r>
-                <m:rPr>
-                  <m:sty m:val="p"/>
-                </m:rPr>
-                <m:t>,</m:t>
-              </m:r>
-              <m:r>
-                <m:t>5</m:t>
-              </m:r>
-            </m:oMath>
-            <w:r>
-              <w:rPr>
-                <w:rtl/>
-              </w:rPr>
-              <w:t xml:space="preserve"> </w:t>
-            </w:r>
-            <w:r>
-              <w:rPr>
-                <w:rtl/>
-              </w:rPr>
-              <w:t xml:space="preserve">،</w:t>
-            </w:r>
-            <w:r>
-              <w:rPr>
-                <w:rtl/>
-              </w:rPr>
-              <w:t xml:space="preserve"> </w:t>
-            </w:r>
-            <m:oMath>
-              <m:r>
-                <m:t>y</m:t>
-              </m:r>
-              <m:d>
-                <m:dPr>
-                  <m:begChr m:val="("/>
-                  <m:endChr m:val=")"/>
-                  <m:sepChr m:val=""/>
-                  <m:grow/>
-                </m:dPr>
-                <m:e>
-                  <m:r>
-                    <m:t>6</m:t>
-                  </m:r>
-                </m:e>
-              </m:d>
-              <m:r>
-                <m:rPr>
-                  <m:sty m:val="p"/>
-                </m:rPr>
-                <m:t>=</m:t>
-              </m:r>
-              <m:r>
-                <m:t>257</m:t>
-              </m:r>
-              <m:r>
-                <m:rPr>
-                  <m:sty m:val="p"/>
-                </m:rPr>
-                <m:t>,</m:t>
-              </m:r>
-              <m:r>
-                <m:t>5</m:t>
-              </m:r>
-            </m:oMath>
+            <w:r>
+              <w:rPr>
+                <w:rtl/>
+              </w:rPr>
+              <w:t xml:space="preserve">‎$\RR{G(3;175)}$</w:t>
+            </w:r>
+            <w:r>
+              <w:rPr>
+                <w:rtl/>
+              </w:rPr>
+              <w:t xml:space="preserve"> </w:t>
+            </w:r>
+            <w:r>
+              <w:rPr>
+                <w:rtl/>
+              </w:rPr>
+              <w:t xml:space="preserve">‎$\RR{y=27{,}5x+92{,}5}$</w:t>
+            </w:r>
+            <w:r>
+              <w:rPr>
+                <w:rtl/>
+              </w:rPr>
+              <w:t xml:space="preserve"> </w:t>
+            </w:r>
+            <w:r>
+              <w:rPr>
+                <w:rtl/>
+              </w:rPr>
+              <w:t xml:space="preserve">‎$\RR{y(6)=257{,}5}$</w:t>
+            </w:r>
             <w:r>
               <w:rPr>
                 <w:rtl/>

--- a/documents/3as_ge/modhakirat/modhakira_wahda7_3as_ge.docx
+++ b/documents/3as_ge/modhakirat/modhakira_wahda7_3as_ge.docx
@@ -149,7 +149,7 @@
               <w:rPr>
                 <w:rtl/>
               </w:rPr>
-              <w:t xml:space="preserve">السلاسل الإحصائية لمتغيرين عدديين ، سحابة النقط ، النقطة المتوسطة.</w:t>
+              <w:t xml:space="preserve">السلاسل لمتغيرين ، سحابة النقط ، النقطة المتوسطة.</w:t>
             </w:r>
           </w:p>
           <w:p>
@@ -164,7 +164,7 @@
               <w:rPr>
                 <w:rtl/>
               </w:rPr>
-              <w:t xml:space="preserve">التعديل الخطي: مستقيم الانحدار بالمربعات الدنيا.</w:t>
+              <w:t xml:space="preserve">التعديل الخطي بالمربعات الدنيا.</w:t>
             </w:r>
           </w:p>
           <w:p>
@@ -179,7 +179,7 @@
               <w:rPr>
                 <w:rtl/>
               </w:rPr>
-              <w:t xml:space="preserve">التقدير بالتعديل ، تعديل بتغيير المتغير</w:t>
+              <w:t xml:space="preserve">التقدير ، تعديل بتغيير المتغير</w:t>
             </w:r>
             <w:r>
               <w:rPr>
@@ -237,7 +237,7 @@
               <w:rPr>
                 <w:rtl/>
               </w:rPr>
-              <w:t xml:space="preserve">وفق التدرج السنوي (الأسبوع 22): مبدأ المربعات الدنيا يُشرح ووجود مستقيم الانحدار يُقبل ؛ المعاملات بالدساتير أو بالحاسبة ؛ استكمالات داخلية وخارجية.</w:t>
+              <w:t xml:space="preserve">الحلول مفصّلة: المعطيات بالأسود ، و بلون مختلف ، وكل سؤال في سطر.</w:t>
             </w:r>
           </w:p>
         </w:tc>
@@ -647,7 +647,7 @@
               <w:rPr>
                 <w:rtl/>
               </w:rPr>
-              <w:t xml:space="preserve">تعريف سلسلة إحصائية لمتغيرين عدديين وتمثيلها بسحابة نقط.</w:t>
+              <w:t xml:space="preserve">تعريف سلسلة إحصائية لمتغيرين وتمثيلها بسحابة نقط.</w:t>
             </w:r>
           </w:p>
           <w:p>
@@ -725,7 +725,7 @@
         <w:rPr>
           <w:rtl/>
         </w:rPr>
-        <w:t xml:space="preserve">المنهاج ، الكتاب المدرسي ، مراجع ، الحاسبة العلمية ، ورق ميليمتري.</w:t>
+        <w:t xml:space="preserve">المنهاج ، الكتاب المدرسي ، الآلة الحاسبة العلمية ، ورق ميليمتري.</w:t>
       </w:r>
     </w:p>
     <w:tbl>
@@ -940,7 +940,7 @@
               <w:rPr>
                 <w:rtl/>
               </w:rPr>
-              <w:t xml:space="preserve">التمثيل على ورق ميليمتري.</w:t>
+              <w:t xml:space="preserve">ورق ميليمتري.</w:t>
             </w:r>
           </w:p>
         </w:tc>
@@ -973,7 +973,7 @@
                 <w:bCs/>
                 <w:rtl/>
               </w:rPr>
-              <w:t xml:space="preserve">[وضعية مقترحة]</w:t>
+              <w:t xml:space="preserve">[نشاط 01]</w:t>
             </w:r>
             <w:r>
               <w:rPr>
@@ -1060,7 +1060,7 @@
                     <a:graphicData uri="http://schemas.openxmlformats.org/drawingml/2006/picture">
                       <pic:pic>
                         <pic:nvPicPr>
-                          <pic:cNvPr id="0" name="e58fedb705a73969.png"/>
+                          <pic:cNvPr id="0" name="8dcb174e3bb9433b.png"/>
                           <pic:cNvPicPr/>
                         </pic:nvPicPr>
                         <pic:blipFill>
@@ -1090,9 +1090,23 @@
             </w:pPr>
             <w:r>
               <w:rPr>
-                <w:rtl/>
-              </w:rPr>
-              <w:t xml:space="preserve">✓ نمثل النقط</w:t>
+                <w:b/>
+                <w:bCs/>
+                <w:rtl/>
+              </w:rPr>
+              <w:t xml:space="preserve">(1)</w:t>
+            </w:r>
+            <w:r>
+              <w:rPr>
+                <w:rtl/>
+              </w:rPr>
+              <w:t xml:space="preserve"> </w:t>
+            </w:r>
+            <w:r>
+              <w:rPr>
+                <w:rtl/>
+              </w:rPr>
+              <w:t xml:space="preserve">مثّل النقط</w:t>
             </w:r>
             <w:r>
               <w:rPr>
@@ -1174,9 +1188,29 @@
             </w:pPr>
             <w:r>
               <w:rPr>
-                <w:rtl/>
-              </w:rPr>
-              <w:t xml:space="preserve">✓ </w:t>
+                <w:b/>
+                <w:bCs/>
+                <w:rtl/>
+              </w:rPr>
+              <w:t xml:space="preserve">(2)</w:t>
+            </w:r>
+            <w:r>
+              <w:rPr>
+                <w:rtl/>
+              </w:rPr>
+              <w:t xml:space="preserve"> </w:t>
+            </w:r>
+            <w:r>
+              <w:rPr>
+                <w:rtl/>
+              </w:rPr>
+              <w:t xml:space="preserve">احسب</w:t>
+            </w:r>
+            <w:r>
+              <w:rPr>
+                <w:rtl/>
+              </w:rPr>
+              <w:t xml:space="preserve"> </w:t>
             </w:r>
             <m:oMath>
               <m:acc>
@@ -1189,15 +1223,6 @@
                   </m:r>
                 </m:e>
               </m:acc>
-              <m:r>
-                <m:rPr>
-                  <m:sty m:val="p"/>
-                </m:rPr>
-                <m:t>=</m:t>
-              </m:r>
-              <m:r>
-                <m:t>3</m:t>
-              </m:r>
             </m:oMath>
             <w:r>
               <w:rPr>
@@ -1209,7 +1234,7 @@
               <w:rPr>
                 <w:rtl/>
               </w:rPr>
-              <w:t xml:space="preserve">،</w:t>
+              <w:t xml:space="preserve">و</w:t>
             </w:r>
             <w:r>
               <w:rPr>
@@ -1228,42 +1253,18 @@
                   </m:r>
                 </m:e>
               </m:acc>
-              <m:r>
-                <m:rPr>
-                  <m:sty m:val="p"/>
-                </m:rPr>
-                <m:t>=</m:t>
-              </m:r>
-              <m:f>
-                <m:fPr>
-                  <m:type m:val="bar"/>
-                </m:fPr>
-                <m:num>
-                  <m:r>
-                    <m:t>875</m:t>
-                  </m:r>
-                </m:num>
-                <m:den>
-                  <m:r>
-                    <m:t>5</m:t>
-                  </m:r>
-                </m:den>
-              </m:f>
-              <m:r>
-                <m:rPr>
-                  <m:sty m:val="p"/>
-                </m:rPr>
-                <m:t>=</m:t>
-              </m:r>
-              <m:r>
-                <m:t>175</m:t>
-              </m:r>
             </m:oMath>
             <w:r>
               <w:rPr>
                 <w:rtl/>
               </w:rPr>
-              <w:t xml:space="preserve">: النقطة</w:t>
+              <w:t xml:space="preserve"> </w:t>
+            </w:r>
+            <w:r>
+              <w:rPr>
+                <w:rtl/>
+              </w:rPr>
+              <w:t xml:space="preserve">ومثّل النقطة</w:t>
             </w:r>
             <w:r>
               <w:rPr>
@@ -1283,18 +1284,32 @@
                   <m:grow/>
                 </m:dPr>
                 <m:e>
-                  <m:r>
-                    <m:t>3</m:t>
-                  </m:r>
+                  <m:acc>
+                    <m:accPr>
+                      <m:chr m:val="‾"/>
+                    </m:accPr>
+                    <m:e>
+                      <m:r>
+                        <m:t>x</m:t>
+                      </m:r>
+                    </m:e>
+                  </m:acc>
                   <m:r>
                     <m:rPr>
                       <m:sty m:val="p"/>
                     </m:rPr>
                     <m:t>;</m:t>
                   </m:r>
-                  <m:r>
-                    <m:t>175</m:t>
-                  </m:r>
+                  <m:acc>
+                    <m:accPr>
+                      <m:chr m:val="‾"/>
+                    </m:accPr>
+                    <m:e>
+                      <m:r>
+                        <m:t>y</m:t>
+                      </m:r>
+                    </m:e>
+                  </m:acc>
                 </m:e>
               </m:d>
             </m:oMath>
@@ -1302,13 +1317,98 @@
               <w:rPr>
                 <w:rtl/>
               </w:rPr>
-              <w:t xml:space="preserve"> </w:t>
-            </w:r>
-            <w:r>
-              <w:rPr>
-                <w:rtl/>
-              </w:rPr>
-              <w:t xml:space="preserve">«مركز» النقط.</w:t>
+              <w:t xml:space="preserve">.</w:t>
+            </w:r>
+          </w:p>
+        </w:tc>
+        <w:tc>
+          <w:tcPr>
+            <w:shd w:val="clear" w:color="auto" w:fill="E4E7ED"/>
+          </w:tcPr>
+          <w:p>
+            <w:pPr>
+              <w:pStyle w:val="Compact"/>
+              <w:bidi/>
+              <w:jc w:val="left"/>
+            </w:pPr>
+            <w:r>
+              <w:rPr>
+                <w:rtl/>
+              </w:rPr>
+              <w:t xml:space="preserve"/>
+            </w:r>
+            <w:r>
+              <w:rPr>
+                <w:b/>
+                <w:bCs/>
+                <w:rtl/>
+              </w:rPr>
+              <w:t xml:space="preserve">التشخيص والاكتشاف</w:t>
+            </w:r>
+          </w:p>
+        </w:tc>
+      </w:tr>
+      <w:tr>
+        <w:tc>
+          <w:tcPr/>
+          <w:p>
+            <w:pPr>
+              <w:pStyle w:val="Compact"/>
+              <w:bidi/>
+              <w:jc w:val="center"/>
+            </w:pPr>
+          </w:p>
+        </w:tc>
+        <w:tc>
+          <w:tcPr/>
+          <w:p>
+            <w:pPr>
+              <w:pStyle w:val="Compact"/>
+              <w:bidi/>
+              <w:jc w:val="center"/>
+            </w:pPr>
+          </w:p>
+        </w:tc>
+        <w:tc>
+          <w:tcPr/>
+          <w:p>
+            <w:pPr>
+              <w:bidi/>
+              <w:jc w:val="left"/>
+            </w:pPr>
+            <w:r>
+              <w:rPr>
+                <w:b/>
+                <w:bCs/>
+                <w:rtl/>
+              </w:rPr>
+              <w:t xml:space="preserve">[مناقشة النشاط]</w:t>
+            </w:r>
+          </w:p>
+          <w:p>
+            <w:pPr>
+              <w:bidi/>
+              <w:jc w:val="left"/>
+            </w:pPr>
+            <w:r>
+              <w:rPr>
+                <w:b/>
+                <w:bCs/>
+                <w:rtl/>
+              </w:rPr>
+              <w:t xml:space="preserve">(1)</w:t>
+            </w:r>
+            <w:r>
+              <w:rPr>
+                <w:rtl/>
+              </w:rPr>
+              <w:t xml:space="preserve"> </w:t>
+            </w:r>
+            <w:r>
+              <w:rPr>
+                <w:rtl/>
+              </w:rPr>
+              <w:t xml:space="preserve">التمثيل:</w:t>
             </w:r>
           </w:p>
           <w:p>
@@ -1331,7 +1431,7 @@
                     <a:graphicData uri="http://schemas.openxmlformats.org/drawingml/2006/picture">
                       <pic:pic>
                         <pic:nvPicPr>
-                          <pic:cNvPr id="0" name="0f95a5d246d31adf.png"/>
+                          <pic:cNvPr id="0" name="86b84c18561c32f7.png"/>
                           <pic:cNvPicPr/>
                         </pic:nvPicPr>
                         <pic:blipFill>
@@ -1354,6 +1454,86 @@
               </w:drawing>
             </w:r>
           </w:p>
+          <w:p>
+            <w:pPr>
+              <w:bidi/>
+              <w:jc w:val="left"/>
+            </w:pPr>
+            <w:r>
+              <w:rPr>
+                <w:b/>
+                <w:bCs/>
+                <w:rtl/>
+              </w:rPr>
+              <w:t xml:space="preserve">(2)</w:t>
+            </w:r>
+            <w:r>
+              <w:rPr>
+                <w:rtl/>
+              </w:rPr>
+              <w:t xml:space="preserve"> </w:t>
+            </w:r>
+            <w:r>
+              <w:rPr>
+                <w:rtl/>
+              </w:rPr>
+              <w:t xml:space="preserve">‎$\bar x=\dfrac{1+2+3+4+5}5=\RR{3}$</w:t>
+            </w:r>
+            <w:r>
+              <w:rPr>
+                <w:rtl/>
+              </w:rPr>
+              <w:t xml:space="preserve"> </w:t>
+            </w:r>
+            <w:r>
+              <w:rPr>
+                <w:rtl/>
+              </w:rPr>
+              <w:t xml:space="preserve">؛</w:t>
+            </w:r>
+            <w:r>
+              <w:rPr>
+                <w:rtl/>
+              </w:rPr>
+              <w:t xml:space="preserve"> </w:t>
+            </w:r>
+            <w:r>
+              <w:rPr>
+                <w:rtl/>
+              </w:rPr>
+              <w:t xml:space="preserve">‎$\bar y=\dfrac{120+150+170+205+230}5=\dfrac{875}5=\RR{175}$</w:t>
+            </w:r>
+            <w:r>
+              <w:rPr>
+                <w:rtl/>
+              </w:rPr>
+              <w:t xml:space="preserve">:</w:t>
+            </w:r>
+            <w:r>
+              <w:rPr>
+                <w:rtl/>
+              </w:rPr>
+              <w:t xml:space="preserve"> </w:t>
+            </w:r>
+            <w:r>
+              <w:rPr>
+                <w:rtl/>
+              </w:rPr>
+              <w:t xml:space="preserve">‎$\RR{G(3;175)}$</w:t>
+            </w:r>
+            <w:r>
+              <w:rPr>
+                <w:rtl/>
+              </w:rPr>
+              <w:t xml:space="preserve"> </w:t>
+            </w:r>
+            <w:r>
+              <w:rPr>
+                <w:rtl/>
+              </w:rPr>
+              <w:t xml:space="preserve">«مركز» السحابة.</w:t>
+            </w:r>
+          </w:p>
         </w:tc>
         <w:tc>
           <w:tcPr>
@@ -1371,14 +1551,6 @@
               </w:rPr>
               <w:t xml:space="preserve"/>
             </w:r>
-            <w:r>
-              <w:rPr>
-                <w:b/>
-                <w:bCs/>
-                <w:rtl/>
-              </w:rPr>
-              <w:t xml:space="preserve">التشخيص والاكتشاف</w:t>
-            </w:r>
           </w:p>
         </w:tc>
       </w:tr>
@@ -1395,7 +1567,7 @@
               <w:rPr>
                 <w:rtl/>
               </w:rPr>
-              <w:t xml:space="preserve">الحاسبة لحساب الأوساط.</w:t>
+              <w:t xml:space="preserve">الآلة الحاسبة.</w:t>
             </w:r>
           </w:p>
         </w:tc>
@@ -1438,49 +1610,23 @@
             </w:pPr>
             <w:r>
               <w:rPr>
-                <w:rtl/>
-              </w:rPr>
-              <w:t xml:space="preserve">✓ ندرس على مجتمع ميزتين كميتين</w:t>
-            </w:r>
-            <w:r>
-              <w:rPr>
-                <w:rtl/>
-              </w:rPr>
-              <w:t xml:space="preserve"> </w:t>
-            </w:r>
-            <m:oMath>
-              <m:r>
-                <m:t>X</m:t>
-              </m:r>
-            </m:oMath>
-            <w:r>
-              <w:rPr>
-                <w:rtl/>
-              </w:rPr>
-              <w:t xml:space="preserve"> </w:t>
-            </w:r>
-            <w:r>
-              <w:rPr>
-                <w:rtl/>
-              </w:rPr>
-              <w:t xml:space="preserve">و</w:t>
-            </w:r>
-            <w:r>
-              <w:rPr>
-                <w:rtl/>
-              </w:rPr>
-              <w:t xml:space="preserve"> </w:t>
-            </w:r>
-            <m:oMath>
-              <m:r>
-                <m:t>Y</m:t>
-              </m:r>
-            </m:oMath>
-            <w:r>
-              <w:rPr>
-                <w:rtl/>
-              </w:rPr>
-              <w:t xml:space="preserve">: الثنائيات</w:t>
+                <w:b/>
+                <w:bCs/>
+                <w:rtl/>
+              </w:rPr>
+              <w:t xml:space="preserve">(1)</w:t>
+            </w:r>
+            <w:r>
+              <w:rPr>
+                <w:rtl/>
+              </w:rPr>
+              <w:t xml:space="preserve"> </w:t>
+            </w:r>
+            <w:r>
+              <w:rPr>
+                <w:rtl/>
+              </w:rPr>
+              <w:t xml:space="preserve">الثنائيات</w:t>
             </w:r>
             <w:r>
               <w:rPr>
@@ -1540,7 +1686,7 @@
               <w:rPr>
                 <w:rtl/>
               </w:rPr>
-              <w:t xml:space="preserve">تشكل</w:t>
+              <w:t xml:space="preserve">لميزتين كميتين تشكل</w:t>
             </w:r>
             <w:r>
               <w:rPr>
@@ -1570,9 +1716,17 @@
             </w:pPr>
             <w:r>
               <w:rPr>
-                <w:rtl/>
-              </w:rPr>
-              <w:t xml:space="preserve">✓ </w:t>
+                <w:b/>
+                <w:bCs/>
+                <w:rtl/>
+              </w:rPr>
+              <w:t xml:space="preserve">(2)</w:t>
+            </w:r>
+            <w:r>
+              <w:rPr>
+                <w:rtl/>
+              </w:rPr>
+              <w:t xml:space="preserve"> </w:t>
             </w:r>
             <w:r>
               <w:rPr>
@@ -1668,9 +1822,17 @@
             </w:pPr>
             <w:r>
               <w:rPr>
-                <w:rtl/>
-              </w:rPr>
-              <w:t xml:space="preserve">✓ </w:t>
+                <w:b/>
+                <w:bCs/>
+                <w:rtl/>
+              </w:rPr>
+              <w:t xml:space="preserve">(3)</w:t>
+            </w:r>
+            <w:r>
+              <w:rPr>
+                <w:rtl/>
+              </w:rPr>
+              <w:t xml:space="preserve"> </w:t>
             </w:r>
             <w:r>
               <w:rPr>
@@ -1692,47 +1854,12 @@
               </w:rPr>
               <w:t xml:space="preserve"> </w:t>
             </w:r>
-            <m:oMath>
-              <m:r>
-                <m:t>G</m:t>
-              </m:r>
-              <m:d>
-                <m:dPr>
-                  <m:begChr m:val="("/>
-                  <m:endChr m:val=")"/>
-                  <m:sepChr m:val=""/>
-                  <m:grow/>
-                </m:dPr>
-                <m:e>
-                  <m:acc>
-                    <m:accPr>
-                      <m:chr m:val="‾"/>
-                    </m:accPr>
-                    <m:e>
-                      <m:r>
-                        <m:t>x</m:t>
-                      </m:r>
-                    </m:e>
-                  </m:acc>
-                  <m:r>
-                    <m:rPr>
-                      <m:sty m:val="p"/>
-                    </m:rPr>
-                    <m:t>;</m:t>
-                  </m:r>
-                  <m:acc>
-                    <m:accPr>
-                      <m:chr m:val="‾"/>
-                    </m:accPr>
-                    <m:e>
-                      <m:r>
-                        <m:t>y</m:t>
-                      </m:r>
-                    </m:e>
-                  </m:acc>
-                </m:e>
-              </m:d>
-            </m:oMath>
+            <w:r>
+              <w:rPr>
+                <w:rtl/>
+              </w:rPr>
+              <w:t xml:space="preserve">‎$\RR{G(\bar x;\bar y)}$</w:t>
+            </w:r>
             <w:r>
               <w:rPr>
                 <w:rtl/>
@@ -2075,7 +2202,7 @@
                     <a:graphicData uri="http://schemas.openxmlformats.org/drawingml/2006/picture">
                       <pic:pic>
                         <pic:nvPicPr>
-                          <pic:cNvPr id="0" name="637a75abf36852f3.png"/>
+                          <pic:cNvPr id="0" name="c9ebddd502cf4c47.png"/>
                           <pic:cNvPicPr/>
                         </pic:nvPicPr>
                         <pic:blipFill>
@@ -2103,239 +2230,177 @@
               <w:bidi/>
               <w:jc w:val="left"/>
             </w:pPr>
+            <w:r>
+              <w:rPr>
+                <w:b/>
+                <w:bCs/>
+                <w:rtl/>
+              </w:rPr>
+              <w:t xml:space="preserve">(1)</w:t>
+            </w:r>
+            <w:r>
+              <w:rPr>
+                <w:rtl/>
+              </w:rPr>
+              <w:t xml:space="preserve"> </w:t>
+            </w:r>
+            <w:r>
+              <w:rPr>
+                <w:rtl/>
+              </w:rPr>
+              <w:t xml:space="preserve">‎$\bar x=\dfrac{25+30+35+40+45+50}6=\dfrac{225}6=\RR{37{,}5}$</w:t>
+            </w:r>
+            <w:r>
+              <w:rPr>
+                <w:rtl/>
+              </w:rPr>
+              <w:t xml:space="preserve">.</w:t>
+            </w:r>
+          </w:p>
+          <w:p>
+            <w:pPr>
+              <w:bidi/>
+              <w:jc w:val="left"/>
+            </w:pPr>
+            <w:r>
+              <w:rPr>
+                <w:b/>
+                <w:bCs/>
+                <w:rtl/>
+              </w:rPr>
+              <w:t xml:space="preserve">(2)</w:t>
+            </w:r>
+            <w:r>
+              <w:rPr>
+                <w:rtl/>
+              </w:rPr>
+              <w:t xml:space="preserve"> </w:t>
+            </w:r>
+            <w:r>
+              <w:rPr>
+                <w:rtl/>
+              </w:rPr>
+              <w:t xml:space="preserve">‎$\bar y=\dfrac{32+36+41+43+48+52}6=\dfrac{252}6=\RR{42}$</w:t>
+            </w:r>
+            <w:r>
+              <w:rPr>
+                <w:rtl/>
+              </w:rPr>
+              <w:t xml:space="preserve"> </w:t>
+            </w:r>
+            <w:r>
+              <w:rPr>
+                <w:rtl/>
+              </w:rPr>
+              <w:t xml:space="preserve">، إذن</w:t>
+            </w:r>
+            <w:r>
+              <w:rPr>
+                <w:rtl/>
+              </w:rPr>
+              <w:t xml:space="preserve"> </w:t>
+            </w:r>
+            <w:r>
+              <w:rPr>
+                <w:rtl/>
+              </w:rPr>
+              <w:t xml:space="preserve">‎$\RR{G(37{,}5;42)}$</w:t>
+            </w:r>
+            <w:r>
+              <w:rPr>
+                <w:rtl/>
+              </w:rPr>
+              <w:t xml:space="preserve">.</w:t>
+            </w:r>
+          </w:p>
+        </w:tc>
+        <w:tc>
+          <w:tcPr>
+            <w:shd w:val="clear" w:color="auto" w:fill="E4E7ED"/>
+          </w:tcPr>
+          <w:p>
+            <w:pPr>
+              <w:pStyle w:val="Compact"/>
+              <w:bidi/>
+              <w:jc w:val="left"/>
+            </w:pPr>
+            <w:r>
+              <w:rPr>
+                <w:rtl/>
+              </w:rPr>
+              <w:t xml:space="preserve"/>
+            </w:r>
+          </w:p>
+        </w:tc>
+      </w:tr>
+      <w:tr>
+        <w:tc>
+          <w:tcPr/>
+          <w:p>
+            <w:pPr>
+              <w:pStyle w:val="Compact"/>
+              <w:bidi/>
+              <w:jc w:val="center"/>
+            </w:pPr>
+          </w:p>
+        </w:tc>
+        <w:tc>
+          <w:tcPr/>
+          <w:p>
+            <w:pPr>
+              <w:pStyle w:val="Compact"/>
+              <w:bidi/>
+              <w:jc w:val="center"/>
+            </w:pPr>
+          </w:p>
+        </w:tc>
+        <w:tc>
+          <w:tcPr/>
+          <w:p>
+            <w:pPr>
+              <w:pStyle w:val="Compact"/>
+              <w:bidi/>
+              <w:jc w:val="left"/>
+            </w:pPr>
+            <w:r>
+              <w:rPr>
+                <w:b/>
+                <w:bCs/>
+                <w:rtl/>
+              </w:rPr>
+              <w:t xml:space="preserve">[ملاحظات]</w:t>
+            </w:r>
+            <w:r>
+              <w:rPr>
+                <w:rtl/>
+              </w:rPr>
+              <w:t xml:space="preserve"> تغيير المبدأ: إذا وضعنا</w:t>
+            </w:r>
+            <w:r>
+              <w:rPr>
+                <w:rtl/>
+              </w:rPr>
+              <w:t xml:space="preserve"> </w:t>
+            </w:r>
             <m:oMath>
-              <m:acc>
-                <m:accPr>
-                  <m:chr m:val="‾"/>
-                </m:accPr>
+              <m:sSub>
                 <m:e>
                   <m:r>
-                    <m:t>x</m:t>
+                    <m:t>z</m:t>
                   </m:r>
                 </m:e>
-              </m:acc>
+                <m:sub>
+                  <m:r>
+                    <m:t>i</m:t>
+                  </m:r>
+                </m:sub>
+              </m:sSub>
               <m:r>
                 <m:rPr>
                   <m:sty m:val="p"/>
                 </m:rPr>
                 <m:t>=</m:t>
               </m:r>
-              <m:r>
-                <m:t>37</m:t>
-              </m:r>
-              <m:r>
-                <m:rPr>
-                  <m:sty m:val="p"/>
-                </m:rPr>
-                <m:t>,</m:t>
-              </m:r>
-              <m:r>
-                <m:t>5</m:t>
-              </m:r>
-            </m:oMath>
-            <w:r>
-              <w:rPr>
-                <w:rtl/>
-              </w:rPr>
-              <w:t xml:space="preserve"> </w:t>
-            </w:r>
-            <w:r>
-              <w:rPr>
-                <w:rtl/>
-              </w:rPr>
-              <w:t xml:space="preserve">،</w:t>
-            </w:r>
-            <w:r>
-              <w:rPr>
-                <w:rtl/>
-              </w:rPr>
-              <w:t xml:space="preserve"> </w:t>
-            </w:r>
-            <m:oMath>
-              <m:acc>
-                <m:accPr>
-                  <m:chr m:val="‾"/>
-                </m:accPr>
-                <m:e>
-                  <m:r>
-                    <m:t>y</m:t>
-                  </m:r>
-                </m:e>
-              </m:acc>
-              <m:r>
-                <m:rPr>
-                  <m:sty m:val="p"/>
-                </m:rPr>
-                <m:t>=</m:t>
-              </m:r>
-              <m:f>
-                <m:fPr>
-                  <m:type m:val="bar"/>
-                </m:fPr>
-                <m:num>
-                  <m:r>
-                    <m:t>252</m:t>
-                  </m:r>
-                </m:num>
-                <m:den>
-                  <m:r>
-                    <m:t>6</m:t>
-                  </m:r>
-                </m:den>
-              </m:f>
-              <m:r>
-                <m:rPr>
-                  <m:sty m:val="p"/>
-                </m:rPr>
-                <m:t>=</m:t>
-              </m:r>
-              <m:r>
-                <m:t>42</m:t>
-              </m:r>
-            </m:oMath>
-            <w:r>
-              <w:rPr>
-                <w:rtl/>
-              </w:rPr>
-              <w:t xml:space="preserve">:</w:t>
-            </w:r>
-            <w:r>
-              <w:rPr>
-                <w:rtl/>
-              </w:rPr>
-              <w:t xml:space="preserve"> </w:t>
-            </w:r>
-            <m:oMath>
-              <m:r>
-                <m:t>G</m:t>
-              </m:r>
-              <m:d>
-                <m:dPr>
-                  <m:begChr m:val="("/>
-                  <m:endChr m:val=")"/>
-                  <m:sepChr m:val=""/>
-                  <m:grow/>
-                </m:dPr>
-                <m:e>
-                  <m:r>
-                    <m:t>37</m:t>
-                  </m:r>
-                  <m:r>
-                    <m:rPr>
-                      <m:sty m:val="p"/>
-                    </m:rPr>
-                    <m:t>,</m:t>
-                  </m:r>
-                  <m:r>
-                    <m:t>5</m:t>
-                  </m:r>
-                  <m:r>
-                    <m:rPr>
-                      <m:sty m:val="p"/>
-                    </m:rPr>
-                    <m:t>;</m:t>
-                  </m:r>
-                  <m:r>
-                    <m:t>42</m:t>
-                  </m:r>
-                </m:e>
-              </m:d>
-            </m:oMath>
-            <w:r>
-              <w:rPr>
-                <w:rtl/>
-              </w:rPr>
-              <w:t xml:space="preserve">.</w:t>
-            </w:r>
-          </w:p>
-        </w:tc>
-        <w:tc>
-          <w:tcPr>
-            <w:shd w:val="clear" w:color="auto" w:fill="E4E7ED"/>
-          </w:tcPr>
-          <w:p>
-            <w:pPr>
-              <w:pStyle w:val="Compact"/>
-              <w:bidi/>
-              <w:jc w:val="left"/>
-            </w:pPr>
-            <w:r>
-              <w:rPr>
-                <w:rtl/>
-              </w:rPr>
-              <w:t xml:space="preserve"/>
-            </w:r>
-          </w:p>
-        </w:tc>
-      </w:tr>
-      <w:tr>
-        <w:tc>
-          <w:tcPr/>
-          <w:p>
-            <w:pPr>
-              <w:pStyle w:val="Compact"/>
-              <w:bidi/>
-              <w:jc w:val="center"/>
-            </w:pPr>
-          </w:p>
-        </w:tc>
-        <w:tc>
-          <w:tcPr/>
-          <w:p>
-            <w:pPr>
-              <w:pStyle w:val="Compact"/>
-              <w:bidi/>
-              <w:jc w:val="center"/>
-            </w:pPr>
-          </w:p>
-        </w:tc>
-        <w:tc>
-          <w:tcPr/>
-          <w:p>
-            <w:pPr>
-              <w:pStyle w:val="Compact"/>
-              <w:bidi/>
-              <w:jc w:val="left"/>
-            </w:pPr>
-            <w:r>
-              <w:rPr>
-                <w:b/>
-                <w:bCs/>
-                <w:rtl/>
-              </w:rPr>
-              <w:t xml:space="preserve">[ملاحظات]</w:t>
-            </w:r>
-            <w:r>
-              <w:rPr>
-                <w:rtl/>
-              </w:rPr>
-              <w:t xml:space="preserve"> تغيير المبدأ: إذا وضعنا</w:t>
-            </w:r>
-            <w:r>
-              <w:rPr>
-                <w:rtl/>
-              </w:rPr>
-              <w:t xml:space="preserve"> </w:t>
-            </w:r>
-            <m:oMath>
-              <m:sSub>
-                <m:e>
-                  <m:r>
-                    <m:t>z</m:t>
-                  </m:r>
-                </m:e>
-                <m:sub>
-                  <m:r>
-                    <m:t>i</m:t>
-                  </m:r>
-                </m:sub>
-              </m:sSub>
-              <m:r>
-                <m:rPr>
-                  <m:sty m:val="p"/>
-                </m:rPr>
-                <m:t>=</m:t>
-              </m:r>
               <m:sSub>
                 <m:e>
                   <m:r>
@@ -2376,61 +2441,12 @@
               </w:rPr>
               <w:t xml:space="preserve"> </w:t>
             </w:r>
-            <m:oMath>
-              <m:acc>
-                <m:accPr>
-                  <m:chr m:val="‾"/>
-                </m:accPr>
-                <m:e>
-                  <m:r>
-                    <m:t>z</m:t>
-                  </m:r>
-                </m:e>
-              </m:acc>
-              <m:r>
-                <m:rPr>
-                  <m:sty m:val="p"/>
-                </m:rPr>
-                <m:t>=</m:t>
-              </m:r>
-              <m:acc>
-                <m:accPr>
-                  <m:chr m:val="‾"/>
-                </m:accPr>
-                <m:e>
-                  <m:r>
-                    <m:t>x</m:t>
-                  </m:r>
-                </m:e>
-              </m:acc>
-              <m:r>
-                <m:rPr>
-                  <m:sty m:val="p"/>
-                </m:rPr>
-                <m:t>−</m:t>
-              </m:r>
-              <m:r>
-                <m:t>35</m:t>
-              </m:r>
-              <m:r>
-                <m:rPr>
-                  <m:sty m:val="p"/>
-                </m:rPr>
-                <m:t>=</m:t>
-              </m:r>
-              <m:r>
-                <m:t>2</m:t>
-              </m:r>
-              <m:r>
-                <m:rPr>
-                  <m:sty m:val="p"/>
-                </m:rPr>
-                <m:t>,</m:t>
-              </m:r>
-              <m:r>
-                <m:t>5</m:t>
-              </m:r>
-            </m:oMath>
+            <w:r>
+              <w:rPr>
+                <w:rtl/>
+              </w:rPr>
+              <w:t xml:space="preserve">‎$\bar z=\bar x-35=\RR{2{,}5}$</w:t>
+            </w:r>
             <w:r>
               <w:rPr>
                 <w:rtl/>
@@ -2505,7 +2521,7 @@
               <w:rPr>
                 <w:rtl/>
               </w:rPr>
-              <w:t xml:space="preserve"> نختار وحدات ومبدأً مناسبين للمعلم حتى تظهر السحابة جيداً.</w:t>
+              <w:t xml:space="preserve"> نختار وحدات ومبدأً مناسبين للمعلم.</w:t>
             </w:r>
           </w:p>
         </w:tc>
@@ -2574,7 +2590,7 @@
                 <w:bCs/>
                 <w:rtl/>
               </w:rPr>
-              <w:t xml:space="preserve">[تطبيق]</w:t>
+              <w:t xml:space="preserve">[تمرين تطبيقي]</w:t>
             </w:r>
           </w:p>
           <w:p>
@@ -2667,7 +2683,7 @@
                     <a:graphicData uri="http://schemas.openxmlformats.org/drawingml/2006/picture">
                       <pic:pic>
                         <pic:nvPicPr>
-                          <pic:cNvPr id="0" name="45ebb454cda9c613.png"/>
+                          <pic:cNvPr id="0" name="9d04a47b7f0e8add.png"/>
                           <pic:cNvPicPr/>
                         </pic:nvPicPr>
                         <pic:blipFill>
@@ -2697,9 +2713,23 @@
             </w:pPr>
             <w:r>
               <w:rPr>
-                <w:rtl/>
-              </w:rPr>
-              <w:t xml:space="preserve">مثّل السحابة وعيّن</w:t>
+                <w:b/>
+                <w:bCs/>
+                <w:rtl/>
+              </w:rPr>
+              <w:t xml:space="preserve">(1)</w:t>
+            </w:r>
+            <w:r>
+              <w:rPr>
+                <w:rtl/>
+              </w:rPr>
+              <w:t xml:space="preserve"> </w:t>
+            </w:r>
+            <w:r>
+              <w:rPr>
+                <w:rtl/>
+              </w:rPr>
+              <w:t xml:space="preserve">احسب</w:t>
             </w:r>
             <w:r>
               <w:rPr>
@@ -2708,6 +2738,86 @@
               <w:t xml:space="preserve"> </w:t>
             </w:r>
             <m:oMath>
+              <m:acc>
+                <m:accPr>
+                  <m:chr m:val="‾"/>
+                </m:accPr>
+                <m:e>
+                  <m:r>
+                    <m:t>x</m:t>
+                  </m:r>
+                </m:e>
+              </m:acc>
+            </m:oMath>
+            <w:r>
+              <w:rPr>
+                <w:rtl/>
+              </w:rPr>
+              <w:t xml:space="preserve"> </w:t>
+            </w:r>
+            <w:r>
+              <w:rPr>
+                <w:rtl/>
+              </w:rPr>
+              <w:t xml:space="preserve">و</w:t>
+            </w:r>
+            <w:r>
+              <w:rPr>
+                <w:rtl/>
+              </w:rPr>
+              <w:t xml:space="preserve"> </w:t>
+            </w:r>
+            <m:oMath>
+              <m:acc>
+                <m:accPr>
+                  <m:chr m:val="‾"/>
+                </m:accPr>
+                <m:e>
+                  <m:r>
+                    <m:t>y</m:t>
+                  </m:r>
+                </m:e>
+              </m:acc>
+            </m:oMath>
+            <w:r>
+              <w:rPr>
+                <w:rtl/>
+              </w:rPr>
+              <w:t xml:space="preserve">.</w:t>
+            </w:r>
+          </w:p>
+          <w:p>
+            <w:pPr>
+              <w:bidi/>
+              <w:jc w:val="left"/>
+            </w:pPr>
+            <w:r>
+              <w:rPr>
+                <w:b/>
+                <w:bCs/>
+                <w:rtl/>
+              </w:rPr>
+              <w:t xml:space="preserve">(2)</w:t>
+            </w:r>
+            <w:r>
+              <w:rPr>
+                <w:rtl/>
+              </w:rPr>
+              <w:t xml:space="preserve"> </w:t>
+            </w:r>
+            <w:r>
+              <w:rPr>
+                <w:rtl/>
+              </w:rPr>
+              <w:t xml:space="preserve">استنتج إحداثيي النقطة المتوسطة</w:t>
+            </w:r>
+            <w:r>
+              <w:rPr>
+                <w:rtl/>
+              </w:rPr>
+              <w:t xml:space="preserve"> </w:t>
+            </w:r>
+            <m:oMath>
               <m:r>
                 <m:t>G</m:t>
               </m:r>
@@ -2717,120 +2827,6 @@
                 <w:rtl/>
               </w:rPr>
               <w:t xml:space="preserve">.</w:t>
-            </w:r>
-          </w:p>
-          <w:p>
-            <w:pPr>
-              <w:bidi/>
-              <w:jc w:val="left"/>
-            </w:pPr>
-            <w:r>
-              <w:rPr>
-                <w:b/>
-                <w:bCs/>
-                <w:rtl/>
-              </w:rPr>
-              <w:t xml:space="preserve">الحل:</w:t>
-            </w:r>
-            <w:r>
-              <w:rPr>
-                <w:rtl/>
-              </w:rPr>
-              <w:t xml:space="preserve"> </w:t>
-            </w:r>
-            <w:r>
-              <w:rPr>
-                <w:rtl/>
-              </w:rPr>
-              <w:t xml:space="preserve">‎$\RR{\bar x=3{,}5}$</w:t>
-            </w:r>
-            <w:r>
-              <w:rPr>
-                <w:rtl/>
-              </w:rPr>
-              <w:t xml:space="preserve"> </w:t>
-            </w:r>
-            <w:r>
-              <w:rPr>
-                <w:rtl/>
-              </w:rPr>
-              <w:t xml:space="preserve">‎$\RR{\bar y=\dfrac{126}6=21}$</w:t>
-            </w:r>
-            <w:r>
-              <w:rPr>
-                <w:rtl/>
-              </w:rPr>
-              <w:t xml:space="preserve">:</w:t>
-            </w:r>
-            <w:r>
-              <w:rPr>
-                <w:rtl/>
-              </w:rPr>
-              <w:t xml:space="preserve"> </w:t>
-            </w:r>
-            <w:r>
-              <w:rPr>
-                <w:rtl/>
-              </w:rPr>
-              <w:t xml:space="preserve">‎$\RR{G(3{,}5;21)}$</w:t>
-            </w:r>
-            <w:r>
-              <w:rPr>
-                <w:rtl/>
-              </w:rPr>
-              <w:t xml:space="preserve">.</w:t>
-            </w:r>
-          </w:p>
-          <w:p>
-            <w:pPr>
-              <w:bidi/>
-              <w:jc w:val="left"/>
-            </w:pPr>
-            <w:r>
-              <w:rPr>
-                <w:b/>
-                <w:bCs/>
-                <w:rtl/>
-              </w:rPr>
-              <w:t xml:space="preserve">واجب منزلي:</w:t>
-            </w:r>
-            <w:r>
-              <w:rPr>
-                <w:rtl/>
-              </w:rPr>
-              <w:t xml:space="preserve"> </w:t>
-            </w:r>
-            <w:r>
-              <w:rPr>
-                <w:rtl/>
-              </w:rPr>
-              <w:t xml:space="preserve">تمارين من باب الإحصاء.</w:t>
-            </w:r>
-          </w:p>
-          <w:p>
-            <w:pPr>
-              <w:bidi/>
-              <w:jc w:val="left"/>
-            </w:pPr>
-            <w:r>
-              <w:rPr>
-                <w:b/>
-                <w:bCs/>
-                <w:rtl/>
-              </w:rPr>
-              <w:t xml:space="preserve">ملاحظات حول سير الحصة:</w:t>
-            </w:r>
-            <w:r>
-              <w:rPr>
-                <w:rtl/>
-              </w:rPr>
-              <w:t xml:space="preserve"> </w:t>
-            </w:r>
-            <w:r>
-              <w:rPr>
-                <w:rtl/>
-              </w:rPr>
-              <w:t xml:space="preserve">..........</w:t>
             </w:r>
           </w:p>
         </w:tc>
@@ -2857,6 +2853,203 @@
                 <w:rtl/>
               </w:rPr>
               <w:t xml:space="preserve">التقويم</w:t>
+            </w:r>
+          </w:p>
+        </w:tc>
+      </w:tr>
+      <w:tr>
+        <w:tc>
+          <w:tcPr/>
+          <w:p>
+            <w:pPr>
+              <w:pStyle w:val="Compact"/>
+              <w:bidi/>
+              <w:jc w:val="center"/>
+            </w:pPr>
+          </w:p>
+        </w:tc>
+        <w:tc>
+          <w:tcPr/>
+          <w:p>
+            <w:pPr>
+              <w:pStyle w:val="Compact"/>
+              <w:bidi/>
+              <w:jc w:val="center"/>
+            </w:pPr>
+          </w:p>
+        </w:tc>
+        <w:tc>
+          <w:tcPr/>
+          <w:p>
+            <w:pPr>
+              <w:bidi/>
+              <w:jc w:val="left"/>
+            </w:pPr>
+            <w:r>
+              <w:rPr>
+                <w:b/>
+                <w:bCs/>
+                <w:rtl/>
+              </w:rPr>
+              <w:t xml:space="preserve">[حل التمرين التطبيقي]</w:t>
+            </w:r>
+          </w:p>
+          <w:p>
+            <w:pPr>
+              <w:bidi/>
+              <w:jc w:val="left"/>
+            </w:pPr>
+            <w:r>
+              <w:rPr>
+                <w:b/>
+                <w:bCs/>
+                <w:rtl/>
+              </w:rPr>
+              <w:t xml:space="preserve">(1)</w:t>
+            </w:r>
+            <w:r>
+              <w:rPr>
+                <w:rtl/>
+              </w:rPr>
+              <w:t xml:space="preserve"> </w:t>
+            </w:r>
+            <w:r>
+              <w:rPr>
+                <w:rtl/>
+              </w:rPr>
+              <w:t xml:space="preserve">‎$\bar x=\dfrac{21}6=\RR{3{,}5}$</w:t>
+            </w:r>
+            <w:r>
+              <w:rPr>
+                <w:rtl/>
+              </w:rPr>
+              <w:t xml:space="preserve"> </w:t>
+            </w:r>
+            <w:r>
+              <w:rPr>
+                <w:rtl/>
+              </w:rPr>
+              <w:t xml:space="preserve">؛</w:t>
+            </w:r>
+            <w:r>
+              <w:rPr>
+                <w:rtl/>
+              </w:rPr>
+              <w:t xml:space="preserve"> </w:t>
+            </w:r>
+            <w:r>
+              <w:rPr>
+                <w:rtl/>
+              </w:rPr>
+              <w:t xml:space="preserve">‎$\bar y=\dfrac{12+15+19+22+26+32}6=\dfrac{126}6=\RR{21}$</w:t>
+            </w:r>
+            <w:r>
+              <w:rPr>
+                <w:rtl/>
+              </w:rPr>
+              <w:t xml:space="preserve">.</w:t>
+            </w:r>
+          </w:p>
+          <w:p>
+            <w:pPr>
+              <w:bidi/>
+              <w:jc w:val="left"/>
+            </w:pPr>
+            <w:r>
+              <w:rPr>
+                <w:b/>
+                <w:bCs/>
+                <w:rtl/>
+              </w:rPr>
+              <w:t xml:space="preserve">(2)</w:t>
+            </w:r>
+            <w:r>
+              <w:rPr>
+                <w:rtl/>
+              </w:rPr>
+              <w:t xml:space="preserve"> </w:t>
+            </w:r>
+            <w:r>
+              <w:rPr>
+                <w:rtl/>
+              </w:rPr>
+              <w:t xml:space="preserve">‎$\RR{G(3{,}5;21)}$</w:t>
+            </w:r>
+            <w:r>
+              <w:rPr>
+                <w:rtl/>
+              </w:rPr>
+              <w:t xml:space="preserve">.</w:t>
+            </w:r>
+          </w:p>
+          <w:p>
+            <w:pPr>
+              <w:bidi/>
+              <w:jc w:val="left"/>
+            </w:pPr>
+            <w:r>
+              <w:rPr>
+                <w:b/>
+                <w:bCs/>
+                <w:rtl/>
+              </w:rPr>
+              <w:t xml:space="preserve">واجب منزلي:</w:t>
+            </w:r>
+            <w:r>
+              <w:rPr>
+                <w:rtl/>
+              </w:rPr>
+              <w:t xml:space="preserve"> </w:t>
+            </w:r>
+            <w:r>
+              <w:rPr>
+                <w:rtl/>
+              </w:rPr>
+              <w:t xml:space="preserve">تمارين من باب الإحصاء.</w:t>
+            </w:r>
+          </w:p>
+          <w:p>
+            <w:pPr>
+              <w:bidi/>
+              <w:jc w:val="left"/>
+            </w:pPr>
+            <w:r>
+              <w:rPr>
+                <w:b/>
+                <w:bCs/>
+                <w:rtl/>
+              </w:rPr>
+              <w:t xml:space="preserve">ملاحظات حول سير الحصة:</w:t>
+            </w:r>
+            <w:r>
+              <w:rPr>
+                <w:rtl/>
+              </w:rPr>
+              <w:t xml:space="preserve"> </w:t>
+            </w:r>
+            <w:r>
+              <w:rPr>
+                <w:rtl/>
+              </w:rPr>
+              <w:t xml:space="preserve">..........</w:t>
+            </w:r>
+          </w:p>
+        </w:tc>
+        <w:tc>
+          <w:tcPr>
+            <w:shd w:val="clear" w:color="auto" w:fill="E4E7ED"/>
+          </w:tcPr>
+          <w:p>
+            <w:pPr>
+              <w:pStyle w:val="Compact"/>
+              <w:bidi/>
+              <w:jc w:val="left"/>
+            </w:pPr>
+            <w:r>
+              <w:rPr>
+                <w:rtl/>
+              </w:rPr>
+              <w:t xml:space="preserve"/>
             </w:r>
           </w:p>
         </w:tc>
@@ -3323,7 +3516,7 @@
         <w:rPr>
           <w:rtl/>
         </w:rPr>
-        <w:t xml:space="preserve">المنهاج ، الكتاب المدرسي ، مراجع ، الحاسبة العلمية ، ورق ميليمتري.</w:t>
+        <w:t xml:space="preserve">المنهاج ، الكتاب المدرسي ، الآلة الحاسبة العلمية ، ورق ميليمتري.</w:t>
       </w:r>
     </w:p>
     <w:tbl>
@@ -3494,7 +3687,7 @@
               <w:rPr>
                 <w:rtl/>
               </w:rPr>
-              <w:t xml:space="preserve">سحابة الزبائن «متطاولة»: هل يمكن رسم مستقيم تقع حوله نقطها؟ أي مستقيم هو «الأقرب»؟</w:t>
+              <w:t xml:space="preserve">سحابة الزبائن «متطاولة»: هل يمكن رسم مستقيم تقع حوله نقطها؟</w:t>
             </w:r>
           </w:p>
         </w:tc>
@@ -3571,19 +3764,33 @@
                 <w:bCs/>
                 <w:rtl/>
               </w:rPr>
-              <w:t xml:space="preserve">[وضعية مقترحة]</w:t>
-            </w:r>
-          </w:p>
-          <w:p>
-            <w:pPr>
-              <w:bidi/>
-              <w:jc w:val="left"/>
-            </w:pPr>
-            <w:r>
-              <w:rPr>
-                <w:rtl/>
-              </w:rPr>
-              <w:t xml:space="preserve">✓ كل تلميذ يرسم مستقيماً يمر بـ</w:t>
+              <w:t xml:space="preserve">[نشاط 02]</w:t>
+            </w:r>
+          </w:p>
+          <w:p>
+            <w:pPr>
+              <w:bidi/>
+              <w:jc w:val="left"/>
+            </w:pPr>
+            <w:r>
+              <w:rPr>
+                <w:b/>
+                <w:bCs/>
+                <w:rtl/>
+              </w:rPr>
+              <w:t xml:space="preserve">(1)</w:t>
+            </w:r>
+            <w:r>
+              <w:rPr>
+                <w:rtl/>
+              </w:rPr>
+              <w:t xml:space="preserve"> </w:t>
+            </w:r>
+            <w:r>
+              <w:rPr>
+                <w:rtl/>
+              </w:rPr>
+              <w:t xml:space="preserve">ارسم مستقيماً يمر بـ</w:t>
             </w:r>
             <w:r>
               <w:rPr>
@@ -3606,7 +3813,7 @@
               <w:rPr>
                 <w:rtl/>
               </w:rPr>
-              <w:t xml:space="preserve">ويقيس المسافات الشاقولية</w:t>
+              <w:t xml:space="preserve">وقِس المسافات الشاقولية</w:t>
             </w:r>
             <w:r>
               <w:rPr>
@@ -3654,9 +3861,254 @@
             </w:pPr>
             <w:r>
               <w:rPr>
-                <w:rtl/>
-              </w:rPr>
-              <w:t xml:space="preserve">✓ نقارن المستقيمات بالمجموع</w:t>
+                <w:b/>
+                <w:bCs/>
+                <w:rtl/>
+              </w:rPr>
+              <w:t xml:space="preserve">(2)</w:t>
+            </w:r>
+            <w:r>
+              <w:rPr>
+                <w:rtl/>
+              </w:rPr>
+              <w:t xml:space="preserve"> </w:t>
+            </w:r>
+            <w:r>
+              <w:rPr>
+                <w:rtl/>
+              </w:rPr>
+              <w:t xml:space="preserve">كيف نختار «أفضل» مستقيم؟</w:t>
+            </w:r>
+          </w:p>
+        </w:tc>
+        <w:tc>
+          <w:tcPr>
+            <w:shd w:val="clear" w:color="auto" w:fill="E4E7ED"/>
+          </w:tcPr>
+          <w:p>
+            <w:pPr>
+              <w:pStyle w:val="Compact"/>
+              <w:bidi/>
+              <w:jc w:val="left"/>
+            </w:pPr>
+            <w:r>
+              <w:rPr>
+                <w:rtl/>
+              </w:rPr>
+              <w:t xml:space="preserve"/>
+            </w:r>
+            <w:r>
+              <w:rPr>
+                <w:b/>
+                <w:bCs/>
+                <w:rtl/>
+              </w:rPr>
+              <w:t xml:space="preserve">التشخيص والاكتشاف</w:t>
+            </w:r>
+          </w:p>
+        </w:tc>
+      </w:tr>
+      <w:tr>
+        <w:tc>
+          <w:tcPr/>
+          <w:p>
+            <w:pPr>
+              <w:pStyle w:val="Compact"/>
+              <w:bidi/>
+              <w:jc w:val="center"/>
+            </w:pPr>
+          </w:p>
+        </w:tc>
+        <w:tc>
+          <w:tcPr/>
+          <w:p>
+            <w:pPr>
+              <w:pStyle w:val="Compact"/>
+              <w:bidi/>
+              <w:jc w:val="center"/>
+            </w:pPr>
+          </w:p>
+        </w:tc>
+        <w:tc>
+          <w:tcPr/>
+          <w:p>
+            <w:pPr>
+              <w:bidi/>
+              <w:jc w:val="left"/>
+            </w:pPr>
+            <w:r>
+              <w:rPr>
+                <w:b/>
+                <w:bCs/>
+                <w:rtl/>
+              </w:rPr>
+              <w:t xml:space="preserve">[مناقشة النشاط]</w:t>
+            </w:r>
+          </w:p>
+          <w:p>
+            <w:pPr>
+              <w:bidi/>
+              <w:jc w:val="left"/>
+            </w:pPr>
+            <w:r>
+              <w:rPr>
+                <w:b/>
+                <w:bCs/>
+                <w:rtl/>
+              </w:rPr>
+              <w:t xml:space="preserve">(1)</w:t>
+            </w:r>
+            <w:r>
+              <w:rPr>
+                <w:rtl/>
+              </w:rPr>
+              <w:t xml:space="preserve"> </w:t>
+            </w:r>
+            <w:r>
+              <w:rPr>
+                <w:rtl/>
+              </w:rPr>
+              <w:t xml:space="preserve">كل تلميذ يحصل على مستقيم مختلف ومسافات مختلفة.</w:t>
+            </w:r>
+          </w:p>
+          <w:p>
+            <w:pPr>
+              <w:bidi/>
+              <w:jc w:val="left"/>
+            </w:pPr>
+            <w:r>
+              <w:rPr>
+                <w:b/>
+                <w:bCs/>
+                <w:rtl/>
+              </w:rPr>
+              <w:t xml:space="preserve">(2)</w:t>
+            </w:r>
+            <w:r>
+              <w:rPr>
+                <w:rtl/>
+              </w:rPr>
+              <w:t xml:space="preserve"> </w:t>
+            </w:r>
+            <w:r>
+              <w:rPr>
+                <w:rtl/>
+              </w:rPr>
+              <w:t xml:space="preserve">نختار المستقيم الذي يجعل المجموع</w:t>
+            </w:r>
+            <w:r>
+              <w:rPr>
+                <w:rtl/>
+              </w:rPr>
+              <w:t xml:space="preserve"> </w:t>
+            </w:r>
+            <w:r>
+              <w:rPr>
+                <w:rtl/>
+              </w:rPr>
+              <w:t xml:space="preserve">‎$\RR{S=M_1P_1^2+M_2P_2^2+\dots+M_nP_n^2}$</w:t>
+            </w:r>
+            <w:r>
+              <w:rPr>
+                <w:rtl/>
+              </w:rPr>
+              <w:t xml:space="preserve"> </w:t>
+            </w:r>
+            <w:r>
+              <w:rPr>
+                <w:rtl/>
+              </w:rPr>
+              <w:t xml:space="preserve">أصغر ما يمكن.</w:t>
+            </w:r>
+          </w:p>
+        </w:tc>
+        <w:tc>
+          <w:tcPr>
+            <w:shd w:val="clear" w:color="auto" w:fill="E4E7ED"/>
+          </w:tcPr>
+          <w:p>
+            <w:pPr>
+              <w:pStyle w:val="Compact"/>
+              <w:bidi/>
+              <w:jc w:val="left"/>
+            </w:pPr>
+            <w:r>
+              <w:rPr>
+                <w:rtl/>
+              </w:rPr>
+              <w:t xml:space="preserve"/>
+            </w:r>
+          </w:p>
+        </w:tc>
+      </w:tr>
+      <w:tr>
+        <w:tc>
+          <w:tcPr/>
+          <w:p>
+            <w:pPr>
+              <w:pStyle w:val="Compact"/>
+              <w:bidi/>
+              <w:jc w:val="left"/>
+            </w:pPr>
+            <w:r>
+              <w:rPr>
+                <w:rtl/>
+              </w:rPr>
+              <w:t xml:space="preserve">التحقق بالآلة الحاسبة.</w:t>
+            </w:r>
+          </w:p>
+        </w:tc>
+        <w:tc>
+          <w:tcPr/>
+          <w:p>
+            <w:pPr>
+              <w:pStyle w:val="Compact"/>
+              <w:bidi/>
+              <w:jc w:val="left"/>
+            </w:pPr>
+            <w:r>
+              <w:rPr>
+                <w:rtl/>
+              </w:rPr>
+              <w:t xml:space="preserve">50 د</w:t>
+            </w:r>
+          </w:p>
+        </w:tc>
+        <w:tc>
+          <w:tcPr/>
+          <w:p>
+            <w:pPr>
+              <w:pStyle w:val="Compact"/>
+              <w:bidi/>
+              <w:jc w:val="left"/>
+            </w:pPr>
+            <w:r>
+              <w:rPr>
+                <w:b/>
+                <w:bCs/>
+                <w:rtl/>
+              </w:rPr>
+              <w:t xml:space="preserve">[تعريف]</w:t>
+            </w:r>
+            <w:r>
+              <w:rPr>
+                <w:rtl/>
+              </w:rPr>
+              <w:t xml:space="preserve"> </w:t>
+            </w:r>
+            <w:r>
+              <w:rPr>
+                <w:b/>
+                <w:bCs/>
+                <w:rtl/>
+              </w:rPr>
+              <w:t xml:space="preserve">التعديل الخطي</w:t>
+            </w:r>
+            <w:r>
+              <w:rPr>
+                <w:rtl/>
+              </w:rPr>
+              <w:t xml:space="preserve">: إيجاد دالة تآلفية</w:t>
             </w:r>
             <w:r>
               <w:rPr>
@@ -3666,7 +4118,7 @@
             </w:r>
             <m:oMath>
               <m:r>
-                <m:t>S</m:t>
+                <m:t>y</m:t>
               </m:r>
               <m:r>
                 <m:rPr>
@@ -3674,70 +4126,190 @@
                 </m:rPr>
                 <m:t>=</m:t>
               </m:r>
-              <m:sSub>
-                <m:e>
-                  <m:r>
-                    <m:t>M</m:t>
-                  </m:r>
-                </m:e>
-                <m:sub>
-                  <m:r>
-                    <m:t>1</m:t>
-                  </m:r>
-                </m:sub>
-              </m:sSub>
-              <m:sSubSup>
-                <m:e>
-                  <m:r>
-                    <m:t>P</m:t>
-                  </m:r>
-                </m:e>
-                <m:sub>
-                  <m:r>
-                    <m:t>1</m:t>
-                  </m:r>
-                </m:sub>
-                <m:sup>
-                  <m:r>
-                    <m:t>2</m:t>
-                  </m:r>
-                </m:sup>
-              </m:sSubSup>
+              <m:r>
+                <m:t>a</m:t>
+              </m:r>
+              <m:r>
+                <m:t>x</m:t>
+              </m:r>
               <m:r>
                 <m:rPr>
                   <m:sty m:val="p"/>
                 </m:rPr>
                 <m:t>+</m:t>
               </m:r>
-              <m:sSub>
-                <m:e>
-                  <m:r>
-                    <m:t>M</m:t>
-                  </m:r>
-                </m:e>
-                <m:sub>
-                  <m:r>
-                    <m:t>2</m:t>
-                  </m:r>
-                </m:sub>
-              </m:sSub>
-              <m:sSubSup>
-                <m:e>
-                  <m:r>
-                    <m:t>P</m:t>
-                  </m:r>
-                </m:e>
-                <m:sub>
-                  <m:r>
-                    <m:t>2</m:t>
-                  </m:r>
-                </m:sub>
-                <m:sup>
-                  <m:r>
-                    <m:t>2</m:t>
-                  </m:r>
-                </m:sup>
-              </m:sSubSup>
+              <m:r>
+                <m:t>b</m:t>
+              </m:r>
+            </m:oMath>
+            <w:r>
+              <w:rPr>
+                <w:rtl/>
+              </w:rPr>
+              <w:t xml:space="preserve"> </w:t>
+            </w:r>
+            <w:r>
+              <w:rPr>
+                <w:rtl/>
+              </w:rPr>
+              <w:t xml:space="preserve">تعبّر تقريبياً عن</w:t>
+            </w:r>
+            <w:r>
+              <w:rPr>
+                <w:rtl/>
+              </w:rPr>
+              <w:t xml:space="preserve"> </w:t>
+            </w:r>
+            <m:oMath>
+              <m:r>
+                <m:t>y</m:t>
+              </m:r>
+            </m:oMath>
+            <w:r>
+              <w:rPr>
+                <w:rtl/>
+              </w:rPr>
+              <w:t xml:space="preserve"> </w:t>
+            </w:r>
+            <w:r>
+              <w:rPr>
+                <w:rtl/>
+              </w:rPr>
+              <w:t xml:space="preserve">بدلالة</w:t>
+            </w:r>
+            <w:r>
+              <w:rPr>
+                <w:rtl/>
+              </w:rPr>
+              <w:t xml:space="preserve"> </w:t>
+            </w:r>
+            <m:oMath>
+              <m:r>
+                <m:t>x</m:t>
+              </m:r>
+            </m:oMath>
+            <w:r>
+              <w:rPr>
+                <w:rtl/>
+              </w:rPr>
+              <w:t xml:space="preserve">.</w:t>
+            </w:r>
+          </w:p>
+        </w:tc>
+        <w:tc>
+          <w:tcPr>
+            <w:shd w:val="clear" w:color="auto" w:fill="E4E7ED"/>
+          </w:tcPr>
+          <w:p>
+            <w:pPr>
+              <w:pStyle w:val="Compact"/>
+              <w:bidi/>
+              <w:jc w:val="left"/>
+            </w:pPr>
+            <w:r>
+              <w:rPr>
+                <w:rtl/>
+              </w:rPr>
+              <w:t xml:space="preserve"/>
+            </w:r>
+            <w:r>
+              <w:rPr>
+                <w:b/>
+                <w:bCs/>
+                <w:rtl/>
+              </w:rPr>
+              <w:t xml:space="preserve">بناء المعارف</w:t>
+            </w:r>
+          </w:p>
+        </w:tc>
+      </w:tr>
+      <w:tr>
+        <w:tc>
+          <w:tcPr/>
+          <w:p>
+            <w:pPr>
+              <w:pStyle w:val="Compact"/>
+              <w:bidi/>
+              <w:jc w:val="center"/>
+            </w:pPr>
+          </w:p>
+        </w:tc>
+        <w:tc>
+          <w:tcPr/>
+          <w:p>
+            <w:pPr>
+              <w:pStyle w:val="Compact"/>
+              <w:bidi/>
+              <w:jc w:val="center"/>
+            </w:pPr>
+          </w:p>
+        </w:tc>
+        <w:tc>
+          <w:tcPr/>
+          <w:p>
+            <w:pPr>
+              <w:bidi/>
+              <w:jc w:val="left"/>
+            </w:pPr>
+            <w:r>
+              <w:rPr>
+                <w:b/>
+                <w:bCs/>
+                <w:rtl/>
+              </w:rPr>
+              <w:t xml:space="preserve">[المربعات الدنيا (تُقبل)]</w:t>
+            </w:r>
+            <w:r>
+              <w:rPr>
+                <w:rtl/>
+              </w:rPr>
+              <w:t xml:space="preserve"> مستقيم الانحدار بالمربعات الدنيا يشمل</w:t>
+            </w:r>
+            <w:r>
+              <w:rPr>
+                <w:rtl/>
+              </w:rPr>
+              <w:t xml:space="preserve"> </w:t>
+            </w:r>
+            <m:oMath>
+              <m:r>
+                <m:t>G</m:t>
+              </m:r>
+            </m:oMath>
+            <w:r>
+              <w:rPr>
+                <w:rtl/>
+              </w:rPr>
+              <w:t xml:space="preserve"> </w:t>
+            </w:r>
+            <w:r>
+              <w:rPr>
+                <w:rtl/>
+              </w:rPr>
+              <w:t xml:space="preserve">ومعادلته</w:t>
+            </w:r>
+            <w:r>
+              <w:rPr>
+                <w:rtl/>
+              </w:rPr>
+              <w:t xml:space="preserve"> </w:t>
+            </w:r>
+            <m:oMath>
+              <m:r>
+                <m:t>y</m:t>
+              </m:r>
+              <m:r>
+                <m:rPr>
+                  <m:sty m:val="p"/>
+                </m:rPr>
+                <m:t>=</m:t>
+              </m:r>
+              <m:r>
+                <m:t>a</m:t>
+              </m:r>
+              <m:r>
+                <m:t>x</m:t>
+              </m:r>
               <m:r>
                 <m:rPr>
                   <m:sty m:val="p"/>
@@ -3745,75 +4317,62 @@
                 <m:t>+</m:t>
               </m:r>
               <m:r>
-                <m:rPr>
-                  <m:sty m:val="p"/>
-                </m:rPr>
-                <m:t>…</m:t>
-              </m:r>
-              <m:r>
-                <m:rPr>
-                  <m:sty m:val="p"/>
-                </m:rPr>
-                <m:t>+</m:t>
-              </m:r>
-              <m:sSub>
-                <m:e>
-                  <m:r>
-                    <m:t>M</m:t>
-                  </m:r>
-                </m:e>
-                <m:sub>
-                  <m:r>
-                    <m:t>n</m:t>
-                  </m:r>
-                </m:sub>
-              </m:sSub>
-              <m:sSubSup>
-                <m:e>
-                  <m:r>
-                    <m:t>P</m:t>
-                  </m:r>
-                </m:e>
-                <m:sub>
-                  <m:r>
-                    <m:t>n</m:t>
-                  </m:r>
-                </m:sub>
-                <m:sup>
-                  <m:r>
-                    <m:t>2</m:t>
-                  </m:r>
-                </m:sup>
-              </m:sSubSup>
+                <m:t>b</m:t>
+              </m:r>
             </m:oMath>
             <w:r>
               <w:rPr>
                 <w:rtl/>
               </w:rPr>
-              <w:t xml:space="preserve">: الأفضل هو الذي يجعل</w:t>
-            </w:r>
-            <w:r>
-              <w:rPr>
-                <w:rtl/>
-              </w:rPr>
-              <w:t xml:space="preserve"> </w:t>
-            </w:r>
-            <m:oMath>
-              <m:r>
-                <m:t>S</m:t>
-              </m:r>
-            </m:oMath>
-            <w:r>
-              <w:rPr>
-                <w:rtl/>
-              </w:rPr>
-              <w:t xml:space="preserve"> </w:t>
-            </w:r>
-            <w:r>
-              <w:rPr>
-                <w:rtl/>
-              </w:rPr>
-              <w:t xml:space="preserve">أصغر ما يمكن.</w:t>
+              <w:t xml:space="preserve"> </w:t>
+            </w:r>
+            <w:r>
+              <w:rPr>
+                <w:rtl/>
+              </w:rPr>
+              <w:t xml:space="preserve">حيث:</w:t>
+            </w:r>
+          </w:p>
+          <w:p>
+            <w:pPr>
+              <w:bidi/>
+              <w:jc w:val="left"/>
+            </w:pPr>
+            <w:r>
+              <w:rPr>
+                <w:rtl/>
+              </w:rPr>
+              <w:t xml:space="preserve">‎$\RR{a=\dfrac{\frac1n\sum x_iy_i-\bar x\,\bar y}{\frac1n\sum(x_i-\bar x)^2}}$</w:t>
+            </w:r>
+            <w:r>
+              <w:rPr>
+                <w:rtl/>
+              </w:rPr>
+              <w:t xml:space="preserve"> </w:t>
+            </w:r>
+            <w:r>
+              <w:rPr>
+                <w:rtl/>
+              </w:rPr>
+              <w:t xml:space="preserve">و</w:t>
+            </w:r>
+            <w:r>
+              <w:rPr>
+                <w:rtl/>
+              </w:rPr>
+              <w:t xml:space="preserve"> </w:t>
+            </w:r>
+            <w:r>
+              <w:rPr>
+                <w:rtl/>
+              </w:rPr>
+              <w:t xml:space="preserve">‎$\RR{b=\bar y-a\bar x}$</w:t>
+            </w:r>
+            <w:r>
+              <w:rPr>
+                <w:rtl/>
+              </w:rPr>
+              <w:t xml:space="preserve">.</w:t>
             </w:r>
           </w:p>
         </w:tc>
@@ -3833,14 +4392,6 @@
               </w:rPr>
               <w:t xml:space="preserve"/>
             </w:r>
-            <w:r>
-              <w:rPr>
-                <w:b/>
-                <w:bCs/>
-                <w:rtl/>
-              </w:rPr>
-              <w:t xml:space="preserve">التشخيص والاكتشاف</w:t>
-            </w:r>
           </w:p>
         </w:tc>
       </w:tr>
@@ -3851,14 +4402,8 @@
             <w:pPr>
               <w:pStyle w:val="Compact"/>
               <w:bidi/>
-              <w:jc w:val="left"/>
-            </w:pPr>
-            <w:r>
-              <w:rPr>
-                <w:rtl/>
-              </w:rPr>
-              <w:t xml:space="preserve">التحقق بالحاسبة.</w:t>
-            </w:r>
+              <w:jc w:val="center"/>
+            </w:pPr>
           </w:p>
         </w:tc>
         <w:tc>
@@ -3867,595 +4412,14 @@
             <w:pPr>
               <w:pStyle w:val="Compact"/>
               <w:bidi/>
-              <w:jc w:val="left"/>
-            </w:pPr>
-            <w:r>
-              <w:rPr>
-                <w:rtl/>
-              </w:rPr>
-              <w:t xml:space="preserve">50 د</w:t>
-            </w:r>
+              <w:jc w:val="center"/>
+            </w:pPr>
           </w:p>
         </w:tc>
         <w:tc>
           <w:tcPr/>
           <w:p>
             <w:pPr>
-              <w:pStyle w:val="Compact"/>
-              <w:bidi/>
-              <w:jc w:val="left"/>
-            </w:pPr>
-            <w:r>
-              <w:rPr>
-                <w:b/>
-                <w:bCs/>
-                <w:rtl/>
-              </w:rPr>
-              <w:t xml:space="preserve">[تعريف]</w:t>
-            </w:r>
-            <w:r>
-              <w:rPr>
-                <w:rtl/>
-              </w:rPr>
-              <w:t xml:space="preserve"> القيام بـ</w:t>
-            </w:r>
-            <w:r>
-              <w:rPr>
-                <w:b/>
-                <w:bCs/>
-                <w:rtl/>
-              </w:rPr>
-              <w:t xml:space="preserve">تعديل خطي</w:t>
-            </w:r>
-            <w:r>
-              <w:rPr>
-                <w:rtl/>
-              </w:rPr>
-              <w:t xml:space="preserve"> </w:t>
-            </w:r>
-            <w:r>
-              <w:rPr>
-                <w:rtl/>
-              </w:rPr>
-              <w:t xml:space="preserve">لسحابة يعني إيجاد دالة تآلفية</w:t>
-            </w:r>
-            <w:r>
-              <w:rPr>
-                <w:rtl/>
-              </w:rPr>
-              <w:t xml:space="preserve"> </w:t>
-            </w:r>
-            <m:oMath>
-              <m:r>
-                <m:t>y</m:t>
-              </m:r>
-              <m:r>
-                <m:rPr>
-                  <m:sty m:val="p"/>
-                </m:rPr>
-                <m:t>=</m:t>
-              </m:r>
-              <m:r>
-                <m:t>a</m:t>
-              </m:r>
-              <m:r>
-                <m:t>x</m:t>
-              </m:r>
-              <m:r>
-                <m:rPr>
-                  <m:sty m:val="p"/>
-                </m:rPr>
-                <m:t>+</m:t>
-              </m:r>
-              <m:r>
-                <m:t>b</m:t>
-              </m:r>
-            </m:oMath>
-            <w:r>
-              <w:rPr>
-                <w:rtl/>
-              </w:rPr>
-              <w:t xml:space="preserve"> </w:t>
-            </w:r>
-            <w:r>
-              <w:rPr>
-                <w:rtl/>
-              </w:rPr>
-              <w:t xml:space="preserve">تعبّر تقريبياً عن</w:t>
-            </w:r>
-            <w:r>
-              <w:rPr>
-                <w:rtl/>
-              </w:rPr>
-              <w:t xml:space="preserve"> </w:t>
-            </w:r>
-            <m:oMath>
-              <m:r>
-                <m:t>y</m:t>
-              </m:r>
-            </m:oMath>
-            <w:r>
-              <w:rPr>
-                <w:rtl/>
-              </w:rPr>
-              <w:t xml:space="preserve"> </w:t>
-            </w:r>
-            <w:r>
-              <w:rPr>
-                <w:rtl/>
-              </w:rPr>
-              <w:t xml:space="preserve">بدلالة</w:t>
-            </w:r>
-            <w:r>
-              <w:rPr>
-                <w:rtl/>
-              </w:rPr>
-              <w:t xml:space="preserve"> </w:t>
-            </w:r>
-            <m:oMath>
-              <m:r>
-                <m:t>x</m:t>
-              </m:r>
-            </m:oMath>
-            <w:r>
-              <w:rPr>
-                <w:rtl/>
-              </w:rPr>
-              <w:t xml:space="preserve">.</w:t>
-            </w:r>
-          </w:p>
-        </w:tc>
-        <w:tc>
-          <w:tcPr>
-            <w:shd w:val="clear" w:color="auto" w:fill="E4E7ED"/>
-          </w:tcPr>
-          <w:p>
-            <w:pPr>
-              <w:pStyle w:val="Compact"/>
-              <w:bidi/>
-              <w:jc w:val="left"/>
-            </w:pPr>
-            <w:r>
-              <w:rPr>
-                <w:rtl/>
-              </w:rPr>
-              <w:t xml:space="preserve"/>
-            </w:r>
-            <w:r>
-              <w:rPr>
-                <w:b/>
-                <w:bCs/>
-                <w:rtl/>
-              </w:rPr>
-              <w:t xml:space="preserve">بناء المعارف</w:t>
-            </w:r>
-          </w:p>
-        </w:tc>
-      </w:tr>
-      <w:tr>
-        <w:tc>
-          <w:tcPr/>
-          <w:p>
-            <w:pPr>
-              <w:pStyle w:val="Compact"/>
-              <w:bidi/>
-              <w:jc w:val="center"/>
-            </w:pPr>
-          </w:p>
-        </w:tc>
-        <w:tc>
-          <w:tcPr/>
-          <w:p>
-            <w:pPr>
-              <w:pStyle w:val="Compact"/>
-              <w:bidi/>
-              <w:jc w:val="center"/>
-            </w:pPr>
-          </w:p>
-        </w:tc>
-        <w:tc>
-          <w:tcPr/>
-          <w:p>
-            <w:pPr>
-              <w:bidi/>
-              <w:jc w:val="left"/>
-            </w:pPr>
-            <w:r>
-              <w:rPr>
-                <w:b/>
-                <w:bCs/>
-                <w:rtl/>
-              </w:rPr>
-              <w:t xml:space="preserve">[المربعات الدنيا (تُقبل)]</w:t>
-            </w:r>
-            <w:r>
-              <w:rPr>
-                <w:rtl/>
-              </w:rPr>
-              <w:t xml:space="preserve"> يوجد مستقيم وحيد يشمل</w:t>
-            </w:r>
-            <w:r>
-              <w:rPr>
-                <w:rtl/>
-              </w:rPr>
-              <w:t xml:space="preserve"> </w:t>
-            </w:r>
-            <m:oMath>
-              <m:r>
-                <m:t>G</m:t>
-              </m:r>
-            </m:oMath>
-            <w:r>
-              <w:rPr>
-                <w:rtl/>
-              </w:rPr>
-              <w:t xml:space="preserve"> </w:t>
-            </w:r>
-            <w:r>
-              <w:rPr>
-                <w:rtl/>
-              </w:rPr>
-              <w:t xml:space="preserve">ويجعل</w:t>
-            </w:r>
-            <w:r>
-              <w:rPr>
-                <w:rtl/>
-              </w:rPr>
-              <w:t xml:space="preserve"> </w:t>
-            </w:r>
-            <m:oMath>
-              <m:r>
-                <m:t>S</m:t>
-              </m:r>
-            </m:oMath>
-            <w:r>
-              <w:rPr>
-                <w:rtl/>
-              </w:rPr>
-              <w:t xml:space="preserve"> </w:t>
-            </w:r>
-            <w:r>
-              <w:rPr>
-                <w:rtl/>
-              </w:rPr>
-              <w:t xml:space="preserve">أصغرياً:</w:t>
-            </w:r>
-            <w:r>
-              <w:rPr>
-                <w:rtl/>
-              </w:rPr>
-              <w:t xml:space="preserve"> </w:t>
-            </w:r>
-            <w:r>
-              <w:rPr>
-                <w:b/>
-                <w:bCs/>
-                <w:rtl/>
-              </w:rPr>
-              <w:t xml:space="preserve">مستقيم الانحدار بالمربعات الدنيا</w:t>
-            </w:r>
-            <w:r>
-              <w:rPr>
-                <w:rtl/>
-              </w:rPr>
-              <w:t xml:space="preserve"> </w:t>
-            </w:r>
-            <m:oMath>
-              <m:r>
-                <m:t>y</m:t>
-              </m:r>
-              <m:r>
-                <m:rPr>
-                  <m:sty m:val="p"/>
-                </m:rPr>
-                <m:t>=</m:t>
-              </m:r>
-              <m:r>
-                <m:t>a</m:t>
-              </m:r>
-              <m:r>
-                <m:t>x</m:t>
-              </m:r>
-              <m:r>
-                <m:rPr>
-                  <m:sty m:val="p"/>
-                </m:rPr>
-                <m:t>+</m:t>
-              </m:r>
-              <m:r>
-                <m:t>b</m:t>
-              </m:r>
-            </m:oMath>
-            <w:r>
-              <w:rPr>
-                <w:rtl/>
-              </w:rPr>
-              <w:t xml:space="preserve"> </w:t>
-            </w:r>
-            <w:r>
-              <w:rPr>
-                <w:rtl/>
-              </w:rPr>
-              <w:t xml:space="preserve">حيث:</w:t>
-            </w:r>
-          </w:p>
-          <w:p>
-            <w:pPr>
-              <w:bidi/>
-              <w:jc w:val="left"/>
-            </w:pPr>
-            <m:oMath>
-              <m:r>
-                <m:t>a</m:t>
-              </m:r>
-              <m:r>
-                <m:rPr>
-                  <m:sty m:val="p"/>
-                </m:rPr>
-                <m:t>=</m:t>
-              </m:r>
-              <m:f>
-                <m:fPr>
-                  <m:type m:val="bar"/>
-                </m:fPr>
-                <m:num>
-                  <m:f>
-                    <m:fPr>
-                      <m:type m:val="bar"/>
-                    </m:fPr>
-                    <m:num>
-                      <m:r>
-                        <m:t>1</m:t>
-                      </m:r>
-                    </m:num>
-                    <m:den>
-                      <m:r>
-                        <m:t>n</m:t>
-                      </m:r>
-                    </m:den>
-                  </m:f>
-                  <m:r>
-                    <m:rPr>
-                      <m:sty m:val="p"/>
-                    </m:rPr>
-                    <m:t>∑</m:t>
-                  </m:r>
-                  <m:sSub>
-                    <m:e>
-                      <m:r>
-                        <m:t>x</m:t>
-                      </m:r>
-                    </m:e>
-                    <m:sub>
-                      <m:r>
-                        <m:t>i</m:t>
-                      </m:r>
-                    </m:sub>
-                  </m:sSub>
-                  <m:sSub>
-                    <m:e>
-                      <m:r>
-                        <m:t>y</m:t>
-                      </m:r>
-                    </m:e>
-                    <m:sub>
-                      <m:r>
-                        <m:t>i</m:t>
-                      </m:r>
-                    </m:sub>
-                  </m:sSub>
-                  <m:r>
-                    <m:rPr>
-                      <m:sty m:val="p"/>
-                    </m:rPr>
-                    <m:t>−</m:t>
-                  </m:r>
-                  <m:acc>
-                    <m:accPr>
-                      <m:chr m:val="‾"/>
-                    </m:accPr>
-                    <m:e>
-                      <m:r>
-                        <m:t>x</m:t>
-                      </m:r>
-                    </m:e>
-                  </m:acc>
-                  <m:r>
-                    <m:t> </m:t>
-                  </m:r>
-                  <m:acc>
-                    <m:accPr>
-                      <m:chr m:val="‾"/>
-                    </m:accPr>
-                    <m:e>
-                      <m:r>
-                        <m:t>y</m:t>
-                      </m:r>
-                    </m:e>
-                  </m:acc>
-                </m:num>
-                <m:den>
-                  <m:f>
-                    <m:fPr>
-                      <m:type m:val="bar"/>
-                    </m:fPr>
-                    <m:num>
-                      <m:r>
-                        <m:t>1</m:t>
-                      </m:r>
-                    </m:num>
-                    <m:den>
-                      <m:r>
-                        <m:t>n</m:t>
-                      </m:r>
-                    </m:den>
-                  </m:f>
-                  <m:r>
-                    <m:rPr>
-                      <m:sty m:val="p"/>
-                    </m:rPr>
-                    <m:t>∑</m:t>
-                  </m:r>
-                  <m:sSup>
-                    <m:e>
-                      <m:d>
-                        <m:dPr>
-                          <m:begChr m:val="("/>
-                          <m:endChr m:val=")"/>
-                          <m:sepChr m:val=""/>
-                          <m:grow/>
-                        </m:dPr>
-                        <m:e>
-                          <m:sSub>
-                            <m:e>
-                              <m:r>
-                                <m:t>x</m:t>
-                              </m:r>
-                            </m:e>
-                            <m:sub>
-                              <m:r>
-                                <m:t>i</m:t>
-                              </m:r>
-                            </m:sub>
-                          </m:sSub>
-                          <m:r>
-                            <m:rPr>
-                              <m:sty m:val="p"/>
-                            </m:rPr>
-                            <m:t>−</m:t>
-                          </m:r>
-                          <m:acc>
-                            <m:accPr>
-                              <m:chr m:val="‾"/>
-                            </m:accPr>
-                            <m:e>
-                              <m:r>
-                                <m:t>x</m:t>
-                              </m:r>
-                            </m:e>
-                          </m:acc>
-                        </m:e>
-                      </m:d>
-                    </m:e>
-                    <m:sup>
-                      <m:r>
-                        <m:t>2</m:t>
-                      </m:r>
-                    </m:sup>
-                  </m:sSup>
-                </m:den>
-              </m:f>
-            </m:oMath>
-            <w:r>
-              <w:rPr>
-                <w:rtl/>
-              </w:rPr>
-              <w:t xml:space="preserve"> </w:t>
-            </w:r>
-            <w:r>
-              <w:rPr>
-                <w:rtl/>
-              </w:rPr>
-              <w:t xml:space="preserve">،</w:t>
-            </w:r>
-            <w:r>
-              <w:rPr>
-                <w:rtl/>
-              </w:rPr>
-              <w:t xml:space="preserve"> </w:t>
-            </w:r>
-            <m:oMath>
-              <m:r>
-                <m:t>b</m:t>
-              </m:r>
-              <m:r>
-                <m:rPr>
-                  <m:sty m:val="p"/>
-                </m:rPr>
-                <m:t>=</m:t>
-              </m:r>
-              <m:acc>
-                <m:accPr>
-                  <m:chr m:val="‾"/>
-                </m:accPr>
-                <m:e>
-                  <m:r>
-                    <m:t>y</m:t>
-                  </m:r>
-                </m:e>
-              </m:acc>
-              <m:r>
-                <m:rPr>
-                  <m:sty m:val="p"/>
-                </m:rPr>
-                <m:t>−</m:t>
-              </m:r>
-              <m:r>
-                <m:t>a</m:t>
-              </m:r>
-              <m:acc>
-                <m:accPr>
-                  <m:chr m:val="‾"/>
-                </m:accPr>
-                <m:e>
-                  <m:r>
-                    <m:t>x</m:t>
-                  </m:r>
-                </m:e>
-              </m:acc>
-            </m:oMath>
-            <w:r>
-              <w:rPr>
-                <w:rtl/>
-              </w:rPr>
-              <w:t xml:space="preserve">.</w:t>
-            </w:r>
-          </w:p>
-        </w:tc>
-        <w:tc>
-          <w:tcPr>
-            <w:shd w:val="clear" w:color="auto" w:fill="E4E7ED"/>
-          </w:tcPr>
-          <w:p>
-            <w:pPr>
-              <w:pStyle w:val="Compact"/>
-              <w:bidi/>
-              <w:jc w:val="left"/>
-            </w:pPr>
-            <w:r>
-              <w:rPr>
-                <w:rtl/>
-              </w:rPr>
-              <w:t xml:space="preserve"/>
-            </w:r>
-          </w:p>
-        </w:tc>
-      </w:tr>
-      <w:tr>
-        <w:tc>
-          <w:tcPr/>
-          <w:p>
-            <w:pPr>
-              <w:pStyle w:val="Compact"/>
-              <w:bidi/>
-              <w:jc w:val="center"/>
-            </w:pPr>
-          </w:p>
-        </w:tc>
-        <w:tc>
-          <w:tcPr/>
-          <w:p>
-            <w:pPr>
-              <w:pStyle w:val="Compact"/>
-              <w:bidi/>
-              <w:jc w:val="center"/>
-            </w:pPr>
-          </w:p>
-        </w:tc>
-        <w:tc>
-          <w:tcPr/>
-          <w:p>
-            <w:pPr>
               <w:bidi/>
               <w:jc w:val="left"/>
             </w:pPr>
@@ -4471,7 +4435,7 @@
               <w:rPr>
                 <w:rtl/>
               </w:rPr>
-              <w:t xml:space="preserve"> مع الوضعية:</w:t>
+              <w:t xml:space="preserve"> مع النشاط 01:</w:t>
             </w:r>
           </w:p>
           <w:p>
@@ -4494,7 +4458,7 @@
                     <a:graphicData uri="http://schemas.openxmlformats.org/drawingml/2006/picture">
                       <pic:pic>
                         <pic:nvPicPr>
-                          <pic:cNvPr id="0" name="ac713861862989ea.png"/>
+                          <pic:cNvPr id="0" name="746e47f8e063e3bd.png"/>
                           <pic:cNvPicPr/>
                         </pic:nvPicPr>
                         <pic:blipFill>
@@ -4522,49 +4486,66 @@
               <w:bidi/>
               <w:jc w:val="left"/>
             </w:pPr>
+            <w:r>
+              <w:rPr>
+                <w:b/>
+                <w:bCs/>
+                <w:rtl/>
+              </w:rPr>
+              <w:t xml:space="preserve">(1)</w:t>
+            </w:r>
+            <w:r>
+              <w:rPr>
+                <w:rtl/>
+              </w:rPr>
+              <w:t xml:space="preserve"> </w:t>
+            </w:r>
             <m:oMath>
-              <m:r>
-                <m:t>a</m:t>
-              </m:r>
-              <m:r>
-                <m:rPr>
-                  <m:sty m:val="p"/>
-                </m:rPr>
-                <m:t>=</m:t>
-              </m:r>
               <m:f>
                 <m:fPr>
                   <m:type m:val="bar"/>
                 </m:fPr>
                 <m:num>
                   <m:r>
-                    <m:t>580</m:t>
-                  </m:r>
-                  <m:r>
-                    <m:rPr>
-                      <m:sty m:val="p"/>
-                    </m:rPr>
-                    <m:t>−</m:t>
-                  </m:r>
-                  <m:r>
-                    <m:t>3</m:t>
-                  </m:r>
-                  <m:r>
-                    <m:rPr>
-                      <m:sty m:val="p"/>
-                    </m:rPr>
-                    <m:t>×</m:t>
-                  </m:r>
-                  <m:r>
-                    <m:t>175</m:t>
+                    <m:t>1</m:t>
                   </m:r>
                 </m:num>
                 <m:den>
                   <m:r>
-                    <m:t>2</m:t>
+                    <m:t>n</m:t>
                   </m:r>
                 </m:den>
               </m:f>
+              <m:r>
+                <m:rPr>
+                  <m:sty m:val="p"/>
+                </m:rPr>
+                <m:t>∑</m:t>
+              </m:r>
+              <m:sSub>
+                <m:e>
+                  <m:r>
+                    <m:t>x</m:t>
+                  </m:r>
+                </m:e>
+                <m:sub>
+                  <m:r>
+                    <m:t>i</m:t>
+                  </m:r>
+                </m:sub>
+              </m:sSub>
+              <m:sSub>
+                <m:e>
+                  <m:r>
+                    <m:t>y</m:t>
+                  </m:r>
+                </m:e>
+                <m:sub>
+                  <m:r>
+                    <m:t>i</m:t>
+                  </m:r>
+                </m:sub>
+              </m:sSub>
               <m:r>
                 <m:rPr>
                   <m:sty m:val="p"/>
@@ -4577,12 +4558,12 @@
                 </m:fPr>
                 <m:num>
                   <m:r>
-                    <m:t>55</m:t>
+                    <m:t>2900</m:t>
                   </m:r>
                 </m:num>
                 <m:den>
                   <m:r>
-                    <m:t>2</m:t>
+                    <m:t>5</m:t>
                   </m:r>
                 </m:den>
               </m:f>
@@ -4593,16 +4574,7 @@
                 <m:t>=</m:t>
               </m:r>
               <m:r>
-                <m:t>27</m:t>
-              </m:r>
-              <m:r>
-                <m:rPr>
-                  <m:sty m:val="p"/>
-                </m:rPr>
-                <m:t>,</m:t>
-              </m:r>
-              <m:r>
-                <m:t>5</m:t>
+                <m:t>580</m:t>
               </m:r>
             </m:oMath>
             <w:r>
@@ -4624,9 +4596,29 @@
               <w:t xml:space="preserve"> </w:t>
             </w:r>
             <m:oMath>
-              <m:r>
-                <m:t>b</m:t>
-              </m:r>
+              <m:acc>
+                <m:accPr>
+                  <m:chr m:val="‾"/>
+                </m:accPr>
+                <m:e>
+                  <m:r>
+                    <m:t>x</m:t>
+                  </m:r>
+                </m:e>
+              </m:acc>
+              <m:r>
+                <m:t> </m:t>
+              </m:r>
+              <m:acc>
+                <m:accPr>
+                  <m:chr m:val="‾"/>
+                </m:accPr>
+                <m:e>
+                  <m:r>
+                    <m:t>y</m:t>
+                  </m:r>
+                </m:e>
+              </m:acc>
               <m:r>
                 <m:rPr>
                   <m:sty m:val="p"/>
@@ -4634,25 +4626,7 @@
                 <m:t>=</m:t>
               </m:r>
               <m:r>
-                <m:t>175</m:t>
-              </m:r>
-              <m:r>
-                <m:rPr>
-                  <m:sty m:val="p"/>
-                </m:rPr>
-                <m:t>−</m:t>
-              </m:r>
-              <m:r>
-                <m:t>27</m:t>
-              </m:r>
-              <m:r>
-                <m:rPr>
-                  <m:sty m:val="p"/>
-                </m:rPr>
-                <m:t>,</m:t>
-              </m:r>
-              <m:r>
-                <m:t>5</m:t>
+                <m:t>3</m:t>
               </m:r>
               <m:r>
                 <m:rPr>
@@ -4661,7 +4635,7 @@
                 <m:t>×</m:t>
               </m:r>
               <m:r>
-                <m:t>3</m:t>
+                <m:t>175</m:t>
               </m:r>
               <m:r>
                 <m:rPr>
@@ -4670,18 +4644,209 @@
                 <m:t>=</m:t>
               </m:r>
               <m:r>
-                <m:t>92</m:t>
-              </m:r>
+                <m:t>525</m:t>
+              </m:r>
+            </m:oMath>
+            <w:r>
+              <w:rPr>
+                <w:rtl/>
+              </w:rPr>
+              <w:t xml:space="preserve">.</w:t>
+            </w:r>
+          </w:p>
+          <w:p>
+            <w:pPr>
+              <w:bidi/>
+              <w:jc w:val="left"/>
+            </w:pPr>
+            <w:r>
+              <w:rPr>
+                <w:b/>
+                <w:bCs/>
+                <w:rtl/>
+              </w:rPr>
+              <w:t xml:space="preserve">(2)</w:t>
+            </w:r>
+            <w:r>
+              <w:rPr>
+                <w:rtl/>
+              </w:rPr>
+              <w:t xml:space="preserve"> </w:t>
+            </w:r>
+            <m:oMath>
+              <m:f>
+                <m:fPr>
+                  <m:type m:val="bar"/>
+                </m:fPr>
+                <m:num>
+                  <m:r>
+                    <m:t>1</m:t>
+                  </m:r>
+                </m:num>
+                <m:den>
+                  <m:r>
+                    <m:t>n</m:t>
+                  </m:r>
+                </m:den>
+              </m:f>
               <m:r>
                 <m:rPr>
                   <m:sty m:val="p"/>
                 </m:rPr>
-                <m:t>,</m:t>
-              </m:r>
-              <m:r>
-                <m:t>5</m:t>
+                <m:t>∑</m:t>
+              </m:r>
+              <m:sSup>
+                <m:e>
+                  <m:d>
+                    <m:dPr>
+                      <m:begChr m:val="("/>
+                      <m:endChr m:val=")"/>
+                      <m:sepChr m:val=""/>
+                      <m:grow/>
+                    </m:dPr>
+                    <m:e>
+                      <m:sSub>
+                        <m:e>
+                          <m:r>
+                            <m:t>x</m:t>
+                          </m:r>
+                        </m:e>
+                        <m:sub>
+                          <m:r>
+                            <m:t>i</m:t>
+                          </m:r>
+                        </m:sub>
+                      </m:sSub>
+                      <m:r>
+                        <m:rPr>
+                          <m:sty m:val="p"/>
+                        </m:rPr>
+                        <m:t>−</m:t>
+                      </m:r>
+                      <m:acc>
+                        <m:accPr>
+                          <m:chr m:val="‾"/>
+                        </m:accPr>
+                        <m:e>
+                          <m:r>
+                            <m:t>x</m:t>
+                          </m:r>
+                        </m:e>
+                      </m:acc>
+                    </m:e>
+                  </m:d>
+                </m:e>
+                <m:sup>
+                  <m:r>
+                    <m:t>2</m:t>
+                  </m:r>
+                </m:sup>
+              </m:sSup>
+              <m:r>
+                <m:rPr>
+                  <m:sty m:val="p"/>
+                </m:rPr>
+                <m:t>=</m:t>
+              </m:r>
+              <m:f>
+                <m:fPr>
+                  <m:type m:val="bar"/>
+                </m:fPr>
+                <m:num>
+                  <m:r>
+                    <m:t>10</m:t>
+                  </m:r>
+                </m:num>
+                <m:den>
+                  <m:r>
+                    <m:t>5</m:t>
+                  </m:r>
+                </m:den>
+              </m:f>
+              <m:r>
+                <m:rPr>
+                  <m:sty m:val="p"/>
+                </m:rPr>
+                <m:t>=</m:t>
+              </m:r>
+              <m:r>
+                <m:t>2</m:t>
               </m:r>
             </m:oMath>
+            <w:r>
+              <w:rPr>
+                <w:rtl/>
+              </w:rPr>
+              <w:t xml:space="preserve">.</w:t>
+            </w:r>
+          </w:p>
+          <w:p>
+            <w:pPr>
+              <w:bidi/>
+              <w:jc w:val="left"/>
+            </w:pPr>
+            <w:r>
+              <w:rPr>
+                <w:b/>
+                <w:bCs/>
+                <w:rtl/>
+              </w:rPr>
+              <w:t xml:space="preserve">(3)</w:t>
+            </w:r>
+            <w:r>
+              <w:rPr>
+                <w:rtl/>
+              </w:rPr>
+              <w:t xml:space="preserve"> </w:t>
+            </w:r>
+            <w:r>
+              <w:rPr>
+                <w:rtl/>
+              </w:rPr>
+              <w:t xml:space="preserve">‎$a=\dfrac{580-525}2=\RR{27{,}5}$</w:t>
+            </w:r>
+            <w:r>
+              <w:rPr>
+                <w:rtl/>
+              </w:rPr>
+              <w:t xml:space="preserve"> </w:t>
+            </w:r>
+            <w:r>
+              <w:rPr>
+                <w:rtl/>
+              </w:rPr>
+              <w:t xml:space="preserve">؛</w:t>
+            </w:r>
+            <w:r>
+              <w:rPr>
+                <w:rtl/>
+              </w:rPr>
+              <w:t xml:space="preserve"> </w:t>
+            </w:r>
+            <w:r>
+              <w:rPr>
+                <w:rtl/>
+              </w:rPr>
+              <w:t xml:space="preserve">‎$b=175-27{,}5\times3=\RR{92{,}5}$</w:t>
+            </w:r>
+            <w:r>
+              <w:rPr>
+                <w:rtl/>
+              </w:rPr>
+              <w:t xml:space="preserve">:</w:t>
+            </w:r>
+            <w:r>
+              <w:rPr>
+                <w:rtl/>
+              </w:rPr>
+              <w:t xml:space="preserve"> </w:t>
+            </w:r>
+            <w:r>
+              <w:rPr>
+                <w:rtl/>
+              </w:rPr>
+              <w:t xml:space="preserve">‎$\RR{y=27{,}5x+92{,}5}$</w:t>
+            </w:r>
             <w:r>
               <w:rPr>
                 <w:rtl/>
@@ -4709,7 +4874,7 @@
                     <a:graphicData uri="http://schemas.openxmlformats.org/drawingml/2006/picture">
                       <pic:pic>
                         <pic:nvPicPr>
-                          <pic:cNvPr id="0" name="4de6349e6c714361.png"/>
+                          <pic:cNvPr id="0" name="ae7a43b616f15c8d.png"/>
                           <pic:cNvPicPr/>
                         </pic:nvPicPr>
                         <pic:blipFill>
@@ -4793,22 +4958,7 @@
               <w:rPr>
                 <w:rtl/>
               </w:rPr>
-              <w:t xml:space="preserve"> بالحاسبة: ندخل القيم في قائمتين ونستعمل وظيفة الانحدار الخطي (</w:t>
-            </w:r>
-            <m:oMath>
-              <m:r>
-                <m:rPr>
-                  <m:nor/>
-                  <m:sty m:val="p"/>
-                </m:rPr>
-                <m:t>LinReg</m:t>
-              </m:r>
-            </m:oMath>
-            <w:r>
-              <w:rPr>
-                <w:rtl/>
-              </w:rPr>
-              <w:t xml:space="preserve">).</w:t>
+              <w:t xml:space="preserve"> بالآلة الحاسبة: ندخل القيم في قائمتين ونستعمل الانحدار الخطي (LinReg).</w:t>
             </w:r>
           </w:p>
         </w:tc>
@@ -4958,7 +5108,7 @@
                 <w:bCs/>
                 <w:rtl/>
               </w:rPr>
-              <w:t xml:space="preserve">[تطبيق]</w:t>
+              <w:t xml:space="preserve">[تمرين تطبيقي]</w:t>
             </w:r>
           </w:p>
           <w:p>
@@ -5051,7 +5201,7 @@
                     <a:graphicData uri="http://schemas.openxmlformats.org/drawingml/2006/picture">
                       <pic:pic>
                         <pic:nvPicPr>
-                          <pic:cNvPr id="0" name="d179f72d7d33fa63.png"/>
+                          <pic:cNvPr id="0" name="0a1956bb23c86db4.png"/>
                           <pic:cNvPicPr/>
                         </pic:nvPicPr>
                         <pic:blipFill>
@@ -5081,9 +5231,103 @@
             </w:pPr>
             <w:r>
               <w:rPr>
-                <w:rtl/>
-              </w:rPr>
-              <w:t xml:space="preserve">عيّن معادلة مستقيم الانحدار (تدوَّر النتائج إلى</w:t>
+                <w:b/>
+                <w:bCs/>
+                <w:rtl/>
+              </w:rPr>
+              <w:t xml:space="preserve">(1)</w:t>
+            </w:r>
+            <w:r>
+              <w:rPr>
+                <w:rtl/>
+              </w:rPr>
+              <w:t xml:space="preserve"> </w:t>
+            </w:r>
+            <w:r>
+              <w:rPr>
+                <w:rtl/>
+              </w:rPr>
+              <w:t xml:space="preserve">احسب</w:t>
+            </w:r>
+            <w:r>
+              <w:rPr>
+                <w:rtl/>
+              </w:rPr>
+              <w:t xml:space="preserve"> </w:t>
+            </w:r>
+            <m:oMath>
+              <m:acc>
+                <m:accPr>
+                  <m:chr m:val="‾"/>
+                </m:accPr>
+                <m:e>
+                  <m:r>
+                    <m:t>x</m:t>
+                  </m:r>
+                </m:e>
+              </m:acc>
+            </m:oMath>
+            <w:r>
+              <w:rPr>
+                <w:rtl/>
+              </w:rPr>
+              <w:t xml:space="preserve"> </w:t>
+            </w:r>
+            <w:r>
+              <w:rPr>
+                <w:rtl/>
+              </w:rPr>
+              <w:t xml:space="preserve">و</w:t>
+            </w:r>
+            <w:r>
+              <w:rPr>
+                <w:rtl/>
+              </w:rPr>
+              <w:t xml:space="preserve"> </w:t>
+            </w:r>
+            <m:oMath>
+              <m:acc>
+                <m:accPr>
+                  <m:chr m:val="‾"/>
+                </m:accPr>
+                <m:e>
+                  <m:r>
+                    <m:t>y</m:t>
+                  </m:r>
+                </m:e>
+              </m:acc>
+            </m:oMath>
+            <w:r>
+              <w:rPr>
+                <w:rtl/>
+              </w:rPr>
+              <w:t xml:space="preserve">.</w:t>
+            </w:r>
+          </w:p>
+          <w:p>
+            <w:pPr>
+              <w:bidi/>
+              <w:jc w:val="left"/>
+            </w:pPr>
+            <w:r>
+              <w:rPr>
+                <w:b/>
+                <w:bCs/>
+                <w:rtl/>
+              </w:rPr>
+              <w:t xml:space="preserve">(2)</w:t>
+            </w:r>
+            <w:r>
+              <w:rPr>
+                <w:rtl/>
+              </w:rPr>
+              <w:t xml:space="preserve"> </w:t>
+            </w:r>
+            <w:r>
+              <w:rPr>
+                <w:rtl/>
+              </w:rPr>
+              <w:t xml:space="preserve">عيّن معادلة مستقيم الانحدار (تدوّر النتائج إلى</w:t>
             </w:r>
             <w:r>
               <w:rPr>
@@ -5118,156 +5362,6 @@
               <w:t xml:space="preserve">).</w:t>
             </w:r>
           </w:p>
-          <w:p>
-            <w:pPr>
-              <w:bidi/>
-              <w:jc w:val="left"/>
-            </w:pPr>
-            <w:r>
-              <w:rPr>
-                <w:b/>
-                <w:bCs/>
-                <w:rtl/>
-              </w:rPr>
-              <w:t xml:space="preserve">الحل:</w:t>
-            </w:r>
-            <w:r>
-              <w:rPr>
-                <w:rtl/>
-              </w:rPr>
-              <w:t xml:space="preserve"> </w:t>
-            </w:r>
-            <w:r>
-              <w:rPr>
-                <w:rtl/>
-              </w:rPr>
-              <w:t xml:space="preserve">‎$\RR{\bar x=3{,}5}$</w:t>
-            </w:r>
-            <w:r>
-              <w:rPr>
-                <w:rtl/>
-              </w:rPr>
-              <w:t xml:space="preserve"> </w:t>
-            </w:r>
-            <w:r>
-              <w:rPr>
-                <w:rtl/>
-              </w:rPr>
-              <w:t xml:space="preserve">‎$\RR{\bar y=3{,}1}$</w:t>
-            </w:r>
-            <w:r>
-              <w:rPr>
-                <w:rtl/>
-              </w:rPr>
-              <w:t xml:space="preserve"> </w:t>
-            </w:r>
-            <w:r>
-              <w:rPr>
-                <w:rtl/>
-              </w:rPr>
-              <w:t xml:space="preserve">‎$\RR{\frac16\sum x_iy_i\approx12{,}033}$</w:t>
-            </w:r>
-            <w:r>
-              <w:rPr>
-                <w:rtl/>
-              </w:rPr>
-              <w:t xml:space="preserve"> </w:t>
-            </w:r>
-            <w:r>
-              <w:rPr>
-                <w:rtl/>
-              </w:rPr>
-              <w:t xml:space="preserve">‎$\RR{\frac16\sum(x_i-\bar x)^2\approx2{,}917}$</w:t>
-            </w:r>
-            <w:r>
-              <w:rPr>
-                <w:rtl/>
-              </w:rPr>
-              <w:t xml:space="preserve">:</w:t>
-            </w:r>
-            <w:r>
-              <w:rPr>
-                <w:rtl/>
-              </w:rPr>
-              <w:t xml:space="preserve"> </w:t>
-            </w:r>
-            <w:r>
-              <w:rPr>
-                <w:rtl/>
-              </w:rPr>
-              <w:t xml:space="preserve">‎$\RR{a\approx0{,}406}$</w:t>
-            </w:r>
-            <w:r>
-              <w:rPr>
-                <w:rtl/>
-              </w:rPr>
-              <w:t xml:space="preserve"> </w:t>
-            </w:r>
-            <w:r>
-              <w:rPr>
-                <w:rtl/>
-              </w:rPr>
-              <w:t xml:space="preserve">‎$\RR{b=1{,}68}$</w:t>
-            </w:r>
-            <w:r>
-              <w:rPr>
-                <w:rtl/>
-              </w:rPr>
-              <w:t xml:space="preserve">.</w:t>
-            </w:r>
-          </w:p>
-          <w:p>
-            <w:pPr>
-              <w:bidi/>
-              <w:jc w:val="left"/>
-            </w:pPr>
-            <w:r>
-              <w:rPr>
-                <w:b/>
-                <w:bCs/>
-                <w:rtl/>
-              </w:rPr>
-              <w:t xml:space="preserve">واجب منزلي:</w:t>
-            </w:r>
-            <w:r>
-              <w:rPr>
-                <w:rtl/>
-              </w:rPr>
-              <w:t xml:space="preserve"> </w:t>
-            </w:r>
-            <w:r>
-              <w:rPr>
-                <w:rtl/>
-              </w:rPr>
-              <w:t xml:space="preserve">تمارين من باب الإحصاء.</w:t>
-            </w:r>
-          </w:p>
-          <w:p>
-            <w:pPr>
-              <w:bidi/>
-              <w:jc w:val="left"/>
-            </w:pPr>
-            <w:r>
-              <w:rPr>
-                <w:b/>
-                <w:bCs/>
-                <w:rtl/>
-              </w:rPr>
-              <w:t xml:space="preserve">ملاحظات حول سير الحصة:</w:t>
-            </w:r>
-            <w:r>
-              <w:rPr>
-                <w:rtl/>
-              </w:rPr>
-              <w:t xml:space="preserve"> </w:t>
-            </w:r>
-            <w:r>
-              <w:rPr>
-                <w:rtl/>
-              </w:rPr>
-              <w:t xml:space="preserve">..........</w:t>
-            </w:r>
-          </w:p>
         </w:tc>
         <w:tc>
           <w:tcPr>
@@ -5292,6 +5386,488 @@
                 <w:rtl/>
               </w:rPr>
               <w:t xml:space="preserve">التقويم</w:t>
+            </w:r>
+          </w:p>
+        </w:tc>
+      </w:tr>
+      <w:tr>
+        <w:tc>
+          <w:tcPr/>
+          <w:p>
+            <w:pPr>
+              <w:pStyle w:val="Compact"/>
+              <w:bidi/>
+              <w:jc w:val="center"/>
+            </w:pPr>
+          </w:p>
+        </w:tc>
+        <w:tc>
+          <w:tcPr/>
+          <w:p>
+            <w:pPr>
+              <w:pStyle w:val="Compact"/>
+              <w:bidi/>
+              <w:jc w:val="center"/>
+            </w:pPr>
+          </w:p>
+        </w:tc>
+        <w:tc>
+          <w:tcPr/>
+          <w:p>
+            <w:pPr>
+              <w:bidi/>
+              <w:jc w:val="left"/>
+            </w:pPr>
+            <w:r>
+              <w:rPr>
+                <w:b/>
+                <w:bCs/>
+                <w:rtl/>
+              </w:rPr>
+              <w:t xml:space="preserve">[حل التمرين التطبيقي]</w:t>
+            </w:r>
+          </w:p>
+          <w:p>
+            <w:pPr>
+              <w:bidi/>
+              <w:jc w:val="left"/>
+            </w:pPr>
+            <w:r>
+              <w:rPr>
+                <w:b/>
+                <w:bCs/>
+                <w:rtl/>
+              </w:rPr>
+              <w:t xml:space="preserve">(1)</w:t>
+            </w:r>
+            <w:r>
+              <w:rPr>
+                <w:rtl/>
+              </w:rPr>
+              <w:t xml:space="preserve"> </w:t>
+            </w:r>
+            <w:r>
+              <w:rPr>
+                <w:rtl/>
+              </w:rPr>
+              <w:t xml:space="preserve">‎$\bar x=\RR{3{,}5}$</w:t>
+            </w:r>
+            <w:r>
+              <w:rPr>
+                <w:rtl/>
+              </w:rPr>
+              <w:t xml:space="preserve"> </w:t>
+            </w:r>
+            <w:r>
+              <w:rPr>
+                <w:rtl/>
+              </w:rPr>
+              <w:t xml:space="preserve">؛</w:t>
+            </w:r>
+            <w:r>
+              <w:rPr>
+                <w:rtl/>
+              </w:rPr>
+              <w:t xml:space="preserve"> </w:t>
+            </w:r>
+            <w:r>
+              <w:rPr>
+                <w:rtl/>
+              </w:rPr>
+              <w:t xml:space="preserve">‎$\bar y=\dfrac{18{,}6}6=\RR{3{,}1}$</w:t>
+            </w:r>
+            <w:r>
+              <w:rPr>
+                <w:rtl/>
+              </w:rPr>
+              <w:t xml:space="preserve">.</w:t>
+            </w:r>
+          </w:p>
+          <w:p>
+            <w:pPr>
+              <w:bidi/>
+              <w:jc w:val="left"/>
+            </w:pPr>
+            <w:r>
+              <w:rPr>
+                <w:b/>
+                <w:bCs/>
+                <w:rtl/>
+              </w:rPr>
+              <w:t xml:space="preserve">(2)</w:t>
+            </w:r>
+            <w:r>
+              <w:rPr>
+                <w:rtl/>
+              </w:rPr>
+              <w:t xml:space="preserve"> </w:t>
+            </w:r>
+            <m:oMath>
+              <m:f>
+                <m:fPr>
+                  <m:type m:val="bar"/>
+                </m:fPr>
+                <m:num>
+                  <m:r>
+                    <m:t>1</m:t>
+                  </m:r>
+                </m:num>
+                <m:den>
+                  <m:r>
+                    <m:t>6</m:t>
+                  </m:r>
+                </m:den>
+              </m:f>
+              <m:r>
+                <m:rPr>
+                  <m:sty m:val="p"/>
+                </m:rPr>
+                <m:t>∑</m:t>
+              </m:r>
+              <m:sSub>
+                <m:e>
+                  <m:r>
+                    <m:t>x</m:t>
+                  </m:r>
+                </m:e>
+                <m:sub>
+                  <m:r>
+                    <m:t>i</m:t>
+                  </m:r>
+                </m:sub>
+              </m:sSub>
+              <m:sSub>
+                <m:e>
+                  <m:r>
+                    <m:t>y</m:t>
+                  </m:r>
+                </m:e>
+                <m:sub>
+                  <m:r>
+                    <m:t>i</m:t>
+                  </m:r>
+                </m:sub>
+              </m:sSub>
+              <m:r>
+                <m:rPr>
+                  <m:sty m:val="p"/>
+                </m:rPr>
+                <m:t>=</m:t>
+              </m:r>
+              <m:f>
+                <m:fPr>
+                  <m:type m:val="bar"/>
+                </m:fPr>
+                <m:num>
+                  <m:r>
+                    <m:t>72</m:t>
+                  </m:r>
+                  <m:r>
+                    <m:rPr>
+                      <m:sty m:val="p"/>
+                    </m:rPr>
+                    <m:t>,</m:t>
+                  </m:r>
+                  <m:r>
+                    <m:t>2</m:t>
+                  </m:r>
+                </m:num>
+                <m:den>
+                  <m:r>
+                    <m:t>6</m:t>
+                  </m:r>
+                </m:den>
+              </m:f>
+              <m:r>
+                <m:rPr>
+                  <m:sty m:val="p"/>
+                </m:rPr>
+                <m:t>≈</m:t>
+              </m:r>
+              <m:r>
+                <m:t>12</m:t>
+              </m:r>
+              <m:r>
+                <m:rPr>
+                  <m:sty m:val="p"/>
+                </m:rPr>
+                <m:t>,</m:t>
+              </m:r>
+              <m:r>
+                <m:t>033</m:t>
+              </m:r>
+            </m:oMath>
+            <w:r>
+              <w:rPr>
+                <w:rtl/>
+              </w:rPr>
+              <w:t xml:space="preserve"> </w:t>
+            </w:r>
+            <w:r>
+              <w:rPr>
+                <w:rtl/>
+              </w:rPr>
+              <w:t xml:space="preserve">؛</w:t>
+            </w:r>
+            <w:r>
+              <w:rPr>
+                <w:rtl/>
+              </w:rPr>
+              <w:t xml:space="preserve"> </w:t>
+            </w:r>
+            <m:oMath>
+              <m:f>
+                <m:fPr>
+                  <m:type m:val="bar"/>
+                </m:fPr>
+                <m:num>
+                  <m:r>
+                    <m:t>1</m:t>
+                  </m:r>
+                </m:num>
+                <m:den>
+                  <m:r>
+                    <m:t>6</m:t>
+                  </m:r>
+                </m:den>
+              </m:f>
+              <m:r>
+                <m:rPr>
+                  <m:sty m:val="p"/>
+                </m:rPr>
+                <m:t>∑</m:t>
+              </m:r>
+              <m:sSup>
+                <m:e>
+                  <m:d>
+                    <m:dPr>
+                      <m:begChr m:val="("/>
+                      <m:endChr m:val=")"/>
+                      <m:sepChr m:val=""/>
+                      <m:grow/>
+                    </m:dPr>
+                    <m:e>
+                      <m:sSub>
+                        <m:e>
+                          <m:r>
+                            <m:t>x</m:t>
+                          </m:r>
+                        </m:e>
+                        <m:sub>
+                          <m:r>
+                            <m:t>i</m:t>
+                          </m:r>
+                        </m:sub>
+                      </m:sSub>
+                      <m:r>
+                        <m:rPr>
+                          <m:sty m:val="p"/>
+                        </m:rPr>
+                        <m:t>−</m:t>
+                      </m:r>
+                      <m:acc>
+                        <m:accPr>
+                          <m:chr m:val="‾"/>
+                        </m:accPr>
+                        <m:e>
+                          <m:r>
+                            <m:t>x</m:t>
+                          </m:r>
+                        </m:e>
+                      </m:acc>
+                    </m:e>
+                  </m:d>
+                </m:e>
+                <m:sup>
+                  <m:r>
+                    <m:t>2</m:t>
+                  </m:r>
+                </m:sup>
+              </m:sSup>
+              <m:r>
+                <m:rPr>
+                  <m:sty m:val="p"/>
+                </m:rPr>
+                <m:t>=</m:t>
+              </m:r>
+              <m:f>
+                <m:fPr>
+                  <m:type m:val="bar"/>
+                </m:fPr>
+                <m:num>
+                  <m:r>
+                    <m:t>17</m:t>
+                  </m:r>
+                  <m:r>
+                    <m:rPr>
+                      <m:sty m:val="p"/>
+                    </m:rPr>
+                    <m:t>,</m:t>
+                  </m:r>
+                  <m:r>
+                    <m:t>5</m:t>
+                  </m:r>
+                </m:num>
+                <m:den>
+                  <m:r>
+                    <m:t>6</m:t>
+                  </m:r>
+                </m:den>
+              </m:f>
+              <m:r>
+                <m:rPr>
+                  <m:sty m:val="p"/>
+                </m:rPr>
+                <m:t>≈</m:t>
+              </m:r>
+              <m:r>
+                <m:t>2</m:t>
+              </m:r>
+              <m:r>
+                <m:rPr>
+                  <m:sty m:val="p"/>
+                </m:rPr>
+                <m:t>,</m:t>
+              </m:r>
+              <m:r>
+                <m:t>917</m:t>
+              </m:r>
+            </m:oMath>
+            <w:r>
+              <w:rPr>
+                <w:rtl/>
+              </w:rPr>
+              <w:t xml:space="preserve">.</w:t>
+            </w:r>
+          </w:p>
+          <w:p>
+            <w:pPr>
+              <w:bidi/>
+              <w:jc w:val="left"/>
+            </w:pPr>
+            <w:r>
+              <w:rPr>
+                <w:rtl/>
+              </w:rPr>
+              <w:t xml:space="preserve">‎$a=\dfrac{12{,}033-3{,}5\times3{,}1}{2{,}917}\approx\RR{0{,}406}$</w:t>
+            </w:r>
+            <w:r>
+              <w:rPr>
+                <w:rtl/>
+              </w:rPr>
+              <w:t xml:space="preserve"> </w:t>
+            </w:r>
+            <w:r>
+              <w:rPr>
+                <w:rtl/>
+              </w:rPr>
+              <w:t xml:space="preserve">؛</w:t>
+            </w:r>
+            <w:r>
+              <w:rPr>
+                <w:rtl/>
+              </w:rPr>
+              <w:t xml:space="preserve"> </w:t>
+            </w:r>
+            <w:r>
+              <w:rPr>
+                <w:rtl/>
+              </w:rPr>
+              <w:t xml:space="preserve">‎$b=3{,}1-0{,}406\times3{,}5\approx\RR{1{,}68}$</w:t>
+            </w:r>
+            <w:r>
+              <w:rPr>
+                <w:rtl/>
+              </w:rPr>
+              <w:t xml:space="preserve">:</w:t>
+            </w:r>
+            <w:r>
+              <w:rPr>
+                <w:rtl/>
+              </w:rPr>
+              <w:t xml:space="preserve"> </w:t>
+            </w:r>
+            <w:r>
+              <w:rPr>
+                <w:rtl/>
+              </w:rPr>
+              <w:t xml:space="preserve">‎$\RR{y=0{,}406x+1{,}68}$</w:t>
+            </w:r>
+            <w:r>
+              <w:rPr>
+                <w:rtl/>
+              </w:rPr>
+              <w:t xml:space="preserve">.</w:t>
+            </w:r>
+          </w:p>
+          <w:p>
+            <w:pPr>
+              <w:bidi/>
+              <w:jc w:val="left"/>
+            </w:pPr>
+            <w:r>
+              <w:rPr>
+                <w:b/>
+                <w:bCs/>
+                <w:rtl/>
+              </w:rPr>
+              <w:t xml:space="preserve">واجب منزلي:</w:t>
+            </w:r>
+            <w:r>
+              <w:rPr>
+                <w:rtl/>
+              </w:rPr>
+              <w:t xml:space="preserve"> </w:t>
+            </w:r>
+            <w:r>
+              <w:rPr>
+                <w:rtl/>
+              </w:rPr>
+              <w:t xml:space="preserve">تمارين من باب الإحصاء.</w:t>
+            </w:r>
+          </w:p>
+          <w:p>
+            <w:pPr>
+              <w:bidi/>
+              <w:jc w:val="left"/>
+            </w:pPr>
+            <w:r>
+              <w:rPr>
+                <w:b/>
+                <w:bCs/>
+                <w:rtl/>
+              </w:rPr>
+              <w:t xml:space="preserve">ملاحظات حول سير الحصة:</w:t>
+            </w:r>
+            <w:r>
+              <w:rPr>
+                <w:rtl/>
+              </w:rPr>
+              <w:t xml:space="preserve"> </w:t>
+            </w:r>
+            <w:r>
+              <w:rPr>
+                <w:rtl/>
+              </w:rPr>
+              <w:t xml:space="preserve">..........</w:t>
+            </w:r>
+          </w:p>
+        </w:tc>
+        <w:tc>
+          <w:tcPr>
+            <w:shd w:val="clear" w:color="auto" w:fill="E4E7ED"/>
+          </w:tcPr>
+          <w:p>
+            <w:pPr>
+              <w:pStyle w:val="Compact"/>
+              <w:bidi/>
+              <w:jc w:val="left"/>
+            </w:pPr>
+            <w:r>
+              <w:rPr>
+                <w:rtl/>
+              </w:rPr>
+              <w:t xml:space="preserve"/>
             </w:r>
           </w:p>
         </w:tc>
@@ -5722,7 +6298,7 @@
               <w:rPr>
                 <w:rtl/>
               </w:rPr>
-              <w:t xml:space="preserve">استغلال التعديل الخطي للقيام باستكمالات داخلية وخارجية.</w:t>
+              <w:t xml:space="preserve">استغلال التعديل للقيام باستكمالات داخلية وخارجية.</w:t>
             </w:r>
           </w:p>
           <w:p>
@@ -5738,7 +6314,7 @@
               <w:rPr>
                 <w:rtl/>
               </w:rPr>
-              <w:t xml:space="preserve">إجراء تعديل لسلسلة من الشكل</w:t>
+              <w:t xml:space="preserve">تعديل سلسلة من الشكل</w:t>
             </w:r>
             <w:r>
               <w:rPr>
@@ -5780,13 +6356,7 @@
               <w:rPr>
                 <w:rtl/>
               </w:rPr>
-              <w:t xml:space="preserve"> </w:t>
-            </w:r>
-            <w:r>
-              <w:rPr>
-                <w:rtl/>
-              </w:rPr>
-              <w:t xml:space="preserve">والمقارنة بين تعديلين.</w:t>
+              <w:t xml:space="preserve">.</w:t>
             </w:r>
           </w:p>
         </w:tc>
@@ -5894,7 +6464,7 @@
         <w:rPr>
           <w:rtl/>
         </w:rPr>
-        <w:t xml:space="preserve">المنهاج ، الكتاب المدرسي ، مراجع ، الحاسبة العلمية ، ورق ميليمتري.</w:t>
+        <w:t xml:space="preserve">المنهاج ، الكتاب المدرسي ، الآلة الحاسبة العلمية ، ورق ميليمتري.</w:t>
       </w:r>
     </w:p>
     <w:tbl>
@@ -6198,19 +6768,39 @@
                 <w:bCs/>
                 <w:rtl/>
               </w:rPr>
-              <w:t xml:space="preserve">[وضعية مقترحة]</w:t>
-            </w:r>
-          </w:p>
-          <w:p>
-            <w:pPr>
-              <w:bidi/>
-              <w:jc w:val="left"/>
-            </w:pPr>
-            <w:r>
-              <w:rPr>
-                <w:rtl/>
-              </w:rPr>
-              <w:t xml:space="preserve">✓ </w:t>
+              <w:t xml:space="preserve">[نشاط 03]</w:t>
+            </w:r>
+          </w:p>
+          <w:p>
+            <w:pPr>
+              <w:bidi/>
+              <w:jc w:val="left"/>
+            </w:pPr>
+            <w:r>
+              <w:rPr>
+                <w:b/>
+                <w:bCs/>
+                <w:rtl/>
+              </w:rPr>
+              <w:t xml:space="preserve">(1)</w:t>
+            </w:r>
+            <w:r>
+              <w:rPr>
+                <w:rtl/>
+              </w:rPr>
+              <w:t xml:space="preserve"> </w:t>
+            </w:r>
+            <w:r>
+              <w:rPr>
+                <w:rtl/>
+              </w:rPr>
+              <w:t xml:space="preserve">قدّر عدد الزبائن من أجل</w:t>
+            </w:r>
+            <w:r>
+              <w:rPr>
+                <w:rtl/>
+              </w:rPr>
+              <w:t xml:space="preserve"> </w:t>
             </w:r>
             <m:oMath>
               <m:r>
@@ -6230,7 +6820,33 @@
               <w:rPr>
                 <w:rtl/>
               </w:rPr>
-              <w:t xml:space="preserve">:</w:t>
+              <w:t xml:space="preserve">.</w:t>
+            </w:r>
+          </w:p>
+          <w:p>
+            <w:pPr>
+              <w:bidi/>
+              <w:jc w:val="left"/>
+            </w:pPr>
+            <w:r>
+              <w:rPr>
+                <w:b/>
+                <w:bCs/>
+                <w:rtl/>
+              </w:rPr>
+              <w:t xml:space="preserve">(2)</w:t>
+            </w:r>
+            <w:r>
+              <w:rPr>
+                <w:rtl/>
+              </w:rPr>
+              <w:t xml:space="preserve"> </w:t>
+            </w:r>
+            <w:r>
+              <w:rPr>
+                <w:rtl/>
+              </w:rPr>
+              <w:t xml:space="preserve">قدّر عدد الزبائن من أجل</w:t>
             </w:r>
             <w:r>
               <w:rPr>
@@ -6240,7 +6856,7 @@
             </w:r>
             <m:oMath>
               <m:r>
-                <m:t>y</m:t>
+                <m:t>x</m:t>
               </m:r>
               <m:r>
                 <m:rPr>
@@ -6249,7 +6865,7 @@
                 <m:t>=</m:t>
               </m:r>
               <m:r>
-                <m:t>27</m:t>
+                <m:t>2</m:t>
               </m:r>
               <m:r>
                 <m:rPr>
@@ -6260,177 +6876,7 @@
               <m:r>
                 <m:t>5</m:t>
               </m:r>
-              <m:r>
-                <m:rPr>
-                  <m:sty m:val="p"/>
-                </m:rPr>
-                <m:t>×</m:t>
-              </m:r>
-              <m:r>
-                <m:t>7</m:t>
-              </m:r>
-              <m:r>
-                <m:rPr>
-                  <m:sty m:val="p"/>
-                </m:rPr>
-                <m:t>+</m:t>
-              </m:r>
-              <m:r>
-                <m:t>92</m:t>
-              </m:r>
-              <m:r>
-                <m:rPr>
-                  <m:sty m:val="p"/>
-                </m:rPr>
-                <m:t>,</m:t>
-              </m:r>
-              <m:r>
-                <m:t>5</m:t>
-              </m:r>
-              <m:r>
-                <m:rPr>
-                  <m:sty m:val="p"/>
-                </m:rPr>
-                <m:t>=</m:t>
-              </m:r>
-              <m:r>
-                <m:t>285</m:t>
-              </m:r>
             </m:oMath>
-            <w:r>
-              <w:rPr>
-                <w:rtl/>
-              </w:rPr>
-              <w:t xml:space="preserve"> </w:t>
-            </w:r>
-            <w:r>
-              <w:rPr>
-                <w:rtl/>
-              </w:rPr>
-              <w:t xml:space="preserve">زبوناً:</w:t>
-            </w:r>
-            <w:r>
-              <w:rPr>
-                <w:rtl/>
-              </w:rPr>
-              <w:t xml:space="preserve"> </w:t>
-            </w:r>
-            <w:r>
-              <w:rPr>
-                <w:b/>
-                <w:bCs/>
-                <w:rtl/>
-              </w:rPr>
-              <w:t xml:space="preserve">استكمال خارجي</w:t>
-            </w:r>
-            <w:r>
-              <w:rPr>
-                <w:rtl/>
-              </w:rPr>
-              <w:t xml:space="preserve"> </w:t>
-            </w:r>
-            <w:r>
-              <w:rPr>
-                <w:rtl/>
-              </w:rPr>
-              <w:t xml:space="preserve">(خارج مجال المعطيات).</w:t>
-            </w:r>
-          </w:p>
-          <w:p>
-            <w:pPr>
-              <w:bidi/>
-              <w:jc w:val="left"/>
-            </w:pPr>
-            <w:r>
-              <w:rPr>
-                <w:rtl/>
-              </w:rPr>
-              <w:t xml:space="preserve">✓ </w:t>
-            </w:r>
-            <m:oMath>
-              <m:r>
-                <m:t>x</m:t>
-              </m:r>
-              <m:r>
-                <m:rPr>
-                  <m:sty m:val="p"/>
-                </m:rPr>
-                <m:t>=</m:t>
-              </m:r>
-              <m:r>
-                <m:t>2</m:t>
-              </m:r>
-              <m:r>
-                <m:rPr>
-                  <m:sty m:val="p"/>
-                </m:rPr>
-                <m:t>,</m:t>
-              </m:r>
-              <m:r>
-                <m:t>5</m:t>
-              </m:r>
-            </m:oMath>
-            <w:r>
-              <w:rPr>
-                <w:rtl/>
-              </w:rPr>
-              <w:t xml:space="preserve"> </w:t>
-            </w:r>
-            <w:r>
-              <w:rPr>
-                <w:rtl/>
-              </w:rPr>
-              <w:t xml:space="preserve">(منتصف الشهر الثالث تقريباً):</w:t>
-            </w:r>
-            <w:r>
-              <w:rPr>
-                <w:rtl/>
-              </w:rPr>
-              <w:t xml:space="preserve"> </w:t>
-            </w:r>
-            <m:oMath>
-              <m:r>
-                <m:t>y</m:t>
-              </m:r>
-              <m:r>
-                <m:rPr>
-                  <m:sty m:val="p"/>
-                </m:rPr>
-                <m:t>=</m:t>
-              </m:r>
-              <m:r>
-                <m:t>161</m:t>
-              </m:r>
-              <m:r>
-                <m:rPr>
-                  <m:sty m:val="p"/>
-                </m:rPr>
-                <m:t>,</m:t>
-              </m:r>
-              <m:r>
-                <m:t>25</m:t>
-              </m:r>
-            </m:oMath>
-            <w:r>
-              <w:rPr>
-                <w:rtl/>
-              </w:rPr>
-              <w:t xml:space="preserve">:</w:t>
-            </w:r>
-            <w:r>
-              <w:rPr>
-                <w:rtl/>
-              </w:rPr>
-              <w:t xml:space="preserve"> </w:t>
-            </w:r>
-            <w:r>
-              <w:rPr>
-                <w:b/>
-                <w:bCs/>
-                <w:rtl/>
-              </w:rPr>
-              <w:t xml:space="preserve">استكمال داخلي</w:t>
-            </w:r>
             <w:r>
               <w:rPr>
                 <w:rtl/>
@@ -6473,14 +6919,8 @@
             <w:pPr>
               <w:pStyle w:val="Compact"/>
               <w:bidi/>
-              <w:jc w:val="left"/>
-            </w:pPr>
-            <w:r>
-              <w:rPr>
-                <w:rtl/>
-              </w:rPr>
-              <w:t xml:space="preserve">الحاسبة.</w:t>
-            </w:r>
+              <w:jc w:val="center"/>
+            </w:pPr>
           </w:p>
         </w:tc>
         <w:tc>
@@ -6489,6 +6929,179 @@
             <w:pPr>
               <w:pStyle w:val="Compact"/>
               <w:bidi/>
+              <w:jc w:val="center"/>
+            </w:pPr>
+          </w:p>
+        </w:tc>
+        <w:tc>
+          <w:tcPr/>
+          <w:p>
+            <w:pPr>
+              <w:bidi/>
+              <w:jc w:val="left"/>
+            </w:pPr>
+            <w:r>
+              <w:rPr>
+                <w:b/>
+                <w:bCs/>
+                <w:rtl/>
+              </w:rPr>
+              <w:t xml:space="preserve">[مناقشة النشاط]</w:t>
+            </w:r>
+          </w:p>
+          <w:p>
+            <w:pPr>
+              <w:bidi/>
+              <w:jc w:val="left"/>
+            </w:pPr>
+            <w:r>
+              <w:rPr>
+                <w:b/>
+                <w:bCs/>
+                <w:rtl/>
+              </w:rPr>
+              <w:t xml:space="preserve">(1)</w:t>
+            </w:r>
+            <w:r>
+              <w:rPr>
+                <w:rtl/>
+              </w:rPr>
+              <w:t xml:space="preserve"> </w:t>
+            </w:r>
+            <w:r>
+              <w:rPr>
+                <w:rtl/>
+              </w:rPr>
+              <w:t xml:space="preserve">‎$y=27{,}5\times7+92{,}5=\RR{285}$</w:t>
+            </w:r>
+            <w:r>
+              <w:rPr>
+                <w:rtl/>
+              </w:rPr>
+              <w:t xml:space="preserve"> </w:t>
+            </w:r>
+            <w:r>
+              <w:rPr>
+                <w:rtl/>
+              </w:rPr>
+              <w:t xml:space="preserve">زبوناً:</w:t>
+            </w:r>
+            <w:r>
+              <w:rPr>
+                <w:rtl/>
+              </w:rPr>
+              <w:t xml:space="preserve"> </w:t>
+            </w:r>
+            <w:r>
+              <w:rPr>
+                <w:b/>
+                <w:bCs/>
+                <w:rtl/>
+              </w:rPr>
+              <w:t xml:space="preserve">استكمال خارجي</w:t>
+            </w:r>
+            <w:r>
+              <w:rPr>
+                <w:rtl/>
+              </w:rPr>
+              <w:t xml:space="preserve">.</w:t>
+            </w:r>
+          </w:p>
+          <w:p>
+            <w:pPr>
+              <w:bidi/>
+              <w:jc w:val="left"/>
+            </w:pPr>
+            <w:r>
+              <w:rPr>
+                <w:b/>
+                <w:bCs/>
+                <w:rtl/>
+              </w:rPr>
+              <w:t xml:space="preserve">(2)</w:t>
+            </w:r>
+            <w:r>
+              <w:rPr>
+                <w:rtl/>
+              </w:rPr>
+              <w:t xml:space="preserve"> </w:t>
+            </w:r>
+            <w:r>
+              <w:rPr>
+                <w:rtl/>
+              </w:rPr>
+              <w:t xml:space="preserve">‎$y=27{,}5\times2{,}5+92{,}5=\RR{161{,}25}$</w:t>
+            </w:r>
+            <w:r>
+              <w:rPr>
+                <w:rtl/>
+              </w:rPr>
+              <w:t xml:space="preserve">:</w:t>
+            </w:r>
+            <w:r>
+              <w:rPr>
+                <w:rtl/>
+              </w:rPr>
+              <w:t xml:space="preserve"> </w:t>
+            </w:r>
+            <w:r>
+              <w:rPr>
+                <w:b/>
+                <w:bCs/>
+                <w:rtl/>
+              </w:rPr>
+              <w:t xml:space="preserve">استكمال داخلي</w:t>
+            </w:r>
+            <w:r>
+              <w:rPr>
+                <w:rtl/>
+              </w:rPr>
+              <w:t xml:space="preserve">.</w:t>
+            </w:r>
+          </w:p>
+        </w:tc>
+        <w:tc>
+          <w:tcPr>
+            <w:shd w:val="clear" w:color="auto" w:fill="E4E7ED"/>
+          </w:tcPr>
+          <w:p>
+            <w:pPr>
+              <w:pStyle w:val="Compact"/>
+              <w:bidi/>
+              <w:jc w:val="left"/>
+            </w:pPr>
+            <w:r>
+              <w:rPr>
+                <w:rtl/>
+              </w:rPr>
+              <w:t xml:space="preserve"/>
+            </w:r>
+          </w:p>
+        </w:tc>
+      </w:tr>
+      <w:tr>
+        <w:tc>
+          <w:tcPr/>
+          <w:p>
+            <w:pPr>
+              <w:pStyle w:val="Compact"/>
+              <w:bidi/>
+              <w:jc w:val="left"/>
+            </w:pPr>
+            <w:r>
+              <w:rPr>
+                <w:rtl/>
+              </w:rPr>
+              <w:t xml:space="preserve">الآلة الحاسبة.</w:t>
+            </w:r>
+          </w:p>
+        </w:tc>
+        <w:tc>
+          <w:tcPr/>
+          <w:p>
+            <w:pPr>
+              <w:pStyle w:val="Compact"/>
+              <w:bidi/>
               <w:jc w:val="left"/>
             </w:pPr>
             <w:r>
@@ -6503,7 +7116,6 @@
           <w:tcPr/>
           <w:p>
             <w:pPr>
-              <w:pStyle w:val="Compact"/>
               <w:bidi/>
               <w:jc w:val="left"/>
             </w:pPr>
@@ -6515,11 +7127,25 @@
               </w:rPr>
               <w:t xml:space="preserve">[تعريف]</w:t>
             </w:r>
-            <w:r>
-              <w:rPr>
-                <w:rtl/>
-              </w:rPr>
-              <w:t xml:space="preserve"> </w:t>
+          </w:p>
+          <w:p>
+            <w:pPr>
+              <w:bidi/>
+              <w:jc w:val="left"/>
+            </w:pPr>
+            <w:r>
+              <w:rPr>
+                <w:b/>
+                <w:bCs/>
+                <w:rtl/>
+              </w:rPr>
+              <w:t xml:space="preserve">(1)</w:t>
+            </w:r>
+            <w:r>
+              <w:rPr>
+                <w:rtl/>
+              </w:rPr>
+              <w:t xml:space="preserve"> </w:t>
             </w:r>
             <w:r>
               <w:rPr>
@@ -6556,7 +7182,21 @@
               <w:rPr>
                 <w:rtl/>
               </w:rPr>
-              <w:t xml:space="preserve">داخل مجال المعطيات ؛</w:t>
+              <w:t xml:space="preserve">داخل مجال المعطيات.</w:t>
+            </w:r>
+          </w:p>
+          <w:p>
+            <w:pPr>
+              <w:bidi/>
+              <w:jc w:val="left"/>
+            </w:pPr>
+            <w:r>
+              <w:rPr>
+                <w:b/>
+                <w:bCs/>
+                <w:rtl/>
+              </w:rPr>
+              <w:t xml:space="preserve">(2)</w:t>
             </w:r>
             <w:r>
               <w:rPr>
@@ -6803,77 +7443,12 @@
               </w:rPr>
               <w:t xml:space="preserve"> </w:t>
             </w:r>
-            <m:oMath>
-              <m:r>
-                <m:t>y</m:t>
-              </m:r>
-              <m:r>
-                <m:rPr>
-                  <m:sty m:val="p"/>
-                </m:rPr>
-                <m:t>=</m:t>
-              </m:r>
-              <m:sSup>
-                <m:e>
-                  <m:r>
-                    <m:t>e</m:t>
-                  </m:r>
-                </m:e>
-                <m:sup>
-                  <m:r>
-                    <m:t>a</m:t>
-                  </m:r>
-                  <m:r>
-                    <m:t>x</m:t>
-                  </m:r>
-                  <m:r>
-                    <m:rPr>
-                      <m:sty m:val="p"/>
-                    </m:rPr>
-                    <m:t>+</m:t>
-                  </m:r>
-                  <m:r>
-                    <m:t>b</m:t>
-                  </m:r>
-                </m:sup>
-              </m:sSup>
-              <m:r>
-                <m:rPr>
-                  <m:sty m:val="p"/>
-                </m:rPr>
-                <m:t>=</m:t>
-              </m:r>
-              <m:sSup>
-                <m:e>
-                  <m:r>
-                    <m:t>e</m:t>
-                  </m:r>
-                </m:e>
-                <m:sup>
-                  <m:r>
-                    <m:t>b</m:t>
-                  </m:r>
-                </m:sup>
-              </m:sSup>
-              <m:r>
-                <m:t> </m:t>
-              </m:r>
-              <m:sSup>
-                <m:e>
-                  <m:r>
-                    <m:t>e</m:t>
-                  </m:r>
-                </m:e>
-                <m:sup>
-                  <m:r>
-                    <m:t>a</m:t>
-                  </m:r>
-                  <m:r>
-                    <m:t>x</m:t>
-                  </m:r>
-                </m:sup>
-              </m:sSup>
-            </m:oMath>
+            <w:r>
+              <w:rPr>
+                <w:rtl/>
+              </w:rPr>
+              <w:t xml:space="preserve">‎$\RR{y=e^{ax+b}=e^b\,e^{ax}}$</w:t>
+            </w:r>
             <w:r>
               <w:rPr>
                 <w:rtl/>
@@ -6964,7 +7539,7 @@
                     <a:graphicData uri="http://schemas.openxmlformats.org/drawingml/2006/picture">
                       <pic:pic>
                         <pic:nvPicPr>
-                          <pic:cNvPr id="0" name="98f98c09950be797.png"/>
+                          <pic:cNvPr id="0" name="efd5d20cb732578b.png"/>
                           <pic:cNvPicPr/>
                         </pic:nvPicPr>
                         <pic:blipFill>
@@ -6994,9 +7569,23 @@
             </w:pPr>
             <w:r>
               <w:rPr>
-                <w:rtl/>
-              </w:rPr>
-              <w:t xml:space="preserve">✓ التعديل الخطي لـ</w:t>
+                <w:b/>
+                <w:bCs/>
+                <w:rtl/>
+              </w:rPr>
+              <w:t xml:space="preserve">(1)</w:t>
+            </w:r>
+            <w:r>
+              <w:rPr>
+                <w:rtl/>
+              </w:rPr>
+              <w:t xml:space="preserve"> </w:t>
+            </w:r>
+            <w:r>
+              <w:rPr>
+                <w:rtl/>
+              </w:rPr>
+              <w:t xml:space="preserve">التعديل الخطي لـ</w:t>
             </w:r>
             <w:r>
               <w:rPr>
@@ -7040,50 +7629,12 @@
               </w:rPr>
               <w:t xml:space="preserve"> </w:t>
             </w:r>
-            <m:oMath>
-              <m:r>
-                <m:t>y</m:t>
-              </m:r>
-              <m:r>
-                <m:rPr>
-                  <m:sty m:val="p"/>
-                </m:rPr>
-                <m:t>≈</m:t>
-              </m:r>
-              <m:r>
-                <m:t>19</m:t>
-              </m:r>
-              <m:r>
-                <m:rPr>
-                  <m:sty m:val="p"/>
-                </m:rPr>
-                <m:t>,</m:t>
-              </m:r>
-              <m:r>
-                <m:t>03</m:t>
-              </m:r>
-              <m:r>
-                <m:t>x</m:t>
-              </m:r>
-              <m:r>
-                <m:rPr>
-                  <m:sty m:val="p"/>
-                </m:rPr>
-                <m:t>+</m:t>
-              </m:r>
-              <m:r>
-                <m:t>24</m:t>
-              </m:r>
-              <m:r>
-                <m:rPr>
-                  <m:sty m:val="p"/>
-                </m:rPr>
-                <m:t>,</m:t>
-              </m:r>
-              <m:r>
-                <m:t>73</m:t>
-              </m:r>
-            </m:oMath>
+            <w:r>
+              <w:rPr>
+                <w:rtl/>
+              </w:rPr>
+              <w:t xml:space="preserve">‎$\RR{y\approx19{,}03x+24{,}73}$</w:t>
+            </w:r>
             <w:r>
               <w:rPr>
                 <w:rtl/>
@@ -7098,9 +7649,23 @@
             </w:pPr>
             <w:r>
               <w:rPr>
-                <w:rtl/>
-              </w:rPr>
-              <w:t xml:space="preserve">✓ التعديل الخطي لـ</w:t>
+                <w:b/>
+                <w:bCs/>
+                <w:rtl/>
+              </w:rPr>
+              <w:t xml:space="preserve">(2)</w:t>
+            </w:r>
+            <w:r>
+              <w:rPr>
+                <w:rtl/>
+              </w:rPr>
+              <w:t xml:space="preserve"> </w:t>
+            </w:r>
+            <w:r>
+              <w:rPr>
+                <w:rtl/>
+              </w:rPr>
+              <w:t xml:space="preserve">التعديل الخطي لـ</w:t>
             </w:r>
             <w:r>
               <w:rPr>
@@ -7206,56 +7771,12 @@
               </w:rPr>
               <w:t xml:space="preserve"> </w:t>
             </w:r>
-            <m:oMath>
-              <m:r>
-                <m:t>y</m:t>
-              </m:r>
-              <m:r>
-                <m:rPr>
-                  <m:sty m:val="p"/>
-                </m:rPr>
-                <m:t>≈</m:t>
-              </m:r>
-              <m:r>
-                <m:t>40</m:t>
-              </m:r>
-              <m:r>
-                <m:rPr>
-                  <m:sty m:val="p"/>
-                </m:rPr>
-                <m:t>,</m:t>
-              </m:r>
-              <m:r>
-                <m:t>4</m:t>
-              </m:r>
-              <m:r>
-                <m:t> </m:t>
-              </m:r>
-              <m:sSup>
-                <m:e>
-                  <m:r>
-                    <m:t>e</m:t>
-                  </m:r>
-                </m:e>
-                <m:sup>
-                  <m:r>
-                    <m:t>0</m:t>
-                  </m:r>
-                  <m:r>
-                    <m:rPr>
-                      <m:sty m:val="p"/>
-                    </m:rPr>
-                    <m:t>,</m:t>
-                  </m:r>
-                  <m:r>
-                    <m:t>214</m:t>
-                  </m:r>
-                  <m:r>
-                    <m:t>x</m:t>
-                  </m:r>
-                </m:sup>
-              </m:sSup>
-            </m:oMath>
+            <w:r>
+              <w:rPr>
+                <w:rtl/>
+              </w:rPr>
+              <w:t xml:space="preserve">‎$y\approx e^{3{,}699}e^{0{,}214x}\approx\RR{40{,}4\,e^{0{,}214x}}$</w:t>
+            </w:r>
             <w:r>
               <w:rPr>
                 <w:rtl/>
@@ -7270,9 +7791,23 @@
             </w:pPr>
             <w:r>
               <w:rPr>
-                <w:rtl/>
-              </w:rPr>
-              <w:t xml:space="preserve">✓ تقدير</w:t>
+                <w:b/>
+                <w:bCs/>
+                <w:rtl/>
+              </w:rPr>
+              <w:t xml:space="preserve">(3)</w:t>
+            </w:r>
+            <w:r>
+              <w:rPr>
+                <w:rtl/>
+              </w:rPr>
+              <w:t xml:space="preserve"> </w:t>
+            </w:r>
+            <w:r>
+              <w:rPr>
+                <w:rtl/>
+              </w:rPr>
+              <w:t xml:space="preserve">تقدير</w:t>
             </w:r>
             <w:r>
               <w:rPr>
@@ -7306,67 +7841,36 @@
               </w:rPr>
               <w:t xml:space="preserve"> </w:t>
             </w:r>
-            <m:oMath>
-              <m:r>
-                <m:rPr>
-                  <m:sty m:val="p"/>
-                </m:rPr>
-                <m:t>≈</m:t>
-              </m:r>
-              <m:r>
-                <m:t>177</m:t>
-              </m:r>
-            </m:oMath>
-            <w:r>
-              <w:rPr>
-                <w:rtl/>
-              </w:rPr>
-              <w:t xml:space="preserve"> </w:t>
-            </w:r>
-            <w:r>
-              <w:rPr>
-                <w:rtl/>
-              </w:rPr>
-              <w:t xml:space="preserve">، الأسي</w:t>
-            </w:r>
-            <w:r>
-              <w:rPr>
-                <w:rtl/>
-              </w:rPr>
-              <w:t xml:space="preserve"> </w:t>
-            </w:r>
-            <m:oMath>
-              <m:sSup>
-                <m:e>
-                  <m:r>
-                    <m:t>e</m:t>
-                  </m:r>
-                </m:e>
-                <m:sup>
-                  <m:r>
-                    <m:t>5</m:t>
-                  </m:r>
-                  <m:r>
-                    <m:rPr>
-                      <m:sty m:val="p"/>
-                    </m:rPr>
-                    <m:t>,</m:t>
-                  </m:r>
-                  <m:r>
-                    <m:t>411</m:t>
-                  </m:r>
-                </m:sup>
-              </m:sSup>
-              <m:r>
-                <m:rPr>
-                  <m:sty m:val="p"/>
-                </m:rPr>
-                <m:t>≈</m:t>
-              </m:r>
-              <m:r>
-                <m:t>224</m:t>
-              </m:r>
-            </m:oMath>
+            <w:r>
+              <w:rPr>
+                <w:rtl/>
+              </w:rPr>
+              <w:t xml:space="preserve">‎$19{,}03\times8+24{,}73\approx\RR{177}$</w:t>
+            </w:r>
+            <w:r>
+              <w:rPr>
+                <w:rtl/>
+              </w:rPr>
+              <w:t xml:space="preserve"> </w:t>
+            </w:r>
+            <w:r>
+              <w:rPr>
+                <w:rtl/>
+              </w:rPr>
+              <w:t xml:space="preserve">؛ الأسي</w:t>
+            </w:r>
+            <w:r>
+              <w:rPr>
+                <w:rtl/>
+              </w:rPr>
+              <w:t xml:space="preserve"> </w:t>
+            </w:r>
+            <w:r>
+              <w:rPr>
+                <w:rtl/>
+              </w:rPr>
+              <w:t xml:space="preserve">‎$e^{0{,}214\times8+3{,}699}=e^{5{,}411}\approx\RR{224}$</w:t>
+            </w:r>
             <w:r>
               <w:rPr>
                 <w:rtl/>
@@ -7394,7 +7898,7 @@
                     <a:graphicData uri="http://schemas.openxmlformats.org/drawingml/2006/picture">
                       <pic:pic>
                         <pic:nvPicPr>
-                          <pic:cNvPr id="0" name="ec7c802c2162cec7.png"/>
+                          <pic:cNvPr id="0" name="1683e66f6da64b3c.png"/>
                           <pic:cNvPicPr/>
                         </pic:nvPicPr>
                         <pic:blipFill>
@@ -7426,7 +7930,7 @@
               <w:rPr>
                 <w:rtl/>
               </w:rPr>
-              <w:t xml:space="preserve">النقط تتبع المنحني الأسي أحسن: التعديل الأسي أنسب هنا.</w:t>
+              <w:t xml:space="preserve">النقط تتبع المنحنى الأسي أحسن: .</w:t>
             </w:r>
           </w:p>
         </w:tc>
@@ -7559,7 +8063,7 @@
                 <w:bCs/>
                 <w:rtl/>
               </w:rPr>
-              <w:t xml:space="preserve">[تطبيق]</w:t>
+              <w:t xml:space="preserve">[تمرين تطبيقي]</w:t>
             </w:r>
           </w:p>
           <w:p>
@@ -7621,7 +8125,59 @@
               <w:rPr>
                 <w:rtl/>
               </w:rPr>
-              <w:t xml:space="preserve">): قدّر مبيعات السنة الثامنة ، ثم السنة التي تتجاوز فيها المبيعات</w:t>
+              <w:t xml:space="preserve">).</w:t>
+            </w:r>
+          </w:p>
+          <w:p>
+            <w:pPr>
+              <w:bidi/>
+              <w:jc w:val="left"/>
+            </w:pPr>
+            <w:r>
+              <w:rPr>
+                <w:b/>
+                <w:bCs/>
+                <w:rtl/>
+              </w:rPr>
+              <w:t xml:space="preserve">(1)</w:t>
+            </w:r>
+            <w:r>
+              <w:rPr>
+                <w:rtl/>
+              </w:rPr>
+              <w:t xml:space="preserve"> </w:t>
+            </w:r>
+            <w:r>
+              <w:rPr>
+                <w:rtl/>
+              </w:rPr>
+              <w:t xml:space="preserve">قدّر مبيعات السنة الثامنة.</w:t>
+            </w:r>
+          </w:p>
+          <w:p>
+            <w:pPr>
+              <w:bidi/>
+              <w:jc w:val="left"/>
+            </w:pPr>
+            <w:r>
+              <w:rPr>
+                <w:b/>
+                <w:bCs/>
+                <w:rtl/>
+              </w:rPr>
+              <w:t xml:space="preserve">(2)</w:t>
+            </w:r>
+            <w:r>
+              <w:rPr>
+                <w:rtl/>
+              </w:rPr>
+              <w:t xml:space="preserve"> </w:t>
+            </w:r>
+            <w:r>
+              <w:rPr>
+                <w:rtl/>
+              </w:rPr>
+              <w:t xml:space="preserve">عيّن السنة التي تتجاوز فيها المبيعات</w:t>
             </w:r>
             <w:r>
               <w:rPr>
@@ -7645,120 +8201,6 @@
                 <w:rtl/>
               </w:rPr>
               <w:t xml:space="preserve">ملايين DA.</w:t>
-            </w:r>
-          </w:p>
-          <w:p>
-            <w:pPr>
-              <w:bidi/>
-              <w:jc w:val="left"/>
-            </w:pPr>
-            <w:r>
-              <w:rPr>
-                <w:b/>
-                <w:bCs/>
-                <w:rtl/>
-              </w:rPr>
-              <w:t xml:space="preserve">الحل:</w:t>
-            </w:r>
-            <w:r>
-              <w:rPr>
-                <w:rtl/>
-              </w:rPr>
-              <w:t xml:space="preserve"> </w:t>
-            </w:r>
-            <w:r>
-              <w:rPr>
-                <w:rtl/>
-              </w:rPr>
-              <w:t xml:space="preserve">‎$\RR{0{,}406\times8+1{,}68\approx4{,}93}$</w:t>
-            </w:r>
-            <w:r>
-              <w:rPr>
-                <w:rtl/>
-              </w:rPr>
-              <w:t xml:space="preserve"> </w:t>
-            </w:r>
-            <w:r>
-              <w:rPr>
-                <w:rtl/>
-              </w:rPr>
-              <w:t xml:space="preserve">‎$\RR{0{,}406x+1{,}68&gt;5}$</w:t>
-            </w:r>
-            <w:r>
-              <w:rPr>
-                <w:rtl/>
-              </w:rPr>
-              <w:t xml:space="preserve">:</w:t>
-            </w:r>
-            <w:r>
-              <w:rPr>
-                <w:rtl/>
-              </w:rPr>
-              <w:t xml:space="preserve"> </w:t>
-            </w:r>
-            <w:r>
-              <w:rPr>
-                <w:rtl/>
-              </w:rPr>
-              <w:t xml:space="preserve">‎$\RR{x&gt;8{,}18}$</w:t>
-            </w:r>
-            <w:r>
-              <w:rPr>
-                <w:rtl/>
-              </w:rPr>
-              <w:t xml:space="preserve">:</w:t>
-            </w:r>
-          </w:p>
-          <w:p>
-            <w:pPr>
-              <w:bidi/>
-              <w:jc w:val="left"/>
-            </w:pPr>
-            <w:r>
-              <w:rPr>
-                <w:b/>
-                <w:bCs/>
-                <w:rtl/>
-              </w:rPr>
-              <w:t xml:space="preserve">واجب منزلي:</w:t>
-            </w:r>
-            <w:r>
-              <w:rPr>
-                <w:rtl/>
-              </w:rPr>
-              <w:t xml:space="preserve"> </w:t>
-            </w:r>
-            <w:r>
-              <w:rPr>
-                <w:rtl/>
-              </w:rPr>
-              <w:t xml:space="preserve">تمارين من باب الإحصاء.</w:t>
-            </w:r>
-          </w:p>
-          <w:p>
-            <w:pPr>
-              <w:bidi/>
-              <w:jc w:val="left"/>
-            </w:pPr>
-            <w:r>
-              <w:rPr>
-                <w:b/>
-                <w:bCs/>
-                <w:rtl/>
-              </w:rPr>
-              <w:t xml:space="preserve">ملاحظات حول سير الحصة:</w:t>
-            </w:r>
-            <w:r>
-              <w:rPr>
-                <w:rtl/>
-              </w:rPr>
-              <w:t xml:space="preserve"> </w:t>
-            </w:r>
-            <w:r>
-              <w:rPr>
-                <w:rtl/>
-              </w:rPr>
-              <w:t xml:space="preserve">..........</w:t>
             </w:r>
           </w:p>
         </w:tc>
@@ -7785,6 +8227,303 @@
                 <w:rtl/>
               </w:rPr>
               <w:t xml:space="preserve">التقويم</w:t>
+            </w:r>
+          </w:p>
+        </w:tc>
+      </w:tr>
+      <w:tr>
+        <w:tc>
+          <w:tcPr/>
+          <w:p>
+            <w:pPr>
+              <w:pStyle w:val="Compact"/>
+              <w:bidi/>
+              <w:jc w:val="center"/>
+            </w:pPr>
+          </w:p>
+        </w:tc>
+        <w:tc>
+          <w:tcPr/>
+          <w:p>
+            <w:pPr>
+              <w:pStyle w:val="Compact"/>
+              <w:bidi/>
+              <w:jc w:val="center"/>
+            </w:pPr>
+          </w:p>
+        </w:tc>
+        <w:tc>
+          <w:tcPr/>
+          <w:p>
+            <w:pPr>
+              <w:bidi/>
+              <w:jc w:val="left"/>
+            </w:pPr>
+            <w:r>
+              <w:rPr>
+                <w:b/>
+                <w:bCs/>
+                <w:rtl/>
+              </w:rPr>
+              <w:t xml:space="preserve">[حل التمرين التطبيقي]</w:t>
+            </w:r>
+          </w:p>
+          <w:p>
+            <w:pPr>
+              <w:bidi/>
+              <w:jc w:val="left"/>
+            </w:pPr>
+            <w:r>
+              <w:rPr>
+                <w:b/>
+                <w:bCs/>
+                <w:rtl/>
+              </w:rPr>
+              <w:t xml:space="preserve">(1)</w:t>
+            </w:r>
+            <w:r>
+              <w:rPr>
+                <w:rtl/>
+              </w:rPr>
+              <w:t xml:space="preserve"> </w:t>
+            </w:r>
+            <w:r>
+              <w:rPr>
+                <w:rtl/>
+              </w:rPr>
+              <w:t xml:space="preserve">‎$0{,}406\times8+1{,}68\approx\RR{4{,}93}$</w:t>
+            </w:r>
+            <w:r>
+              <w:rPr>
+                <w:rtl/>
+              </w:rPr>
+              <w:t xml:space="preserve"> </w:t>
+            </w:r>
+            <w:r>
+              <w:rPr>
+                <w:rtl/>
+              </w:rPr>
+              <w:t xml:space="preserve">مليون DA.</w:t>
+            </w:r>
+          </w:p>
+          <w:p>
+            <w:pPr>
+              <w:bidi/>
+              <w:jc w:val="left"/>
+            </w:pPr>
+            <w:r>
+              <w:rPr>
+                <w:b/>
+                <w:bCs/>
+                <w:rtl/>
+              </w:rPr>
+              <w:t xml:space="preserve">(2)</w:t>
+            </w:r>
+            <w:r>
+              <w:rPr>
+                <w:rtl/>
+              </w:rPr>
+              <w:t xml:space="preserve"> </w:t>
+            </w:r>
+            <m:oMath>
+              <m:r>
+                <m:t>0</m:t>
+              </m:r>
+              <m:r>
+                <m:rPr>
+                  <m:sty m:val="p"/>
+                </m:rPr>
+                <m:t>,</m:t>
+              </m:r>
+              <m:r>
+                <m:t>406</m:t>
+              </m:r>
+              <m:r>
+                <m:t>x</m:t>
+              </m:r>
+              <m:r>
+                <m:rPr>
+                  <m:sty m:val="p"/>
+                </m:rPr>
+                <m:t>+</m:t>
+              </m:r>
+              <m:r>
+                <m:t>1</m:t>
+              </m:r>
+              <m:r>
+                <m:rPr>
+                  <m:sty m:val="p"/>
+                </m:rPr>
+                <m:t>,</m:t>
+              </m:r>
+              <m:r>
+                <m:t>68</m:t>
+              </m:r>
+              <m:r>
+                <m:rPr>
+                  <m:sty m:val="p"/>
+                </m:rPr>
+                <m:t>&gt;</m:t>
+              </m:r>
+              <m:r>
+                <m:t>5</m:t>
+              </m:r>
+            </m:oMath>
+            <w:r>
+              <w:rPr>
+                <w:rtl/>
+              </w:rPr>
+              <w:t xml:space="preserve"> </w:t>
+            </w:r>
+            <w:r>
+              <w:rPr>
+                <w:rtl/>
+              </w:rPr>
+              <w:t xml:space="preserve">،</w:t>
+            </w:r>
+            <w:r>
+              <w:rPr>
+                <w:rtl/>
+              </w:rPr>
+              <w:t xml:space="preserve"> </w:t>
+            </w:r>
+            <m:oMath>
+              <m:r>
+                <m:t>x</m:t>
+              </m:r>
+              <m:r>
+                <m:rPr>
+                  <m:sty m:val="p"/>
+                </m:rPr>
+                <m:t>&gt;</m:t>
+              </m:r>
+              <m:f>
+                <m:fPr>
+                  <m:type m:val="bar"/>
+                </m:fPr>
+                <m:num>
+                  <m:r>
+                    <m:t>3</m:t>
+                  </m:r>
+                  <m:r>
+                    <m:rPr>
+                      <m:sty m:val="p"/>
+                    </m:rPr>
+                    <m:t>,</m:t>
+                  </m:r>
+                  <m:r>
+                    <m:t>32</m:t>
+                  </m:r>
+                </m:num>
+                <m:den>
+                  <m:r>
+                    <m:t>0</m:t>
+                  </m:r>
+                  <m:r>
+                    <m:rPr>
+                      <m:sty m:val="p"/>
+                    </m:rPr>
+                    <m:t>,</m:t>
+                  </m:r>
+                  <m:r>
+                    <m:t>406</m:t>
+                  </m:r>
+                </m:den>
+              </m:f>
+              <m:r>
+                <m:rPr>
+                  <m:sty m:val="p"/>
+                </m:rPr>
+                <m:t>≈</m:t>
+              </m:r>
+              <m:r>
+                <m:t>8</m:t>
+              </m:r>
+              <m:r>
+                <m:rPr>
+                  <m:sty m:val="p"/>
+                </m:rPr>
+                <m:t>,</m:t>
+              </m:r>
+              <m:r>
+                <m:t>18</m:t>
+              </m:r>
+            </m:oMath>
+            <w:r>
+              <w:rPr>
+                <w:rtl/>
+              </w:rPr>
+              <w:t xml:space="preserve">: .</w:t>
+            </w:r>
+          </w:p>
+          <w:p>
+            <w:pPr>
+              <w:bidi/>
+              <w:jc w:val="left"/>
+            </w:pPr>
+            <w:r>
+              <w:rPr>
+                <w:b/>
+                <w:bCs/>
+                <w:rtl/>
+              </w:rPr>
+              <w:t xml:space="preserve">واجب منزلي:</w:t>
+            </w:r>
+            <w:r>
+              <w:rPr>
+                <w:rtl/>
+              </w:rPr>
+              <w:t xml:space="preserve"> </w:t>
+            </w:r>
+            <w:r>
+              <w:rPr>
+                <w:rtl/>
+              </w:rPr>
+              <w:t xml:space="preserve">تمارين من باب الإحصاء.</w:t>
+            </w:r>
+          </w:p>
+          <w:p>
+            <w:pPr>
+              <w:bidi/>
+              <w:jc w:val="left"/>
+            </w:pPr>
+            <w:r>
+              <w:rPr>
+                <w:b/>
+                <w:bCs/>
+                <w:rtl/>
+              </w:rPr>
+              <w:t xml:space="preserve">ملاحظات حول سير الحصة:</w:t>
+            </w:r>
+            <w:r>
+              <w:rPr>
+                <w:rtl/>
+              </w:rPr>
+              <w:t xml:space="preserve"> </w:t>
+            </w:r>
+            <w:r>
+              <w:rPr>
+                <w:rtl/>
+              </w:rPr>
+              <w:t xml:space="preserve">..........</w:t>
+            </w:r>
+          </w:p>
+        </w:tc>
+        <w:tc>
+          <w:tcPr>
+            <w:shd w:val="clear" w:color="auto" w:fill="E4E7ED"/>
+          </w:tcPr>
+          <w:p>
+            <w:pPr>
+              <w:pStyle w:val="Compact"/>
+              <w:bidi/>
+              <w:jc w:val="left"/>
+            </w:pPr>
+            <w:r>
+              <w:rPr>
+                <w:rtl/>
+              </w:rPr>
+              <w:t xml:space="preserve"/>
             </w:r>
           </w:p>
         </w:tc>
@@ -8251,7 +8990,7 @@
         <w:rPr>
           <w:rtl/>
         </w:rPr>
-        <w:t xml:space="preserve">المنهاج ، الكتاب المدرسي ، مراجع ، الحاسبة العلمية ، ورق ميليمتري.</w:t>
+        <w:t xml:space="preserve">المنهاج ، الكتاب المدرسي ، الآلة الحاسبة العلمية ، ورق ميليمتري.</w:t>
       </w:r>
     </w:p>
     <w:tbl>
@@ -8592,7 +9331,7 @@
                     <a:graphicData uri="http://schemas.openxmlformats.org/drawingml/2006/picture">
                       <pic:pic>
                         <pic:nvPicPr>
-                          <pic:cNvPr id="0" name="0b35685ba4b7ef6d.png"/>
+                          <pic:cNvPr id="0" name="5edd97d2da7dda2f.png"/>
                           <pic:cNvPicPr/>
                         </pic:nvPicPr>
                         <pic:blipFill>
@@ -8622,9 +9361,23 @@
             </w:pPr>
             <w:r>
               <w:rPr>
-                <w:rtl/>
-              </w:rPr>
-              <w:t xml:space="preserve">1) مثّل السحابة وعيّن</w:t>
+                <w:b/>
+                <w:bCs/>
+                <w:rtl/>
+              </w:rPr>
+              <w:t xml:space="preserve">(1)</w:t>
+            </w:r>
+            <w:r>
+              <w:rPr>
+                <w:rtl/>
+              </w:rPr>
+              <w:t xml:space="preserve"> </w:t>
+            </w:r>
+            <w:r>
+              <w:rPr>
+                <w:rtl/>
+              </w:rPr>
+              <w:t xml:space="preserve">مثّل السحابة وعيّن</w:t>
             </w:r>
             <w:r>
               <w:rPr>
@@ -8841,7 +9594,7 @@
               <w:rPr>
                 <w:rtl/>
               </w:rPr>
-              <w:t xml:space="preserve">الحاسبة للتحقق.</w:t>
+              <w:t xml:space="preserve">الآلة الحاسبة للتحقق.</w:t>
             </w:r>
           </w:p>
         </w:tc>
@@ -8884,40 +9637,24 @@
             </w:pPr>
             <w:r>
               <w:rPr>
-                <w:rtl/>
-              </w:rPr>
-              <w:t xml:space="preserve">✓ </w:t>
-            </w:r>
-            <m:oMath>
-              <m:acc>
-                <m:accPr>
-                  <m:chr m:val="‾"/>
-                </m:accPr>
-                <m:e>
-                  <m:r>
-                    <m:t>x</m:t>
-                  </m:r>
-                </m:e>
-              </m:acc>
-              <m:r>
-                <m:rPr>
-                  <m:sty m:val="p"/>
-                </m:rPr>
-                <m:t>=</m:t>
-              </m:r>
-              <m:r>
-                <m:t>3</m:t>
-              </m:r>
-              <m:r>
-                <m:rPr>
-                  <m:sty m:val="p"/>
-                </m:rPr>
-                <m:t>,</m:t>
-              </m:r>
-              <m:r>
-                <m:t>5</m:t>
-              </m:r>
-            </m:oMath>
+                <w:b/>
+                <w:bCs/>
+                <w:rtl/>
+              </w:rPr>
+              <w:t xml:space="preserve">(1)</w:t>
+            </w:r>
+            <w:r>
+              <w:rPr>
+                <w:rtl/>
+              </w:rPr>
+              <w:t xml:space="preserve"> </w:t>
+            </w:r>
+            <w:r>
+              <w:rPr>
+                <w:rtl/>
+              </w:rPr>
+              <w:t xml:space="preserve">‎$\bar x=\RR{3{,}5}$</w:t>
+            </w:r>
             <w:r>
               <w:rPr>
                 <w:rtl/>
@@ -8936,48 +9673,12 @@
               </w:rPr>
               <w:t xml:space="preserve"> </w:t>
             </w:r>
-            <m:oMath>
-              <m:acc>
-                <m:accPr>
-                  <m:chr m:val="‾"/>
-                </m:accPr>
-                <m:e>
-                  <m:r>
-                    <m:t>y</m:t>
-                  </m:r>
-                </m:e>
-              </m:acc>
-              <m:r>
-                <m:rPr>
-                  <m:sty m:val="p"/>
-                </m:rPr>
-                <m:t>=</m:t>
-              </m:r>
-              <m:f>
-                <m:fPr>
-                  <m:type m:val="bar"/>
-                </m:fPr>
-                <m:num>
-                  <m:r>
-                    <m:t>402</m:t>
-                  </m:r>
-                </m:num>
-                <m:den>
-                  <m:r>
-                    <m:t>6</m:t>
-                  </m:r>
-                </m:den>
-              </m:f>
-              <m:r>
-                <m:rPr>
-                  <m:sty m:val="p"/>
-                </m:rPr>
-                <m:t>=</m:t>
-              </m:r>
-              <m:r>
-                <m:t>67</m:t>
-              </m:r>
-            </m:oMath>
+            <w:r>
+              <w:rPr>
+                <w:rtl/>
+              </w:rPr>
+              <w:t xml:space="preserve">‎$\bar y=\dfrac{402}6=\RR{67}$</w:t>
+            </w:r>
             <w:r>
               <w:rPr>
                 <w:rtl/>
@@ -8990,42 +9691,12 @@
               </w:rPr>
               <w:t xml:space="preserve"> </w:t>
             </w:r>
-            <m:oMath>
-              <m:r>
-                <m:t>G</m:t>
-              </m:r>
-              <m:d>
-                <m:dPr>
-                  <m:begChr m:val="("/>
-                  <m:endChr m:val=")"/>
-                  <m:sepChr m:val=""/>
-                  <m:grow/>
-                </m:dPr>
-                <m:e>
-                  <m:r>
-                    <m:t>3</m:t>
-                  </m:r>
-                  <m:r>
-                    <m:rPr>
-                      <m:sty m:val="p"/>
-                    </m:rPr>
-                    <m:t>,</m:t>
-                  </m:r>
-                  <m:r>
-                    <m:t>5</m:t>
-                  </m:r>
-                  <m:r>
-                    <m:rPr>
-                      <m:sty m:val="p"/>
-                    </m:rPr>
-                    <m:t>;</m:t>
-                  </m:r>
-                  <m:r>
-                    <m:t>67</m:t>
-                  </m:r>
-                </m:e>
-              </m:d>
-            </m:oMath>
+            <w:r>
+              <w:rPr>
+                <w:rtl/>
+              </w:rPr>
+              <w:t xml:space="preserve">‎$\RR{G(3{,}5;67)}$</w:t>
+            </w:r>
             <w:r>
               <w:rPr>
                 <w:rtl/>
@@ -9040,9 +9711,17 @@
             </w:pPr>
             <w:r>
               <w:rPr>
-                <w:rtl/>
-              </w:rPr>
-              <w:t xml:space="preserve">✓ </w:t>
+                <w:b/>
+                <w:bCs/>
+                <w:rtl/>
+              </w:rPr>
+              <w:t xml:space="preserve">(2)</w:t>
+            </w:r>
+            <w:r>
+              <w:rPr>
+                <w:rtl/>
+              </w:rPr>
+              <w:t xml:space="preserve"> </w:t>
             </w:r>
             <m:oMath>
               <m:f>
@@ -9242,92 +9921,18 @@
               </w:rPr>
               <w:t xml:space="preserve">:</w:t>
             </w:r>
-            <w:r>
-              <w:rPr>
-                <w:rtl/>
-              </w:rPr>
-              <w:t xml:space="preserve"> </w:t>
-            </w:r>
-            <m:oMath>
-              <m:r>
-                <m:t>a</m:t>
-              </m:r>
-              <m:r>
-                <m:rPr>
-                  <m:sty m:val="p"/>
-                </m:rPr>
-                <m:t>=</m:t>
-              </m:r>
-              <m:f>
-                <m:fPr>
-                  <m:type m:val="bar"/>
-                </m:fPr>
-                <m:num>
-                  <m:r>
-                    <m:t>252</m:t>
-                  </m:r>
-                  <m:r>
-                    <m:rPr>
-                      <m:sty m:val="p"/>
-                    </m:rPr>
-                    <m:t>,</m:t>
-                  </m:r>
-                  <m:r>
-                    <m:t>5</m:t>
-                  </m:r>
-                  <m:r>
-                    <m:rPr>
-                      <m:sty m:val="p"/>
-                    </m:rPr>
-                    <m:t>−</m:t>
-                  </m:r>
-                  <m:r>
-                    <m:t>234</m:t>
-                  </m:r>
-                  <m:r>
-                    <m:rPr>
-                      <m:sty m:val="p"/>
-                    </m:rPr>
-                    <m:t>,</m:t>
-                  </m:r>
-                  <m:r>
-                    <m:t>5</m:t>
-                  </m:r>
-                </m:num>
-                <m:den>
-                  <m:r>
-                    <m:t>2</m:t>
-                  </m:r>
-                  <m:r>
-                    <m:rPr>
-                      <m:sty m:val="p"/>
-                    </m:rPr>
-                    <m:t>,</m:t>
-                  </m:r>
-                  <m:r>
-                    <m:t>917</m:t>
-                  </m:r>
-                </m:den>
-              </m:f>
-              <m:r>
-                <m:rPr>
-                  <m:sty m:val="p"/>
-                </m:rPr>
-                <m:t>≈</m:t>
-              </m:r>
-              <m:r>
-                <m:t>6</m:t>
-              </m:r>
-              <m:r>
-                <m:rPr>
-                  <m:sty m:val="p"/>
-                </m:rPr>
-                <m:t>,</m:t>
-              </m:r>
-              <m:r>
-                <m:t>17</m:t>
-              </m:r>
-            </m:oMath>
+          </w:p>
+          <w:p>
+            <w:pPr>
+              <w:bidi/>
+              <w:jc w:val="left"/>
+            </w:pPr>
+            <w:r>
+              <w:rPr>
+                <w:rtl/>
+              </w:rPr>
+              <w:t xml:space="preserve">‎$a=\dfrac{252{,}5-3{,}5\times67}{2{,}917}=\dfrac{18}{2{,}917}\approx\RR{6{,}17}$</w:t>
+            </w:r>
             <w:r>
               <w:rPr>
                 <w:rtl/>
@@ -9346,74 +9951,12 @@
               </w:rPr>
               <w:t xml:space="preserve"> </w:t>
             </w:r>
-            <m:oMath>
-              <m:r>
-                <m:t>b</m:t>
-              </m:r>
-              <m:r>
-                <m:rPr>
-                  <m:sty m:val="p"/>
-                </m:rPr>
-                <m:t>=</m:t>
-              </m:r>
-              <m:r>
-                <m:t>67</m:t>
-              </m:r>
-              <m:r>
-                <m:rPr>
-                  <m:sty m:val="p"/>
-                </m:rPr>
-                <m:t>−</m:t>
-              </m:r>
-              <m:r>
-                <m:t>6</m:t>
-              </m:r>
-              <m:r>
-                <m:rPr>
-                  <m:sty m:val="p"/>
-                </m:rPr>
-                <m:t>,</m:t>
-              </m:r>
-              <m:r>
-                <m:t>17</m:t>
-              </m:r>
-              <m:r>
-                <m:rPr>
-                  <m:sty m:val="p"/>
-                </m:rPr>
-                <m:t>×</m:t>
-              </m:r>
-              <m:r>
-                <m:t>3</m:t>
-              </m:r>
-              <m:r>
-                <m:rPr>
-                  <m:sty m:val="p"/>
-                </m:rPr>
-                <m:t>,</m:t>
-              </m:r>
-              <m:r>
-                <m:t>5</m:t>
-              </m:r>
-              <m:r>
-                <m:rPr>
-                  <m:sty m:val="p"/>
-                </m:rPr>
-                <m:t>≈</m:t>
-              </m:r>
-              <m:r>
-                <m:t>45</m:t>
-              </m:r>
-              <m:r>
-                <m:rPr>
-                  <m:sty m:val="p"/>
-                </m:rPr>
-                <m:t>,</m:t>
-              </m:r>
-              <m:r>
-                <m:t>4</m:t>
-              </m:r>
-            </m:oMath>
+            <w:r>
+              <w:rPr>
+                <w:rtl/>
+              </w:rPr>
+              <w:t xml:space="preserve">‎$b=67-6{,}17\times3{,}5\approx\RR{45{,}4}$</w:t>
+            </w:r>
             <w:r>
               <w:rPr>
                 <w:rtl/>
@@ -9441,7 +9984,7 @@
                     <a:graphicData uri="http://schemas.openxmlformats.org/drawingml/2006/picture">
                       <pic:pic>
                         <pic:nvPicPr>
-                          <pic:cNvPr id="0" name="926f79806b6242e6.png"/>
+                          <pic:cNvPr id="0" name="beb7114d9a1bb8fe.png"/>
                           <pic:cNvPicPr/>
                         </pic:nvPicPr>
                         <pic:blipFill>
@@ -9471,9 +10014,17 @@
             </w:pPr>
             <w:r>
               <w:rPr>
-                <w:rtl/>
-              </w:rPr>
-              <w:t xml:space="preserve">✓ </w:t>
+                <w:b/>
+                <w:bCs/>
+                <w:rtl/>
+              </w:rPr>
+              <w:t xml:space="preserve">(3)</w:t>
+            </w:r>
+            <w:r>
+              <w:rPr>
+                <w:rtl/>
+              </w:rPr>
+              <w:t xml:space="preserve"> </w:t>
             </w:r>
             <m:oMath>
               <m:r>
@@ -9501,10 +10052,149 @@
               </w:rPr>
               <w:t xml:space="preserve"> </w:t>
             </w:r>
+            <w:r>
+              <w:rPr>
+                <w:rtl/>
+              </w:rPr>
+              <w:t xml:space="preserve">‎$y\approx6{,}17\times8+45{,}4\approx\RR{94{,}8}$</w:t>
+            </w:r>
+            <w:r>
+              <w:rPr>
+                <w:rtl/>
+              </w:rPr>
+              <w:t xml:space="preserve"> </w:t>
+            </w:r>
+            <w:r>
+              <w:rPr>
+                <w:rtl/>
+              </w:rPr>
+              <w:t xml:space="preserve">ألف DA.</w:t>
+            </w:r>
+          </w:p>
+          <w:p>
+            <w:pPr>
+              <w:bidi/>
+              <w:jc w:val="left"/>
+            </w:pPr>
+            <w:r>
+              <w:rPr>
+                <w:b/>
+                <w:bCs/>
+                <w:rtl/>
+              </w:rPr>
+              <w:t xml:space="preserve">(4)</w:t>
+            </w:r>
+            <w:r>
+              <w:rPr>
+                <w:rtl/>
+              </w:rPr>
+              <w:t xml:space="preserve"> </w:t>
+            </w:r>
             <m:oMath>
               <m:r>
-                <m:t>y</m:t>
-              </m:r>
+                <m:t>6</m:t>
+              </m:r>
+              <m:r>
+                <m:rPr>
+                  <m:sty m:val="p"/>
+                </m:rPr>
+                <m:t>,</m:t>
+              </m:r>
+              <m:r>
+                <m:t>17</m:t>
+              </m:r>
+              <m:r>
+                <m:t>x</m:t>
+              </m:r>
+              <m:r>
+                <m:rPr>
+                  <m:sty m:val="p"/>
+                </m:rPr>
+                <m:t>+</m:t>
+              </m:r>
+              <m:r>
+                <m:t>45</m:t>
+              </m:r>
+              <m:r>
+                <m:rPr>
+                  <m:sty m:val="p"/>
+                </m:rPr>
+                <m:t>,</m:t>
+              </m:r>
+              <m:r>
+                <m:t>4</m:t>
+              </m:r>
+              <m:r>
+                <m:rPr>
+                  <m:sty m:val="p"/>
+                </m:rPr>
+                <m:t>&gt;</m:t>
+              </m:r>
+              <m:r>
+                <m:t>100</m:t>
+              </m:r>
+            </m:oMath>
+            <w:r>
+              <w:rPr>
+                <w:rtl/>
+              </w:rPr>
+              <w:t xml:space="preserve"> </w:t>
+            </w:r>
+            <w:r>
+              <w:rPr>
+                <w:rtl/>
+              </w:rPr>
+              <w:t xml:space="preserve">،</w:t>
+            </w:r>
+            <w:r>
+              <w:rPr>
+                <w:rtl/>
+              </w:rPr>
+              <w:t xml:space="preserve"> </w:t>
+            </w:r>
+            <m:oMath>
+              <m:r>
+                <m:t>x</m:t>
+              </m:r>
+              <m:r>
+                <m:rPr>
+                  <m:sty m:val="p"/>
+                </m:rPr>
+                <m:t>&gt;</m:t>
+              </m:r>
+              <m:f>
+                <m:fPr>
+                  <m:type m:val="bar"/>
+                </m:fPr>
+                <m:num>
+                  <m:r>
+                    <m:t>54</m:t>
+                  </m:r>
+                  <m:r>
+                    <m:rPr>
+                      <m:sty m:val="p"/>
+                    </m:rPr>
+                    <m:t>,</m:t>
+                  </m:r>
+                  <m:r>
+                    <m:t>6</m:t>
+                  </m:r>
+                </m:num>
+                <m:den>
+                  <m:r>
+                    <m:t>6</m:t>
+                  </m:r>
+                  <m:r>
+                    <m:rPr>
+                      <m:sty m:val="p"/>
+                    </m:rPr>
+                    <m:t>,</m:t>
+                  </m:r>
+                  <m:r>
+                    <m:t>17</m:t>
+                  </m:r>
+                </m:den>
+              </m:f>
               <m:r>
                 <m:rPr>
                   <m:sty m:val="p"/>
@@ -9512,7 +10202,7 @@
                 <m:t>≈</m:t>
               </m:r>
               <m:r>
-                <m:t>6</m:t>
+                <m:t>8</m:t>
               </m:r>
               <m:r>
                 <m:rPr>
@@ -9521,22 +10211,96 @@
                 <m:t>,</m:t>
               </m:r>
               <m:r>
-                <m:t>17</m:t>
+                <m:t>85</m:t>
+              </m:r>
+            </m:oMath>
+            <w:r>
+              <w:rPr>
+                <w:rtl/>
+              </w:rPr>
+              <w:t xml:space="preserve">: .</w:t>
+            </w:r>
+          </w:p>
+        </w:tc>
+        <w:tc>
+          <w:tcPr>
+            <w:shd w:val="clear" w:color="auto" w:fill="E4E7ED"/>
+          </w:tcPr>
+          <w:p>
+            <w:pPr>
+              <w:pStyle w:val="Compact"/>
+              <w:bidi/>
+              <w:jc w:val="left"/>
+            </w:pPr>
+            <w:r>
+              <w:rPr>
+                <w:rtl/>
+              </w:rPr>
+              <w:t xml:space="preserve"/>
+            </w:r>
+            <w:r>
+              <w:rPr>
+                <w:b/>
+                <w:bCs/>
+                <w:rtl/>
+              </w:rPr>
+              <w:t xml:space="preserve">بناء المعارف</w:t>
+            </w:r>
+          </w:p>
+        </w:tc>
+      </w:tr>
+      <w:tr>
+        <w:tc>
+          <w:tcPr/>
+          <w:p>
+            <w:pPr>
+              <w:pStyle w:val="Compact"/>
+              <w:bidi/>
+              <w:jc w:val="center"/>
+            </w:pPr>
+          </w:p>
+        </w:tc>
+        <w:tc>
+          <w:tcPr/>
+          <w:p>
+            <w:pPr>
+              <w:pStyle w:val="Compact"/>
+              <w:bidi/>
+              <w:jc w:val="center"/>
+            </w:pPr>
+          </w:p>
+        </w:tc>
+        <w:tc>
+          <w:tcPr/>
+          <w:p>
+            <w:pPr>
+              <w:pStyle w:val="Compact"/>
+              <w:bidi/>
+              <w:jc w:val="left"/>
+            </w:pPr>
+            <w:r>
+              <w:rPr>
+                <w:b/>
+                <w:bCs/>
+                <w:rtl/>
+              </w:rPr>
+              <w:t xml:space="preserve">[ملاحظات]</w:t>
+            </w:r>
+            <w:r>
+              <w:rPr>
+                <w:rtl/>
+              </w:rPr>
+              <w:t xml:space="preserve"> </w:t>
+            </w:r>
+            <m:oMath>
+              <m:r>
+                <m:t>b</m:t>
               </m:r>
               <m:r>
                 <m:rPr>
                   <m:sty m:val="p"/>
                 </m:rPr>
-                <m:t>×</m:t>
-              </m:r>
-              <m:r>
-                <m:t>8</m:t>
-              </m:r>
-              <m:r>
-                <m:rPr>
-                  <m:sty m:val="p"/>
-                </m:rPr>
-                <m:t>+</m:t>
+                <m:t>≈</m:t>
               </m:r>
               <m:r>
                 <m:t>45</m:t>
@@ -9550,24 +10314,6 @@
               <m:r>
                 <m:t>4</m:t>
               </m:r>
-              <m:r>
-                <m:rPr>
-                  <m:sty m:val="p"/>
-                </m:rPr>
-                <m:t>≈</m:t>
-              </m:r>
-              <m:r>
-                <m:t>94</m:t>
-              </m:r>
-              <m:r>
-                <m:rPr>
-                  <m:sty m:val="p"/>
-                </m:rPr>
-                <m:t>,</m:t>
-              </m:r>
-              <m:r>
-                <m:t>8</m:t>
-              </m:r>
             </m:oMath>
             <w:r>
               <w:rPr>
@@ -9579,127 +10325,30 @@
               <w:rPr>
                 <w:rtl/>
               </w:rPr>
-              <w:t xml:space="preserve">ألف DA.</w:t>
-            </w:r>
-          </w:p>
-          <w:p>
-            <w:pPr>
-              <w:bidi/>
-              <w:jc w:val="left"/>
-            </w:pPr>
-            <w:r>
-              <w:rPr>
-                <w:rtl/>
-              </w:rPr>
-              <w:t xml:space="preserve">✓ </w:t>
+              <w:t xml:space="preserve">يقارب الكلفة الثابتة ، و</w:t>
+            </w:r>
+            <w:r>
+              <w:rPr>
+                <w:rtl/>
+              </w:rPr>
+              <w:t xml:space="preserve"> </w:t>
             </w:r>
             <m:oMath>
               <m:r>
-                <m:t>6</m:t>
-              </m:r>
-              <m:r>
-                <m:rPr>
-                  <m:sty m:val="p"/>
-                </m:rPr>
-                <m:t>,</m:t>
-              </m:r>
-              <m:r>
-                <m:t>17</m:t>
-              </m:r>
-              <m:r>
-                <m:t>x</m:t>
-              </m:r>
-              <m:r>
-                <m:rPr>
-                  <m:sty m:val="p"/>
-                </m:rPr>
-                <m:t>+</m:t>
-              </m:r>
-              <m:r>
-                <m:t>45</m:t>
-              </m:r>
-              <m:r>
-                <m:rPr>
-                  <m:sty m:val="p"/>
-                </m:rPr>
-                <m:t>,</m:t>
-              </m:r>
-              <m:r>
-                <m:t>4</m:t>
-              </m:r>
-              <m:r>
-                <m:rPr>
-                  <m:sty m:val="p"/>
-                </m:rPr>
-                <m:t>&gt;</m:t>
-              </m:r>
-              <m:r>
-                <m:t>100</m:t>
+                <m:t>a</m:t>
               </m:r>
             </m:oMath>
             <w:r>
               <w:rPr>
                 <w:rtl/>
               </w:rPr>
-              <w:t xml:space="preserve">:</w:t>
-            </w:r>
-            <w:r>
-              <w:rPr>
-                <w:rtl/>
-              </w:rPr>
-              <w:t xml:space="preserve"> </w:t>
-            </w:r>
-            <m:oMath>
-              <m:r>
-                <m:t>x</m:t>
-              </m:r>
-              <m:r>
-                <m:rPr>
-                  <m:sty m:val="p"/>
-                </m:rPr>
-                <m:t>&gt;</m:t>
-              </m:r>
-              <m:r>
-                <m:t>8</m:t>
-              </m:r>
-              <m:r>
-                <m:rPr>
-                  <m:sty m:val="p"/>
-                </m:rPr>
-                <m:t>,</m:t>
-              </m:r>
-              <m:r>
-                <m:t>85</m:t>
-              </m:r>
-            </m:oMath>
-            <w:r>
-              <w:rPr>
-                <w:rtl/>
-              </w:rPr>
-              <w:t xml:space="preserve">: ابتداءً من حوالي</w:t>
-            </w:r>
-            <w:r>
-              <w:rPr>
-                <w:rtl/>
-              </w:rPr>
-              <w:t xml:space="preserve"> </w:t>
-            </w:r>
-            <m:oMath>
-              <m:r>
-                <m:t>885</m:t>
-              </m:r>
-            </m:oMath>
-            <w:r>
-              <w:rPr>
-                <w:rtl/>
-              </w:rPr>
-              <w:t xml:space="preserve"> </w:t>
-            </w:r>
-            <w:r>
-              <w:rPr>
-                <w:rtl/>
-              </w:rPr>
-              <w:t xml:space="preserve">وحدة.</w:t>
+              <w:t xml:space="preserve"> </w:t>
+            </w:r>
+            <w:r>
+              <w:rPr>
+                <w:rtl/>
+              </w:rPr>
+              <w:t xml:space="preserve">يقارب الكلفة الهامشية لمئة وحدة.</w:t>
             </w:r>
           </w:p>
         </w:tc>
@@ -9719,14 +10368,6 @@
               </w:rPr>
               <w:t xml:space="preserve"/>
             </w:r>
-            <w:r>
-              <w:rPr>
-                <w:b/>
-                <w:bCs/>
-                <w:rtl/>
-              </w:rPr>
-              <w:t xml:space="preserve">بناء المعارف</w:t>
-            </w:r>
           </w:p>
         </w:tc>
       </w:tr>
@@ -9737,8 +10378,14 @@
             <w:pPr>
               <w:pStyle w:val="Compact"/>
               <w:bidi/>
-              <w:jc w:val="center"/>
-            </w:pPr>
+              <w:jc w:val="left"/>
+            </w:pPr>
+            <w:r>
+              <w:rPr>
+                <w:rtl/>
+              </w:rPr>
+              <w:t xml:space="preserve">نهاية المحور: فرض أو معالجة بيداغوجية.</w:t>
+            </w:r>
           </w:p>
         </w:tc>
         <w:tc>
@@ -9747,240 +10394,42 @@
             <w:pPr>
               <w:pStyle w:val="Compact"/>
               <w:bidi/>
-              <w:jc w:val="center"/>
-            </w:pPr>
+              <w:jc w:val="left"/>
+            </w:pPr>
+            <w:r>
+              <w:rPr>
+                <w:rtl/>
+              </w:rPr>
+              <w:t xml:space="preserve">25 د</w:t>
+            </w:r>
           </w:p>
         </w:tc>
         <w:tc>
           <w:tcPr/>
           <w:p>
             <w:pPr>
-              <w:pStyle w:val="Compact"/>
-              <w:bidi/>
-              <w:jc w:val="left"/>
-            </w:pPr>
-            <w:r>
-              <w:rPr>
-                <w:b/>
-                <w:bCs/>
-                <w:rtl/>
-              </w:rPr>
-              <w:t xml:space="preserve">[ملاحظات]</w:t>
-            </w:r>
-            <w:r>
-              <w:rPr>
-                <w:rtl/>
-              </w:rPr>
-              <w:t xml:space="preserve"> الثابت</w:t>
-            </w:r>
-            <w:r>
-              <w:rPr>
-                <w:rtl/>
-              </w:rPr>
-              <w:t xml:space="preserve"> </w:t>
-            </w:r>
-            <m:oMath>
-              <m:r>
-                <m:t>b</m:t>
-              </m:r>
-              <m:r>
-                <m:rPr>
-                  <m:sty m:val="p"/>
-                </m:rPr>
-                <m:t>≈</m:t>
-              </m:r>
-              <m:r>
-                <m:t>45</m:t>
-              </m:r>
-              <m:r>
-                <m:rPr>
-                  <m:sty m:val="p"/>
-                </m:rPr>
-                <m:t>,</m:t>
-              </m:r>
-              <m:r>
-                <m:t>4</m:t>
-              </m:r>
-            </m:oMath>
-            <w:r>
-              <w:rPr>
-                <w:rtl/>
-              </w:rPr>
-              <w:t xml:space="preserve"> </w:t>
-            </w:r>
-            <w:r>
-              <w:rPr>
-                <w:rtl/>
-              </w:rPr>
-              <w:t xml:space="preserve">يقارب الكلفة الثابتة ، والمعامل</w:t>
-            </w:r>
-            <w:r>
-              <w:rPr>
-                <w:rtl/>
-              </w:rPr>
-              <w:t xml:space="preserve"> </w:t>
-            </w:r>
-            <m:oMath>
-              <m:r>
-                <m:t>a</m:t>
-              </m:r>
-            </m:oMath>
-            <w:r>
-              <w:rPr>
-                <w:rtl/>
-              </w:rPr>
-              <w:t xml:space="preserve"> </w:t>
-            </w:r>
-            <w:r>
-              <w:rPr>
-                <w:rtl/>
-              </w:rPr>
-              <w:t xml:space="preserve">يقارب الكلفة الهامشية لمئة وحدة.</w:t>
-            </w:r>
-          </w:p>
-        </w:tc>
-        <w:tc>
-          <w:tcPr>
-            <w:shd w:val="clear" w:color="auto" w:fill="E4E7ED"/>
-          </w:tcPr>
-          <w:p>
-            <w:pPr>
-              <w:pStyle w:val="Compact"/>
-              <w:bidi/>
-              <w:jc w:val="left"/>
-            </w:pPr>
-            <w:r>
-              <w:rPr>
-                <w:rtl/>
-              </w:rPr>
-              <w:t xml:space="preserve"/>
-            </w:r>
-          </w:p>
-        </w:tc>
-      </w:tr>
-      <w:tr>
-        <w:tc>
-          <w:tcPr/>
-          <w:p>
-            <w:pPr>
-              <w:pStyle w:val="Compact"/>
-              <w:bidi/>
-              <w:jc w:val="center"/>
-            </w:pPr>
-          </w:p>
-        </w:tc>
-        <w:tc>
-          <w:tcPr/>
-          <w:p>
-            <w:pPr>
-              <w:pStyle w:val="Compact"/>
-              <w:bidi/>
-              <w:jc w:val="center"/>
-            </w:pPr>
-          </w:p>
-        </w:tc>
-        <w:tc>
-          <w:tcPr/>
-          <w:p>
-            <w:pPr>
-              <w:pStyle w:val="Compact"/>
-              <w:bidi/>
-              <w:jc w:val="left"/>
-            </w:pPr>
-            <w:r>
-              <w:rPr>
-                <w:b/>
-                <w:bCs/>
-                <w:rtl/>
-              </w:rPr>
-              <w:t xml:space="preserve">[حذار]</w:t>
-            </w:r>
-            <w:r>
-              <w:rPr>
-                <w:rtl/>
-              </w:rPr>
-              <w:t xml:space="preserve"> نحترم التدوير المطلوب ونذكر الوحدات.</w:t>
-            </w:r>
-          </w:p>
-        </w:tc>
-        <w:tc>
-          <w:tcPr>
-            <w:shd w:val="clear" w:color="auto" w:fill="E4E7ED"/>
-          </w:tcPr>
-          <w:p>
-            <w:pPr>
-              <w:pStyle w:val="Compact"/>
-              <w:bidi/>
-              <w:jc w:val="left"/>
-            </w:pPr>
-            <w:r>
-              <w:rPr>
-                <w:rtl/>
-              </w:rPr>
-              <w:t xml:space="preserve"/>
-            </w:r>
-          </w:p>
-        </w:tc>
-      </w:tr>
-      <w:tr>
-        <w:tc>
-          <w:tcPr/>
-          <w:p>
-            <w:pPr>
-              <w:pStyle w:val="Compact"/>
-              <w:bidi/>
-              <w:jc w:val="left"/>
-            </w:pPr>
-            <w:r>
-              <w:rPr>
-                <w:rtl/>
-              </w:rPr>
-              <w:t xml:space="preserve">نهاية المحور: فرض أو معالجة بيداغوجية.</w:t>
-            </w:r>
-          </w:p>
-        </w:tc>
-        <w:tc>
-          <w:tcPr/>
-          <w:p>
-            <w:pPr>
-              <w:pStyle w:val="Compact"/>
-              <w:bidi/>
-              <w:jc w:val="left"/>
-            </w:pPr>
-            <w:r>
-              <w:rPr>
-                <w:rtl/>
-              </w:rPr>
-              <w:t xml:space="preserve">25 د</w:t>
-            </w:r>
-          </w:p>
-        </w:tc>
-        <w:tc>
-          <w:tcPr/>
-          <w:p>
-            <w:pPr>
-              <w:bidi/>
-              <w:jc w:val="left"/>
-            </w:pPr>
-            <w:r>
-              <w:rPr>
-                <w:b/>
-                <w:bCs/>
-                <w:rtl/>
-              </w:rPr>
-              <w:t xml:space="preserve">[تطبيق]</w:t>
-            </w:r>
-          </w:p>
-          <w:p>
-            <w:pPr>
-              <w:bidi/>
-              <w:jc w:val="left"/>
-            </w:pPr>
-            <w:r>
-              <w:rPr>
-                <w:rtl/>
-              </w:rPr>
-              <w:t xml:space="preserve">أعد السؤالين 1 و 2 للمعطيات:</w:t>
+              <w:bidi/>
+              <w:jc w:val="left"/>
+            </w:pPr>
+            <w:r>
+              <w:rPr>
+                <w:b/>
+                <w:bCs/>
+                <w:rtl/>
+              </w:rPr>
+              <w:t xml:space="preserve">[تمرين تطبيقي]</w:t>
+            </w:r>
+          </w:p>
+          <w:p>
+            <w:pPr>
+              <w:bidi/>
+              <w:jc w:val="left"/>
+            </w:pPr>
+            <w:r>
+              <w:rPr>
+                <w:rtl/>
+              </w:rPr>
+              <w:t xml:space="preserve">المعطيات:</w:t>
             </w:r>
             <w:r>
               <w:rPr>
@@ -10256,13 +10705,82 @@
               <w:rPr>
                 <w:rtl/>
               </w:rPr>
-              <w:t xml:space="preserve"> </w:t>
-            </w:r>
-            <w:r>
-              <w:rPr>
-                <w:rtl/>
-              </w:rPr>
-              <w:t xml:space="preserve">، ثم قدّر</w:t>
+              <w:t xml:space="preserve">.</w:t>
+            </w:r>
+          </w:p>
+          <w:p>
+            <w:pPr>
+              <w:bidi/>
+              <w:jc w:val="left"/>
+            </w:pPr>
+            <w:r>
+              <w:rPr>
+                <w:b/>
+                <w:bCs/>
+                <w:rtl/>
+              </w:rPr>
+              <w:t xml:space="preserve">(1)</w:t>
+            </w:r>
+            <w:r>
+              <w:rPr>
+                <w:rtl/>
+              </w:rPr>
+              <w:t xml:space="preserve"> </w:t>
+            </w:r>
+            <w:r>
+              <w:rPr>
+                <w:rtl/>
+              </w:rPr>
+              <w:t xml:space="preserve">عيّن</w:t>
+            </w:r>
+            <w:r>
+              <w:rPr>
+                <w:rtl/>
+              </w:rPr>
+              <w:t xml:space="preserve"> </w:t>
+            </w:r>
+            <m:oMath>
+              <m:r>
+                <m:t>G</m:t>
+              </m:r>
+            </m:oMath>
+            <w:r>
+              <w:rPr>
+                <w:rtl/>
+              </w:rPr>
+              <w:t xml:space="preserve"> </w:t>
+            </w:r>
+            <w:r>
+              <w:rPr>
+                <w:rtl/>
+              </w:rPr>
+              <w:t xml:space="preserve">ومستقيم الانحدار.</w:t>
+            </w:r>
+          </w:p>
+          <w:p>
+            <w:pPr>
+              <w:bidi/>
+              <w:jc w:val="left"/>
+            </w:pPr>
+            <w:r>
+              <w:rPr>
+                <w:b/>
+                <w:bCs/>
+                <w:rtl/>
+              </w:rPr>
+              <w:t xml:space="preserve">(2)</w:t>
+            </w:r>
+            <w:r>
+              <w:rPr>
+                <w:rtl/>
+              </w:rPr>
+              <w:t xml:space="preserve"> </w:t>
+            </w:r>
+            <w:r>
+              <w:rPr>
+                <w:rtl/>
+              </w:rPr>
+              <w:t xml:space="preserve">قدّر</w:t>
             </w:r>
             <w:r>
               <w:rPr>
@@ -10314,114 +10832,6 @@
               <w:t xml:space="preserve">.</w:t>
             </w:r>
           </w:p>
-          <w:p>
-            <w:pPr>
-              <w:bidi/>
-              <w:jc w:val="left"/>
-            </w:pPr>
-            <w:r>
-              <w:rPr>
-                <w:b/>
-                <w:bCs/>
-                <w:rtl/>
-              </w:rPr>
-              <w:t xml:space="preserve">الحل:</w:t>
-            </w:r>
-            <w:r>
-              <w:rPr>
-                <w:rtl/>
-              </w:rPr>
-              <w:t xml:space="preserve"> </w:t>
-            </w:r>
-            <w:r>
-              <w:rPr>
-                <w:rtl/>
-              </w:rPr>
-              <w:t xml:space="preserve">‎$\RR{G(3;175)}$</w:t>
-            </w:r>
-            <w:r>
-              <w:rPr>
-                <w:rtl/>
-              </w:rPr>
-              <w:t xml:space="preserve"> </w:t>
-            </w:r>
-            <w:r>
-              <w:rPr>
-                <w:rtl/>
-              </w:rPr>
-              <w:t xml:space="preserve">‎$\RR{y=27{,}5x+92{,}5}$</w:t>
-            </w:r>
-            <w:r>
-              <w:rPr>
-                <w:rtl/>
-              </w:rPr>
-              <w:t xml:space="preserve"> </w:t>
-            </w:r>
-            <w:r>
-              <w:rPr>
-                <w:rtl/>
-              </w:rPr>
-              <w:t xml:space="preserve">‎$\RR{y(6)=257{,}5}$</w:t>
-            </w:r>
-            <w:r>
-              <w:rPr>
-                <w:rtl/>
-              </w:rPr>
-              <w:t xml:space="preserve">.</w:t>
-            </w:r>
-          </w:p>
-          <w:p>
-            <w:pPr>
-              <w:bidi/>
-              <w:jc w:val="left"/>
-            </w:pPr>
-            <w:r>
-              <w:rPr>
-                <w:b/>
-                <w:bCs/>
-                <w:rtl/>
-              </w:rPr>
-              <w:t xml:space="preserve">واجب منزلي:</w:t>
-            </w:r>
-            <w:r>
-              <w:rPr>
-                <w:rtl/>
-              </w:rPr>
-              <w:t xml:space="preserve"> </w:t>
-            </w:r>
-            <w:r>
-              <w:rPr>
-                <w:rtl/>
-              </w:rPr>
-              <w:t xml:space="preserve">تمارين البكالوريا من باب الإحصاء.</w:t>
-            </w:r>
-          </w:p>
-          <w:p>
-            <w:pPr>
-              <w:bidi/>
-              <w:jc w:val="left"/>
-            </w:pPr>
-            <w:r>
-              <w:rPr>
-                <w:b/>
-                <w:bCs/>
-                <w:rtl/>
-              </w:rPr>
-              <w:t xml:space="preserve">ملاحظات حول سير الحصة:</w:t>
-            </w:r>
-            <w:r>
-              <w:rPr>
-                <w:rtl/>
-              </w:rPr>
-              <w:t xml:space="preserve"> </w:t>
-            </w:r>
-            <w:r>
-              <w:rPr>
-                <w:rtl/>
-              </w:rPr>
-              <w:t xml:space="preserve">..........</w:t>
-            </w:r>
-          </w:p>
         </w:tc>
         <w:tc>
           <w:tcPr>
@@ -10446,6 +10856,209 @@
                 <w:rtl/>
               </w:rPr>
               <w:t xml:space="preserve">التقويم</w:t>
+            </w:r>
+          </w:p>
+        </w:tc>
+      </w:tr>
+      <w:tr>
+        <w:tc>
+          <w:tcPr/>
+          <w:p>
+            <w:pPr>
+              <w:pStyle w:val="Compact"/>
+              <w:bidi/>
+              <w:jc w:val="center"/>
+            </w:pPr>
+          </w:p>
+        </w:tc>
+        <w:tc>
+          <w:tcPr/>
+          <w:p>
+            <w:pPr>
+              <w:pStyle w:val="Compact"/>
+              <w:bidi/>
+              <w:jc w:val="center"/>
+            </w:pPr>
+          </w:p>
+        </w:tc>
+        <w:tc>
+          <w:tcPr/>
+          <w:p>
+            <w:pPr>
+              <w:bidi/>
+              <w:jc w:val="left"/>
+            </w:pPr>
+            <w:r>
+              <w:rPr>
+                <w:b/>
+                <w:bCs/>
+                <w:rtl/>
+              </w:rPr>
+              <w:t xml:space="preserve">[حل التمرين التطبيقي]</w:t>
+            </w:r>
+          </w:p>
+          <w:p>
+            <w:pPr>
+              <w:bidi/>
+              <w:jc w:val="left"/>
+            </w:pPr>
+            <w:r>
+              <w:rPr>
+                <w:b/>
+                <w:bCs/>
+                <w:rtl/>
+              </w:rPr>
+              <w:t xml:space="preserve">(1)</w:t>
+            </w:r>
+            <w:r>
+              <w:rPr>
+                <w:rtl/>
+              </w:rPr>
+              <w:t xml:space="preserve"> </w:t>
+            </w:r>
+            <w:r>
+              <w:rPr>
+                <w:rtl/>
+              </w:rPr>
+              <w:t xml:space="preserve">‎$\RR{G(3;175)}$</w:t>
+            </w:r>
+            <w:r>
+              <w:rPr>
+                <w:rtl/>
+              </w:rPr>
+              <w:t xml:space="preserve"> </w:t>
+            </w:r>
+            <w:r>
+              <w:rPr>
+                <w:rtl/>
+              </w:rPr>
+              <w:t xml:space="preserve">و</w:t>
+            </w:r>
+            <w:r>
+              <w:rPr>
+                <w:rtl/>
+              </w:rPr>
+              <w:t xml:space="preserve"> </w:t>
+            </w:r>
+            <w:r>
+              <w:rPr>
+                <w:rtl/>
+              </w:rPr>
+              <w:t xml:space="preserve">‎$\RR{y=27{,}5x+92{,}5}$</w:t>
+            </w:r>
+            <w:r>
+              <w:rPr>
+                <w:rtl/>
+              </w:rPr>
+              <w:t xml:space="preserve"> </w:t>
+            </w:r>
+            <w:r>
+              <w:rPr>
+                <w:rtl/>
+              </w:rPr>
+              <w:t xml:space="preserve">(الحصة 41).</w:t>
+            </w:r>
+          </w:p>
+          <w:p>
+            <w:pPr>
+              <w:bidi/>
+              <w:jc w:val="left"/>
+            </w:pPr>
+            <w:r>
+              <w:rPr>
+                <w:b/>
+                <w:bCs/>
+                <w:rtl/>
+              </w:rPr>
+              <w:t xml:space="preserve">(2)</w:t>
+            </w:r>
+            <w:r>
+              <w:rPr>
+                <w:rtl/>
+              </w:rPr>
+              <w:t xml:space="preserve"> </w:t>
+            </w:r>
+            <w:r>
+              <w:rPr>
+                <w:rtl/>
+              </w:rPr>
+              <w:t xml:space="preserve">‎$y=27{,}5\times6+92{,}5=\RR{257{,}5}$</w:t>
+            </w:r>
+            <w:r>
+              <w:rPr>
+                <w:rtl/>
+              </w:rPr>
+              <w:t xml:space="preserve">.</w:t>
+            </w:r>
+          </w:p>
+          <w:p>
+            <w:pPr>
+              <w:bidi/>
+              <w:jc w:val="left"/>
+            </w:pPr>
+            <w:r>
+              <w:rPr>
+                <w:b/>
+                <w:bCs/>
+                <w:rtl/>
+              </w:rPr>
+              <w:t xml:space="preserve">واجب منزلي:</w:t>
+            </w:r>
+            <w:r>
+              <w:rPr>
+                <w:rtl/>
+              </w:rPr>
+              <w:t xml:space="preserve"> </w:t>
+            </w:r>
+            <w:r>
+              <w:rPr>
+                <w:rtl/>
+              </w:rPr>
+              <w:t xml:space="preserve">تمارين البكالوريا من باب الإحصاء.</w:t>
+            </w:r>
+          </w:p>
+          <w:p>
+            <w:pPr>
+              <w:bidi/>
+              <w:jc w:val="left"/>
+            </w:pPr>
+            <w:r>
+              <w:rPr>
+                <w:b/>
+                <w:bCs/>
+                <w:rtl/>
+              </w:rPr>
+              <w:t xml:space="preserve">ملاحظات حول سير الحصة:</w:t>
+            </w:r>
+            <w:r>
+              <w:rPr>
+                <w:rtl/>
+              </w:rPr>
+              <w:t xml:space="preserve"> </w:t>
+            </w:r>
+            <w:r>
+              <w:rPr>
+                <w:rtl/>
+              </w:rPr>
+              <w:t xml:space="preserve">..........</w:t>
+            </w:r>
+          </w:p>
+        </w:tc>
+        <w:tc>
+          <w:tcPr>
+            <w:shd w:val="clear" w:color="auto" w:fill="E4E7ED"/>
+          </w:tcPr>
+          <w:p>
+            <w:pPr>
+              <w:pStyle w:val="Compact"/>
+              <w:bidi/>
+              <w:jc w:val="left"/>
+            </w:pPr>
+            <w:r>
+              <w:rPr>
+                <w:rtl/>
+              </w:rPr>
+              <w:t xml:space="preserve"/>
             </w:r>
           </w:p>
         </w:tc>

--- a/documents/3as_ge/modhakirat/modhakira_wahda7_3as_ge.docx
+++ b/documents/3as_ge/modhakirat/modhakira_wahda7_3as_ge.docx
@@ -237,7 +237,51 @@
               <w:rPr>
                 <w:rtl/>
               </w:rPr>
-              <w:t xml:space="preserve">الحلول مفصّلة: المعطيات بالأسود ، و بلون مختلف ، وكل سؤال في سطر.</w:t>
+              <w:t xml:space="preserve">الحلول مفصّلة: المعطيات بالأسود ،</w:t>
+            </w:r>
+            <w:r>
+              <w:rPr>
+                <w:rtl/>
+              </w:rPr>
+              <w:t xml:space="preserve"> </w:t>
+            </w:r>
+            <w:r>
+              <w:rPr>
+                <w:b/>
+                <w:bCs/>
+                <w:rtl/>
+              </w:rPr>
+              <w:t xml:space="preserve">العناوين</w:t>
+            </w:r>
+            <w:r>
+              <w:rPr>
+                <w:rtl/>
+              </w:rPr>
+              <w:t xml:space="preserve"> </w:t>
+            </w:r>
+            <w:r>
+              <w:rPr>
+                <w:rtl/>
+              </w:rPr>
+              <w:t xml:space="preserve">و</w:t>
+            </w:r>
+            <w:r>
+              <w:rPr>
+                <w:rtl/>
+              </w:rPr>
+              <w:t xml:space="preserve">النتائج</w:t>
+            </w:r>
+            <w:r>
+              <w:rPr>
+                <w:rtl/>
+              </w:rPr>
+              <w:t xml:space="preserve"> </w:t>
+            </w:r>
+            <w:r>
+              <w:rPr>
+                <w:rtl/>
+              </w:rPr>
+              <w:t xml:space="preserve">بلون مختلف ، وكل سؤال في سطر.</w:t>
             </w:r>
           </w:p>
         </w:tc>
@@ -731,7 +775,7 @@
     <w:tbl>
       <w:tblPr>
         <w:tblStyle w:val="Table"/>
-        <w:tblW w:w="7681" w:type="dxa"/>
+        <w:tblW w:w="9864" w:type="dxa"/>
         <w:jc w:val="center"/>
         <w:tblBorders>
           <w:top w:val="single" w:sz="4" w:space="0" w:color="000000"/>
@@ -744,10 +788,10 @@
         <w:tblLook w:firstRow="0" w:lastRow="0" w:firstColumn="0" w:lastColumn="0" w:noHBand="0" w:noVBand="0" w:val="0000"/>
       </w:tblPr>
       <w:tblGrid>
-        <w:gridCol w:w="1188"/>
-        <w:gridCol w:w="712"/>
-        <w:gridCol w:w="4593"/>
-        <w:gridCol w:w="1188"/>
+        <w:gridCol w:w="1084"/>
+        <w:gridCol w:w="591"/>
+        <w:gridCol w:w="7004"/>
+        <w:gridCol w:w="1183"/>
       </w:tblGrid>
       <w:tr>
         <w:tc>
@@ -1051,7 +1095,7 @@
               </w:rPr>
               <w:drawing>
                 <wp:inline>
-                  <wp:extent cx="2772554" cy="179192"/>
+                  <wp:extent cx="3426604" cy="211404"/>
                   <wp:docPr id="1" name="Picture 1"/>
                   <wp:cNvGraphicFramePr>
                     <a:graphicFrameLocks noChangeAspect="1"/>
@@ -1060,7 +1104,7 @@
                     <a:graphicData uri="http://schemas.openxmlformats.org/drawingml/2006/picture">
                       <pic:pic>
                         <pic:nvPicPr>
-                          <pic:cNvPr id="0" name="8dcb174e3bb9433b.png"/>
+                          <pic:cNvPr id="0" name="7930fefe49535bc4.png"/>
                           <pic:cNvPicPr/>
                         </pic:nvPicPr>
                         <pic:blipFill>
@@ -1072,7 +1116,7 @@
                         <pic:spPr>
                           <a:xfrm>
                             <a:off x="0" y="0"/>
-                            <a:ext cx="2772554" cy="179192"/>
+                            <a:ext cx="3426604" cy="211404"/>
                           </a:xfrm>
                           <a:prstGeom prst="rect"/>
                         </pic:spPr>
@@ -1422,7 +1466,7 @@
               </w:rPr>
               <w:drawing>
                 <wp:inline>
-                  <wp:extent cx="2601468" cy="1591056"/>
+                  <wp:extent cx="2596896" cy="1591056"/>
                   <wp:docPr id="2" name="Picture 2"/>
                   <wp:cNvGraphicFramePr>
                     <a:graphicFrameLocks noChangeAspect="1"/>
@@ -1431,7 +1475,7 @@
                     <a:graphicData uri="http://schemas.openxmlformats.org/drawingml/2006/picture">
                       <pic:pic>
                         <pic:nvPicPr>
-                          <pic:cNvPr id="0" name="86b84c18561c32f7.png"/>
+                          <pic:cNvPr id="0" name="4311781294258a07.png"/>
                           <pic:cNvPicPr/>
                         </pic:nvPicPr>
                         <pic:blipFill>
@@ -1443,7 +1487,7 @@
                         <pic:spPr>
                           <a:xfrm>
                             <a:off x="0" y="0"/>
-                            <a:ext cx="2601468" cy="1591056"/>
+                            <a:ext cx="2596896" cy="1591056"/>
                           </a:xfrm>
                           <a:prstGeom prst="rect"/>
                         </pic:spPr>
@@ -1473,12 +1517,84 @@
               </w:rPr>
               <w:t xml:space="preserve"> </w:t>
             </w:r>
-            <w:r>
-              <w:rPr>
-                <w:rtl/>
-              </w:rPr>
-              <w:t xml:space="preserve">‎$\bar x=\dfrac{1+2+3+4+5}5=\RR{3}$</w:t>
-            </w:r>
+            <m:oMath>
+              <m:acc>
+                <m:accPr>
+                  <m:chr m:val="‾"/>
+                </m:accPr>
+                <m:e>
+                  <m:r>
+                    <m:t>x</m:t>
+                  </m:r>
+                </m:e>
+              </m:acc>
+              <m:r>
+                <m:rPr>
+                  <m:sty m:val="p"/>
+                </m:rPr>
+                <m:t>=</m:t>
+              </m:r>
+              <m:f>
+                <m:fPr>
+                  <m:type m:val="bar"/>
+                </m:fPr>
+                <m:num>
+                  <m:r>
+                    <m:t>1</m:t>
+                  </m:r>
+                  <m:r>
+                    <m:rPr>
+                      <m:sty m:val="p"/>
+                    </m:rPr>
+                    <m:t>+</m:t>
+                  </m:r>
+                  <m:r>
+                    <m:t>2</m:t>
+                  </m:r>
+                  <m:r>
+                    <m:rPr>
+                      <m:sty m:val="p"/>
+                    </m:rPr>
+                    <m:t>+</m:t>
+                  </m:r>
+                  <m:r>
+                    <m:t>3</m:t>
+                  </m:r>
+                  <m:r>
+                    <m:rPr>
+                      <m:sty m:val="p"/>
+                    </m:rPr>
+                    <m:t>+</m:t>
+                  </m:r>
+                  <m:r>
+                    <m:t>4</m:t>
+                  </m:r>
+                  <m:r>
+                    <m:rPr>
+                      <m:sty m:val="p"/>
+                    </m:rPr>
+                    <m:t>+</m:t>
+                  </m:r>
+                  <m:r>
+                    <m:t>5</m:t>
+                  </m:r>
+                </m:num>
+                <m:den>
+                  <m:r>
+                    <m:t>5</m:t>
+                  </m:r>
+                </m:den>
+              </m:f>
+              <m:r>
+                <m:rPr>
+                  <m:sty m:val="p"/>
+                </m:rPr>
+                <m:t>=</m:t>
+              </m:r>
+              <m:r>
+                <m:t>3</m:t>
+              </m:r>
+            </m:oMath>
             <w:r>
               <w:rPr>
                 <w:rtl/>
@@ -1497,12 +1613,105 @@
               </w:rPr>
               <w:t xml:space="preserve"> </w:t>
             </w:r>
-            <w:r>
-              <w:rPr>
-                <w:rtl/>
-              </w:rPr>
-              <w:t xml:space="preserve">‎$\bar y=\dfrac{120+150+170+205+230}5=\dfrac{875}5=\RR{175}$</w:t>
-            </w:r>
+            <m:oMath>
+              <m:acc>
+                <m:accPr>
+                  <m:chr m:val="‾"/>
+                </m:accPr>
+                <m:e>
+                  <m:r>
+                    <m:t>y</m:t>
+                  </m:r>
+                </m:e>
+              </m:acc>
+              <m:r>
+                <m:rPr>
+                  <m:sty m:val="p"/>
+                </m:rPr>
+                <m:t>=</m:t>
+              </m:r>
+              <m:f>
+                <m:fPr>
+                  <m:type m:val="bar"/>
+                </m:fPr>
+                <m:num>
+                  <m:r>
+                    <m:t>120</m:t>
+                  </m:r>
+                  <m:r>
+                    <m:rPr>
+                      <m:sty m:val="p"/>
+                    </m:rPr>
+                    <m:t>+</m:t>
+                  </m:r>
+                  <m:r>
+                    <m:t>150</m:t>
+                  </m:r>
+                  <m:r>
+                    <m:rPr>
+                      <m:sty m:val="p"/>
+                    </m:rPr>
+                    <m:t>+</m:t>
+                  </m:r>
+                  <m:r>
+                    <m:t>170</m:t>
+                  </m:r>
+                  <m:r>
+                    <m:rPr>
+                      <m:sty m:val="p"/>
+                    </m:rPr>
+                    <m:t>+</m:t>
+                  </m:r>
+                  <m:r>
+                    <m:t>205</m:t>
+                  </m:r>
+                  <m:r>
+                    <m:rPr>
+                      <m:sty m:val="p"/>
+                    </m:rPr>
+                    <m:t>+</m:t>
+                  </m:r>
+                  <m:r>
+                    <m:t>230</m:t>
+                  </m:r>
+                </m:num>
+                <m:den>
+                  <m:r>
+                    <m:t>5</m:t>
+                  </m:r>
+                </m:den>
+              </m:f>
+              <m:r>
+                <m:rPr>
+                  <m:sty m:val="p"/>
+                </m:rPr>
+                <m:t>=</m:t>
+              </m:r>
+              <m:f>
+                <m:fPr>
+                  <m:type m:val="bar"/>
+                </m:fPr>
+                <m:num>
+                  <m:r>
+                    <m:t>875</m:t>
+                  </m:r>
+                </m:num>
+                <m:den>
+                  <m:r>
+                    <m:t>5</m:t>
+                  </m:r>
+                </m:den>
+              </m:f>
+              <m:r>
+                <m:rPr>
+                  <m:sty m:val="p"/>
+                </m:rPr>
+                <m:t>=</m:t>
+              </m:r>
+              <m:r>
+                <m:t>175</m:t>
+              </m:r>
+            </m:oMath>
             <w:r>
               <w:rPr>
                 <w:rtl/>
@@ -1515,12 +1724,33 @@
               </w:rPr>
               <w:t xml:space="preserve"> </w:t>
             </w:r>
-            <w:r>
-              <w:rPr>
-                <w:rtl/>
-              </w:rPr>
-              <w:t xml:space="preserve">‎$\RR{G(3;175)}$</w:t>
-            </w:r>
+            <m:oMath>
+              <m:r>
+                <m:t>G</m:t>
+              </m:r>
+              <m:d>
+                <m:dPr>
+                  <m:begChr m:val="("/>
+                  <m:endChr m:val=")"/>
+                  <m:sepChr m:val=""/>
+                  <m:grow/>
+                </m:dPr>
+                <m:e>
+                  <m:r>
+                    <m:t>3</m:t>
+                  </m:r>
+                  <m:r>
+                    <m:rPr>
+                      <m:sty m:val="p"/>
+                    </m:rPr>
+                    <m:t>;</m:t>
+                  </m:r>
+                  <m:r>
+                    <m:t>175</m:t>
+                  </m:r>
+                </m:e>
+              </m:d>
+            </m:oMath>
             <w:r>
               <w:rPr>
                 <w:rtl/>
@@ -1854,12 +2084,47 @@
               </w:rPr>
               <w:t xml:space="preserve"> </w:t>
             </w:r>
-            <w:r>
-              <w:rPr>
-                <w:rtl/>
-              </w:rPr>
-              <w:t xml:space="preserve">‎$\RR{G(\bar x;\bar y)}$</w:t>
-            </w:r>
+            <m:oMath>
+              <m:r>
+                <m:t>G</m:t>
+              </m:r>
+              <m:d>
+                <m:dPr>
+                  <m:begChr m:val="("/>
+                  <m:endChr m:val=")"/>
+                  <m:sepChr m:val=""/>
+                  <m:grow/>
+                </m:dPr>
+                <m:e>
+                  <m:acc>
+                    <m:accPr>
+                      <m:chr m:val="‾"/>
+                    </m:accPr>
+                    <m:e>
+                      <m:r>
+                        <m:t>x</m:t>
+                      </m:r>
+                    </m:e>
+                  </m:acc>
+                  <m:r>
+                    <m:rPr>
+                      <m:sty m:val="p"/>
+                    </m:rPr>
+                    <m:t>;</m:t>
+                  </m:r>
+                  <m:acc>
+                    <m:accPr>
+                      <m:chr m:val="‾"/>
+                    </m:accPr>
+                    <m:e>
+                      <m:r>
+                        <m:t>y</m:t>
+                      </m:r>
+                    </m:e>
+                  </m:acc>
+                </m:e>
+              </m:d>
+            </m:oMath>
             <w:r>
               <w:rPr>
                 <w:rtl/>
@@ -2193,7 +2458,7 @@
               </w:rPr>
               <w:drawing>
                 <wp:inline>
-                  <wp:extent cx="2772554" cy="174967"/>
+                  <wp:extent cx="3426604" cy="206641"/>
                   <wp:docPr id="3" name="Picture 3"/>
                   <wp:cNvGraphicFramePr>
                     <a:graphicFrameLocks noChangeAspect="1"/>
@@ -2202,7 +2467,7 @@
                     <a:graphicData uri="http://schemas.openxmlformats.org/drawingml/2006/picture">
                       <pic:pic>
                         <pic:nvPicPr>
-                          <pic:cNvPr id="0" name="c9ebddd502cf4c47.png"/>
+                          <pic:cNvPr id="0" name="5e061f6d237e6791.png"/>
                           <pic:cNvPicPr/>
                         </pic:nvPicPr>
                         <pic:blipFill>
@@ -2214,7 +2479,7 @@
                         <pic:spPr>
                           <a:xfrm>
                             <a:off x="0" y="0"/>
-                            <a:ext cx="2772554" cy="174967"/>
+                            <a:ext cx="3426604" cy="206641"/>
                           </a:xfrm>
                           <a:prstGeom prst="rect"/>
                         </pic:spPr>
@@ -2244,12 +2509,123 @@
               </w:rPr>
               <w:t xml:space="preserve"> </w:t>
             </w:r>
-            <w:r>
-              <w:rPr>
-                <w:rtl/>
-              </w:rPr>
-              <w:t xml:space="preserve">‎$\bar x=\dfrac{25+30+35+40+45+50}6=\dfrac{225}6=\RR{37{,}5}$</w:t>
-            </w:r>
+            <m:oMath>
+              <m:acc>
+                <m:accPr>
+                  <m:chr m:val="‾"/>
+                </m:accPr>
+                <m:e>
+                  <m:r>
+                    <m:t>x</m:t>
+                  </m:r>
+                </m:e>
+              </m:acc>
+              <m:r>
+                <m:rPr>
+                  <m:sty m:val="p"/>
+                </m:rPr>
+                <m:t>=</m:t>
+              </m:r>
+              <m:f>
+                <m:fPr>
+                  <m:type m:val="bar"/>
+                </m:fPr>
+                <m:num>
+                  <m:r>
+                    <m:t>25</m:t>
+                  </m:r>
+                  <m:r>
+                    <m:rPr>
+                      <m:sty m:val="p"/>
+                    </m:rPr>
+                    <m:t>+</m:t>
+                  </m:r>
+                  <m:r>
+                    <m:t>30</m:t>
+                  </m:r>
+                  <m:r>
+                    <m:rPr>
+                      <m:sty m:val="p"/>
+                    </m:rPr>
+                    <m:t>+</m:t>
+                  </m:r>
+                  <m:r>
+                    <m:t>35</m:t>
+                  </m:r>
+                  <m:r>
+                    <m:rPr>
+                      <m:sty m:val="p"/>
+                    </m:rPr>
+                    <m:t>+</m:t>
+                  </m:r>
+                  <m:r>
+                    <m:t>40</m:t>
+                  </m:r>
+                  <m:r>
+                    <m:rPr>
+                      <m:sty m:val="p"/>
+                    </m:rPr>
+                    <m:t>+</m:t>
+                  </m:r>
+                  <m:r>
+                    <m:t>45</m:t>
+                  </m:r>
+                  <m:r>
+                    <m:rPr>
+                      <m:sty m:val="p"/>
+                    </m:rPr>
+                    <m:t>+</m:t>
+                  </m:r>
+                  <m:r>
+                    <m:t>50</m:t>
+                  </m:r>
+                </m:num>
+                <m:den>
+                  <m:r>
+                    <m:t>6</m:t>
+                  </m:r>
+                </m:den>
+              </m:f>
+              <m:r>
+                <m:rPr>
+                  <m:sty m:val="p"/>
+                </m:rPr>
+                <m:t>=</m:t>
+              </m:r>
+              <m:f>
+                <m:fPr>
+                  <m:type m:val="bar"/>
+                </m:fPr>
+                <m:num>
+                  <m:r>
+                    <m:t>225</m:t>
+                  </m:r>
+                </m:num>
+                <m:den>
+                  <m:r>
+                    <m:t>6</m:t>
+                  </m:r>
+                </m:den>
+              </m:f>
+              <m:r>
+                <m:rPr>
+                  <m:sty m:val="p"/>
+                </m:rPr>
+                <m:t>=</m:t>
+              </m:r>
+              <m:r>
+                <m:t>37</m:t>
+              </m:r>
+              <m:r>
+                <m:rPr>
+                  <m:sty m:val="p"/>
+                </m:rPr>
+                <m:t>,</m:t>
+              </m:r>
+              <m:r>
+                <m:t>5</m:t>
+              </m:r>
+            </m:oMath>
             <w:r>
               <w:rPr>
                 <w:rtl/>
@@ -2276,12 +2652,114 @@
               </w:rPr>
               <w:t xml:space="preserve"> </w:t>
             </w:r>
-            <w:r>
-              <w:rPr>
-                <w:rtl/>
-              </w:rPr>
-              <w:t xml:space="preserve">‎$\bar y=\dfrac{32+36+41+43+48+52}6=\dfrac{252}6=\RR{42}$</w:t>
-            </w:r>
+            <m:oMath>
+              <m:acc>
+                <m:accPr>
+                  <m:chr m:val="‾"/>
+                </m:accPr>
+                <m:e>
+                  <m:r>
+                    <m:t>y</m:t>
+                  </m:r>
+                </m:e>
+              </m:acc>
+              <m:r>
+                <m:rPr>
+                  <m:sty m:val="p"/>
+                </m:rPr>
+                <m:t>=</m:t>
+              </m:r>
+              <m:f>
+                <m:fPr>
+                  <m:type m:val="bar"/>
+                </m:fPr>
+                <m:num>
+                  <m:r>
+                    <m:t>32</m:t>
+                  </m:r>
+                  <m:r>
+                    <m:rPr>
+                      <m:sty m:val="p"/>
+                    </m:rPr>
+                    <m:t>+</m:t>
+                  </m:r>
+                  <m:r>
+                    <m:t>36</m:t>
+                  </m:r>
+                  <m:r>
+                    <m:rPr>
+                      <m:sty m:val="p"/>
+                    </m:rPr>
+                    <m:t>+</m:t>
+                  </m:r>
+                  <m:r>
+                    <m:t>41</m:t>
+                  </m:r>
+                  <m:r>
+                    <m:rPr>
+                      <m:sty m:val="p"/>
+                    </m:rPr>
+                    <m:t>+</m:t>
+                  </m:r>
+                  <m:r>
+                    <m:t>43</m:t>
+                  </m:r>
+                  <m:r>
+                    <m:rPr>
+                      <m:sty m:val="p"/>
+                    </m:rPr>
+                    <m:t>+</m:t>
+                  </m:r>
+                  <m:r>
+                    <m:t>48</m:t>
+                  </m:r>
+                  <m:r>
+                    <m:rPr>
+                      <m:sty m:val="p"/>
+                    </m:rPr>
+                    <m:t>+</m:t>
+                  </m:r>
+                  <m:r>
+                    <m:t>52</m:t>
+                  </m:r>
+                </m:num>
+                <m:den>
+                  <m:r>
+                    <m:t>6</m:t>
+                  </m:r>
+                </m:den>
+              </m:f>
+              <m:r>
+                <m:rPr>
+                  <m:sty m:val="p"/>
+                </m:rPr>
+                <m:t>=</m:t>
+              </m:r>
+              <m:f>
+                <m:fPr>
+                  <m:type m:val="bar"/>
+                </m:fPr>
+                <m:num>
+                  <m:r>
+                    <m:t>252</m:t>
+                  </m:r>
+                </m:num>
+                <m:den>
+                  <m:r>
+                    <m:t>6</m:t>
+                  </m:r>
+                </m:den>
+              </m:f>
+              <m:r>
+                <m:rPr>
+                  <m:sty m:val="p"/>
+                </m:rPr>
+                <m:t>=</m:t>
+              </m:r>
+              <m:r>
+                <m:t>42</m:t>
+              </m:r>
+            </m:oMath>
             <w:r>
               <w:rPr>
                 <w:rtl/>
@@ -2300,12 +2778,42 @@
               </w:rPr>
               <w:t xml:space="preserve"> </w:t>
             </w:r>
-            <w:r>
-              <w:rPr>
-                <w:rtl/>
-              </w:rPr>
-              <w:t xml:space="preserve">‎$\RR{G(37{,}5;42)}$</w:t>
-            </w:r>
+            <m:oMath>
+              <m:r>
+                <m:t>G</m:t>
+              </m:r>
+              <m:d>
+                <m:dPr>
+                  <m:begChr m:val="("/>
+                  <m:endChr m:val=")"/>
+                  <m:sepChr m:val=""/>
+                  <m:grow/>
+                </m:dPr>
+                <m:e>
+                  <m:r>
+                    <m:t>37</m:t>
+                  </m:r>
+                  <m:r>
+                    <m:rPr>
+                      <m:sty m:val="p"/>
+                    </m:rPr>
+                    <m:t>,</m:t>
+                  </m:r>
+                  <m:r>
+                    <m:t>5</m:t>
+                  </m:r>
+                  <m:r>
+                    <m:rPr>
+                      <m:sty m:val="p"/>
+                    </m:rPr>
+                    <m:t>;</m:t>
+                  </m:r>
+                  <m:r>
+                    <m:t>42</m:t>
+                  </m:r>
+                </m:e>
+              </m:d>
+            </m:oMath>
             <w:r>
               <w:rPr>
                 <w:rtl/>
@@ -2441,12 +2949,61 @@
               </w:rPr>
               <w:t xml:space="preserve"> </w:t>
             </w:r>
-            <w:r>
-              <w:rPr>
-                <w:rtl/>
-              </w:rPr>
-              <w:t xml:space="preserve">‎$\bar z=\bar x-35=\RR{2{,}5}$</w:t>
-            </w:r>
+            <m:oMath>
+              <m:acc>
+                <m:accPr>
+                  <m:chr m:val="‾"/>
+                </m:accPr>
+                <m:e>
+                  <m:r>
+                    <m:t>z</m:t>
+                  </m:r>
+                </m:e>
+              </m:acc>
+              <m:r>
+                <m:rPr>
+                  <m:sty m:val="p"/>
+                </m:rPr>
+                <m:t>=</m:t>
+              </m:r>
+              <m:acc>
+                <m:accPr>
+                  <m:chr m:val="‾"/>
+                </m:accPr>
+                <m:e>
+                  <m:r>
+                    <m:t>x</m:t>
+                  </m:r>
+                </m:e>
+              </m:acc>
+              <m:r>
+                <m:rPr>
+                  <m:sty m:val="p"/>
+                </m:rPr>
+                <m:t>−</m:t>
+              </m:r>
+              <m:r>
+                <m:t>35</m:t>
+              </m:r>
+              <m:r>
+                <m:rPr>
+                  <m:sty m:val="p"/>
+                </m:rPr>
+                <m:t>=</m:t>
+              </m:r>
+              <m:r>
+                <m:t>2</m:t>
+              </m:r>
+              <m:r>
+                <m:rPr>
+                  <m:sty m:val="p"/>
+                </m:rPr>
+                <m:t>,</m:t>
+              </m:r>
+              <m:r>
+                <m:t>5</m:t>
+              </m:r>
+            </m:oMath>
             <w:r>
               <w:rPr>
                 <w:rtl/>
@@ -2674,7 +3231,7 @@
               </w:rPr>
               <w:drawing>
                 <wp:inline>
-                  <wp:extent cx="2772554" cy="174967"/>
+                  <wp:extent cx="3426604" cy="206641"/>
                   <wp:docPr id="4" name="Picture 4"/>
                   <wp:cNvGraphicFramePr>
                     <a:graphicFrameLocks noChangeAspect="1"/>
@@ -2683,7 +3240,7 @@
                     <a:graphicData uri="http://schemas.openxmlformats.org/drawingml/2006/picture">
                       <pic:pic>
                         <pic:nvPicPr>
-                          <pic:cNvPr id="0" name="9d04a47b7f0e8add.png"/>
+                          <pic:cNvPr id="0" name="bb7f00742308100c.png"/>
                           <pic:cNvPicPr/>
                         </pic:nvPicPr>
                         <pic:blipFill>
@@ -2695,7 +3252,7 @@
                         <pic:spPr>
                           <a:xfrm>
                             <a:off x="0" y="0"/>
-                            <a:ext cx="2772554" cy="174967"/>
+                            <a:ext cx="3426604" cy="206641"/>
                           </a:xfrm>
                           <a:prstGeom prst="rect"/>
                         </pic:spPr>
@@ -2913,12 +3470,57 @@
               </w:rPr>
               <w:t xml:space="preserve"> </w:t>
             </w:r>
-            <w:r>
-              <w:rPr>
-                <w:rtl/>
-              </w:rPr>
-              <w:t xml:space="preserve">‎$\bar x=\dfrac{21}6=\RR{3{,}5}$</w:t>
-            </w:r>
+            <m:oMath>
+              <m:acc>
+                <m:accPr>
+                  <m:chr m:val="‾"/>
+                </m:accPr>
+                <m:e>
+                  <m:r>
+                    <m:t>x</m:t>
+                  </m:r>
+                </m:e>
+              </m:acc>
+              <m:r>
+                <m:rPr>
+                  <m:sty m:val="p"/>
+                </m:rPr>
+                <m:t>=</m:t>
+              </m:r>
+              <m:f>
+                <m:fPr>
+                  <m:type m:val="bar"/>
+                </m:fPr>
+                <m:num>
+                  <m:r>
+                    <m:t>21</m:t>
+                  </m:r>
+                </m:num>
+                <m:den>
+                  <m:r>
+                    <m:t>6</m:t>
+                  </m:r>
+                </m:den>
+              </m:f>
+              <m:r>
+                <m:rPr>
+                  <m:sty m:val="p"/>
+                </m:rPr>
+                <m:t>=</m:t>
+              </m:r>
+              <m:r>
+                <m:t>3</m:t>
+              </m:r>
+              <m:r>
+                <m:rPr>
+                  <m:sty m:val="p"/>
+                </m:rPr>
+                <m:t>,</m:t>
+              </m:r>
+              <m:r>
+                <m:t>5</m:t>
+              </m:r>
+            </m:oMath>
             <w:r>
               <w:rPr>
                 <w:rtl/>
@@ -2937,12 +3539,114 @@
               </w:rPr>
               <w:t xml:space="preserve"> </w:t>
             </w:r>
-            <w:r>
-              <w:rPr>
-                <w:rtl/>
-              </w:rPr>
-              <w:t xml:space="preserve">‎$\bar y=\dfrac{12+15+19+22+26+32}6=\dfrac{126}6=\RR{21}$</w:t>
-            </w:r>
+            <m:oMath>
+              <m:acc>
+                <m:accPr>
+                  <m:chr m:val="‾"/>
+                </m:accPr>
+                <m:e>
+                  <m:r>
+                    <m:t>y</m:t>
+                  </m:r>
+                </m:e>
+              </m:acc>
+              <m:r>
+                <m:rPr>
+                  <m:sty m:val="p"/>
+                </m:rPr>
+                <m:t>=</m:t>
+              </m:r>
+              <m:f>
+                <m:fPr>
+                  <m:type m:val="bar"/>
+                </m:fPr>
+                <m:num>
+                  <m:r>
+                    <m:t>12</m:t>
+                  </m:r>
+                  <m:r>
+                    <m:rPr>
+                      <m:sty m:val="p"/>
+                    </m:rPr>
+                    <m:t>+</m:t>
+                  </m:r>
+                  <m:r>
+                    <m:t>15</m:t>
+                  </m:r>
+                  <m:r>
+                    <m:rPr>
+                      <m:sty m:val="p"/>
+                    </m:rPr>
+                    <m:t>+</m:t>
+                  </m:r>
+                  <m:r>
+                    <m:t>19</m:t>
+                  </m:r>
+                  <m:r>
+                    <m:rPr>
+                      <m:sty m:val="p"/>
+                    </m:rPr>
+                    <m:t>+</m:t>
+                  </m:r>
+                  <m:r>
+                    <m:t>22</m:t>
+                  </m:r>
+                  <m:r>
+                    <m:rPr>
+                      <m:sty m:val="p"/>
+                    </m:rPr>
+                    <m:t>+</m:t>
+                  </m:r>
+                  <m:r>
+                    <m:t>26</m:t>
+                  </m:r>
+                  <m:r>
+                    <m:rPr>
+                      <m:sty m:val="p"/>
+                    </m:rPr>
+                    <m:t>+</m:t>
+                  </m:r>
+                  <m:r>
+                    <m:t>32</m:t>
+                  </m:r>
+                </m:num>
+                <m:den>
+                  <m:r>
+                    <m:t>6</m:t>
+                  </m:r>
+                </m:den>
+              </m:f>
+              <m:r>
+                <m:rPr>
+                  <m:sty m:val="p"/>
+                </m:rPr>
+                <m:t>=</m:t>
+              </m:r>
+              <m:f>
+                <m:fPr>
+                  <m:type m:val="bar"/>
+                </m:fPr>
+                <m:num>
+                  <m:r>
+                    <m:t>126</m:t>
+                  </m:r>
+                </m:num>
+                <m:den>
+                  <m:r>
+                    <m:t>6</m:t>
+                  </m:r>
+                </m:den>
+              </m:f>
+              <m:r>
+                <m:rPr>
+                  <m:sty m:val="p"/>
+                </m:rPr>
+                <m:t>=</m:t>
+              </m:r>
+              <m:r>
+                <m:t>21</m:t>
+              </m:r>
+            </m:oMath>
             <w:r>
               <w:rPr>
                 <w:rtl/>
@@ -2969,12 +3673,42 @@
               </w:rPr>
               <w:t xml:space="preserve"> </w:t>
             </w:r>
-            <w:r>
-              <w:rPr>
-                <w:rtl/>
-              </w:rPr>
-              <w:t xml:space="preserve">‎$\RR{G(3{,}5;21)}$</w:t>
-            </w:r>
+            <m:oMath>
+              <m:r>
+                <m:t>G</m:t>
+              </m:r>
+              <m:d>
+                <m:dPr>
+                  <m:begChr m:val="("/>
+                  <m:endChr m:val=")"/>
+                  <m:sepChr m:val=""/>
+                  <m:grow/>
+                </m:dPr>
+                <m:e>
+                  <m:r>
+                    <m:t>3</m:t>
+                  </m:r>
+                  <m:r>
+                    <m:rPr>
+                      <m:sty m:val="p"/>
+                    </m:rPr>
+                    <m:t>,</m:t>
+                  </m:r>
+                  <m:r>
+                    <m:t>5</m:t>
+                  </m:r>
+                  <m:r>
+                    <m:rPr>
+                      <m:sty m:val="p"/>
+                    </m:rPr>
+                    <m:t>;</m:t>
+                  </m:r>
+                  <m:r>
+                    <m:t>21</m:t>
+                  </m:r>
+                </m:e>
+              </m:d>
+            </m:oMath>
             <w:r>
               <w:rPr>
                 <w:rtl/>
@@ -3522,7 +4256,7 @@
     <w:tbl>
       <w:tblPr>
         <w:tblStyle w:val="Table"/>
-        <w:tblW w:w="7681" w:type="dxa"/>
+        <w:tblW w:w="9864" w:type="dxa"/>
         <w:jc w:val="center"/>
         <w:tblBorders>
           <w:top w:val="single" w:sz="4" w:space="0" w:color="000000"/>
@@ -3535,10 +4269,10 @@
         <w:tblLook w:firstRow="0" w:lastRow="0" w:firstColumn="0" w:lastColumn="0" w:noHBand="0" w:noVBand="0" w:val="0000"/>
       </w:tblPr>
       <w:tblGrid>
-        <w:gridCol w:w="1188"/>
-        <w:gridCol w:w="712"/>
-        <w:gridCol w:w="4593"/>
-        <w:gridCol w:w="1188"/>
+        <w:gridCol w:w="1084"/>
+        <w:gridCol w:w="591"/>
+        <w:gridCol w:w="7004"/>
+        <w:gridCol w:w="1183"/>
       </w:tblGrid>
       <w:tr>
         <w:tc>
@@ -4002,12 +4736,128 @@
               </w:rPr>
               <w:t xml:space="preserve"> </w:t>
             </w:r>
-            <w:r>
-              <w:rPr>
-                <w:rtl/>
-              </w:rPr>
-              <w:t xml:space="preserve">‎$\RR{S=M_1P_1^2+M_2P_2^2+\dots+M_nP_n^2}$</w:t>
-            </w:r>
+            <m:oMath>
+              <m:r>
+                <m:t>S</m:t>
+              </m:r>
+              <m:r>
+                <m:rPr>
+                  <m:sty m:val="p"/>
+                </m:rPr>
+                <m:t>=</m:t>
+              </m:r>
+              <m:sSub>
+                <m:e>
+                  <m:r>
+                    <m:t>M</m:t>
+                  </m:r>
+                </m:e>
+                <m:sub>
+                  <m:r>
+                    <m:t>1</m:t>
+                  </m:r>
+                </m:sub>
+              </m:sSub>
+              <m:sSubSup>
+                <m:e>
+                  <m:r>
+                    <m:t>P</m:t>
+                  </m:r>
+                </m:e>
+                <m:sub>
+                  <m:r>
+                    <m:t>1</m:t>
+                  </m:r>
+                </m:sub>
+                <m:sup>
+                  <m:r>
+                    <m:t>2</m:t>
+                  </m:r>
+                </m:sup>
+              </m:sSubSup>
+              <m:r>
+                <m:rPr>
+                  <m:sty m:val="p"/>
+                </m:rPr>
+                <m:t>+</m:t>
+              </m:r>
+              <m:sSub>
+                <m:e>
+                  <m:r>
+                    <m:t>M</m:t>
+                  </m:r>
+                </m:e>
+                <m:sub>
+                  <m:r>
+                    <m:t>2</m:t>
+                  </m:r>
+                </m:sub>
+              </m:sSub>
+              <m:sSubSup>
+                <m:e>
+                  <m:r>
+                    <m:t>P</m:t>
+                  </m:r>
+                </m:e>
+                <m:sub>
+                  <m:r>
+                    <m:t>2</m:t>
+                  </m:r>
+                </m:sub>
+                <m:sup>
+                  <m:r>
+                    <m:t>2</m:t>
+                  </m:r>
+                </m:sup>
+              </m:sSubSup>
+              <m:r>
+                <m:rPr>
+                  <m:sty m:val="p"/>
+                </m:rPr>
+                <m:t>+</m:t>
+              </m:r>
+              <m:r>
+                <m:rPr>
+                  <m:sty m:val="p"/>
+                </m:rPr>
+                <m:t>…</m:t>
+              </m:r>
+              <m:r>
+                <m:rPr>
+                  <m:sty m:val="p"/>
+                </m:rPr>
+                <m:t>+</m:t>
+              </m:r>
+              <m:sSub>
+                <m:e>
+                  <m:r>
+                    <m:t>M</m:t>
+                  </m:r>
+                </m:e>
+                <m:sub>
+                  <m:r>
+                    <m:t>n</m:t>
+                  </m:r>
+                </m:sub>
+              </m:sSub>
+              <m:sSubSup>
+                <m:e>
+                  <m:r>
+                    <m:t>P</m:t>
+                  </m:r>
+                </m:e>
+                <m:sub>
+                  <m:r>
+                    <m:t>n</m:t>
+                  </m:r>
+                </m:sub>
+                <m:sup>
+                  <m:r>
+                    <m:t>2</m:t>
+                  </m:r>
+                </m:sup>
+              </m:sSubSup>
+            </m:oMath>
             <w:r>
               <w:rPr>
                 <w:rtl/>
@@ -4338,12 +5188,168 @@
               <w:bidi/>
               <w:jc w:val="left"/>
             </w:pPr>
-            <w:r>
-              <w:rPr>
-                <w:rtl/>
-              </w:rPr>
-              <w:t xml:space="preserve">‎$\RR{a=\dfrac{\frac1n\sum x_iy_i-\bar x\,\bar y}{\frac1n\sum(x_i-\bar x)^2}}$</w:t>
-            </w:r>
+            <m:oMath>
+              <m:r>
+                <m:t>a</m:t>
+              </m:r>
+              <m:r>
+                <m:rPr>
+                  <m:sty m:val="p"/>
+                </m:rPr>
+                <m:t>=</m:t>
+              </m:r>
+              <m:f>
+                <m:fPr>
+                  <m:type m:val="bar"/>
+                </m:fPr>
+                <m:num>
+                  <m:f>
+                    <m:fPr>
+                      <m:type m:val="bar"/>
+                    </m:fPr>
+                    <m:num>
+                      <m:r>
+                        <m:t>1</m:t>
+                      </m:r>
+                    </m:num>
+                    <m:den>
+                      <m:r>
+                        <m:t>n</m:t>
+                      </m:r>
+                    </m:den>
+                  </m:f>
+                  <m:r>
+                    <m:rPr>
+                      <m:sty m:val="p"/>
+                    </m:rPr>
+                    <m:t>∑</m:t>
+                  </m:r>
+                  <m:sSub>
+                    <m:e>
+                      <m:r>
+                        <m:t>x</m:t>
+                      </m:r>
+                    </m:e>
+                    <m:sub>
+                      <m:r>
+                        <m:t>i</m:t>
+                      </m:r>
+                    </m:sub>
+                  </m:sSub>
+                  <m:sSub>
+                    <m:e>
+                      <m:r>
+                        <m:t>y</m:t>
+                      </m:r>
+                    </m:e>
+                    <m:sub>
+                      <m:r>
+                        <m:t>i</m:t>
+                      </m:r>
+                    </m:sub>
+                  </m:sSub>
+                  <m:r>
+                    <m:rPr>
+                      <m:sty m:val="p"/>
+                    </m:rPr>
+                    <m:t>−</m:t>
+                  </m:r>
+                  <m:acc>
+                    <m:accPr>
+                      <m:chr m:val="‾"/>
+                    </m:accPr>
+                    <m:e>
+                      <m:r>
+                        <m:t>x</m:t>
+                      </m:r>
+                    </m:e>
+                  </m:acc>
+                  <m:r>
+                    <m:t> </m:t>
+                  </m:r>
+                  <m:acc>
+                    <m:accPr>
+                      <m:chr m:val="‾"/>
+                    </m:accPr>
+                    <m:e>
+                      <m:r>
+                        <m:t>y</m:t>
+                      </m:r>
+                    </m:e>
+                  </m:acc>
+                </m:num>
+                <m:den>
+                  <m:f>
+                    <m:fPr>
+                      <m:type m:val="bar"/>
+                    </m:fPr>
+                    <m:num>
+                      <m:r>
+                        <m:t>1</m:t>
+                      </m:r>
+                    </m:num>
+                    <m:den>
+                      <m:r>
+                        <m:t>n</m:t>
+                      </m:r>
+                    </m:den>
+                  </m:f>
+                  <m:r>
+                    <m:rPr>
+                      <m:sty m:val="p"/>
+                    </m:rPr>
+                    <m:t>∑</m:t>
+                  </m:r>
+                  <m:sSup>
+                    <m:e>
+                      <m:d>
+                        <m:dPr>
+                          <m:begChr m:val="("/>
+                          <m:endChr m:val=")"/>
+                          <m:sepChr m:val=""/>
+                          <m:grow/>
+                        </m:dPr>
+                        <m:e>
+                          <m:sSub>
+                            <m:e>
+                              <m:r>
+                                <m:t>x</m:t>
+                              </m:r>
+                            </m:e>
+                            <m:sub>
+                              <m:r>
+                                <m:t>i</m:t>
+                              </m:r>
+                            </m:sub>
+                          </m:sSub>
+                          <m:r>
+                            <m:rPr>
+                              <m:sty m:val="p"/>
+                            </m:rPr>
+                            <m:t>−</m:t>
+                          </m:r>
+                          <m:acc>
+                            <m:accPr>
+                              <m:chr m:val="‾"/>
+                            </m:accPr>
+                            <m:e>
+                              <m:r>
+                                <m:t>x</m:t>
+                              </m:r>
+                            </m:e>
+                          </m:acc>
+                        </m:e>
+                      </m:d>
+                    </m:e>
+                    <m:sup>
+                      <m:r>
+                        <m:t>2</m:t>
+                      </m:r>
+                    </m:sup>
+                  </m:sSup>
+                </m:den>
+              </m:f>
+            </m:oMath>
             <w:r>
               <w:rPr>
                 <w:rtl/>
@@ -4362,12 +5368,46 @@
               </w:rPr>
               <w:t xml:space="preserve"> </w:t>
             </w:r>
-            <w:r>
-              <w:rPr>
-                <w:rtl/>
-              </w:rPr>
-              <w:t xml:space="preserve">‎$\RR{b=\bar y-a\bar x}$</w:t>
-            </w:r>
+            <m:oMath>
+              <m:r>
+                <m:t>b</m:t>
+              </m:r>
+              <m:r>
+                <m:rPr>
+                  <m:sty m:val="p"/>
+                </m:rPr>
+                <m:t>=</m:t>
+              </m:r>
+              <m:acc>
+                <m:accPr>
+                  <m:chr m:val="‾"/>
+                </m:accPr>
+                <m:e>
+                  <m:r>
+                    <m:t>y</m:t>
+                  </m:r>
+                </m:e>
+              </m:acc>
+              <m:r>
+                <m:rPr>
+                  <m:sty m:val="p"/>
+                </m:rPr>
+                <m:t>−</m:t>
+              </m:r>
+              <m:r>
+                <m:t>a</m:t>
+              </m:r>
+              <m:acc>
+                <m:accPr>
+                  <m:chr m:val="‾"/>
+                </m:accPr>
+                <m:e>
+                  <m:r>
+                    <m:t>x</m:t>
+                  </m:r>
+                </m:e>
+              </m:acc>
+            </m:oMath>
             <w:r>
               <w:rPr>
                 <w:rtl/>
@@ -4449,7 +5489,7 @@
               </w:rPr>
               <w:drawing>
                 <wp:inline>
-                  <wp:extent cx="2772554" cy="344166"/>
+                  <wp:extent cx="3426604" cy="406469"/>
                   <wp:docPr id="5" name="Picture 5"/>
                   <wp:cNvGraphicFramePr>
                     <a:graphicFrameLocks noChangeAspect="1"/>
@@ -4458,7 +5498,7 @@
                     <a:graphicData uri="http://schemas.openxmlformats.org/drawingml/2006/picture">
                       <pic:pic>
                         <pic:nvPicPr>
-                          <pic:cNvPr id="0" name="746e47f8e063e3bd.png"/>
+                          <pic:cNvPr id="0" name="104b03f6fcf7c233.png"/>
                           <pic:cNvPicPr/>
                         </pic:nvPicPr>
                         <pic:blipFill>
@@ -4470,7 +5510,7 @@
                         <pic:spPr>
                           <a:xfrm>
                             <a:off x="0" y="0"/>
-                            <a:ext cx="2772554" cy="344166"/>
+                            <a:ext cx="3426604" cy="406469"/>
                           </a:xfrm>
                           <a:prstGeom prst="rect"/>
                         </pic:spPr>
@@ -4799,12 +5839,59 @@
               </w:rPr>
               <w:t xml:space="preserve"> </w:t>
             </w:r>
-            <w:r>
-              <w:rPr>
-                <w:rtl/>
-              </w:rPr>
-              <w:t xml:space="preserve">‎$a=\dfrac{580-525}2=\RR{27{,}5}$</w:t>
-            </w:r>
+            <m:oMath>
+              <m:r>
+                <m:t>a</m:t>
+              </m:r>
+              <m:r>
+                <m:rPr>
+                  <m:sty m:val="p"/>
+                </m:rPr>
+                <m:t>=</m:t>
+              </m:r>
+              <m:f>
+                <m:fPr>
+                  <m:type m:val="bar"/>
+                </m:fPr>
+                <m:num>
+                  <m:r>
+                    <m:t>580</m:t>
+                  </m:r>
+                  <m:r>
+                    <m:rPr>
+                      <m:sty m:val="p"/>
+                    </m:rPr>
+                    <m:t>−</m:t>
+                  </m:r>
+                  <m:r>
+                    <m:t>525</m:t>
+                  </m:r>
+                </m:num>
+                <m:den>
+                  <m:r>
+                    <m:t>2</m:t>
+                  </m:r>
+                </m:den>
+              </m:f>
+              <m:r>
+                <m:rPr>
+                  <m:sty m:val="p"/>
+                </m:rPr>
+                <m:t>=</m:t>
+              </m:r>
+              <m:r>
+                <m:t>27</m:t>
+              </m:r>
+              <m:r>
+                <m:rPr>
+                  <m:sty m:val="p"/>
+                </m:rPr>
+                <m:t>,</m:t>
+              </m:r>
+              <m:r>
+                <m:t>5</m:t>
+              </m:r>
+            </m:oMath>
             <w:r>
               <w:rPr>
                 <w:rtl/>
@@ -4823,12 +5910,65 @@
               </w:rPr>
               <w:t xml:space="preserve"> </w:t>
             </w:r>
-            <w:r>
-              <w:rPr>
-                <w:rtl/>
-              </w:rPr>
-              <w:t xml:space="preserve">‎$b=175-27{,}5\times3=\RR{92{,}5}$</w:t>
-            </w:r>
+            <m:oMath>
+              <m:r>
+                <m:t>b</m:t>
+              </m:r>
+              <m:r>
+                <m:rPr>
+                  <m:sty m:val="p"/>
+                </m:rPr>
+                <m:t>=</m:t>
+              </m:r>
+              <m:r>
+                <m:t>175</m:t>
+              </m:r>
+              <m:r>
+                <m:rPr>
+                  <m:sty m:val="p"/>
+                </m:rPr>
+                <m:t>−</m:t>
+              </m:r>
+              <m:r>
+                <m:t>27</m:t>
+              </m:r>
+              <m:r>
+                <m:rPr>
+                  <m:sty m:val="p"/>
+                </m:rPr>
+                <m:t>,</m:t>
+              </m:r>
+              <m:r>
+                <m:t>5</m:t>
+              </m:r>
+              <m:r>
+                <m:rPr>
+                  <m:sty m:val="p"/>
+                </m:rPr>
+                <m:t>×</m:t>
+              </m:r>
+              <m:r>
+                <m:t>3</m:t>
+              </m:r>
+              <m:r>
+                <m:rPr>
+                  <m:sty m:val="p"/>
+                </m:rPr>
+                <m:t>=</m:t>
+              </m:r>
+              <m:r>
+                <m:t>92</m:t>
+              </m:r>
+              <m:r>
+                <m:rPr>
+                  <m:sty m:val="p"/>
+                </m:rPr>
+                <m:t>,</m:t>
+              </m:r>
+              <m:r>
+                <m:t>5</m:t>
+              </m:r>
+            </m:oMath>
             <w:r>
               <w:rPr>
                 <w:rtl/>
@@ -4841,12 +5981,50 @@
               </w:rPr>
               <w:t xml:space="preserve"> </w:t>
             </w:r>
-            <w:r>
-              <w:rPr>
-                <w:rtl/>
-              </w:rPr>
-              <w:t xml:space="preserve">‎$\RR{y=27{,}5x+92{,}5}$</w:t>
-            </w:r>
+            <m:oMath>
+              <m:r>
+                <m:t>y</m:t>
+              </m:r>
+              <m:r>
+                <m:rPr>
+                  <m:sty m:val="p"/>
+                </m:rPr>
+                <m:t>=</m:t>
+              </m:r>
+              <m:r>
+                <m:t>27</m:t>
+              </m:r>
+              <m:r>
+                <m:rPr>
+                  <m:sty m:val="p"/>
+                </m:rPr>
+                <m:t>,</m:t>
+              </m:r>
+              <m:r>
+                <m:t>5</m:t>
+              </m:r>
+              <m:r>
+                <m:t>x</m:t>
+              </m:r>
+              <m:r>
+                <m:rPr>
+                  <m:sty m:val="p"/>
+                </m:rPr>
+                <m:t>+</m:t>
+              </m:r>
+              <m:r>
+                <m:t>92</m:t>
+              </m:r>
+              <m:r>
+                <m:rPr>
+                  <m:sty m:val="p"/>
+                </m:rPr>
+                <m:t>,</m:t>
+              </m:r>
+              <m:r>
+                <m:t>5</m:t>
+              </m:r>
+            </m:oMath>
             <w:r>
               <w:rPr>
                 <w:rtl/>
@@ -4865,7 +6043,7 @@
               </w:rPr>
               <w:drawing>
                 <wp:inline>
-                  <wp:extent cx="2772554" cy="1423081"/>
+                  <wp:extent cx="3099816" cy="1591056"/>
                   <wp:docPr id="6" name="Picture 6"/>
                   <wp:cNvGraphicFramePr>
                     <a:graphicFrameLocks noChangeAspect="1"/>
@@ -4874,7 +6052,7 @@
                     <a:graphicData uri="http://schemas.openxmlformats.org/drawingml/2006/picture">
                       <pic:pic>
                         <pic:nvPicPr>
-                          <pic:cNvPr id="0" name="ae7a43b616f15c8d.png"/>
+                          <pic:cNvPr id="0" name="941a40ca4794bebb.png"/>
                           <pic:cNvPicPr/>
                         </pic:nvPicPr>
                         <pic:blipFill>
@@ -4886,7 +6064,7 @@
                         <pic:spPr>
                           <a:xfrm>
                             <a:off x="0" y="0"/>
-                            <a:ext cx="2772554" cy="1423081"/>
+                            <a:ext cx="3099816" cy="1591056"/>
                           </a:xfrm>
                           <a:prstGeom prst="rect"/>
                         </pic:spPr>
@@ -5192,7 +6370,7 @@
               </w:rPr>
               <w:drawing>
                 <wp:inline>
-                  <wp:extent cx="2772554" cy="174967"/>
+                  <wp:extent cx="3426604" cy="206641"/>
                   <wp:docPr id="7" name="Picture 7"/>
                   <wp:cNvGraphicFramePr>
                     <a:graphicFrameLocks noChangeAspect="1"/>
@@ -5201,7 +6379,7 @@
                     <a:graphicData uri="http://schemas.openxmlformats.org/drawingml/2006/picture">
                       <pic:pic>
                         <pic:nvPicPr>
-                          <pic:cNvPr id="0" name="0a1956bb23c86db4.png"/>
+                          <pic:cNvPr id="0" name="458397ea2769ddc9.png"/>
                           <pic:cNvPicPr/>
                         </pic:nvPicPr>
                         <pic:blipFill>
@@ -5213,7 +6391,7 @@
                         <pic:spPr>
                           <a:xfrm>
                             <a:off x="0" y="0"/>
-                            <a:ext cx="2772554" cy="174967"/>
+                            <a:ext cx="3426604" cy="206641"/>
                           </a:xfrm>
                           <a:prstGeom prst="rect"/>
                         </pic:spPr>
@@ -5446,12 +6624,36 @@
               </w:rPr>
               <w:t xml:space="preserve"> </w:t>
             </w:r>
-            <w:r>
-              <w:rPr>
-                <w:rtl/>
-              </w:rPr>
-              <w:t xml:space="preserve">‎$\bar x=\RR{3{,}5}$</w:t>
-            </w:r>
+            <m:oMath>
+              <m:acc>
+                <m:accPr>
+                  <m:chr m:val="‾"/>
+                </m:accPr>
+                <m:e>
+                  <m:r>
+                    <m:t>x</m:t>
+                  </m:r>
+                </m:e>
+              </m:acc>
+              <m:r>
+                <m:rPr>
+                  <m:sty m:val="p"/>
+                </m:rPr>
+                <m:t>=</m:t>
+              </m:r>
+              <m:r>
+                <m:t>3</m:t>
+              </m:r>
+              <m:r>
+                <m:rPr>
+                  <m:sty m:val="p"/>
+                </m:rPr>
+                <m:t>,</m:t>
+              </m:r>
+              <m:r>
+                <m:t>5</m:t>
+              </m:r>
+            </m:oMath>
             <w:r>
               <w:rPr>
                 <w:rtl/>
@@ -5470,12 +6672,66 @@
               </w:rPr>
               <w:t xml:space="preserve"> </w:t>
             </w:r>
-            <w:r>
-              <w:rPr>
-                <w:rtl/>
-              </w:rPr>
-              <w:t xml:space="preserve">‎$\bar y=\dfrac{18{,}6}6=\RR{3{,}1}$</w:t>
-            </w:r>
+            <m:oMath>
+              <m:acc>
+                <m:accPr>
+                  <m:chr m:val="‾"/>
+                </m:accPr>
+                <m:e>
+                  <m:r>
+                    <m:t>y</m:t>
+                  </m:r>
+                </m:e>
+              </m:acc>
+              <m:r>
+                <m:rPr>
+                  <m:sty m:val="p"/>
+                </m:rPr>
+                <m:t>=</m:t>
+              </m:r>
+              <m:f>
+                <m:fPr>
+                  <m:type m:val="bar"/>
+                </m:fPr>
+                <m:num>
+                  <m:r>
+                    <m:t>18</m:t>
+                  </m:r>
+                  <m:r>
+                    <m:rPr>
+                      <m:sty m:val="p"/>
+                    </m:rPr>
+                    <m:t>,</m:t>
+                  </m:r>
+                  <m:r>
+                    <m:t>6</m:t>
+                  </m:r>
+                </m:num>
+                <m:den>
+                  <m:r>
+                    <m:t>6</m:t>
+                  </m:r>
+                </m:den>
+              </m:f>
+              <m:r>
+                <m:rPr>
+                  <m:sty m:val="p"/>
+                </m:rPr>
+                <m:t>=</m:t>
+              </m:r>
+              <m:r>
+                <m:t>3</m:t>
+              </m:r>
+              <m:r>
+                <m:rPr>
+                  <m:sty m:val="p"/>
+                </m:rPr>
+                <m:t>,</m:t>
+              </m:r>
+              <m:r>
+                <m:t>1</m:t>
+              </m:r>
+            </m:oMath>
             <w:r>
               <w:rPr>
                 <w:rtl/>
@@ -5745,12 +7001,104 @@
               <w:bidi/>
               <w:jc w:val="left"/>
             </w:pPr>
-            <w:r>
-              <w:rPr>
-                <w:rtl/>
-              </w:rPr>
-              <w:t xml:space="preserve">‎$a=\dfrac{12{,}033-3{,}5\times3{,}1}{2{,}917}\approx\RR{0{,}406}$</w:t>
-            </w:r>
+            <m:oMath>
+              <m:r>
+                <m:t>a</m:t>
+              </m:r>
+              <m:r>
+                <m:rPr>
+                  <m:sty m:val="p"/>
+                </m:rPr>
+                <m:t>=</m:t>
+              </m:r>
+              <m:f>
+                <m:fPr>
+                  <m:type m:val="bar"/>
+                </m:fPr>
+                <m:num>
+                  <m:r>
+                    <m:t>12</m:t>
+                  </m:r>
+                  <m:r>
+                    <m:rPr>
+                      <m:sty m:val="p"/>
+                    </m:rPr>
+                    <m:t>,</m:t>
+                  </m:r>
+                  <m:r>
+                    <m:t>033</m:t>
+                  </m:r>
+                  <m:r>
+                    <m:rPr>
+                      <m:sty m:val="p"/>
+                    </m:rPr>
+                    <m:t>−</m:t>
+                  </m:r>
+                  <m:r>
+                    <m:t>3</m:t>
+                  </m:r>
+                  <m:r>
+                    <m:rPr>
+                      <m:sty m:val="p"/>
+                    </m:rPr>
+                    <m:t>,</m:t>
+                  </m:r>
+                  <m:r>
+                    <m:t>5</m:t>
+                  </m:r>
+                  <m:r>
+                    <m:rPr>
+                      <m:sty m:val="p"/>
+                    </m:rPr>
+                    <m:t>×</m:t>
+                  </m:r>
+                  <m:r>
+                    <m:t>3</m:t>
+                  </m:r>
+                  <m:r>
+                    <m:rPr>
+                      <m:sty m:val="p"/>
+                    </m:rPr>
+                    <m:t>,</m:t>
+                  </m:r>
+                  <m:r>
+                    <m:t>1</m:t>
+                  </m:r>
+                </m:num>
+                <m:den>
+                  <m:r>
+                    <m:t>2</m:t>
+                  </m:r>
+                  <m:r>
+                    <m:rPr>
+                      <m:sty m:val="p"/>
+                    </m:rPr>
+                    <m:t>,</m:t>
+                  </m:r>
+                  <m:r>
+                    <m:t>917</m:t>
+                  </m:r>
+                </m:den>
+              </m:f>
+              <m:r>
+                <m:rPr>
+                  <m:sty m:val="p"/>
+                </m:rPr>
+                <m:t>≈</m:t>
+              </m:r>
+              <m:r>
+                <m:t>0</m:t>
+              </m:r>
+              <m:r>
+                <m:rPr>
+                  <m:sty m:val="p"/>
+                </m:rPr>
+                <m:t>,</m:t>
+              </m:r>
+              <m:r>
+                <m:t>406</m:t>
+              </m:r>
+            </m:oMath>
             <w:r>
               <w:rPr>
                 <w:rtl/>
@@ -5769,12 +7117,83 @@
               </w:rPr>
               <w:t xml:space="preserve"> </w:t>
             </w:r>
-            <w:r>
-              <w:rPr>
-                <w:rtl/>
-              </w:rPr>
-              <w:t xml:space="preserve">‎$b=3{,}1-0{,}406\times3{,}5\approx\RR{1{,}68}$</w:t>
-            </w:r>
+            <m:oMath>
+              <m:r>
+                <m:t>b</m:t>
+              </m:r>
+              <m:r>
+                <m:rPr>
+                  <m:sty m:val="p"/>
+                </m:rPr>
+                <m:t>=</m:t>
+              </m:r>
+              <m:r>
+                <m:t>3</m:t>
+              </m:r>
+              <m:r>
+                <m:rPr>
+                  <m:sty m:val="p"/>
+                </m:rPr>
+                <m:t>,</m:t>
+              </m:r>
+              <m:r>
+                <m:t>1</m:t>
+              </m:r>
+              <m:r>
+                <m:rPr>
+                  <m:sty m:val="p"/>
+                </m:rPr>
+                <m:t>−</m:t>
+              </m:r>
+              <m:r>
+                <m:t>0</m:t>
+              </m:r>
+              <m:r>
+                <m:rPr>
+                  <m:sty m:val="p"/>
+                </m:rPr>
+                <m:t>,</m:t>
+              </m:r>
+              <m:r>
+                <m:t>406</m:t>
+              </m:r>
+              <m:r>
+                <m:rPr>
+                  <m:sty m:val="p"/>
+                </m:rPr>
+                <m:t>×</m:t>
+              </m:r>
+              <m:r>
+                <m:t>3</m:t>
+              </m:r>
+              <m:r>
+                <m:rPr>
+                  <m:sty m:val="p"/>
+                </m:rPr>
+                <m:t>,</m:t>
+              </m:r>
+              <m:r>
+                <m:t>5</m:t>
+              </m:r>
+              <m:r>
+                <m:rPr>
+                  <m:sty m:val="p"/>
+                </m:rPr>
+                <m:t>≈</m:t>
+              </m:r>
+              <m:r>
+                <m:t>1</m:t>
+              </m:r>
+              <m:r>
+                <m:rPr>
+                  <m:sty m:val="p"/>
+                </m:rPr>
+                <m:t>,</m:t>
+              </m:r>
+              <m:r>
+                <m:t>68</m:t>
+              </m:r>
+            </m:oMath>
             <w:r>
               <w:rPr>
                 <w:rtl/>
@@ -5787,12 +7206,50 @@
               </w:rPr>
               <w:t xml:space="preserve"> </w:t>
             </w:r>
-            <w:r>
-              <w:rPr>
-                <w:rtl/>
-              </w:rPr>
-              <w:t xml:space="preserve">‎$\RR{y=0{,}406x+1{,}68}$</w:t>
-            </w:r>
+            <m:oMath>
+              <m:r>
+                <m:t>y</m:t>
+              </m:r>
+              <m:r>
+                <m:rPr>
+                  <m:sty m:val="p"/>
+                </m:rPr>
+                <m:t>=</m:t>
+              </m:r>
+              <m:r>
+                <m:t>0</m:t>
+              </m:r>
+              <m:r>
+                <m:rPr>
+                  <m:sty m:val="p"/>
+                </m:rPr>
+                <m:t>,</m:t>
+              </m:r>
+              <m:r>
+                <m:t>406</m:t>
+              </m:r>
+              <m:r>
+                <m:t>x</m:t>
+              </m:r>
+              <m:r>
+                <m:rPr>
+                  <m:sty m:val="p"/>
+                </m:rPr>
+                <m:t>+</m:t>
+              </m:r>
+              <m:r>
+                <m:t>1</m:t>
+              </m:r>
+              <m:r>
+                <m:rPr>
+                  <m:sty m:val="p"/>
+                </m:rPr>
+                <m:t>,</m:t>
+              </m:r>
+              <m:r>
+                <m:t>68</m:t>
+              </m:r>
+            </m:oMath>
             <w:r>
               <w:rPr>
                 <w:rtl/>
@@ -6470,7 +7927,7 @@
     <w:tbl>
       <w:tblPr>
         <w:tblStyle w:val="Table"/>
-        <w:tblW w:w="7681" w:type="dxa"/>
+        <w:tblW w:w="9864" w:type="dxa"/>
         <w:jc w:val="center"/>
         <w:tblBorders>
           <w:top w:val="single" w:sz="4" w:space="0" w:color="000000"/>
@@ -6483,10 +7940,10 @@
         <w:tblLook w:firstRow="0" w:lastRow="0" w:firstColumn="0" w:lastColumn="0" w:noHBand="0" w:noVBand="0" w:val="0000"/>
       </w:tblPr>
       <w:tblGrid>
-        <w:gridCol w:w="1188"/>
-        <w:gridCol w:w="712"/>
-        <w:gridCol w:w="4593"/>
-        <w:gridCol w:w="1188"/>
+        <w:gridCol w:w="1084"/>
+        <w:gridCol w:w="591"/>
+        <w:gridCol w:w="7004"/>
+        <w:gridCol w:w="1183"/>
       </w:tblGrid>
       <w:tr>
         <w:tc>
@@ -6968,12 +8425,65 @@
               </w:rPr>
               <w:t xml:space="preserve"> </w:t>
             </w:r>
-            <w:r>
-              <w:rPr>
-                <w:rtl/>
-              </w:rPr>
-              <w:t xml:space="preserve">‎$y=27{,}5\times7+92{,}5=\RR{285}$</w:t>
-            </w:r>
+            <m:oMath>
+              <m:r>
+                <m:t>y</m:t>
+              </m:r>
+              <m:r>
+                <m:rPr>
+                  <m:sty m:val="p"/>
+                </m:rPr>
+                <m:t>=</m:t>
+              </m:r>
+              <m:r>
+                <m:t>27</m:t>
+              </m:r>
+              <m:r>
+                <m:rPr>
+                  <m:sty m:val="p"/>
+                </m:rPr>
+                <m:t>,</m:t>
+              </m:r>
+              <m:r>
+                <m:t>5</m:t>
+              </m:r>
+              <m:r>
+                <m:rPr>
+                  <m:sty m:val="p"/>
+                </m:rPr>
+                <m:t>×</m:t>
+              </m:r>
+              <m:r>
+                <m:t>7</m:t>
+              </m:r>
+              <m:r>
+                <m:rPr>
+                  <m:sty m:val="p"/>
+                </m:rPr>
+                <m:t>+</m:t>
+              </m:r>
+              <m:r>
+                <m:t>92</m:t>
+              </m:r>
+              <m:r>
+                <m:rPr>
+                  <m:sty m:val="p"/>
+                </m:rPr>
+                <m:t>,</m:t>
+              </m:r>
+              <m:r>
+                <m:t>5</m:t>
+              </m:r>
+              <m:r>
+                <m:rPr>
+                  <m:sty m:val="p"/>
+                </m:rPr>
+                <m:t>=</m:t>
+              </m:r>
+              <m:r>
+                <m:t>285</m:t>
+              </m:r>
+            </m:oMath>
             <w:r>
               <w:rPr>
                 <w:rtl/>
@@ -7026,12 +8536,83 @@
               </w:rPr>
               <w:t xml:space="preserve"> </w:t>
             </w:r>
-            <w:r>
-              <w:rPr>
-                <w:rtl/>
-              </w:rPr>
-              <w:t xml:space="preserve">‎$y=27{,}5\times2{,}5+92{,}5=\RR{161{,}25}$</w:t>
-            </w:r>
+            <m:oMath>
+              <m:r>
+                <m:t>y</m:t>
+              </m:r>
+              <m:r>
+                <m:rPr>
+                  <m:sty m:val="p"/>
+                </m:rPr>
+                <m:t>=</m:t>
+              </m:r>
+              <m:r>
+                <m:t>27</m:t>
+              </m:r>
+              <m:r>
+                <m:rPr>
+                  <m:sty m:val="p"/>
+                </m:rPr>
+                <m:t>,</m:t>
+              </m:r>
+              <m:r>
+                <m:t>5</m:t>
+              </m:r>
+              <m:r>
+                <m:rPr>
+                  <m:sty m:val="p"/>
+                </m:rPr>
+                <m:t>×</m:t>
+              </m:r>
+              <m:r>
+                <m:t>2</m:t>
+              </m:r>
+              <m:r>
+                <m:rPr>
+                  <m:sty m:val="p"/>
+                </m:rPr>
+                <m:t>,</m:t>
+              </m:r>
+              <m:r>
+                <m:t>5</m:t>
+              </m:r>
+              <m:r>
+                <m:rPr>
+                  <m:sty m:val="p"/>
+                </m:rPr>
+                <m:t>+</m:t>
+              </m:r>
+              <m:r>
+                <m:t>92</m:t>
+              </m:r>
+              <m:r>
+                <m:rPr>
+                  <m:sty m:val="p"/>
+                </m:rPr>
+                <m:t>,</m:t>
+              </m:r>
+              <m:r>
+                <m:t>5</m:t>
+              </m:r>
+              <m:r>
+                <m:rPr>
+                  <m:sty m:val="p"/>
+                </m:rPr>
+                <m:t>=</m:t>
+              </m:r>
+              <m:r>
+                <m:t>161</m:t>
+              </m:r>
+              <m:r>
+                <m:rPr>
+                  <m:sty m:val="p"/>
+                </m:rPr>
+                <m:t>,</m:t>
+              </m:r>
+              <m:r>
+                <m:t>25</m:t>
+              </m:r>
+            </m:oMath>
             <w:r>
               <w:rPr>
                 <w:rtl/>
@@ -7443,12 +9024,77 @@
               </w:rPr>
               <w:t xml:space="preserve"> </w:t>
             </w:r>
-            <w:r>
-              <w:rPr>
-                <w:rtl/>
-              </w:rPr>
-              <w:t xml:space="preserve">‎$\RR{y=e^{ax+b}=e^b\,e^{ax}}$</w:t>
-            </w:r>
+            <m:oMath>
+              <m:r>
+                <m:t>y</m:t>
+              </m:r>
+              <m:r>
+                <m:rPr>
+                  <m:sty m:val="p"/>
+                </m:rPr>
+                <m:t>=</m:t>
+              </m:r>
+              <m:sSup>
+                <m:e>
+                  <m:r>
+                    <m:t>e</m:t>
+                  </m:r>
+                </m:e>
+                <m:sup>
+                  <m:r>
+                    <m:t>a</m:t>
+                  </m:r>
+                  <m:r>
+                    <m:t>x</m:t>
+                  </m:r>
+                  <m:r>
+                    <m:rPr>
+                      <m:sty m:val="p"/>
+                    </m:rPr>
+                    <m:t>+</m:t>
+                  </m:r>
+                  <m:r>
+                    <m:t>b</m:t>
+                  </m:r>
+                </m:sup>
+              </m:sSup>
+              <m:r>
+                <m:rPr>
+                  <m:sty m:val="p"/>
+                </m:rPr>
+                <m:t>=</m:t>
+              </m:r>
+              <m:sSup>
+                <m:e>
+                  <m:r>
+                    <m:t>e</m:t>
+                  </m:r>
+                </m:e>
+                <m:sup>
+                  <m:r>
+                    <m:t>b</m:t>
+                  </m:r>
+                </m:sup>
+              </m:sSup>
+              <m:r>
+                <m:t> </m:t>
+              </m:r>
+              <m:sSup>
+                <m:e>
+                  <m:r>
+                    <m:t>e</m:t>
+                  </m:r>
+                </m:e>
+                <m:sup>
+                  <m:r>
+                    <m:t>a</m:t>
+                  </m:r>
+                  <m:r>
+                    <m:t>x</m:t>
+                  </m:r>
+                </m:sup>
+              </m:sSup>
+            </m:oMath>
             <w:r>
               <w:rPr>
                 <w:rtl/>
@@ -7530,7 +9176,7 @@
               </w:rPr>
               <w:drawing>
                 <wp:inline>
-                  <wp:extent cx="2772554" cy="255721"/>
+                  <wp:extent cx="3426604" cy="302013"/>
                   <wp:docPr id="8" name="Picture 8"/>
                   <wp:cNvGraphicFramePr>
                     <a:graphicFrameLocks noChangeAspect="1"/>
@@ -7539,7 +9185,7 @@
                     <a:graphicData uri="http://schemas.openxmlformats.org/drawingml/2006/picture">
                       <pic:pic>
                         <pic:nvPicPr>
-                          <pic:cNvPr id="0" name="efd5d20cb732578b.png"/>
+                          <pic:cNvPr id="0" name="0520ac441267d16e.png"/>
                           <pic:cNvPicPr/>
                         </pic:nvPicPr>
                         <pic:blipFill>
@@ -7551,7 +9197,7 @@
                         <pic:spPr>
                           <a:xfrm>
                             <a:off x="0" y="0"/>
-                            <a:ext cx="2772554" cy="255721"/>
+                            <a:ext cx="3426604" cy="302013"/>
                           </a:xfrm>
                           <a:prstGeom prst="rect"/>
                         </pic:spPr>
@@ -7629,12 +9275,50 @@
               </w:rPr>
               <w:t xml:space="preserve"> </w:t>
             </w:r>
-            <w:r>
-              <w:rPr>
-                <w:rtl/>
-              </w:rPr>
-              <w:t xml:space="preserve">‎$\RR{y\approx19{,}03x+24{,}73}$</w:t>
-            </w:r>
+            <m:oMath>
+              <m:r>
+                <m:t>y</m:t>
+              </m:r>
+              <m:r>
+                <m:rPr>
+                  <m:sty m:val="p"/>
+                </m:rPr>
+                <m:t>≈</m:t>
+              </m:r>
+              <m:r>
+                <m:t>19</m:t>
+              </m:r>
+              <m:r>
+                <m:rPr>
+                  <m:sty m:val="p"/>
+                </m:rPr>
+                <m:t>,</m:t>
+              </m:r>
+              <m:r>
+                <m:t>03</m:t>
+              </m:r>
+              <m:r>
+                <m:t>x</m:t>
+              </m:r>
+              <m:r>
+                <m:rPr>
+                  <m:sty m:val="p"/>
+                </m:rPr>
+                <m:t>+</m:t>
+              </m:r>
+              <m:r>
+                <m:t>24</m:t>
+              </m:r>
+              <m:r>
+                <m:rPr>
+                  <m:sty m:val="p"/>
+                </m:rPr>
+                <m:t>,</m:t>
+              </m:r>
+              <m:r>
+                <m:t>73</m:t>
+              </m:r>
+            </m:oMath>
             <w:r>
               <w:rPr>
                 <w:rtl/>
@@ -7771,12 +9455,107 @@
               </w:rPr>
               <w:t xml:space="preserve"> </w:t>
             </w:r>
-            <w:r>
-              <w:rPr>
-                <w:rtl/>
-              </w:rPr>
-              <w:t xml:space="preserve">‎$y\approx e^{3{,}699}e^{0{,}214x}\approx\RR{40{,}4\,e^{0{,}214x}}$</w:t>
-            </w:r>
+            <m:oMath>
+              <m:r>
+                <m:t>y</m:t>
+              </m:r>
+              <m:r>
+                <m:rPr>
+                  <m:sty m:val="p"/>
+                </m:rPr>
+                <m:t>≈</m:t>
+              </m:r>
+              <m:sSup>
+                <m:e>
+                  <m:r>
+                    <m:t>e</m:t>
+                  </m:r>
+                </m:e>
+                <m:sup>
+                  <m:r>
+                    <m:t>3</m:t>
+                  </m:r>
+                  <m:r>
+                    <m:rPr>
+                      <m:sty m:val="p"/>
+                    </m:rPr>
+                    <m:t>,</m:t>
+                  </m:r>
+                  <m:r>
+                    <m:t>699</m:t>
+                  </m:r>
+                </m:sup>
+              </m:sSup>
+              <m:sSup>
+                <m:e>
+                  <m:r>
+                    <m:t>e</m:t>
+                  </m:r>
+                </m:e>
+                <m:sup>
+                  <m:r>
+                    <m:t>0</m:t>
+                  </m:r>
+                  <m:r>
+                    <m:rPr>
+                      <m:sty m:val="p"/>
+                    </m:rPr>
+                    <m:t>,</m:t>
+                  </m:r>
+                  <m:r>
+                    <m:t>214</m:t>
+                  </m:r>
+                  <m:r>
+                    <m:t>x</m:t>
+                  </m:r>
+                </m:sup>
+              </m:sSup>
+              <m:r>
+                <m:rPr>
+                  <m:sty m:val="p"/>
+                </m:rPr>
+                <m:t>≈</m:t>
+              </m:r>
+              <m:r>
+                <m:t>40</m:t>
+              </m:r>
+              <m:r>
+                <m:rPr>
+                  <m:sty m:val="p"/>
+                </m:rPr>
+                <m:t>,</m:t>
+              </m:r>
+              <m:r>
+                <m:t>4</m:t>
+              </m:r>
+              <m:r>
+                <m:t> </m:t>
+              </m:r>
+              <m:sSup>
+                <m:e>
+                  <m:r>
+                    <m:t>e</m:t>
+                  </m:r>
+                </m:e>
+                <m:sup>
+                  <m:r>
+                    <m:t>0</m:t>
+                  </m:r>
+                  <m:r>
+                    <m:rPr>
+                      <m:sty m:val="p"/>
+                    </m:rPr>
+                    <m:t>,</m:t>
+                  </m:r>
+                  <m:r>
+                    <m:t>214</m:t>
+                  </m:r>
+                  <m:r>
+                    <m:t>x</m:t>
+                  </m:r>
+                </m:sup>
+              </m:sSup>
+            </m:oMath>
             <w:r>
               <w:rPr>
                 <w:rtl/>
@@ -7841,12 +9620,56 @@
               </w:rPr>
               <w:t xml:space="preserve"> </w:t>
             </w:r>
-            <w:r>
-              <w:rPr>
-                <w:rtl/>
-              </w:rPr>
-              <w:t xml:space="preserve">‎$19{,}03\times8+24{,}73\approx\RR{177}$</w:t>
-            </w:r>
+            <m:oMath>
+              <m:r>
+                <m:t>19</m:t>
+              </m:r>
+              <m:r>
+                <m:rPr>
+                  <m:sty m:val="p"/>
+                </m:rPr>
+                <m:t>,</m:t>
+              </m:r>
+              <m:r>
+                <m:t>03</m:t>
+              </m:r>
+              <m:r>
+                <m:rPr>
+                  <m:sty m:val="p"/>
+                </m:rPr>
+                <m:t>×</m:t>
+              </m:r>
+              <m:r>
+                <m:t>8</m:t>
+              </m:r>
+              <m:r>
+                <m:rPr>
+                  <m:sty m:val="p"/>
+                </m:rPr>
+                <m:t>+</m:t>
+              </m:r>
+              <m:r>
+                <m:t>24</m:t>
+              </m:r>
+              <m:r>
+                <m:rPr>
+                  <m:sty m:val="p"/>
+                </m:rPr>
+                <m:t>,</m:t>
+              </m:r>
+              <m:r>
+                <m:t>73</m:t>
+              </m:r>
+              <m:r>
+                <m:rPr>
+                  <m:sty m:val="p"/>
+                </m:rPr>
+                <m:t>≈</m:t>
+              </m:r>
+              <m:r>
+                <m:t>177</m:t>
+              </m:r>
+            </m:oMath>
             <w:r>
               <w:rPr>
                 <w:rtl/>
@@ -7865,12 +9688,92 @@
               </w:rPr>
               <w:t xml:space="preserve"> </w:t>
             </w:r>
-            <w:r>
-              <w:rPr>
-                <w:rtl/>
-              </w:rPr>
-              <w:t xml:space="preserve">‎$e^{0{,}214\times8+3{,}699}=e^{5{,}411}\approx\RR{224}$</w:t>
-            </w:r>
+            <m:oMath>
+              <m:sSup>
+                <m:e>
+                  <m:r>
+                    <m:t>e</m:t>
+                  </m:r>
+                </m:e>
+                <m:sup>
+                  <m:r>
+                    <m:t>0</m:t>
+                  </m:r>
+                  <m:r>
+                    <m:rPr>
+                      <m:sty m:val="p"/>
+                    </m:rPr>
+                    <m:t>,</m:t>
+                  </m:r>
+                  <m:r>
+                    <m:t>214</m:t>
+                  </m:r>
+                  <m:r>
+                    <m:rPr>
+                      <m:sty m:val="p"/>
+                    </m:rPr>
+                    <m:t>×</m:t>
+                  </m:r>
+                  <m:r>
+                    <m:t>8</m:t>
+                  </m:r>
+                  <m:r>
+                    <m:rPr>
+                      <m:sty m:val="p"/>
+                    </m:rPr>
+                    <m:t>+</m:t>
+                  </m:r>
+                  <m:r>
+                    <m:t>3</m:t>
+                  </m:r>
+                  <m:r>
+                    <m:rPr>
+                      <m:sty m:val="p"/>
+                    </m:rPr>
+                    <m:t>,</m:t>
+                  </m:r>
+                  <m:r>
+                    <m:t>699</m:t>
+                  </m:r>
+                </m:sup>
+              </m:sSup>
+              <m:r>
+                <m:rPr>
+                  <m:sty m:val="p"/>
+                </m:rPr>
+                <m:t>=</m:t>
+              </m:r>
+              <m:sSup>
+                <m:e>
+                  <m:r>
+                    <m:t>e</m:t>
+                  </m:r>
+                </m:e>
+                <m:sup>
+                  <m:r>
+                    <m:t>5</m:t>
+                  </m:r>
+                  <m:r>
+                    <m:rPr>
+                      <m:sty m:val="p"/>
+                    </m:rPr>
+                    <m:t>,</m:t>
+                  </m:r>
+                  <m:r>
+                    <m:t>411</m:t>
+                  </m:r>
+                </m:sup>
+              </m:sSup>
+              <m:r>
+                <m:rPr>
+                  <m:sty m:val="p"/>
+                </m:rPr>
+                <m:t>≈</m:t>
+              </m:r>
+              <m:r>
+                <m:t>224</m:t>
+              </m:r>
+            </m:oMath>
             <w:r>
               <w:rPr>
                 <w:rtl/>
@@ -7889,7 +9792,7 @@
               </w:rPr>
               <w:drawing>
                 <wp:inline>
-                  <wp:extent cx="2772554" cy="2099802"/>
+                  <wp:extent cx="3108959" cy="2354579"/>
                   <wp:docPr id="9" name="Picture 9"/>
                   <wp:cNvGraphicFramePr>
                     <a:graphicFrameLocks noChangeAspect="1"/>
@@ -7898,7 +9801,7 @@
                     <a:graphicData uri="http://schemas.openxmlformats.org/drawingml/2006/picture">
                       <pic:pic>
                         <pic:nvPicPr>
-                          <pic:cNvPr id="0" name="1683e66f6da64b3c.png"/>
+                          <pic:cNvPr id="0" name="d2fd1a59d975140a.png"/>
                           <pic:cNvPicPr/>
                         </pic:nvPicPr>
                         <pic:blipFill>
@@ -7910,7 +9813,7 @@
                         <pic:spPr>
                           <a:xfrm>
                             <a:off x="0" y="0"/>
-                            <a:ext cx="2772554" cy="2099802"/>
+                            <a:ext cx="3108959" cy="2354579"/>
                           </a:xfrm>
                           <a:prstGeom prst="rect"/>
                         </pic:spPr>
@@ -7930,7 +9833,49 @@
               <w:rPr>
                 <w:rtl/>
               </w:rPr>
-              <w:t xml:space="preserve">النقط تتبع المنحنى الأسي أحسن: .</w:t>
+              <w:t xml:space="preserve">النقط تتبع المنحنى الأسي أحسن:</w:t>
+            </w:r>
+            <w:r>
+              <w:rPr>
+                <w:rtl/>
+              </w:rPr>
+              <w:t xml:space="preserve"> </w:t>
+            </w:r>
+            <w:r>
+              <w:rPr>
+                <w:rtl/>
+              </w:rPr>
+              <w:t xml:space="preserve">التعديل</w:t>
+            </w:r>
+            <w:r>
+              <w:rPr>
+                <w:rtl/>
+              </w:rPr>
+              <w:t xml:space="preserve"> </w:t>
+            </w:r>
+            <w:r>
+              <w:rPr>
+                <w:rtl/>
+              </w:rPr>
+              <w:t xml:space="preserve">الأسي</w:t>
+            </w:r>
+            <w:r>
+              <w:rPr>
+                <w:rtl/>
+              </w:rPr>
+              <w:t xml:space="preserve"> </w:t>
+            </w:r>
+            <w:r>
+              <w:rPr>
+                <w:rtl/>
+              </w:rPr>
+              <w:t xml:space="preserve">أنسب</w:t>
+            </w:r>
+            <w:r>
+              <w:rPr>
+                <w:rtl/>
+              </w:rPr>
+              <w:t xml:space="preserve">.</w:t>
             </w:r>
           </w:p>
         </w:tc>
@@ -8287,12 +10232,65 @@
               </w:rPr>
               <w:t xml:space="preserve"> </w:t>
             </w:r>
-            <w:r>
-              <w:rPr>
-                <w:rtl/>
-              </w:rPr>
-              <w:t xml:space="preserve">‎$0{,}406\times8+1{,}68\approx\RR{4{,}93}$</w:t>
-            </w:r>
+            <m:oMath>
+              <m:r>
+                <m:t>0</m:t>
+              </m:r>
+              <m:r>
+                <m:rPr>
+                  <m:sty m:val="p"/>
+                </m:rPr>
+                <m:t>,</m:t>
+              </m:r>
+              <m:r>
+                <m:t>406</m:t>
+              </m:r>
+              <m:r>
+                <m:rPr>
+                  <m:sty m:val="p"/>
+                </m:rPr>
+                <m:t>×</m:t>
+              </m:r>
+              <m:r>
+                <m:t>8</m:t>
+              </m:r>
+              <m:r>
+                <m:rPr>
+                  <m:sty m:val="p"/>
+                </m:rPr>
+                <m:t>+</m:t>
+              </m:r>
+              <m:r>
+                <m:t>1</m:t>
+              </m:r>
+              <m:r>
+                <m:rPr>
+                  <m:sty m:val="p"/>
+                </m:rPr>
+                <m:t>,</m:t>
+              </m:r>
+              <m:r>
+                <m:t>68</m:t>
+              </m:r>
+              <m:r>
+                <m:rPr>
+                  <m:sty m:val="p"/>
+                </m:rPr>
+                <m:t>≈</m:t>
+              </m:r>
+              <m:r>
+                <m:t>4</m:t>
+              </m:r>
+              <m:r>
+                <m:rPr>
+                  <m:sty m:val="p"/>
+                </m:rPr>
+                <m:t>,</m:t>
+              </m:r>
+              <m:r>
+                <m:t>93</m:t>
+              </m:r>
+            </m:oMath>
             <w:r>
               <w:rPr>
                 <w:rtl/>
@@ -8453,7 +10451,37 @@
               <w:rPr>
                 <w:rtl/>
               </w:rPr>
-              <w:t xml:space="preserve">: .</w:t>
+              <w:t xml:space="preserve">:</w:t>
+            </w:r>
+            <w:r>
+              <w:rPr>
+                <w:rtl/>
+              </w:rPr>
+              <w:t xml:space="preserve"> </w:t>
+            </w:r>
+            <w:r>
+              <w:rPr>
+                <w:rtl/>
+              </w:rPr>
+              <w:t xml:space="preserve">السنة</w:t>
+            </w:r>
+            <w:r>
+              <w:rPr>
+                <w:rtl/>
+              </w:rPr>
+              <w:t xml:space="preserve"> </w:t>
+            </w:r>
+            <w:r>
+              <w:rPr>
+                <w:rtl/>
+              </w:rPr>
+              <w:t xml:space="preserve">التاسعة</w:t>
+            </w:r>
+            <w:r>
+              <w:rPr>
+                <w:rtl/>
+              </w:rPr>
+              <w:t xml:space="preserve">.</w:t>
             </w:r>
           </w:p>
           <w:p>
@@ -8996,7 +11024,7 @@
     <w:tbl>
       <w:tblPr>
         <w:tblStyle w:val="Table"/>
-        <w:tblW w:w="7681" w:type="dxa"/>
+        <w:tblW w:w="9864" w:type="dxa"/>
         <w:jc w:val="center"/>
         <w:tblBorders>
           <w:top w:val="single" w:sz="4" w:space="0" w:color="000000"/>
@@ -9009,10 +11037,10 @@
         <w:tblLook w:firstRow="0" w:lastRow="0" w:firstColumn="0" w:lastColumn="0" w:noHBand="0" w:noVBand="0" w:val="0000"/>
       </w:tblPr>
       <w:tblGrid>
-        <w:gridCol w:w="1188"/>
-        <w:gridCol w:w="712"/>
-        <w:gridCol w:w="4593"/>
-        <w:gridCol w:w="1188"/>
+        <w:gridCol w:w="1084"/>
+        <w:gridCol w:w="591"/>
+        <w:gridCol w:w="7004"/>
+        <w:gridCol w:w="1183"/>
       </w:tblGrid>
       <w:tr>
         <w:tc>
@@ -9322,7 +11350,7 @@
               </w:rPr>
               <w:drawing>
                 <wp:inline>
-                  <wp:extent cx="2772554" cy="174967"/>
+                  <wp:extent cx="3426604" cy="206641"/>
                   <wp:docPr id="10" name="Picture 10"/>
                   <wp:cNvGraphicFramePr>
                     <a:graphicFrameLocks noChangeAspect="1"/>
@@ -9331,7 +11359,7 @@
                     <a:graphicData uri="http://schemas.openxmlformats.org/drawingml/2006/picture">
                       <pic:pic>
                         <pic:nvPicPr>
-                          <pic:cNvPr id="0" name="5edd97d2da7dda2f.png"/>
+                          <pic:cNvPr id="0" name="3318e4018b5ebb18.png"/>
                           <pic:cNvPicPr/>
                         </pic:nvPicPr>
                         <pic:blipFill>
@@ -9343,7 +11371,7 @@
                         <pic:spPr>
                           <a:xfrm>
                             <a:off x="0" y="0"/>
-                            <a:ext cx="2772554" cy="174967"/>
+                            <a:ext cx="3426604" cy="206641"/>
                           </a:xfrm>
                           <a:prstGeom prst="rect"/>
                         </pic:spPr>
@@ -9649,12 +11677,36 @@
               </w:rPr>
               <w:t xml:space="preserve"> </w:t>
             </w:r>
-            <w:r>
-              <w:rPr>
-                <w:rtl/>
-              </w:rPr>
-              <w:t xml:space="preserve">‎$\bar x=\RR{3{,}5}$</w:t>
-            </w:r>
+            <m:oMath>
+              <m:acc>
+                <m:accPr>
+                  <m:chr m:val="‾"/>
+                </m:accPr>
+                <m:e>
+                  <m:r>
+                    <m:t>x</m:t>
+                  </m:r>
+                </m:e>
+              </m:acc>
+              <m:r>
+                <m:rPr>
+                  <m:sty m:val="p"/>
+                </m:rPr>
+                <m:t>=</m:t>
+              </m:r>
+              <m:r>
+                <m:t>3</m:t>
+              </m:r>
+              <m:r>
+                <m:rPr>
+                  <m:sty m:val="p"/>
+                </m:rPr>
+                <m:t>,</m:t>
+              </m:r>
+              <m:r>
+                <m:t>5</m:t>
+              </m:r>
+            </m:oMath>
             <w:r>
               <w:rPr>
                 <w:rtl/>
@@ -9673,12 +11725,48 @@
               </w:rPr>
               <w:t xml:space="preserve"> </w:t>
             </w:r>
-            <w:r>
-              <w:rPr>
-                <w:rtl/>
-              </w:rPr>
-              <w:t xml:space="preserve">‎$\bar y=\dfrac{402}6=\RR{67}$</w:t>
-            </w:r>
+            <m:oMath>
+              <m:acc>
+                <m:accPr>
+                  <m:chr m:val="‾"/>
+                </m:accPr>
+                <m:e>
+                  <m:r>
+                    <m:t>y</m:t>
+                  </m:r>
+                </m:e>
+              </m:acc>
+              <m:r>
+                <m:rPr>
+                  <m:sty m:val="p"/>
+                </m:rPr>
+                <m:t>=</m:t>
+              </m:r>
+              <m:f>
+                <m:fPr>
+                  <m:type m:val="bar"/>
+                </m:fPr>
+                <m:num>
+                  <m:r>
+                    <m:t>402</m:t>
+                  </m:r>
+                </m:num>
+                <m:den>
+                  <m:r>
+                    <m:t>6</m:t>
+                  </m:r>
+                </m:den>
+              </m:f>
+              <m:r>
+                <m:rPr>
+                  <m:sty m:val="p"/>
+                </m:rPr>
+                <m:t>=</m:t>
+              </m:r>
+              <m:r>
+                <m:t>67</m:t>
+              </m:r>
+            </m:oMath>
             <w:r>
               <w:rPr>
                 <w:rtl/>
@@ -9691,12 +11779,42 @@
               </w:rPr>
               <w:t xml:space="preserve"> </w:t>
             </w:r>
-            <w:r>
-              <w:rPr>
-                <w:rtl/>
-              </w:rPr>
-              <w:t xml:space="preserve">‎$\RR{G(3{,}5;67)}$</w:t>
-            </w:r>
+            <m:oMath>
+              <m:r>
+                <m:t>G</m:t>
+              </m:r>
+              <m:d>
+                <m:dPr>
+                  <m:begChr m:val="("/>
+                  <m:endChr m:val=")"/>
+                  <m:sepChr m:val=""/>
+                  <m:grow/>
+                </m:dPr>
+                <m:e>
+                  <m:r>
+                    <m:t>3</m:t>
+                  </m:r>
+                  <m:r>
+                    <m:rPr>
+                      <m:sty m:val="p"/>
+                    </m:rPr>
+                    <m:t>,</m:t>
+                  </m:r>
+                  <m:r>
+                    <m:t>5</m:t>
+                  </m:r>
+                  <m:r>
+                    <m:rPr>
+                      <m:sty m:val="p"/>
+                    </m:rPr>
+                    <m:t>;</m:t>
+                  </m:r>
+                  <m:r>
+                    <m:t>67</m:t>
+                  </m:r>
+                </m:e>
+              </m:d>
+            </m:oMath>
             <w:r>
               <w:rPr>
                 <w:rtl/>
@@ -9927,12 +12045,125 @@
               <w:bidi/>
               <w:jc w:val="left"/>
             </w:pPr>
-            <w:r>
-              <w:rPr>
-                <w:rtl/>
-              </w:rPr>
-              <w:t xml:space="preserve">‎$a=\dfrac{252{,}5-3{,}5\times67}{2{,}917}=\dfrac{18}{2{,}917}\approx\RR{6{,}17}$</w:t>
-            </w:r>
+            <m:oMath>
+              <m:r>
+                <m:t>a</m:t>
+              </m:r>
+              <m:r>
+                <m:rPr>
+                  <m:sty m:val="p"/>
+                </m:rPr>
+                <m:t>=</m:t>
+              </m:r>
+              <m:f>
+                <m:fPr>
+                  <m:type m:val="bar"/>
+                </m:fPr>
+                <m:num>
+                  <m:r>
+                    <m:t>252</m:t>
+                  </m:r>
+                  <m:r>
+                    <m:rPr>
+                      <m:sty m:val="p"/>
+                    </m:rPr>
+                    <m:t>,</m:t>
+                  </m:r>
+                  <m:r>
+                    <m:t>5</m:t>
+                  </m:r>
+                  <m:r>
+                    <m:rPr>
+                      <m:sty m:val="p"/>
+                    </m:rPr>
+                    <m:t>−</m:t>
+                  </m:r>
+                  <m:r>
+                    <m:t>3</m:t>
+                  </m:r>
+                  <m:r>
+                    <m:rPr>
+                      <m:sty m:val="p"/>
+                    </m:rPr>
+                    <m:t>,</m:t>
+                  </m:r>
+                  <m:r>
+                    <m:t>5</m:t>
+                  </m:r>
+                  <m:r>
+                    <m:rPr>
+                      <m:sty m:val="p"/>
+                    </m:rPr>
+                    <m:t>×</m:t>
+                  </m:r>
+                  <m:r>
+                    <m:t>67</m:t>
+                  </m:r>
+                </m:num>
+                <m:den>
+                  <m:r>
+                    <m:t>2</m:t>
+                  </m:r>
+                  <m:r>
+                    <m:rPr>
+                      <m:sty m:val="p"/>
+                    </m:rPr>
+                    <m:t>,</m:t>
+                  </m:r>
+                  <m:r>
+                    <m:t>917</m:t>
+                  </m:r>
+                </m:den>
+              </m:f>
+              <m:r>
+                <m:rPr>
+                  <m:sty m:val="p"/>
+                </m:rPr>
+                <m:t>=</m:t>
+              </m:r>
+              <m:f>
+                <m:fPr>
+                  <m:type m:val="bar"/>
+                </m:fPr>
+                <m:num>
+                  <m:r>
+                    <m:t>18</m:t>
+                  </m:r>
+                </m:num>
+                <m:den>
+                  <m:r>
+                    <m:t>2</m:t>
+                  </m:r>
+                  <m:r>
+                    <m:rPr>
+                      <m:sty m:val="p"/>
+                    </m:rPr>
+                    <m:t>,</m:t>
+                  </m:r>
+                  <m:r>
+                    <m:t>917</m:t>
+                  </m:r>
+                </m:den>
+              </m:f>
+              <m:r>
+                <m:rPr>
+                  <m:sty m:val="p"/>
+                </m:rPr>
+                <m:t>≈</m:t>
+              </m:r>
+              <m:r>
+                <m:t>6</m:t>
+              </m:r>
+              <m:r>
+                <m:rPr>
+                  <m:sty m:val="p"/>
+                </m:rPr>
+                <m:t>,</m:t>
+              </m:r>
+              <m:r>
+                <m:t>17</m:t>
+              </m:r>
+            </m:oMath>
             <w:r>
               <w:rPr>
                 <w:rtl/>
@@ -9951,12 +12182,74 @@
               </w:rPr>
               <w:t xml:space="preserve"> </w:t>
             </w:r>
-            <w:r>
-              <w:rPr>
-                <w:rtl/>
-              </w:rPr>
-              <w:t xml:space="preserve">‎$b=67-6{,}17\times3{,}5\approx\RR{45{,}4}$</w:t>
-            </w:r>
+            <m:oMath>
+              <m:r>
+                <m:t>b</m:t>
+              </m:r>
+              <m:r>
+                <m:rPr>
+                  <m:sty m:val="p"/>
+                </m:rPr>
+                <m:t>=</m:t>
+              </m:r>
+              <m:r>
+                <m:t>67</m:t>
+              </m:r>
+              <m:r>
+                <m:rPr>
+                  <m:sty m:val="p"/>
+                </m:rPr>
+                <m:t>−</m:t>
+              </m:r>
+              <m:r>
+                <m:t>6</m:t>
+              </m:r>
+              <m:r>
+                <m:rPr>
+                  <m:sty m:val="p"/>
+                </m:rPr>
+                <m:t>,</m:t>
+              </m:r>
+              <m:r>
+                <m:t>17</m:t>
+              </m:r>
+              <m:r>
+                <m:rPr>
+                  <m:sty m:val="p"/>
+                </m:rPr>
+                <m:t>×</m:t>
+              </m:r>
+              <m:r>
+                <m:t>3</m:t>
+              </m:r>
+              <m:r>
+                <m:rPr>
+                  <m:sty m:val="p"/>
+                </m:rPr>
+                <m:t>,</m:t>
+              </m:r>
+              <m:r>
+                <m:t>5</m:t>
+              </m:r>
+              <m:r>
+                <m:rPr>
+                  <m:sty m:val="p"/>
+                </m:rPr>
+                <m:t>≈</m:t>
+              </m:r>
+              <m:r>
+                <m:t>45</m:t>
+              </m:r>
+              <m:r>
+                <m:rPr>
+                  <m:sty m:val="p"/>
+                </m:rPr>
+                <m:t>,</m:t>
+              </m:r>
+              <m:r>
+                <m:t>4</m:t>
+              </m:r>
+            </m:oMath>
             <w:r>
               <w:rPr>
                 <w:rtl/>
@@ -9975,7 +12268,7 @@
               </w:rPr>
               <w:drawing>
                 <wp:inline>
-                  <wp:extent cx="2772554" cy="1260964"/>
+                  <wp:extent cx="3241548" cy="1472184"/>
                   <wp:docPr id="11" name="Picture 11"/>
                   <wp:cNvGraphicFramePr>
                     <a:graphicFrameLocks noChangeAspect="1"/>
@@ -9984,7 +12277,7 @@
                     <a:graphicData uri="http://schemas.openxmlformats.org/drawingml/2006/picture">
                       <pic:pic>
                         <pic:nvPicPr>
-                          <pic:cNvPr id="0" name="beb7114d9a1bb8fe.png"/>
+                          <pic:cNvPr id="0" name="5684f3f6a5d1f703.png"/>
                           <pic:cNvPicPr/>
                         </pic:nvPicPr>
                         <pic:blipFill>
@@ -9996,7 +12289,7 @@
                         <pic:spPr>
                           <a:xfrm>
                             <a:off x="0" y="0"/>
-                            <a:ext cx="2772554" cy="1260964"/>
+                            <a:ext cx="3241548" cy="1472184"/>
                           </a:xfrm>
                           <a:prstGeom prst="rect"/>
                         </pic:spPr>
@@ -10052,12 +12345,74 @@
               </w:rPr>
               <w:t xml:space="preserve"> </w:t>
             </w:r>
-            <w:r>
-              <w:rPr>
-                <w:rtl/>
-              </w:rPr>
-              <w:t xml:space="preserve">‎$y\approx6{,}17\times8+45{,}4\approx\RR{94{,}8}$</w:t>
-            </w:r>
+            <m:oMath>
+              <m:r>
+                <m:t>y</m:t>
+              </m:r>
+              <m:r>
+                <m:rPr>
+                  <m:sty m:val="p"/>
+                </m:rPr>
+                <m:t>≈</m:t>
+              </m:r>
+              <m:r>
+                <m:t>6</m:t>
+              </m:r>
+              <m:r>
+                <m:rPr>
+                  <m:sty m:val="p"/>
+                </m:rPr>
+                <m:t>,</m:t>
+              </m:r>
+              <m:r>
+                <m:t>17</m:t>
+              </m:r>
+              <m:r>
+                <m:rPr>
+                  <m:sty m:val="p"/>
+                </m:rPr>
+                <m:t>×</m:t>
+              </m:r>
+              <m:r>
+                <m:t>8</m:t>
+              </m:r>
+              <m:r>
+                <m:rPr>
+                  <m:sty m:val="p"/>
+                </m:rPr>
+                <m:t>+</m:t>
+              </m:r>
+              <m:r>
+                <m:t>45</m:t>
+              </m:r>
+              <m:r>
+                <m:rPr>
+                  <m:sty m:val="p"/>
+                </m:rPr>
+                <m:t>,</m:t>
+              </m:r>
+              <m:r>
+                <m:t>4</m:t>
+              </m:r>
+              <m:r>
+                <m:rPr>
+                  <m:sty m:val="p"/>
+                </m:rPr>
+                <m:t>≈</m:t>
+              </m:r>
+              <m:r>
+                <m:t>94</m:t>
+              </m:r>
+              <m:r>
+                <m:rPr>
+                  <m:sty m:val="p"/>
+                </m:rPr>
+                <m:t>,</m:t>
+              </m:r>
+              <m:r>
+                <m:t>8</m:t>
+              </m:r>
+            </m:oMath>
             <w:r>
               <w:rPr>
                 <w:rtl/>
@@ -10218,7 +12573,72 @@
               <w:rPr>
                 <w:rtl/>
               </w:rPr>
-              <w:t xml:space="preserve">: .</w:t>
+              <w:t xml:space="preserve">:</w:t>
+            </w:r>
+            <w:r>
+              <w:rPr>
+                <w:rtl/>
+              </w:rPr>
+              <w:t xml:space="preserve"> </w:t>
+            </w:r>
+            <w:r>
+              <w:rPr>
+                <w:rtl/>
+              </w:rPr>
+              <w:t xml:space="preserve">ابتداءً</w:t>
+            </w:r>
+            <w:r>
+              <w:rPr>
+                <w:rtl/>
+              </w:rPr>
+              <w:t xml:space="preserve"> </w:t>
+            </w:r>
+            <w:r>
+              <w:rPr>
+                <w:rtl/>
+              </w:rPr>
+              <w:t xml:space="preserve">من</w:t>
+            </w:r>
+            <w:r>
+              <w:rPr>
+                <w:rtl/>
+              </w:rPr>
+              <w:t xml:space="preserve"> </w:t>
+            </w:r>
+            <w:r>
+              <w:rPr>
+                <w:rtl/>
+              </w:rPr>
+              <w:t xml:space="preserve">حوالي</w:t>
+            </w:r>
+            <w:r>
+              <w:rPr>
+                <w:rtl/>
+              </w:rPr>
+              <w:t xml:space="preserve"> </w:t>
+            </w:r>
+            <m:oMath>
+              <m:r>
+                <m:t>885</m:t>
+              </m:r>
+            </m:oMath>
+            <w:r>
+              <w:rPr>
+                <w:rtl/>
+              </w:rPr>
+              <w:t xml:space="preserve"> </w:t>
+            </w:r>
+            <w:r>
+              <w:rPr>
+                <w:rtl/>
+              </w:rPr>
+              <w:t xml:space="preserve">وحدة</w:t>
+            </w:r>
+            <w:r>
+              <w:rPr>
+                <w:rtl/>
+              </w:rPr>
+              <w:t xml:space="preserve">.</w:t>
             </w:r>
           </w:p>
         </w:tc>
@@ -10916,12 +13336,33 @@
               </w:rPr>
               <w:t xml:space="preserve"> </w:t>
             </w:r>
-            <w:r>
-              <w:rPr>
-                <w:rtl/>
-              </w:rPr>
-              <w:t xml:space="preserve">‎$\RR{G(3;175)}$</w:t>
-            </w:r>
+            <m:oMath>
+              <m:r>
+                <m:t>G</m:t>
+              </m:r>
+              <m:d>
+                <m:dPr>
+                  <m:begChr m:val="("/>
+                  <m:endChr m:val=")"/>
+                  <m:sepChr m:val=""/>
+                  <m:grow/>
+                </m:dPr>
+                <m:e>
+                  <m:r>
+                    <m:t>3</m:t>
+                  </m:r>
+                  <m:r>
+                    <m:rPr>
+                      <m:sty m:val="p"/>
+                    </m:rPr>
+                    <m:t>;</m:t>
+                  </m:r>
+                  <m:r>
+                    <m:t>175</m:t>
+                  </m:r>
+                </m:e>
+              </m:d>
+            </m:oMath>
             <w:r>
               <w:rPr>
                 <w:rtl/>
@@ -10940,12 +13381,50 @@
               </w:rPr>
               <w:t xml:space="preserve"> </w:t>
             </w:r>
-            <w:r>
-              <w:rPr>
-                <w:rtl/>
-              </w:rPr>
-              <w:t xml:space="preserve">‎$\RR{y=27{,}5x+92{,}5}$</w:t>
-            </w:r>
+            <m:oMath>
+              <m:r>
+                <m:t>y</m:t>
+              </m:r>
+              <m:r>
+                <m:rPr>
+                  <m:sty m:val="p"/>
+                </m:rPr>
+                <m:t>=</m:t>
+              </m:r>
+              <m:r>
+                <m:t>27</m:t>
+              </m:r>
+              <m:r>
+                <m:rPr>
+                  <m:sty m:val="p"/>
+                </m:rPr>
+                <m:t>,</m:t>
+              </m:r>
+              <m:r>
+                <m:t>5</m:t>
+              </m:r>
+              <m:r>
+                <m:t>x</m:t>
+              </m:r>
+              <m:r>
+                <m:rPr>
+                  <m:sty m:val="p"/>
+                </m:rPr>
+                <m:t>+</m:t>
+              </m:r>
+              <m:r>
+                <m:t>92</m:t>
+              </m:r>
+              <m:r>
+                <m:rPr>
+                  <m:sty m:val="p"/>
+                </m:rPr>
+                <m:t>,</m:t>
+              </m:r>
+              <m:r>
+                <m:t>5</m:t>
+              </m:r>
+            </m:oMath>
             <w:r>
               <w:rPr>
                 <w:rtl/>
@@ -10978,12 +13457,74 @@
               </w:rPr>
               <w:t xml:space="preserve"> </w:t>
             </w:r>
-            <w:r>
-              <w:rPr>
-                <w:rtl/>
-              </w:rPr>
-              <w:t xml:space="preserve">‎$y=27{,}5\times6+92{,}5=\RR{257{,}5}$</w:t>
-            </w:r>
+            <m:oMath>
+              <m:r>
+                <m:t>y</m:t>
+              </m:r>
+              <m:r>
+                <m:rPr>
+                  <m:sty m:val="p"/>
+                </m:rPr>
+                <m:t>=</m:t>
+              </m:r>
+              <m:r>
+                <m:t>27</m:t>
+              </m:r>
+              <m:r>
+                <m:rPr>
+                  <m:sty m:val="p"/>
+                </m:rPr>
+                <m:t>,</m:t>
+              </m:r>
+              <m:r>
+                <m:t>5</m:t>
+              </m:r>
+              <m:r>
+                <m:rPr>
+                  <m:sty m:val="p"/>
+                </m:rPr>
+                <m:t>×</m:t>
+              </m:r>
+              <m:r>
+                <m:t>6</m:t>
+              </m:r>
+              <m:r>
+                <m:rPr>
+                  <m:sty m:val="p"/>
+                </m:rPr>
+                <m:t>+</m:t>
+              </m:r>
+              <m:r>
+                <m:t>92</m:t>
+              </m:r>
+              <m:r>
+                <m:rPr>
+                  <m:sty m:val="p"/>
+                </m:rPr>
+                <m:t>,</m:t>
+              </m:r>
+              <m:r>
+                <m:t>5</m:t>
+              </m:r>
+              <m:r>
+                <m:rPr>
+                  <m:sty m:val="p"/>
+                </m:rPr>
+                <m:t>=</m:t>
+              </m:r>
+              <m:r>
+                <m:t>257</m:t>
+              </m:r>
+              <m:r>
+                <m:rPr>
+                  <m:sty m:val="p"/>
+                </m:rPr>
+                <m:t>,</m:t>
+              </m:r>
+              <m:r>
+                <m:t>5</m:t>
+              </m:r>
+            </m:oMath>
             <w:r>
               <w:rPr>
                 <w:rtl/>

--- a/documents/3as_ge/modhakirat/modhakira_wahda7_3as_ge.docx
+++ b/documents/3as_ge/modhakirat/modhakira_wahda7_3as_ge.docx
@@ -249,6 +249,7 @@
               <w:rPr>
                 <w:b/>
                 <w:bCs/>
+                <w:color w:val="1F4E9C"/>
                 <w:rtl/>
               </w:rPr>
               <w:t xml:space="preserve">العناوين</w:t>
@@ -267,6 +268,7 @@
             </w:r>
             <w:r>
               <w:rPr>
+                <w:color w:val="B3261E"/>
                 <w:rtl/>
               </w:rPr>
               <w:t xml:space="preserve">النتائج</w:t>
@@ -275,13 +277,7 @@
               <w:rPr>
                 <w:rtl/>
               </w:rPr>
-              <w:t xml:space="preserve"> </w:t>
-            </w:r>
-            <w:r>
-              <w:rPr>
-                <w:rtl/>
-              </w:rPr>
-              <w:t xml:space="preserve">بلون مختلف ، وكل سؤال في سطر.</w:t>
+              <w:t xml:space="preserve"> بلون مختلف ، وكل سؤال في سطر.</w:t>
             </w:r>
           </w:p>
         </w:tc>
@@ -788,10 +784,10 @@
         <w:tblLook w:firstRow="0" w:lastRow="0" w:firstColumn="0" w:lastColumn="0" w:noHBand="0" w:noVBand="0" w:val="0000"/>
       </w:tblPr>
       <w:tblGrid>
-        <w:gridCol w:w="1084"/>
-        <w:gridCol w:w="591"/>
-        <w:gridCol w:w="7004"/>
-        <w:gridCol w:w="1183"/>
+        <w:gridCol w:w="1281"/>
+        <w:gridCol w:w="690"/>
+        <w:gridCol w:w="6511"/>
+        <w:gridCol w:w="1380"/>
       </w:tblGrid>
       <w:tr>
         <w:tc>
@@ -1015,9 +1011,11 @@
               <w:rPr>
                 <w:b/>
                 <w:bCs/>
-                <w:rtl/>
-              </w:rPr>
-              <w:t xml:space="preserve">[نشاط 01]</w:t>
+                <w:color w:val="FFFFFF"/>
+                <w:shd w:val="clear" w:color="auto" w:fill="C76B00"/>
+                <w:rtl/>
+              </w:rPr>
+              <w:t xml:space="preserve"> نشاط 01 </w:t>
             </w:r>
             <w:r>
               <w:rPr>
@@ -1095,7 +1093,7 @@
               </w:rPr>
               <w:drawing>
                 <wp:inline>
-                  <wp:extent cx="3426604" cy="211404"/>
+                  <wp:extent cx="4038656" cy="428167"/>
                   <wp:docPr id="1" name="Picture 1"/>
                   <wp:cNvGraphicFramePr>
                     <a:graphicFrameLocks noChangeAspect="1"/>
@@ -1104,7 +1102,7 @@
                     <a:graphicData uri="http://schemas.openxmlformats.org/drawingml/2006/picture">
                       <pic:pic>
                         <pic:nvPicPr>
-                          <pic:cNvPr id="0" name="7930fefe49535bc4.png"/>
+                          <pic:cNvPr id="0" name="1e645d93f8aef5ed.png"/>
                           <pic:cNvPicPr/>
                         </pic:nvPicPr>
                         <pic:blipFill>
@@ -1116,7 +1114,7 @@
                         <pic:spPr>
                           <a:xfrm>
                             <a:off x="0" y="0"/>
-                            <a:ext cx="3426604" cy="211404"/>
+                            <a:ext cx="4038656" cy="428167"/>
                           </a:xfrm>
                           <a:prstGeom prst="rect"/>
                         </pic:spPr>
@@ -1424,9 +1422,11 @@
               <w:rPr>
                 <w:b/>
                 <w:bCs/>
-                <w:rtl/>
-              </w:rPr>
-              <w:t xml:space="preserve">[مناقشة النشاط]</w:t>
+                <w:color w:val="FFFFFF"/>
+                <w:shd w:val="clear" w:color="auto" w:fill="1F4E9C"/>
+                <w:rtl/>
+              </w:rPr>
+              <w:t xml:space="preserve"> مناقشة النشاط </w:t>
             </w:r>
           </w:p>
           <w:p>
@@ -1592,6 +1592,9 @@
                 <m:t>=</m:t>
               </m:r>
               <m:r>
+                <w:rPr>
+                  <w:color w:val="B3261E"/>
+                </w:rPr>
                 <m:t>3</m:t>
               </m:r>
             </m:oMath>
@@ -1709,6 +1712,9 @@
                 <m:t>=</m:t>
               </m:r>
               <m:r>
+                <w:rPr>
+                  <w:color w:val="B3261E"/>
+                </w:rPr>
                 <m:t>175</m:t>
               </m:r>
             </m:oMath>
@@ -1726,6 +1732,9 @@
             </w:r>
             <m:oMath>
               <m:r>
+                <w:rPr>
+                  <w:color w:val="B3261E"/>
+                </w:rPr>
                 <m:t>G</m:t>
               </m:r>
               <m:d>
@@ -1737,15 +1746,24 @@
                 </m:dPr>
                 <m:e>
                   <m:r>
+                    <w:rPr>
+                      <w:color w:val="B3261E"/>
+                    </w:rPr>
                     <m:t>3</m:t>
                   </m:r>
                   <m:r>
                     <m:rPr>
                       <m:sty m:val="p"/>
                     </m:rPr>
+                    <w:rPr>
+                      <w:color w:val="B3261E"/>
+                    </w:rPr>
                     <m:t>;</m:t>
                   </m:r>
                   <m:r>
+                    <w:rPr>
+                      <w:color w:val="B3261E"/>
+                    </w:rPr>
                     <m:t>175</m:t>
                   </m:r>
                 </m:e>
@@ -1828,9 +1846,11 @@
               <w:rPr>
                 <w:b/>
                 <w:bCs/>
-                <w:rtl/>
-              </w:rPr>
-              <w:t xml:space="preserve">[تعريف]</w:t>
+                <w:color w:val="FFFFFF"/>
+                <w:shd w:val="clear" w:color="auto" w:fill="1F4E9C"/>
+                <w:rtl/>
+              </w:rPr>
+              <w:t xml:space="preserve"> تعريف </w:t>
             </w:r>
           </w:p>
           <w:p>
@@ -2086,6 +2106,9 @@
             </w:r>
             <m:oMath>
               <m:r>
+                <w:rPr>
+                  <w:color w:val="B3261E"/>
+                </w:rPr>
                 <m:t>G</m:t>
               </m:r>
               <m:d>
@@ -2102,6 +2125,9 @@
                     </m:accPr>
                     <m:e>
                       <m:r>
+                        <w:rPr>
+                          <w:color w:val="B3261E"/>
+                        </w:rPr>
                         <m:t>x</m:t>
                       </m:r>
                     </m:e>
@@ -2110,6 +2136,9 @@
                     <m:rPr>
                       <m:sty m:val="p"/>
                     </m:rPr>
+                    <w:rPr>
+                      <w:color w:val="B3261E"/>
+                    </w:rPr>
                     <m:t>;</m:t>
                   </m:r>
                   <m:acc>
@@ -2118,6 +2147,9 @@
                     </m:accPr>
                     <m:e>
                       <m:r>
+                        <w:rPr>
+                          <w:color w:val="B3261E"/>
+                        </w:rPr>
                         <m:t>y</m:t>
                       </m:r>
                     </m:e>
@@ -2372,9 +2404,11 @@
               <w:rPr>
                 <w:b/>
                 <w:bCs/>
-                <w:rtl/>
-              </w:rPr>
-              <w:t xml:space="preserve">[مثال]</w:t>
+                <w:color w:val="FFFFFF"/>
+                <w:shd w:val="clear" w:color="auto" w:fill="C76B00"/>
+                <w:rtl/>
+              </w:rPr>
+              <w:t xml:space="preserve"> مثال </w:t>
             </w:r>
             <w:r>
               <w:rPr>
@@ -2458,7 +2492,7 @@
               </w:rPr>
               <w:drawing>
                 <wp:inline>
-                  <wp:extent cx="3426604" cy="206641"/>
+                  <wp:extent cx="4038656" cy="414700"/>
                   <wp:docPr id="3" name="Picture 3"/>
                   <wp:cNvGraphicFramePr>
                     <a:graphicFrameLocks noChangeAspect="1"/>
@@ -2467,7 +2501,7 @@
                     <a:graphicData uri="http://schemas.openxmlformats.org/drawingml/2006/picture">
                       <pic:pic>
                         <pic:nvPicPr>
-                          <pic:cNvPr id="0" name="5e061f6d237e6791.png"/>
+                          <pic:cNvPr id="0" name="e5e085d2bece0b8d.png"/>
                           <pic:cNvPicPr/>
                         </pic:nvPicPr>
                         <pic:blipFill>
@@ -2479,7 +2513,7 @@
                         <pic:spPr>
                           <a:xfrm>
                             <a:off x="0" y="0"/>
-                            <a:ext cx="3426604" cy="206641"/>
+                            <a:ext cx="4038656" cy="414700"/>
                           </a:xfrm>
                           <a:prstGeom prst="rect"/>
                         </pic:spPr>
@@ -2614,15 +2648,24 @@
                 <m:t>=</m:t>
               </m:r>
               <m:r>
+                <w:rPr>
+                  <w:color w:val="B3261E"/>
+                </w:rPr>
                 <m:t>37</m:t>
               </m:r>
               <m:r>
                 <m:rPr>
                   <m:sty m:val="p"/>
                 </m:rPr>
+                <w:rPr>
+                  <w:color w:val="B3261E"/>
+                </w:rPr>
                 <m:t>,</m:t>
               </m:r>
               <m:r>
+                <w:rPr>
+                  <w:color w:val="B3261E"/>
+                </w:rPr>
                 <m:t>5</m:t>
               </m:r>
             </m:oMath>
@@ -2757,6 +2800,9 @@
                 <m:t>=</m:t>
               </m:r>
               <m:r>
+                <w:rPr>
+                  <w:color w:val="B3261E"/>
+                </w:rPr>
                 <m:t>42</m:t>
               </m:r>
             </m:oMath>
@@ -2780,6 +2826,9 @@
             </w:r>
             <m:oMath>
               <m:r>
+                <w:rPr>
+                  <w:color w:val="B3261E"/>
+                </w:rPr>
                 <m:t>G</m:t>
               </m:r>
               <m:d>
@@ -2791,24 +2840,39 @@
                 </m:dPr>
                 <m:e>
                   <m:r>
+                    <w:rPr>
+                      <w:color w:val="B3261E"/>
+                    </w:rPr>
                     <m:t>37</m:t>
                   </m:r>
                   <m:r>
                     <m:rPr>
                       <m:sty m:val="p"/>
                     </m:rPr>
+                    <w:rPr>
+                      <w:color w:val="B3261E"/>
+                    </w:rPr>
                     <m:t>,</m:t>
                   </m:r>
                   <m:r>
+                    <w:rPr>
+                      <w:color w:val="B3261E"/>
+                    </w:rPr>
                     <m:t>5</m:t>
                   </m:r>
                   <m:r>
                     <m:rPr>
                       <m:sty m:val="p"/>
                     </m:rPr>
+                    <w:rPr>
+                      <w:color w:val="B3261E"/>
+                    </w:rPr>
                     <m:t>;</m:t>
                   </m:r>
                   <m:r>
+                    <w:rPr>
+                      <w:color w:val="B3261E"/>
+                    </w:rPr>
                     <m:t>42</m:t>
                   </m:r>
                 </m:e>
@@ -2874,9 +2938,11 @@
               <w:rPr>
                 <w:b/>
                 <w:bCs/>
-                <w:rtl/>
-              </w:rPr>
-              <w:t xml:space="preserve">[ملاحظات]</w:t>
+                <w:color w:val="FFFFFF"/>
+                <w:shd w:val="clear" w:color="auto" w:fill="2E7D32"/>
+                <w:rtl/>
+              </w:rPr>
+              <w:t xml:space="preserve"> ملاحظات </w:t>
             </w:r>
             <w:r>
               <w:rPr>
@@ -2992,15 +3058,24 @@
                 <m:t>=</m:t>
               </m:r>
               <m:r>
+                <w:rPr>
+                  <w:color w:val="B3261E"/>
+                </w:rPr>
                 <m:t>2</m:t>
               </m:r>
               <m:r>
                 <m:rPr>
                   <m:sty m:val="p"/>
                 </m:rPr>
+                <w:rPr>
+                  <w:color w:val="B3261E"/>
+                </w:rPr>
                 <m:t>,</m:t>
               </m:r>
               <m:r>
+                <w:rPr>
+                  <w:color w:val="B3261E"/>
+                </w:rPr>
                 <m:t>5</m:t>
               </m:r>
             </m:oMath>
@@ -3070,9 +3145,11 @@
               <w:rPr>
                 <w:b/>
                 <w:bCs/>
-                <w:rtl/>
-              </w:rPr>
-              <w:t xml:space="preserve">[حذار]</w:t>
+                <w:color w:val="FFFFFF"/>
+                <w:shd w:val="clear" w:color="auto" w:fill="B3261E"/>
+                <w:rtl/>
+              </w:rPr>
+              <w:t xml:space="preserve"> حذار </w:t>
             </w:r>
             <w:r>
               <w:rPr>
@@ -3145,9 +3222,11 @@
               <w:rPr>
                 <w:b/>
                 <w:bCs/>
-                <w:rtl/>
-              </w:rPr>
-              <w:t xml:space="preserve">[تمرين تطبيقي]</w:t>
+                <w:color w:val="FFFFFF"/>
+                <w:shd w:val="clear" w:color="auto" w:fill="6A1B9A"/>
+                <w:rtl/>
+              </w:rPr>
+              <w:t xml:space="preserve"> تمرين تطبيقي </w:t>
             </w:r>
           </w:p>
           <w:p>
@@ -3231,7 +3310,7 @@
               </w:rPr>
               <w:drawing>
                 <wp:inline>
-                  <wp:extent cx="3426604" cy="206641"/>
+                  <wp:extent cx="4038656" cy="414700"/>
                   <wp:docPr id="4" name="Picture 4"/>
                   <wp:cNvGraphicFramePr>
                     <a:graphicFrameLocks noChangeAspect="1"/>
@@ -3240,7 +3319,7 @@
                     <a:graphicData uri="http://schemas.openxmlformats.org/drawingml/2006/picture">
                       <pic:pic>
                         <pic:nvPicPr>
-                          <pic:cNvPr id="0" name="bb7f00742308100c.png"/>
+                          <pic:cNvPr id="0" name="c32ef39be1538da4.png"/>
                           <pic:cNvPicPr/>
                         </pic:nvPicPr>
                         <pic:blipFill>
@@ -3252,7 +3331,7 @@
                         <pic:spPr>
                           <a:xfrm>
                             <a:off x="0" y="0"/>
-                            <a:ext cx="3426604" cy="206641"/>
+                            <a:ext cx="4038656" cy="414700"/>
                           </a:xfrm>
                           <a:prstGeom prst="rect"/>
                         </pic:spPr>
@@ -3446,9 +3525,11 @@
               <w:rPr>
                 <w:b/>
                 <w:bCs/>
-                <w:rtl/>
-              </w:rPr>
-              <w:t xml:space="preserve">[حل التمرين التطبيقي]</w:t>
+                <w:color w:val="FFFFFF"/>
+                <w:shd w:val="clear" w:color="auto" w:fill="C76B00"/>
+                <w:rtl/>
+              </w:rPr>
+              <w:t xml:space="preserve"> حل التمرين التطبيقي </w:t>
             </w:r>
           </w:p>
           <w:p>
@@ -3509,15 +3590,24 @@
                 <m:t>=</m:t>
               </m:r>
               <m:r>
+                <w:rPr>
+                  <w:color w:val="B3261E"/>
+                </w:rPr>
                 <m:t>3</m:t>
               </m:r>
               <m:r>
                 <m:rPr>
                   <m:sty m:val="p"/>
                 </m:rPr>
+                <w:rPr>
+                  <w:color w:val="B3261E"/>
+                </w:rPr>
                 <m:t>,</m:t>
               </m:r>
               <m:r>
+                <w:rPr>
+                  <w:color w:val="B3261E"/>
+                </w:rPr>
                 <m:t>5</m:t>
               </m:r>
             </m:oMath>
@@ -3644,6 +3734,9 @@
                 <m:t>=</m:t>
               </m:r>
               <m:r>
+                <w:rPr>
+                  <w:color w:val="B3261E"/>
+                </w:rPr>
                 <m:t>21</m:t>
               </m:r>
             </m:oMath>
@@ -3675,6 +3768,9 @@
             </w:r>
             <m:oMath>
               <m:r>
+                <w:rPr>
+                  <w:color w:val="B3261E"/>
+                </w:rPr>
                 <m:t>G</m:t>
               </m:r>
               <m:d>
@@ -3686,24 +3782,39 @@
                 </m:dPr>
                 <m:e>
                   <m:r>
+                    <w:rPr>
+                      <w:color w:val="B3261E"/>
+                    </w:rPr>
                     <m:t>3</m:t>
                   </m:r>
                   <m:r>
                     <m:rPr>
                       <m:sty m:val="p"/>
                     </m:rPr>
+                    <w:rPr>
+                      <w:color w:val="B3261E"/>
+                    </w:rPr>
                     <m:t>,</m:t>
                   </m:r>
                   <m:r>
+                    <w:rPr>
+                      <w:color w:val="B3261E"/>
+                    </w:rPr>
                     <m:t>5</m:t>
                   </m:r>
                   <m:r>
                     <m:rPr>
                       <m:sty m:val="p"/>
                     </m:rPr>
+                    <w:rPr>
+                      <w:color w:val="B3261E"/>
+                    </w:rPr>
                     <m:t>;</m:t>
                   </m:r>
                   <m:r>
+                    <w:rPr>
+                      <w:color w:val="B3261E"/>
+                    </w:rPr>
                     <m:t>21</m:t>
                   </m:r>
                 </m:e>
@@ -4269,10 +4380,10 @@
         <w:tblLook w:firstRow="0" w:lastRow="0" w:firstColumn="0" w:lastColumn="0" w:noHBand="0" w:noVBand="0" w:val="0000"/>
       </w:tblPr>
       <w:tblGrid>
-        <w:gridCol w:w="1084"/>
-        <w:gridCol w:w="591"/>
-        <w:gridCol w:w="7004"/>
-        <w:gridCol w:w="1183"/>
+        <w:gridCol w:w="1281"/>
+        <w:gridCol w:w="690"/>
+        <w:gridCol w:w="6511"/>
+        <w:gridCol w:w="1380"/>
       </w:tblGrid>
       <w:tr>
         <w:tc>
@@ -4496,9 +4607,11 @@
               <w:rPr>
                 <w:b/>
                 <w:bCs/>
-                <w:rtl/>
-              </w:rPr>
-              <w:t xml:space="preserve">[نشاط 02]</w:t>
+                <w:color w:val="FFFFFF"/>
+                <w:shd w:val="clear" w:color="auto" w:fill="C76B00"/>
+                <w:rtl/>
+              </w:rPr>
+              <w:t xml:space="preserve"> نشاط 02 </w:t>
             </w:r>
           </w:p>
           <w:p>
@@ -4674,9 +4787,11 @@
               <w:rPr>
                 <w:b/>
                 <w:bCs/>
-                <w:rtl/>
-              </w:rPr>
-              <w:t xml:space="preserve">[مناقشة النشاط]</w:t>
+                <w:color w:val="FFFFFF"/>
+                <w:shd w:val="clear" w:color="auto" w:fill="1F4E9C"/>
+                <w:rtl/>
+              </w:rPr>
+              <w:t xml:space="preserve"> مناقشة النشاط </w:t>
             </w:r>
           </w:p>
           <w:p>
@@ -4738,22 +4853,34 @@
             </w:r>
             <m:oMath>
               <m:r>
+                <w:rPr>
+                  <w:color w:val="B3261E"/>
+                </w:rPr>
                 <m:t>S</m:t>
               </m:r>
               <m:r>
                 <m:rPr>
                   <m:sty m:val="p"/>
                 </m:rPr>
+                <w:rPr>
+                  <w:color w:val="B3261E"/>
+                </w:rPr>
                 <m:t>=</m:t>
               </m:r>
               <m:sSub>
                 <m:e>
                   <m:r>
+                    <w:rPr>
+                      <w:color w:val="B3261E"/>
+                    </w:rPr>
                     <m:t>M</m:t>
                   </m:r>
                 </m:e>
                 <m:sub>
                   <m:r>
+                    <w:rPr>
+                      <w:color w:val="B3261E"/>
+                    </w:rPr>
                     <m:t>1</m:t>
                   </m:r>
                 </m:sub>
@@ -4761,16 +4888,25 @@
               <m:sSubSup>
                 <m:e>
                   <m:r>
+                    <w:rPr>
+                      <w:color w:val="B3261E"/>
+                    </w:rPr>
                     <m:t>P</m:t>
                   </m:r>
                 </m:e>
                 <m:sub>
                   <m:r>
+                    <w:rPr>
+                      <w:color w:val="B3261E"/>
+                    </w:rPr>
                     <m:t>1</m:t>
                   </m:r>
                 </m:sub>
                 <m:sup>
                   <m:r>
+                    <w:rPr>
+                      <w:color w:val="B3261E"/>
+                    </w:rPr>
                     <m:t>2</m:t>
                   </m:r>
                 </m:sup>
@@ -4779,16 +4915,25 @@
                 <m:rPr>
                   <m:sty m:val="p"/>
                 </m:rPr>
+                <w:rPr>
+                  <w:color w:val="B3261E"/>
+                </w:rPr>
                 <m:t>+</m:t>
               </m:r>
               <m:sSub>
                 <m:e>
                   <m:r>
+                    <w:rPr>
+                      <w:color w:val="B3261E"/>
+                    </w:rPr>
                     <m:t>M</m:t>
                   </m:r>
                 </m:e>
                 <m:sub>
                   <m:r>
+                    <w:rPr>
+                      <w:color w:val="B3261E"/>
+                    </w:rPr>
                     <m:t>2</m:t>
                   </m:r>
                 </m:sub>
@@ -4796,16 +4941,25 @@
               <m:sSubSup>
                 <m:e>
                   <m:r>
+                    <w:rPr>
+                      <w:color w:val="B3261E"/>
+                    </w:rPr>
                     <m:t>P</m:t>
                   </m:r>
                 </m:e>
                 <m:sub>
                   <m:r>
+                    <w:rPr>
+                      <w:color w:val="B3261E"/>
+                    </w:rPr>
                     <m:t>2</m:t>
                   </m:r>
                 </m:sub>
                 <m:sup>
                   <m:r>
+                    <w:rPr>
+                      <w:color w:val="B3261E"/>
+                    </w:rPr>
                     <m:t>2</m:t>
                   </m:r>
                 </m:sup>
@@ -4814,28 +4968,43 @@
                 <m:rPr>
                   <m:sty m:val="p"/>
                 </m:rPr>
+                <w:rPr>
+                  <w:color w:val="B3261E"/>
+                </w:rPr>
                 <m:t>+</m:t>
               </m:r>
               <m:r>
                 <m:rPr>
                   <m:sty m:val="p"/>
                 </m:rPr>
+                <w:rPr>
+                  <w:color w:val="B3261E"/>
+                </w:rPr>
                 <m:t>…</m:t>
               </m:r>
               <m:r>
                 <m:rPr>
                   <m:sty m:val="p"/>
                 </m:rPr>
+                <w:rPr>
+                  <w:color w:val="B3261E"/>
+                </w:rPr>
                 <m:t>+</m:t>
               </m:r>
               <m:sSub>
                 <m:e>
                   <m:r>
+                    <w:rPr>
+                      <w:color w:val="B3261E"/>
+                    </w:rPr>
                     <m:t>M</m:t>
                   </m:r>
                 </m:e>
                 <m:sub>
                   <m:r>
+                    <w:rPr>
+                      <w:color w:val="B3261E"/>
+                    </w:rPr>
                     <m:t>n</m:t>
                   </m:r>
                 </m:sub>
@@ -4843,16 +5012,25 @@
               <m:sSubSup>
                 <m:e>
                   <m:r>
+                    <w:rPr>
+                      <w:color w:val="B3261E"/>
+                    </w:rPr>
                     <m:t>P</m:t>
                   </m:r>
                 </m:e>
                 <m:sub>
                   <m:r>
+                    <w:rPr>
+                      <w:color w:val="B3261E"/>
+                    </w:rPr>
                     <m:t>n</m:t>
                   </m:r>
                 </m:sub>
                 <m:sup>
                   <m:r>
+                    <w:rPr>
+                      <w:color w:val="B3261E"/>
+                    </w:rPr>
                     <m:t>2</m:t>
                   </m:r>
                 </m:sup>
@@ -4936,9 +5114,11 @@
               <w:rPr>
                 <w:b/>
                 <w:bCs/>
-                <w:rtl/>
-              </w:rPr>
-              <w:t xml:space="preserve">[تعريف]</w:t>
+                <w:color w:val="FFFFFF"/>
+                <w:shd w:val="clear" w:color="auto" w:fill="1F4E9C"/>
+                <w:rtl/>
+              </w:rPr>
+              <w:t xml:space="preserve"> تعريف </w:t>
             </w:r>
             <w:r>
               <w:rPr>
@@ -5105,9 +5285,11 @@
               <w:rPr>
                 <w:b/>
                 <w:bCs/>
-                <w:rtl/>
-              </w:rPr>
-              <w:t xml:space="preserve">[المربعات الدنيا (تُقبل)]</w:t>
+                <w:color w:val="FFFFFF"/>
+                <w:shd w:val="clear" w:color="auto" w:fill="B3261E"/>
+                <w:rtl/>
+              </w:rPr>
+              <w:t xml:space="preserve"> المربعات الدنيا (تُقبل) </w:t>
             </w:r>
             <w:r>
               <w:rPr>
@@ -5190,12 +5372,18 @@
             </w:pPr>
             <m:oMath>
               <m:r>
+                <w:rPr>
+                  <w:color w:val="B3261E"/>
+                </w:rPr>
                 <m:t>a</m:t>
               </m:r>
               <m:r>
                 <m:rPr>
                   <m:sty m:val="p"/>
                 </m:rPr>
+                <w:rPr>
+                  <w:color w:val="B3261E"/>
+                </w:rPr>
                 <m:t>=</m:t>
               </m:r>
               <m:f>
@@ -5209,11 +5397,17 @@
                     </m:fPr>
                     <m:num>
                       <m:r>
+                        <w:rPr>
+                          <w:color w:val="B3261E"/>
+                        </w:rPr>
                         <m:t>1</m:t>
                       </m:r>
                     </m:num>
                     <m:den>
                       <m:r>
+                        <w:rPr>
+                          <w:color w:val="B3261E"/>
+                        </w:rPr>
                         <m:t>n</m:t>
                       </m:r>
                     </m:den>
@@ -5222,16 +5416,25 @@
                     <m:rPr>
                       <m:sty m:val="p"/>
                     </m:rPr>
+                    <w:rPr>
+                      <w:color w:val="B3261E"/>
+                    </w:rPr>
                     <m:t>∑</m:t>
                   </m:r>
                   <m:sSub>
                     <m:e>
                       <m:r>
+                        <w:rPr>
+                          <w:color w:val="B3261E"/>
+                        </w:rPr>
                         <m:t>x</m:t>
                       </m:r>
                     </m:e>
                     <m:sub>
                       <m:r>
+                        <w:rPr>
+                          <w:color w:val="B3261E"/>
+                        </w:rPr>
                         <m:t>i</m:t>
                       </m:r>
                     </m:sub>
@@ -5239,11 +5442,17 @@
                   <m:sSub>
                     <m:e>
                       <m:r>
+                        <w:rPr>
+                          <w:color w:val="B3261E"/>
+                        </w:rPr>
                         <m:t>y</m:t>
                       </m:r>
                     </m:e>
                     <m:sub>
                       <m:r>
+                        <w:rPr>
+                          <w:color w:val="B3261E"/>
+                        </w:rPr>
                         <m:t>i</m:t>
                       </m:r>
                     </m:sub>
@@ -5252,6 +5461,9 @@
                     <m:rPr>
                       <m:sty m:val="p"/>
                     </m:rPr>
+                    <w:rPr>
+                      <w:color w:val="B3261E"/>
+                    </w:rPr>
                     <m:t>−</m:t>
                   </m:r>
                   <m:acc>
@@ -5260,11 +5472,17 @@
                     </m:accPr>
                     <m:e>
                       <m:r>
+                        <w:rPr>
+                          <w:color w:val="B3261E"/>
+                        </w:rPr>
                         <m:t>x</m:t>
                       </m:r>
                     </m:e>
                   </m:acc>
                   <m:r>
+                    <w:rPr>
+                      <w:color w:val="B3261E"/>
+                    </w:rPr>
                     <m:t> </m:t>
                   </m:r>
                   <m:acc>
@@ -5273,6 +5491,9 @@
                     </m:accPr>
                     <m:e>
                       <m:r>
+                        <w:rPr>
+                          <w:color w:val="B3261E"/>
+                        </w:rPr>
                         <m:t>y</m:t>
                       </m:r>
                     </m:e>
@@ -5285,11 +5506,17 @@
                     </m:fPr>
                     <m:num>
                       <m:r>
+                        <w:rPr>
+                          <w:color w:val="B3261E"/>
+                        </w:rPr>
                         <m:t>1</m:t>
                       </m:r>
                     </m:num>
                     <m:den>
                       <m:r>
+                        <w:rPr>
+                          <w:color w:val="B3261E"/>
+                        </w:rPr>
                         <m:t>n</m:t>
                       </m:r>
                     </m:den>
@@ -5298,6 +5525,9 @@
                     <m:rPr>
                       <m:sty m:val="p"/>
                     </m:rPr>
+                    <w:rPr>
+                      <w:color w:val="B3261E"/>
+                    </w:rPr>
                     <m:t>∑</m:t>
                   </m:r>
                   <m:sSup>
@@ -5313,11 +5543,17 @@
                           <m:sSub>
                             <m:e>
                               <m:r>
+                                <w:rPr>
+                                  <w:color w:val="B3261E"/>
+                                </w:rPr>
                                 <m:t>x</m:t>
                               </m:r>
                             </m:e>
                             <m:sub>
                               <m:r>
+                                <w:rPr>
+                                  <w:color w:val="B3261E"/>
+                                </w:rPr>
                                 <m:t>i</m:t>
                               </m:r>
                             </m:sub>
@@ -5326,6 +5562,9 @@
                             <m:rPr>
                               <m:sty m:val="p"/>
                             </m:rPr>
+                            <w:rPr>
+                              <w:color w:val="B3261E"/>
+                            </w:rPr>
                             <m:t>−</m:t>
                           </m:r>
                           <m:acc>
@@ -5334,6 +5573,9 @@
                             </m:accPr>
                             <m:e>
                               <m:r>
+                                <w:rPr>
+                                  <w:color w:val="B3261E"/>
+                                </w:rPr>
                                 <m:t>x</m:t>
                               </m:r>
                             </m:e>
@@ -5343,6 +5585,9 @@
                     </m:e>
                     <m:sup>
                       <m:r>
+                        <w:rPr>
+                          <w:color w:val="B3261E"/>
+                        </w:rPr>
                         <m:t>2</m:t>
                       </m:r>
                     </m:sup>
@@ -5370,12 +5615,18 @@
             </w:r>
             <m:oMath>
               <m:r>
+                <w:rPr>
+                  <w:color w:val="B3261E"/>
+                </w:rPr>
                 <m:t>b</m:t>
               </m:r>
               <m:r>
                 <m:rPr>
                   <m:sty m:val="p"/>
                 </m:rPr>
+                <w:rPr>
+                  <w:color w:val="B3261E"/>
+                </w:rPr>
                 <m:t>=</m:t>
               </m:r>
               <m:acc>
@@ -5384,6 +5635,9 @@
                 </m:accPr>
                 <m:e>
                   <m:r>
+                    <w:rPr>
+                      <w:color w:val="B3261E"/>
+                    </w:rPr>
                     <m:t>y</m:t>
                   </m:r>
                 </m:e>
@@ -5392,9 +5646,15 @@
                 <m:rPr>
                   <m:sty m:val="p"/>
                 </m:rPr>
+                <w:rPr>
+                  <w:color w:val="B3261E"/>
+                </w:rPr>
                 <m:t>−</m:t>
               </m:r>
               <m:r>
+                <w:rPr>
+                  <w:color w:val="B3261E"/>
+                </w:rPr>
                 <m:t>a</m:t>
               </m:r>
               <m:acc>
@@ -5403,6 +5663,9 @@
                 </m:accPr>
                 <m:e>
                   <m:r>
+                    <w:rPr>
+                      <w:color w:val="B3261E"/>
+                    </w:rPr>
                     <m:t>x</m:t>
                   </m:r>
                 </m:e>
@@ -5467,9 +5730,11 @@
               <w:rPr>
                 <w:b/>
                 <w:bCs/>
-                <w:rtl/>
-              </w:rPr>
-              <w:t xml:space="preserve">[مثال]</w:t>
+                <w:color w:val="FFFFFF"/>
+                <w:shd w:val="clear" w:color="auto" w:fill="C76B00"/>
+                <w:rtl/>
+              </w:rPr>
+              <w:t xml:space="preserve"> مثال </w:t>
             </w:r>
             <w:r>
               <w:rPr>
@@ -5489,7 +5754,7 @@
               </w:rPr>
               <w:drawing>
                 <wp:inline>
-                  <wp:extent cx="3426604" cy="406469"/>
+                  <wp:extent cx="4038656" cy="814456"/>
                   <wp:docPr id="5" name="Picture 5"/>
                   <wp:cNvGraphicFramePr>
                     <a:graphicFrameLocks noChangeAspect="1"/>
@@ -5498,7 +5763,7 @@
                     <a:graphicData uri="http://schemas.openxmlformats.org/drawingml/2006/picture">
                       <pic:pic>
                         <pic:nvPicPr>
-                          <pic:cNvPr id="0" name="104b03f6fcf7c233.png"/>
+                          <pic:cNvPr id="0" name="e2f9aaebeb3540c9.png"/>
                           <pic:cNvPicPr/>
                         </pic:nvPicPr>
                         <pic:blipFill>
@@ -5510,7 +5775,7 @@
                         <pic:spPr>
                           <a:xfrm>
                             <a:off x="0" y="0"/>
-                            <a:ext cx="3426604" cy="406469"/>
+                            <a:ext cx="4038656" cy="814456"/>
                           </a:xfrm>
                           <a:prstGeom prst="rect"/>
                         </pic:spPr>
@@ -5880,15 +6145,24 @@
                 <m:t>=</m:t>
               </m:r>
               <m:r>
+                <w:rPr>
+                  <w:color w:val="B3261E"/>
+                </w:rPr>
                 <m:t>27</m:t>
               </m:r>
               <m:r>
                 <m:rPr>
                   <m:sty m:val="p"/>
                 </m:rPr>
+                <w:rPr>
+                  <w:color w:val="B3261E"/>
+                </w:rPr>
                 <m:t>,</m:t>
               </m:r>
               <m:r>
+                <w:rPr>
+                  <w:color w:val="B3261E"/>
+                </w:rPr>
                 <m:t>5</m:t>
               </m:r>
             </m:oMath>
@@ -5957,15 +6231,24 @@
                 <m:t>=</m:t>
               </m:r>
               <m:r>
+                <w:rPr>
+                  <w:color w:val="B3261E"/>
+                </w:rPr>
                 <m:t>92</m:t>
               </m:r>
               <m:r>
                 <m:rPr>
                   <m:sty m:val="p"/>
                 </m:rPr>
+                <w:rPr>
+                  <w:color w:val="B3261E"/>
+                </w:rPr>
                 <m:t>,</m:t>
               </m:r>
               <m:r>
+                <w:rPr>
+                  <w:color w:val="B3261E"/>
+                </w:rPr>
                 <m:t>5</m:t>
               </m:r>
             </m:oMath>
@@ -5983,45 +6266,75 @@
             </w:r>
             <m:oMath>
               <m:r>
+                <w:rPr>
+                  <w:color w:val="B3261E"/>
+                </w:rPr>
                 <m:t>y</m:t>
               </m:r>
               <m:r>
                 <m:rPr>
                   <m:sty m:val="p"/>
                 </m:rPr>
+                <w:rPr>
+                  <w:color w:val="B3261E"/>
+                </w:rPr>
                 <m:t>=</m:t>
               </m:r>
               <m:r>
+                <w:rPr>
+                  <w:color w:val="B3261E"/>
+                </w:rPr>
                 <m:t>27</m:t>
               </m:r>
               <m:r>
                 <m:rPr>
                   <m:sty m:val="p"/>
                 </m:rPr>
+                <w:rPr>
+                  <w:color w:val="B3261E"/>
+                </w:rPr>
                 <m:t>,</m:t>
               </m:r>
               <m:r>
+                <w:rPr>
+                  <w:color w:val="B3261E"/>
+                </w:rPr>
                 <m:t>5</m:t>
               </m:r>
               <m:r>
+                <w:rPr>
+                  <w:color w:val="B3261E"/>
+                </w:rPr>
                 <m:t>x</m:t>
               </m:r>
               <m:r>
                 <m:rPr>
                   <m:sty m:val="p"/>
                 </m:rPr>
+                <w:rPr>
+                  <w:color w:val="B3261E"/>
+                </w:rPr>
                 <m:t>+</m:t>
               </m:r>
               <m:r>
+                <w:rPr>
+                  <w:color w:val="B3261E"/>
+                </w:rPr>
                 <m:t>92</m:t>
               </m:r>
               <m:r>
                 <m:rPr>
                   <m:sty m:val="p"/>
                 </m:rPr>
+                <w:rPr>
+                  <w:color w:val="B3261E"/>
+                </w:rPr>
                 <m:t>,</m:t>
               </m:r>
               <m:r>
+                <w:rPr>
+                  <w:color w:val="B3261E"/>
+                </w:rPr>
                 <m:t>5</m:t>
               </m:r>
             </m:oMath>
@@ -6128,9 +6441,11 @@
               <w:rPr>
                 <w:b/>
                 <w:bCs/>
-                <w:rtl/>
-              </w:rPr>
-              <w:t xml:space="preserve">[ملاحظات]</w:t>
+                <w:color w:val="FFFFFF"/>
+                <w:shd w:val="clear" w:color="auto" w:fill="2E7D32"/>
+                <w:rtl/>
+              </w:rPr>
+              <w:t xml:space="preserve"> ملاحظات </w:t>
             </w:r>
             <w:r>
               <w:rPr>
@@ -6192,9 +6507,11 @@
               <w:rPr>
                 <w:b/>
                 <w:bCs/>
-                <w:rtl/>
-              </w:rPr>
-              <w:t xml:space="preserve">[حذار]</w:t>
+                <w:color w:val="FFFFFF"/>
+                <w:shd w:val="clear" w:color="auto" w:fill="B3261E"/>
+                <w:rtl/>
+              </w:rPr>
+              <w:t xml:space="preserve"> حذار </w:t>
             </w:r>
             <w:r>
               <w:rPr>
@@ -6284,9 +6601,11 @@
               <w:rPr>
                 <w:b/>
                 <w:bCs/>
-                <w:rtl/>
-              </w:rPr>
-              <w:t xml:space="preserve">[تمرين تطبيقي]</w:t>
+                <w:color w:val="FFFFFF"/>
+                <w:shd w:val="clear" w:color="auto" w:fill="6A1B9A"/>
+                <w:rtl/>
+              </w:rPr>
+              <w:t xml:space="preserve"> تمرين تطبيقي </w:t>
             </w:r>
           </w:p>
           <w:p>
@@ -6370,7 +6689,7 @@
               </w:rPr>
               <w:drawing>
                 <wp:inline>
-                  <wp:extent cx="3426604" cy="206641"/>
+                  <wp:extent cx="4038656" cy="414700"/>
                   <wp:docPr id="7" name="Picture 7"/>
                   <wp:cNvGraphicFramePr>
                     <a:graphicFrameLocks noChangeAspect="1"/>
@@ -6379,7 +6698,7 @@
                     <a:graphicData uri="http://schemas.openxmlformats.org/drawingml/2006/picture">
                       <pic:pic>
                         <pic:nvPicPr>
-                          <pic:cNvPr id="0" name="458397ea2769ddc9.png"/>
+                          <pic:cNvPr id="0" name="365231ee147d24c2.png"/>
                           <pic:cNvPicPr/>
                         </pic:nvPicPr>
                         <pic:blipFill>
@@ -6391,7 +6710,7 @@
                         <pic:spPr>
                           <a:xfrm>
                             <a:off x="0" y="0"/>
-                            <a:ext cx="3426604" cy="206641"/>
+                            <a:ext cx="4038656" cy="414700"/>
                           </a:xfrm>
                           <a:prstGeom prst="rect"/>
                         </pic:spPr>
@@ -6600,9 +6919,11 @@
               <w:rPr>
                 <w:b/>
                 <w:bCs/>
-                <w:rtl/>
-              </w:rPr>
-              <w:t xml:space="preserve">[حل التمرين التطبيقي]</w:t>
+                <w:color w:val="FFFFFF"/>
+                <w:shd w:val="clear" w:color="auto" w:fill="C76B00"/>
+                <w:rtl/>
+              </w:rPr>
+              <w:t xml:space="preserve"> حل التمرين التطبيقي </w:t>
             </w:r>
           </w:p>
           <w:p>
@@ -6642,15 +6963,24 @@
                 <m:t>=</m:t>
               </m:r>
               <m:r>
+                <w:rPr>
+                  <w:color w:val="B3261E"/>
+                </w:rPr>
                 <m:t>3</m:t>
               </m:r>
               <m:r>
                 <m:rPr>
                   <m:sty m:val="p"/>
                 </m:rPr>
+                <w:rPr>
+                  <w:color w:val="B3261E"/>
+                </w:rPr>
                 <m:t>,</m:t>
               </m:r>
               <m:r>
+                <w:rPr>
+                  <w:color w:val="B3261E"/>
+                </w:rPr>
                 <m:t>5</m:t>
               </m:r>
             </m:oMath>
@@ -6720,15 +7050,24 @@
                 <m:t>=</m:t>
               </m:r>
               <m:r>
+                <w:rPr>
+                  <w:color w:val="B3261E"/>
+                </w:rPr>
                 <m:t>3</m:t>
               </m:r>
               <m:r>
                 <m:rPr>
                   <m:sty m:val="p"/>
                 </m:rPr>
+                <w:rPr>
+                  <w:color w:val="B3261E"/>
+                </w:rPr>
                 <m:t>,</m:t>
               </m:r>
               <m:r>
+                <w:rPr>
+                  <w:color w:val="B3261E"/>
+                </w:rPr>
                 <m:t>1</m:t>
               </m:r>
             </m:oMath>
@@ -7087,15 +7426,24 @@
                 <m:t>≈</m:t>
               </m:r>
               <m:r>
+                <w:rPr>
+                  <w:color w:val="B3261E"/>
+                </w:rPr>
                 <m:t>0</m:t>
               </m:r>
               <m:r>
                 <m:rPr>
                   <m:sty m:val="p"/>
                 </m:rPr>
+                <w:rPr>
+                  <w:color w:val="B3261E"/>
+                </w:rPr>
                 <m:t>,</m:t>
               </m:r>
               <m:r>
+                <w:rPr>
+                  <w:color w:val="B3261E"/>
+                </w:rPr>
                 <m:t>406</m:t>
               </m:r>
             </m:oMath>
@@ -7182,15 +7530,24 @@
                 <m:t>≈</m:t>
               </m:r>
               <m:r>
+                <w:rPr>
+                  <w:color w:val="B3261E"/>
+                </w:rPr>
                 <m:t>1</m:t>
               </m:r>
               <m:r>
                 <m:rPr>
                   <m:sty m:val="p"/>
                 </m:rPr>
+                <w:rPr>
+                  <w:color w:val="B3261E"/>
+                </w:rPr>
                 <m:t>,</m:t>
               </m:r>
               <m:r>
+                <w:rPr>
+                  <w:color w:val="B3261E"/>
+                </w:rPr>
                 <m:t>68</m:t>
               </m:r>
             </m:oMath>
@@ -7208,45 +7565,75 @@
             </w:r>
             <m:oMath>
               <m:r>
+                <w:rPr>
+                  <w:color w:val="B3261E"/>
+                </w:rPr>
                 <m:t>y</m:t>
               </m:r>
               <m:r>
                 <m:rPr>
                   <m:sty m:val="p"/>
                 </m:rPr>
+                <w:rPr>
+                  <w:color w:val="B3261E"/>
+                </w:rPr>
                 <m:t>=</m:t>
               </m:r>
               <m:r>
+                <w:rPr>
+                  <w:color w:val="B3261E"/>
+                </w:rPr>
                 <m:t>0</m:t>
               </m:r>
               <m:r>
                 <m:rPr>
                   <m:sty m:val="p"/>
                 </m:rPr>
+                <w:rPr>
+                  <w:color w:val="B3261E"/>
+                </w:rPr>
                 <m:t>,</m:t>
               </m:r>
               <m:r>
+                <w:rPr>
+                  <w:color w:val="B3261E"/>
+                </w:rPr>
                 <m:t>406</m:t>
               </m:r>
               <m:r>
+                <w:rPr>
+                  <w:color w:val="B3261E"/>
+                </w:rPr>
                 <m:t>x</m:t>
               </m:r>
               <m:r>
                 <m:rPr>
                   <m:sty m:val="p"/>
                 </m:rPr>
+                <w:rPr>
+                  <w:color w:val="B3261E"/>
+                </w:rPr>
                 <m:t>+</m:t>
               </m:r>
               <m:r>
+                <w:rPr>
+                  <w:color w:val="B3261E"/>
+                </w:rPr>
                 <m:t>1</m:t>
               </m:r>
               <m:r>
                 <m:rPr>
                   <m:sty m:val="p"/>
                 </m:rPr>
+                <w:rPr>
+                  <w:color w:val="B3261E"/>
+                </w:rPr>
                 <m:t>,</m:t>
               </m:r>
               <m:r>
+                <w:rPr>
+                  <w:color w:val="B3261E"/>
+                </w:rPr>
                 <m:t>68</m:t>
               </m:r>
             </m:oMath>
@@ -7940,10 +8327,10 @@
         <w:tblLook w:firstRow="0" w:lastRow="0" w:firstColumn="0" w:lastColumn="0" w:noHBand="0" w:noVBand="0" w:val="0000"/>
       </w:tblPr>
       <w:tblGrid>
-        <w:gridCol w:w="1084"/>
-        <w:gridCol w:w="591"/>
-        <w:gridCol w:w="7004"/>
-        <w:gridCol w:w="1183"/>
+        <w:gridCol w:w="1281"/>
+        <w:gridCol w:w="690"/>
+        <w:gridCol w:w="6511"/>
+        <w:gridCol w:w="1380"/>
       </w:tblGrid>
       <w:tr>
         <w:tc>
@@ -8223,9 +8610,11 @@
               <w:rPr>
                 <w:b/>
                 <w:bCs/>
-                <w:rtl/>
-              </w:rPr>
-              <w:t xml:space="preserve">[نشاط 03]</w:t>
+                <w:color w:val="FFFFFF"/>
+                <w:shd w:val="clear" w:color="auto" w:fill="C76B00"/>
+                <w:rtl/>
+              </w:rPr>
+              <w:t xml:space="preserve"> نشاط 03 </w:t>
             </w:r>
           </w:p>
           <w:p>
@@ -8401,9 +8790,11 @@
               <w:rPr>
                 <w:b/>
                 <w:bCs/>
-                <w:rtl/>
-              </w:rPr>
-              <w:t xml:space="preserve">[مناقشة النشاط]</w:t>
+                <w:color w:val="FFFFFF"/>
+                <w:shd w:val="clear" w:color="auto" w:fill="1F4E9C"/>
+                <w:rtl/>
+              </w:rPr>
+              <w:t xml:space="preserve"> مناقشة النشاط </w:t>
             </w:r>
           </w:p>
           <w:p>
@@ -8481,6 +8872,9 @@
                 <m:t>=</m:t>
               </m:r>
               <m:r>
+                <w:rPr>
+                  <w:color w:val="B3261E"/>
+                </w:rPr>
                 <m:t>285</m:t>
               </m:r>
             </m:oMath>
@@ -8601,15 +8995,24 @@
                 <m:t>=</m:t>
               </m:r>
               <m:r>
+                <w:rPr>
+                  <w:color w:val="B3261E"/>
+                </w:rPr>
                 <m:t>161</m:t>
               </m:r>
               <m:r>
                 <m:rPr>
                   <m:sty m:val="p"/>
                 </m:rPr>
+                <w:rPr>
+                  <w:color w:val="B3261E"/>
+                </w:rPr>
                 <m:t>,</m:t>
               </m:r>
               <m:r>
+                <w:rPr>
+                  <w:color w:val="B3261E"/>
+                </w:rPr>
                 <m:t>25</m:t>
               </m:r>
             </m:oMath>
@@ -8704,9 +9107,11 @@
               <w:rPr>
                 <w:b/>
                 <w:bCs/>
-                <w:rtl/>
-              </w:rPr>
-              <w:t xml:space="preserve">[تعريف]</w:t>
+                <w:color w:val="FFFFFF"/>
+                <w:shd w:val="clear" w:color="auto" w:fill="1F4E9C"/>
+                <w:rtl/>
+              </w:rPr>
+              <w:t xml:space="preserve"> تعريف </w:t>
             </w:r>
           </w:p>
           <w:p>
@@ -8861,9 +9266,11 @@
               <w:rPr>
                 <w:b/>
                 <w:bCs/>
-                <w:rtl/>
-              </w:rPr>
-              <w:t xml:space="preserve">[تعديل أسي]</w:t>
+                <w:color w:val="FFFFFF"/>
+                <w:shd w:val="clear" w:color="auto" w:fill="6A1B9A"/>
+                <w:rtl/>
+              </w:rPr>
+              <w:t xml:space="preserve"> تعديل أسي </w:t>
             </w:r>
             <w:r>
               <w:rPr>
@@ -9026,34 +9433,55 @@
             </w:r>
             <m:oMath>
               <m:r>
+                <w:rPr>
+                  <w:color w:val="B3261E"/>
+                </w:rPr>
                 <m:t>y</m:t>
               </m:r>
               <m:r>
                 <m:rPr>
                   <m:sty m:val="p"/>
                 </m:rPr>
+                <w:rPr>
+                  <w:color w:val="B3261E"/>
+                </w:rPr>
                 <m:t>=</m:t>
               </m:r>
               <m:sSup>
                 <m:e>
                   <m:r>
+                    <w:rPr>
+                      <w:color w:val="B3261E"/>
+                    </w:rPr>
                     <m:t>e</m:t>
                   </m:r>
                 </m:e>
                 <m:sup>
                   <m:r>
+                    <w:rPr>
+                      <w:color w:val="B3261E"/>
+                    </w:rPr>
                     <m:t>a</m:t>
                   </m:r>
                   <m:r>
+                    <w:rPr>
+                      <w:color w:val="B3261E"/>
+                    </w:rPr>
                     <m:t>x</m:t>
                   </m:r>
                   <m:r>
                     <m:rPr>
                       <m:sty m:val="p"/>
                     </m:rPr>
+                    <w:rPr>
+                      <w:color w:val="B3261E"/>
+                    </w:rPr>
                     <m:t>+</m:t>
                   </m:r>
                   <m:r>
+                    <w:rPr>
+                      <w:color w:val="B3261E"/>
+                    </w:rPr>
                     <m:t>b</m:t>
                   </m:r>
                 </m:sup>
@@ -9062,34 +9490,55 @@
                 <m:rPr>
                   <m:sty m:val="p"/>
                 </m:rPr>
+                <w:rPr>
+                  <w:color w:val="B3261E"/>
+                </w:rPr>
                 <m:t>=</m:t>
               </m:r>
               <m:sSup>
                 <m:e>
                   <m:r>
+                    <w:rPr>
+                      <w:color w:val="B3261E"/>
+                    </w:rPr>
                     <m:t>e</m:t>
                   </m:r>
                 </m:e>
                 <m:sup>
                   <m:r>
+                    <w:rPr>
+                      <w:color w:val="B3261E"/>
+                    </w:rPr>
                     <m:t>b</m:t>
                   </m:r>
                 </m:sup>
               </m:sSup>
               <m:r>
+                <w:rPr>
+                  <w:color w:val="B3261E"/>
+                </w:rPr>
                 <m:t> </m:t>
               </m:r>
               <m:sSup>
                 <m:e>
                   <m:r>
+                    <w:rPr>
+                      <w:color w:val="B3261E"/>
+                    </w:rPr>
                     <m:t>e</m:t>
                   </m:r>
                 </m:e>
                 <m:sup>
                   <m:r>
+                    <w:rPr>
+                      <w:color w:val="B3261E"/>
+                    </w:rPr>
                     <m:t>a</m:t>
                   </m:r>
                   <m:r>
+                    <w:rPr>
+                      <w:color w:val="B3261E"/>
+                    </w:rPr>
                     <m:t>x</m:t>
                   </m:r>
                 </m:sup>
@@ -9154,9 +9603,11 @@
               <w:rPr>
                 <w:b/>
                 <w:bCs/>
-                <w:rtl/>
-              </w:rPr>
-              <w:t xml:space="preserve">[مثال]</w:t>
+                <w:color w:val="FFFFFF"/>
+                <w:shd w:val="clear" w:color="auto" w:fill="C76B00"/>
+                <w:rtl/>
+              </w:rPr>
+              <w:t xml:space="preserve"> مثال </w:t>
             </w:r>
             <w:r>
               <w:rPr>
@@ -9176,7 +9627,7 @@
               </w:rPr>
               <w:drawing>
                 <wp:inline>
-                  <wp:extent cx="3426604" cy="302013"/>
+                  <wp:extent cx="4038656" cy="605238"/>
                   <wp:docPr id="8" name="Picture 8"/>
                   <wp:cNvGraphicFramePr>
                     <a:graphicFrameLocks noChangeAspect="1"/>
@@ -9185,7 +9636,7 @@
                     <a:graphicData uri="http://schemas.openxmlformats.org/drawingml/2006/picture">
                       <pic:pic>
                         <pic:nvPicPr>
-                          <pic:cNvPr id="0" name="0520ac441267d16e.png"/>
+                          <pic:cNvPr id="0" name="a552ec8d7c5e262e.png"/>
                           <pic:cNvPicPr/>
                         </pic:nvPicPr>
                         <pic:blipFill>
@@ -9197,7 +9648,7 @@
                         <pic:spPr>
                           <a:xfrm>
                             <a:off x="0" y="0"/>
-                            <a:ext cx="3426604" cy="302013"/>
+                            <a:ext cx="4038656" cy="605238"/>
                           </a:xfrm>
                           <a:prstGeom prst="rect"/>
                         </pic:spPr>
@@ -9277,45 +9728,75 @@
             </w:r>
             <m:oMath>
               <m:r>
+                <w:rPr>
+                  <w:color w:val="B3261E"/>
+                </w:rPr>
                 <m:t>y</m:t>
               </m:r>
               <m:r>
                 <m:rPr>
                   <m:sty m:val="p"/>
                 </m:rPr>
+                <w:rPr>
+                  <w:color w:val="B3261E"/>
+                </w:rPr>
                 <m:t>≈</m:t>
               </m:r>
               <m:r>
+                <w:rPr>
+                  <w:color w:val="B3261E"/>
+                </w:rPr>
                 <m:t>19</m:t>
               </m:r>
               <m:r>
                 <m:rPr>
                   <m:sty m:val="p"/>
                 </m:rPr>
+                <w:rPr>
+                  <w:color w:val="B3261E"/>
+                </w:rPr>
                 <m:t>,</m:t>
               </m:r>
               <m:r>
+                <w:rPr>
+                  <w:color w:val="B3261E"/>
+                </w:rPr>
                 <m:t>03</m:t>
               </m:r>
               <m:r>
+                <w:rPr>
+                  <w:color w:val="B3261E"/>
+                </w:rPr>
                 <m:t>x</m:t>
               </m:r>
               <m:r>
                 <m:rPr>
                   <m:sty m:val="p"/>
                 </m:rPr>
+                <w:rPr>
+                  <w:color w:val="B3261E"/>
+                </w:rPr>
                 <m:t>+</m:t>
               </m:r>
               <m:r>
+                <w:rPr>
+                  <w:color w:val="B3261E"/>
+                </w:rPr>
                 <m:t>24</m:t>
               </m:r>
               <m:r>
                 <m:rPr>
                   <m:sty m:val="p"/>
                 </m:rPr>
+                <w:rPr>
+                  <w:color w:val="B3261E"/>
+                </w:rPr>
                 <m:t>,</m:t>
               </m:r>
               <m:r>
+                <w:rPr>
+                  <w:color w:val="B3261E"/>
+                </w:rPr>
                 <m:t>73</m:t>
               </m:r>
             </m:oMath>
@@ -9517,20 +9998,208 @@
                 <m:t>≈</m:t>
               </m:r>
               <m:r>
+                <w:rPr>
+                  <w:color w:val="B3261E"/>
+                </w:rPr>
                 <m:t>40</m:t>
               </m:r>
               <m:r>
                 <m:rPr>
                   <m:sty m:val="p"/>
                 </m:rPr>
+                <w:rPr>
+                  <w:color w:val="B3261E"/>
+                </w:rPr>
                 <m:t>,</m:t>
               </m:r>
               <m:r>
+                <w:rPr>
+                  <w:color w:val="B3261E"/>
+                </w:rPr>
                 <m:t>4</m:t>
               </m:r>
               <m:r>
+                <w:rPr>
+                  <w:color w:val="B3261E"/>
+                </w:rPr>
                 <m:t> </m:t>
               </m:r>
+              <m:sSup>
+                <m:e>
+                  <m:r>
+                    <w:rPr>
+                      <w:color w:val="B3261E"/>
+                    </w:rPr>
+                    <m:t>e</m:t>
+                  </m:r>
+                </m:e>
+                <m:sup>
+                  <m:r>
+                    <w:rPr>
+                      <w:color w:val="B3261E"/>
+                    </w:rPr>
+                    <m:t>0</m:t>
+                  </m:r>
+                  <m:r>
+                    <m:rPr>
+                      <m:sty m:val="p"/>
+                    </m:rPr>
+                    <w:rPr>
+                      <w:color w:val="B3261E"/>
+                    </w:rPr>
+                    <m:t>,</m:t>
+                  </m:r>
+                  <m:r>
+                    <w:rPr>
+                      <w:color w:val="B3261E"/>
+                    </w:rPr>
+                    <m:t>214</m:t>
+                  </m:r>
+                  <m:r>
+                    <w:rPr>
+                      <w:color w:val="B3261E"/>
+                    </w:rPr>
+                    <m:t>x</m:t>
+                  </m:r>
+                </m:sup>
+              </m:sSup>
+            </m:oMath>
+            <w:r>
+              <w:rPr>
+                <w:rtl/>
+              </w:rPr>
+              <w:t xml:space="preserve">.</w:t>
+            </w:r>
+          </w:p>
+          <w:p>
+            <w:pPr>
+              <w:bidi/>
+              <w:jc w:val="left"/>
+            </w:pPr>
+            <w:r>
+              <w:rPr>
+                <w:b/>
+                <w:bCs/>
+                <w:rtl/>
+              </w:rPr>
+              <w:t xml:space="preserve">(3)</w:t>
+            </w:r>
+            <w:r>
+              <w:rPr>
+                <w:rtl/>
+              </w:rPr>
+              <w:t xml:space="preserve"> </w:t>
+            </w:r>
+            <w:r>
+              <w:rPr>
+                <w:rtl/>
+              </w:rPr>
+              <w:t xml:space="preserve">تقدير</w:t>
+            </w:r>
+            <w:r>
+              <w:rPr>
+                <w:rtl/>
+              </w:rPr>
+              <w:t xml:space="preserve"> </w:t>
+            </w:r>
+            <m:oMath>
+              <m:r>
+                <m:t>x</m:t>
+              </m:r>
+              <m:r>
+                <m:rPr>
+                  <m:sty m:val="p"/>
+                </m:rPr>
+                <m:t>=</m:t>
+              </m:r>
+              <m:r>
+                <m:t>8</m:t>
+              </m:r>
+            </m:oMath>
+            <w:r>
+              <w:rPr>
+                <w:rtl/>
+              </w:rPr>
+              <w:t xml:space="preserve">: الخطي</w:t>
+            </w:r>
+            <w:r>
+              <w:rPr>
+                <w:rtl/>
+              </w:rPr>
+              <w:t xml:space="preserve"> </w:t>
+            </w:r>
+            <m:oMath>
+              <m:r>
+                <m:t>19</m:t>
+              </m:r>
+              <m:r>
+                <m:rPr>
+                  <m:sty m:val="p"/>
+                </m:rPr>
+                <m:t>,</m:t>
+              </m:r>
+              <m:r>
+                <m:t>03</m:t>
+              </m:r>
+              <m:r>
+                <m:rPr>
+                  <m:sty m:val="p"/>
+                </m:rPr>
+                <m:t>×</m:t>
+              </m:r>
+              <m:r>
+                <m:t>8</m:t>
+              </m:r>
+              <m:r>
+                <m:rPr>
+                  <m:sty m:val="p"/>
+                </m:rPr>
+                <m:t>+</m:t>
+              </m:r>
+              <m:r>
+                <m:t>24</m:t>
+              </m:r>
+              <m:r>
+                <m:rPr>
+                  <m:sty m:val="p"/>
+                </m:rPr>
+                <m:t>,</m:t>
+              </m:r>
+              <m:r>
+                <m:t>73</m:t>
+              </m:r>
+              <m:r>
+                <m:rPr>
+                  <m:sty m:val="p"/>
+                </m:rPr>
+                <m:t>≈</m:t>
+              </m:r>
+              <m:r>
+                <w:rPr>
+                  <w:color w:val="B3261E"/>
+                </w:rPr>
+                <m:t>177</m:t>
+              </m:r>
+            </m:oMath>
+            <w:r>
+              <w:rPr>
+                <w:rtl/>
+              </w:rPr>
+              <w:t xml:space="preserve"> </w:t>
+            </w:r>
+            <w:r>
+              <w:rPr>
+                <w:rtl/>
+              </w:rPr>
+              <w:t xml:space="preserve">؛ الأسي</w:t>
+            </w:r>
+            <w:r>
+              <w:rPr>
+                <w:rtl/>
+              </w:rPr>
+              <w:t xml:space="preserve"> </w:t>
+            </w:r>
+            <m:oMath>
               <m:sSup>
                 <m:e>
                   <m:r>
@@ -9551,153 +10220,22 @@
                     <m:t>214</m:t>
                   </m:r>
                   <m:r>
-                    <m:t>x</m:t>
-                  </m:r>
-                </m:sup>
-              </m:sSup>
-            </m:oMath>
-            <w:r>
-              <w:rPr>
-                <w:rtl/>
-              </w:rPr>
-              <w:t xml:space="preserve">.</w:t>
-            </w:r>
-          </w:p>
-          <w:p>
-            <w:pPr>
-              <w:bidi/>
-              <w:jc w:val="left"/>
-            </w:pPr>
-            <w:r>
-              <w:rPr>
-                <w:b/>
-                <w:bCs/>
-                <w:rtl/>
-              </w:rPr>
-              <w:t xml:space="preserve">(3)</w:t>
-            </w:r>
-            <w:r>
-              <w:rPr>
-                <w:rtl/>
-              </w:rPr>
-              <w:t xml:space="preserve"> </w:t>
-            </w:r>
-            <w:r>
-              <w:rPr>
-                <w:rtl/>
-              </w:rPr>
-              <w:t xml:space="preserve">تقدير</w:t>
-            </w:r>
-            <w:r>
-              <w:rPr>
-                <w:rtl/>
-              </w:rPr>
-              <w:t xml:space="preserve"> </w:t>
-            </w:r>
-            <m:oMath>
-              <m:r>
-                <m:t>x</m:t>
-              </m:r>
-              <m:r>
-                <m:rPr>
-                  <m:sty m:val="p"/>
-                </m:rPr>
-                <m:t>=</m:t>
-              </m:r>
-              <m:r>
-                <m:t>8</m:t>
-              </m:r>
-            </m:oMath>
-            <w:r>
-              <w:rPr>
-                <w:rtl/>
-              </w:rPr>
-              <w:t xml:space="preserve">: الخطي</w:t>
-            </w:r>
-            <w:r>
-              <w:rPr>
-                <w:rtl/>
-              </w:rPr>
-              <w:t xml:space="preserve"> </w:t>
-            </w:r>
-            <m:oMath>
-              <m:r>
-                <m:t>19</m:t>
-              </m:r>
-              <m:r>
-                <m:rPr>
-                  <m:sty m:val="p"/>
-                </m:rPr>
-                <m:t>,</m:t>
-              </m:r>
-              <m:r>
-                <m:t>03</m:t>
-              </m:r>
-              <m:r>
-                <m:rPr>
-                  <m:sty m:val="p"/>
-                </m:rPr>
-                <m:t>×</m:t>
-              </m:r>
-              <m:r>
-                <m:t>8</m:t>
-              </m:r>
-              <m:r>
-                <m:rPr>
-                  <m:sty m:val="p"/>
-                </m:rPr>
-                <m:t>+</m:t>
-              </m:r>
-              <m:r>
-                <m:t>24</m:t>
-              </m:r>
-              <m:r>
-                <m:rPr>
-                  <m:sty m:val="p"/>
-                </m:rPr>
-                <m:t>,</m:t>
-              </m:r>
-              <m:r>
-                <m:t>73</m:t>
-              </m:r>
-              <m:r>
-                <m:rPr>
-                  <m:sty m:val="p"/>
-                </m:rPr>
-                <m:t>≈</m:t>
-              </m:r>
-              <m:r>
-                <m:t>177</m:t>
-              </m:r>
-            </m:oMath>
-            <w:r>
-              <w:rPr>
-                <w:rtl/>
-              </w:rPr>
-              <w:t xml:space="preserve"> </w:t>
-            </w:r>
-            <w:r>
-              <w:rPr>
-                <w:rtl/>
-              </w:rPr>
-              <w:t xml:space="preserve">؛ الأسي</w:t>
-            </w:r>
-            <w:r>
-              <w:rPr>
-                <w:rtl/>
-              </w:rPr>
-              <w:t xml:space="preserve"> </w:t>
-            </w:r>
-            <m:oMath>
-              <m:sSup>
-                <m:e>
-                  <m:r>
-                    <m:t>e</m:t>
-                  </m:r>
-                </m:e>
-                <m:sup>
-                  <m:r>
-                    <m:t>0</m:t>
+                    <m:rPr>
+                      <m:sty m:val="p"/>
+                    </m:rPr>
+                    <m:t>×</m:t>
+                  </m:r>
+                  <m:r>
+                    <m:t>8</m:t>
+                  </m:r>
+                  <m:r>
+                    <m:rPr>
+                      <m:sty m:val="p"/>
+                    </m:rPr>
+                    <m:t>+</m:t>
+                  </m:r>
+                  <m:r>
+                    <m:t>3</m:t>
                   </m:r>
                   <m:r>
                     <m:rPr>
@@ -9706,25 +10244,25 @@
                     <m:t>,</m:t>
                   </m:r>
                   <m:r>
-                    <m:t>214</m:t>
-                  </m:r>
-                  <m:r>
-                    <m:rPr>
-                      <m:sty m:val="p"/>
-                    </m:rPr>
-                    <m:t>×</m:t>
-                  </m:r>
-                  <m:r>
-                    <m:t>8</m:t>
-                  </m:r>
-                  <m:r>
-                    <m:rPr>
-                      <m:sty m:val="p"/>
-                    </m:rPr>
-                    <m:t>+</m:t>
-                  </m:r>
-                  <m:r>
-                    <m:t>3</m:t>
+                    <m:t>699</m:t>
+                  </m:r>
+                </m:sup>
+              </m:sSup>
+              <m:r>
+                <m:rPr>
+                  <m:sty m:val="p"/>
+                </m:rPr>
+                <m:t>=</m:t>
+              </m:r>
+              <m:sSup>
+                <m:e>
+                  <m:r>
+                    <m:t>e</m:t>
+                  </m:r>
+                </m:e>
+                <m:sup>
+                  <m:r>
+                    <m:t>5</m:t>
                   </m:r>
                   <m:r>
                     <m:rPr>
@@ -9733,7 +10271,7 @@
                     <m:t>,</m:t>
                   </m:r>
                   <m:r>
-                    <m:t>699</m:t>
+                    <m:t>411</m:t>
                   </m:r>
                 </m:sup>
               </m:sSup>
@@ -9741,36 +10279,12 @@
                 <m:rPr>
                   <m:sty m:val="p"/>
                 </m:rPr>
-                <m:t>=</m:t>
-              </m:r>
-              <m:sSup>
-                <m:e>
-                  <m:r>
-                    <m:t>e</m:t>
-                  </m:r>
-                </m:e>
-                <m:sup>
-                  <m:r>
-                    <m:t>5</m:t>
-                  </m:r>
-                  <m:r>
-                    <m:rPr>
-                      <m:sty m:val="p"/>
-                    </m:rPr>
-                    <m:t>,</m:t>
-                  </m:r>
-                  <m:r>
-                    <m:t>411</m:t>
-                  </m:r>
-                </m:sup>
-              </m:sSup>
-              <m:r>
-                <m:rPr>
-                  <m:sty m:val="p"/>
-                </m:rPr>
                 <m:t>≈</m:t>
               </m:r>
               <m:r>
+                <w:rPr>
+                  <w:color w:val="B3261E"/>
+                </w:rPr>
                 <m:t>224</m:t>
               </m:r>
             </m:oMath>
@@ -9833,16 +10347,11 @@
               <w:rPr>
                 <w:rtl/>
               </w:rPr>
-              <w:t xml:space="preserve">النقط تتبع المنحنى الأسي أحسن:</w:t>
-            </w:r>
-            <w:r>
-              <w:rPr>
-                <w:rtl/>
-              </w:rPr>
-              <w:t xml:space="preserve"> </w:t>
-            </w:r>
-            <w:r>
-              <w:rPr>
+              <w:t xml:space="preserve">النقط تتبع المنحنى الأسي أحسن: </w:t>
+            </w:r>
+            <w:r>
+              <w:rPr>
+                <w:color w:val="B3261E"/>
                 <w:rtl/>
               </w:rPr>
               <w:t xml:space="preserve">التعديل</w:t>
@@ -9855,6 +10364,7 @@
             </w:r>
             <w:r>
               <w:rPr>
+                <w:color w:val="B3261E"/>
                 <w:rtl/>
               </w:rPr>
               <w:t xml:space="preserve">الأسي</w:t>
@@ -9867,6 +10377,7 @@
             </w:r>
             <w:r>
               <w:rPr>
+                <w:color w:val="B3261E"/>
                 <w:rtl/>
               </w:rPr>
               <w:t xml:space="preserve">أنسب</w:t>
@@ -9931,9 +10442,11 @@
               <w:rPr>
                 <w:b/>
                 <w:bCs/>
-                <w:rtl/>
-              </w:rPr>
-              <w:t xml:space="preserve">[حذار]</w:t>
+                <w:color w:val="FFFFFF"/>
+                <w:shd w:val="clear" w:color="auto" w:fill="B3261E"/>
+                <w:rtl/>
+              </w:rPr>
+              <w:t xml:space="preserve"> حذار </w:t>
             </w:r>
             <w:r>
               <w:rPr>
@@ -10006,9 +10519,11 @@
               <w:rPr>
                 <w:b/>
                 <w:bCs/>
-                <w:rtl/>
-              </w:rPr>
-              <w:t xml:space="preserve">[تمرين تطبيقي]</w:t>
+                <w:color w:val="FFFFFF"/>
+                <w:shd w:val="clear" w:color="auto" w:fill="6A1B9A"/>
+                <w:rtl/>
+              </w:rPr>
+              <w:t xml:space="preserve"> تمرين تطبيقي </w:t>
             </w:r>
           </w:p>
           <w:p>
@@ -10208,9 +10723,11 @@
               <w:rPr>
                 <w:b/>
                 <w:bCs/>
-                <w:rtl/>
-              </w:rPr>
-              <w:t xml:space="preserve">[حل التمرين التطبيقي]</w:t>
+                <w:color w:val="FFFFFF"/>
+                <w:shd w:val="clear" w:color="auto" w:fill="C76B00"/>
+                <w:rtl/>
+              </w:rPr>
+              <w:t xml:space="preserve"> حل التمرين التطبيقي </w:t>
             </w:r>
           </w:p>
           <w:p>
@@ -10279,15 +10796,24 @@
                 <m:t>≈</m:t>
               </m:r>
               <m:r>
+                <w:rPr>
+                  <w:color w:val="B3261E"/>
+                </w:rPr>
                 <m:t>4</m:t>
               </m:r>
               <m:r>
                 <m:rPr>
                   <m:sty m:val="p"/>
                 </m:rPr>
+                <w:rPr>
+                  <w:color w:val="B3261E"/>
+                </w:rPr>
                 <m:t>,</m:t>
               </m:r>
               <m:r>
+                <w:rPr>
+                  <w:color w:val="B3261E"/>
+                </w:rPr>
                 <m:t>93</m:t>
               </m:r>
             </m:oMath>
@@ -10451,16 +10977,11 @@
               <w:rPr>
                 <w:rtl/>
               </w:rPr>
-              <w:t xml:space="preserve">:</w:t>
-            </w:r>
-            <w:r>
-              <w:rPr>
-                <w:rtl/>
-              </w:rPr>
-              <w:t xml:space="preserve"> </w:t>
-            </w:r>
-            <w:r>
-              <w:rPr>
+              <w:t xml:space="preserve">: </w:t>
+            </w:r>
+            <w:r>
+              <w:rPr>
+                <w:color w:val="B3261E"/>
                 <w:rtl/>
               </w:rPr>
               <w:t xml:space="preserve">السنة</w:t>
@@ -10473,6 +10994,7 @@
             </w:r>
             <w:r>
               <w:rPr>
+                <w:color w:val="B3261E"/>
                 <w:rtl/>
               </w:rPr>
               <w:t xml:space="preserve">التاسعة</w:t>
@@ -11037,10 +11559,10 @@
         <w:tblLook w:firstRow="0" w:lastRow="0" w:firstColumn="0" w:lastColumn="0" w:noHBand="0" w:noVBand="0" w:val="0000"/>
       </w:tblPr>
       <w:tblGrid>
-        <w:gridCol w:w="1084"/>
-        <w:gridCol w:w="591"/>
-        <w:gridCol w:w="7004"/>
-        <w:gridCol w:w="1183"/>
+        <w:gridCol w:w="1281"/>
+        <w:gridCol w:w="690"/>
+        <w:gridCol w:w="6511"/>
+        <w:gridCol w:w="1380"/>
       </w:tblGrid>
       <w:tr>
         <w:tc>
@@ -11264,9 +11786,11 @@
               <w:rPr>
                 <w:b/>
                 <w:bCs/>
-                <w:rtl/>
-              </w:rPr>
-              <w:t xml:space="preserve">[مسألة]</w:t>
+                <w:color w:val="FFFFFF"/>
+                <w:shd w:val="clear" w:color="auto" w:fill="C76B00"/>
+                <w:rtl/>
+              </w:rPr>
+              <w:t xml:space="preserve"> مسألة </w:t>
             </w:r>
             <w:r>
               <w:rPr>
@@ -11350,7 +11874,7 @@
               </w:rPr>
               <w:drawing>
                 <wp:inline>
-                  <wp:extent cx="3426604" cy="206641"/>
+                  <wp:extent cx="4038656" cy="414700"/>
                   <wp:docPr id="10" name="Picture 10"/>
                   <wp:cNvGraphicFramePr>
                     <a:graphicFrameLocks noChangeAspect="1"/>
@@ -11359,7 +11883,7 @@
                     <a:graphicData uri="http://schemas.openxmlformats.org/drawingml/2006/picture">
                       <pic:pic>
                         <pic:nvPicPr>
-                          <pic:cNvPr id="0" name="3318e4018b5ebb18.png"/>
+                          <pic:cNvPr id="0" name="fe04135421ba4dd5.png"/>
                           <pic:cNvPicPr/>
                         </pic:nvPicPr>
                         <pic:blipFill>
@@ -11371,7 +11895,7 @@
                         <pic:spPr>
                           <a:xfrm>
                             <a:off x="0" y="0"/>
-                            <a:ext cx="3426604" cy="206641"/>
+                            <a:ext cx="4038656" cy="414700"/>
                           </a:xfrm>
                           <a:prstGeom prst="rect"/>
                         </pic:spPr>
@@ -11653,9 +12177,11 @@
               <w:rPr>
                 <w:b/>
                 <w:bCs/>
-                <w:rtl/>
-              </w:rPr>
-              <w:t xml:space="preserve">[الحل]</w:t>
+                <w:color w:val="FFFFFF"/>
+                <w:shd w:val="clear" w:color="auto" w:fill="C76B00"/>
+                <w:rtl/>
+              </w:rPr>
+              <w:t xml:space="preserve"> الحل </w:t>
             </w:r>
           </w:p>
           <w:p>
@@ -11695,15 +12221,24 @@
                 <m:t>=</m:t>
               </m:r>
               <m:r>
+                <w:rPr>
+                  <w:color w:val="B3261E"/>
+                </w:rPr>
                 <m:t>3</m:t>
               </m:r>
               <m:r>
                 <m:rPr>
                   <m:sty m:val="p"/>
                 </m:rPr>
+                <w:rPr>
+                  <w:color w:val="B3261E"/>
+                </w:rPr>
                 <m:t>,</m:t>
               </m:r>
               <m:r>
+                <w:rPr>
+                  <w:color w:val="B3261E"/>
+                </w:rPr>
                 <m:t>5</m:t>
               </m:r>
             </m:oMath>
@@ -11764,6 +12299,9 @@
                 <m:t>=</m:t>
               </m:r>
               <m:r>
+                <w:rPr>
+                  <w:color w:val="B3261E"/>
+                </w:rPr>
                 <m:t>67</m:t>
               </m:r>
             </m:oMath>
@@ -11781,6 +12319,9 @@
             </w:r>
             <m:oMath>
               <m:r>
+                <w:rPr>
+                  <w:color w:val="B3261E"/>
+                </w:rPr>
                 <m:t>G</m:t>
               </m:r>
               <m:d>
@@ -11792,24 +12333,39 @@
                 </m:dPr>
                 <m:e>
                   <m:r>
+                    <w:rPr>
+                      <w:color w:val="B3261E"/>
+                    </w:rPr>
                     <m:t>3</m:t>
                   </m:r>
                   <m:r>
                     <m:rPr>
                       <m:sty m:val="p"/>
                     </m:rPr>
+                    <w:rPr>
+                      <w:color w:val="B3261E"/>
+                    </w:rPr>
                     <m:t>,</m:t>
                   </m:r>
                   <m:r>
+                    <w:rPr>
+                      <w:color w:val="B3261E"/>
+                    </w:rPr>
                     <m:t>5</m:t>
                   </m:r>
                   <m:r>
                     <m:rPr>
                       <m:sty m:val="p"/>
                     </m:rPr>
+                    <w:rPr>
+                      <w:color w:val="B3261E"/>
+                    </w:rPr>
                     <m:t>;</m:t>
                   </m:r>
                   <m:r>
+                    <w:rPr>
+                      <w:color w:val="B3261E"/>
+                    </w:rPr>
                     <m:t>67</m:t>
                   </m:r>
                 </m:e>
@@ -12152,15 +12708,24 @@
                 <m:t>≈</m:t>
               </m:r>
               <m:r>
+                <w:rPr>
+                  <w:color w:val="B3261E"/>
+                </w:rPr>
                 <m:t>6</m:t>
               </m:r>
               <m:r>
                 <m:rPr>
                   <m:sty m:val="p"/>
                 </m:rPr>
+                <w:rPr>
+                  <w:color w:val="B3261E"/>
+                </w:rPr>
                 <m:t>,</m:t>
               </m:r>
               <m:r>
+                <w:rPr>
+                  <w:color w:val="B3261E"/>
+                </w:rPr>
                 <m:t>17</m:t>
               </m:r>
             </m:oMath>
@@ -12238,15 +12803,24 @@
                 <m:t>≈</m:t>
               </m:r>
               <m:r>
+                <w:rPr>
+                  <w:color w:val="B3261E"/>
+                </w:rPr>
                 <m:t>45</m:t>
               </m:r>
               <m:r>
                 <m:rPr>
                   <m:sty m:val="p"/>
                 </m:rPr>
+                <w:rPr>
+                  <w:color w:val="B3261E"/>
+                </w:rPr>
                 <m:t>,</m:t>
               </m:r>
               <m:r>
+                <w:rPr>
+                  <w:color w:val="B3261E"/>
+                </w:rPr>
                 <m:t>4</m:t>
               </m:r>
             </m:oMath>
@@ -12401,15 +12975,24 @@
                 <m:t>≈</m:t>
               </m:r>
               <m:r>
+                <w:rPr>
+                  <w:color w:val="B3261E"/>
+                </w:rPr>
                 <m:t>94</m:t>
               </m:r>
               <m:r>
                 <m:rPr>
                   <m:sty m:val="p"/>
                 </m:rPr>
+                <w:rPr>
+                  <w:color w:val="B3261E"/>
+                </w:rPr>
                 <m:t>,</m:t>
               </m:r>
               <m:r>
+                <w:rPr>
+                  <w:color w:val="B3261E"/>
+                </w:rPr>
                 <m:t>8</m:t>
               </m:r>
             </m:oMath>
@@ -12573,16 +13156,11 @@
               <w:rPr>
                 <w:rtl/>
               </w:rPr>
-              <w:t xml:space="preserve">:</w:t>
-            </w:r>
-            <w:r>
-              <w:rPr>
-                <w:rtl/>
-              </w:rPr>
-              <w:t xml:space="preserve"> </w:t>
-            </w:r>
-            <w:r>
-              <w:rPr>
+              <w:t xml:space="preserve">: </w:t>
+            </w:r>
+            <w:r>
+              <w:rPr>
+                <w:color w:val="B3261E"/>
                 <w:rtl/>
               </w:rPr>
               <w:t xml:space="preserve">ابتداءً</w:t>
@@ -12595,6 +13173,7 @@
             </w:r>
             <w:r>
               <w:rPr>
+                <w:color w:val="B3261E"/>
                 <w:rtl/>
               </w:rPr>
               <w:t xml:space="preserve">من</w:t>
@@ -12607,6 +13186,7 @@
             </w:r>
             <w:r>
               <w:rPr>
+                <w:color w:val="B3261E"/>
                 <w:rtl/>
               </w:rPr>
               <w:t xml:space="preserve">حوالي</w:t>
@@ -12619,6 +13199,9 @@
             </w:r>
             <m:oMath>
               <m:r>
+                <w:rPr>
+                  <w:color w:val="B3261E"/>
+                </w:rPr>
                 <m:t>885</m:t>
               </m:r>
             </m:oMath>
@@ -12630,6 +13213,7 @@
             </w:r>
             <w:r>
               <w:rPr>
+                <w:color w:val="B3261E"/>
                 <w:rtl/>
               </w:rPr>
               <w:t xml:space="preserve">وحدة</w:t>
@@ -12702,9 +13286,11 @@
               <w:rPr>
                 <w:b/>
                 <w:bCs/>
-                <w:rtl/>
-              </w:rPr>
-              <w:t xml:space="preserve">[ملاحظات]</w:t>
+                <w:color w:val="FFFFFF"/>
+                <w:shd w:val="clear" w:color="auto" w:fill="2E7D32"/>
+                <w:rtl/>
+              </w:rPr>
+              <w:t xml:space="preserve"> ملاحظات </w:t>
             </w:r>
             <w:r>
               <w:rPr>
@@ -12835,9 +13421,11 @@
               <w:rPr>
                 <w:b/>
                 <w:bCs/>
-                <w:rtl/>
-              </w:rPr>
-              <w:t xml:space="preserve">[تمرين تطبيقي]</w:t>
+                <w:color w:val="FFFFFF"/>
+                <w:shd w:val="clear" w:color="auto" w:fill="6A1B9A"/>
+                <w:rtl/>
+              </w:rPr>
+              <w:t xml:space="preserve"> تمرين تطبيقي </w:t>
             </w:r>
           </w:p>
           <w:p>
@@ -13312,9 +13900,11 @@
               <w:rPr>
                 <w:b/>
                 <w:bCs/>
-                <w:rtl/>
-              </w:rPr>
-              <w:t xml:space="preserve">[حل التمرين التطبيقي]</w:t>
+                <w:color w:val="FFFFFF"/>
+                <w:shd w:val="clear" w:color="auto" w:fill="C76B00"/>
+                <w:rtl/>
+              </w:rPr>
+              <w:t xml:space="preserve"> حل التمرين التطبيقي </w:t>
             </w:r>
           </w:p>
           <w:p>
@@ -13338,6 +13928,9 @@
             </w:r>
             <m:oMath>
               <m:r>
+                <w:rPr>
+                  <w:color w:val="B3261E"/>
+                </w:rPr>
                 <m:t>G</m:t>
               </m:r>
               <m:d>
@@ -13349,15 +13942,24 @@
                 </m:dPr>
                 <m:e>
                   <m:r>
+                    <w:rPr>
+                      <w:color w:val="B3261E"/>
+                    </w:rPr>
                     <m:t>3</m:t>
                   </m:r>
                   <m:r>
                     <m:rPr>
                       <m:sty m:val="p"/>
                     </m:rPr>
+                    <w:rPr>
+                      <w:color w:val="B3261E"/>
+                    </w:rPr>
                     <m:t>;</m:t>
                   </m:r>
                   <m:r>
+                    <w:rPr>
+                      <w:color w:val="B3261E"/>
+                    </w:rPr>
                     <m:t>175</m:t>
                   </m:r>
                 </m:e>
@@ -13383,45 +13985,75 @@
             </w:r>
             <m:oMath>
               <m:r>
+                <w:rPr>
+                  <w:color w:val="B3261E"/>
+                </w:rPr>
                 <m:t>y</m:t>
               </m:r>
               <m:r>
                 <m:rPr>
                   <m:sty m:val="p"/>
                 </m:rPr>
+                <w:rPr>
+                  <w:color w:val="B3261E"/>
+                </w:rPr>
                 <m:t>=</m:t>
               </m:r>
               <m:r>
+                <w:rPr>
+                  <w:color w:val="B3261E"/>
+                </w:rPr>
                 <m:t>27</m:t>
               </m:r>
               <m:r>
                 <m:rPr>
                   <m:sty m:val="p"/>
                 </m:rPr>
+                <w:rPr>
+                  <w:color w:val="B3261E"/>
+                </w:rPr>
                 <m:t>,</m:t>
               </m:r>
               <m:r>
+                <w:rPr>
+                  <w:color w:val="B3261E"/>
+                </w:rPr>
                 <m:t>5</m:t>
               </m:r>
               <m:r>
+                <w:rPr>
+                  <w:color w:val="B3261E"/>
+                </w:rPr>
                 <m:t>x</m:t>
               </m:r>
               <m:r>
                 <m:rPr>
                   <m:sty m:val="p"/>
                 </m:rPr>
+                <w:rPr>
+                  <w:color w:val="B3261E"/>
+                </w:rPr>
                 <m:t>+</m:t>
               </m:r>
               <m:r>
+                <w:rPr>
+                  <w:color w:val="B3261E"/>
+                </w:rPr>
                 <m:t>92</m:t>
               </m:r>
               <m:r>
                 <m:rPr>
                   <m:sty m:val="p"/>
                 </m:rPr>
+                <w:rPr>
+                  <w:color w:val="B3261E"/>
+                </w:rPr>
                 <m:t>,</m:t>
               </m:r>
               <m:r>
+                <w:rPr>
+                  <w:color w:val="B3261E"/>
+                </w:rPr>
                 <m:t>5</m:t>
               </m:r>
             </m:oMath>
@@ -13513,15 +14145,24 @@
                 <m:t>=</m:t>
               </m:r>
               <m:r>
+                <w:rPr>
+                  <w:color w:val="B3261E"/>
+                </w:rPr>
                 <m:t>257</m:t>
               </m:r>
               <m:r>
                 <m:rPr>
                   <m:sty m:val="p"/>
                 </m:rPr>
+                <w:rPr>
+                  <w:color w:val="B3261E"/>
+                </w:rPr>
                 <m:t>,</m:t>
               </m:r>
               <m:r>
+                <w:rPr>
+                  <w:color w:val="B3261E"/>
+                </w:rPr>
                 <m:t>5</m:t>
               </m:r>
             </m:oMath>
@@ -14077,8 +14718,8 @@
     </w:pPr>
     <w:rPr>
       <w:rFonts w:ascii="Amiri" w:cs="Amiri" w:eastAsia="Amiri" w:hAnsi="Amiri"/>
-      <w:sz w:val="26"/>
-      <w:szCs w:val="26"/>
+      <w:sz w:val="28"/>
+      <w:szCs w:val="28"/>
       <w:lang w:bidi="ar-DZ" w:val="fr-FR"/>
     </w:rPr>
   </w:style>
